--- a/Documentation/DeveloperInformation.docx
+++ b/Documentation/DeveloperInformation.docx
@@ -47,7 +47,7 @@
         <w:rPr>
           <w:noProof/>
         </w:rPr>
-        <w:t>September 1, 2026</w:t>
+        <w:t>September 2, 2026</w:t>
       </w:r>
       <w:r>
         <w:rPr>
@@ -141,7 +141,7 @@
         </w:rPr>
         <w:fldChar w:fldCharType="separate"/>
       </w:r>
-      <w:hyperlink w:anchor="_Toc239155358" w:history="1">
+      <w:hyperlink w:anchor="_Toc239272817" w:history="1">
         <w:r>
           <w:rPr>
             <w:rStyle w:val="Hyperlink"/>
@@ -164,7 +164,7 @@
           <w:rPr>
             <w:webHidden/>
           </w:rPr>
-          <w:instrText xml:space="preserve"> PAGEREF _Toc239155358 \h </w:instrText>
+          <w:instrText xml:space="preserve"> PAGEREF _Toc239272817 \h </w:instrText>
         </w:r>
         <w:r>
           <w:rPr>
@@ -202,7 +202,7 @@
           <w:lang w:eastAsia="en-US"/>
         </w:rPr>
       </w:pPr>
-      <w:hyperlink w:anchor="_Toc239155359" w:history="1">
+      <w:hyperlink w:anchor="_Toc239272818" w:history="1">
         <w:r>
           <w:rPr>
             <w:rStyle w:val="Hyperlink"/>
@@ -229,7 +229,7 @@
             <w:noProof/>
             <w:webHidden/>
           </w:rPr>
-          <w:instrText xml:space="preserve"> PAGEREF _Toc239155359 \h </w:instrText>
+          <w:instrText xml:space="preserve"> PAGEREF _Toc239272818 \h </w:instrText>
         </w:r>
         <w:r>
           <w:rPr>
@@ -249,7 +249,7 @@
             <w:noProof/>
             <w:webHidden/>
           </w:rPr>
-          <w:t>3</w:t>
+          <w:t>2</w:t>
         </w:r>
         <w:r>
           <w:rPr>
@@ -271,7 +271,7 @@
           <w:lang w:eastAsia="en-US"/>
         </w:rPr>
       </w:pPr>
-      <w:hyperlink w:anchor="_Toc239155360" w:history="1">
+      <w:hyperlink w:anchor="_Toc239272819" w:history="1">
         <w:r>
           <w:rPr>
             <w:rStyle w:val="Hyperlink"/>
@@ -298,7 +298,7 @@
             <w:noProof/>
             <w:webHidden/>
           </w:rPr>
-          <w:instrText xml:space="preserve"> PAGEREF _Toc239155360 \h </w:instrText>
+          <w:instrText xml:space="preserve"> PAGEREF _Toc239272819 \h </w:instrText>
         </w:r>
         <w:r>
           <w:rPr>
@@ -340,7 +340,7 @@
           <w:lang w:eastAsia="en-US"/>
         </w:rPr>
       </w:pPr>
-      <w:hyperlink w:anchor="_Toc239155361" w:history="1">
+      <w:hyperlink w:anchor="_Toc239272820" w:history="1">
         <w:r>
           <w:rPr>
             <w:rStyle w:val="Hyperlink"/>
@@ -367,7 +367,7 @@
             <w:noProof/>
             <w:webHidden/>
           </w:rPr>
-          <w:instrText xml:space="preserve"> PAGEREF _Toc239155361 \h </w:instrText>
+          <w:instrText xml:space="preserve"> PAGEREF _Toc239272820 \h </w:instrText>
         </w:r>
         <w:r>
           <w:rPr>
@@ -409,7 +409,7 @@
           <w:lang w:eastAsia="en-US"/>
         </w:rPr>
       </w:pPr>
-      <w:hyperlink w:anchor="_Toc239155362" w:history="1">
+      <w:hyperlink w:anchor="_Toc239272821" w:history="1">
         <w:r>
           <w:rPr>
             <w:rStyle w:val="Hyperlink"/>
@@ -436,7 +436,7 @@
             <w:noProof/>
             <w:webHidden/>
           </w:rPr>
-          <w:instrText xml:space="preserve"> PAGEREF _Toc239155362 \h </w:instrText>
+          <w:instrText xml:space="preserve"> PAGEREF _Toc239272821 \h </w:instrText>
         </w:r>
         <w:r>
           <w:rPr>
@@ -478,7 +478,7 @@
           <w:lang w:eastAsia="en-US"/>
         </w:rPr>
       </w:pPr>
-      <w:hyperlink w:anchor="_Toc239155363" w:history="1">
+      <w:hyperlink w:anchor="_Toc239272822" w:history="1">
         <w:r>
           <w:rPr>
             <w:rStyle w:val="Hyperlink"/>
@@ -505,7 +505,7 @@
             <w:noProof/>
             <w:webHidden/>
           </w:rPr>
-          <w:instrText xml:space="preserve"> PAGEREF _Toc239155363 \h </w:instrText>
+          <w:instrText xml:space="preserve"> PAGEREF _Toc239272822 \h </w:instrText>
         </w:r>
         <w:r>
           <w:rPr>
@@ -525,7 +525,7 @@
             <w:noProof/>
             <w:webHidden/>
           </w:rPr>
-          <w:t>6</w:t>
+          <w:t>5</w:t>
         </w:r>
         <w:r>
           <w:rPr>
@@ -547,7 +547,7 @@
           <w:lang w:eastAsia="en-US"/>
         </w:rPr>
       </w:pPr>
-      <w:hyperlink w:anchor="_Toc239155364" w:history="1">
+      <w:hyperlink w:anchor="_Toc239272823" w:history="1">
         <w:r>
           <w:rPr>
             <w:rStyle w:val="Hyperlink"/>
@@ -574,7 +574,7 @@
             <w:noProof/>
             <w:webHidden/>
           </w:rPr>
-          <w:instrText xml:space="preserve"> PAGEREF _Toc239155364 \h </w:instrText>
+          <w:instrText xml:space="preserve"> PAGEREF _Toc239272823 \h </w:instrText>
         </w:r>
         <w:r>
           <w:rPr>
@@ -616,7 +616,7 @@
           <w:lang w:eastAsia="en-US"/>
         </w:rPr>
       </w:pPr>
-      <w:hyperlink w:anchor="_Toc239155365" w:history="1">
+      <w:hyperlink w:anchor="_Toc239272824" w:history="1">
         <w:r>
           <w:rPr>
             <w:rStyle w:val="Hyperlink"/>
@@ -643,7 +643,7 @@
             <w:noProof/>
             <w:webHidden/>
           </w:rPr>
-          <w:instrText xml:space="preserve"> PAGEREF _Toc239155365 \h </w:instrText>
+          <w:instrText xml:space="preserve"> PAGEREF _Toc239272824 \h </w:instrText>
         </w:r>
         <w:r>
           <w:rPr>
@@ -685,7 +685,7 @@
           <w:lang w:eastAsia="en-US"/>
         </w:rPr>
       </w:pPr>
-      <w:hyperlink w:anchor="_Toc239155366" w:history="1">
+      <w:hyperlink w:anchor="_Toc239272825" w:history="1">
         <w:r>
           <w:rPr>
             <w:rStyle w:val="Hyperlink"/>
@@ -712,7 +712,7 @@
             <w:noProof/>
             <w:webHidden/>
           </w:rPr>
-          <w:instrText xml:space="preserve"> PAGEREF _Toc239155366 \h </w:instrText>
+          <w:instrText xml:space="preserve"> PAGEREF _Toc239272825 \h </w:instrText>
         </w:r>
         <w:r>
           <w:rPr>
@@ -732,7 +732,7 @@
             <w:noProof/>
             <w:webHidden/>
           </w:rPr>
-          <w:t>8</w:t>
+          <w:t>7</w:t>
         </w:r>
         <w:r>
           <w:rPr>
@@ -754,7 +754,7 @@
           <w:lang w:eastAsia="en-US"/>
         </w:rPr>
       </w:pPr>
-      <w:hyperlink w:anchor="_Toc239155367" w:history="1">
+      <w:hyperlink w:anchor="_Toc239272826" w:history="1">
         <w:r>
           <w:rPr>
             <w:rStyle w:val="Hyperlink"/>
@@ -781,7 +781,7 @@
             <w:noProof/>
             <w:webHidden/>
           </w:rPr>
-          <w:instrText xml:space="preserve"> PAGEREF _Toc239155367 \h </w:instrText>
+          <w:instrText xml:space="preserve"> PAGEREF _Toc239272826 \h </w:instrText>
         </w:r>
         <w:r>
           <w:rPr>
@@ -801,7 +801,7 @@
             <w:noProof/>
             <w:webHidden/>
           </w:rPr>
-          <w:t>8</w:t>
+          <w:t>7</w:t>
         </w:r>
         <w:r>
           <w:rPr>
@@ -823,7 +823,7 @@
           <w:lang w:eastAsia="en-US"/>
         </w:rPr>
       </w:pPr>
-      <w:hyperlink w:anchor="_Toc239155368" w:history="1">
+      <w:hyperlink w:anchor="_Toc239272827" w:history="1">
         <w:r>
           <w:rPr>
             <w:rStyle w:val="Hyperlink"/>
@@ -850,7 +850,7 @@
             <w:noProof/>
             <w:webHidden/>
           </w:rPr>
-          <w:instrText xml:space="preserve"> PAGEREF _Toc239155368 \h </w:instrText>
+          <w:instrText xml:space="preserve"> PAGEREF _Toc239272827 \h </w:instrText>
         </w:r>
         <w:r>
           <w:rPr>
@@ -870,7 +870,7 @@
             <w:noProof/>
             <w:webHidden/>
           </w:rPr>
-          <w:t>8</w:t>
+          <w:t>7</w:t>
         </w:r>
         <w:r>
           <w:rPr>
@@ -892,13 +892,13 @@
           <w:lang w:eastAsia="en-US"/>
         </w:rPr>
       </w:pPr>
-      <w:hyperlink w:anchor="_Toc239155369" w:history="1">
+      <w:hyperlink w:anchor="_Toc239272828" w:history="1">
         <w:r>
           <w:rPr>
             <w:rStyle w:val="Hyperlink"/>
             <w:noProof/>
           </w:rPr>
-          <w:t>Tax Program</w:t>
+          <w:t>Tax Return Calculator</w:t>
         </w:r>
         <w:r>
           <w:rPr>
@@ -919,7 +919,7 @@
             <w:noProof/>
             <w:webHidden/>
           </w:rPr>
-          <w:instrText xml:space="preserve"> PAGEREF _Toc239155369 \h </w:instrText>
+          <w:instrText xml:space="preserve"> PAGEREF _Toc239272828 \h </w:instrText>
         </w:r>
         <w:r>
           <w:rPr>
@@ -961,7 +961,7 @@
           <w:lang w:eastAsia="en-US"/>
         </w:rPr>
       </w:pPr>
-      <w:hyperlink w:anchor="_Toc239155370" w:history="1">
+      <w:hyperlink w:anchor="_Toc239272829" w:history="1">
         <w:r>
           <w:rPr>
             <w:rStyle w:val="Hyperlink"/>
@@ -988,7 +988,7 @@
             <w:noProof/>
             <w:webHidden/>
           </w:rPr>
-          <w:instrText xml:space="preserve"> PAGEREF _Toc239155370 \h </w:instrText>
+          <w:instrText xml:space="preserve"> PAGEREF _Toc239272829 \h </w:instrText>
         </w:r>
         <w:r>
           <w:rPr>
@@ -1030,7 +1030,7 @@
           <w:lang w:eastAsia="en-US"/>
         </w:rPr>
       </w:pPr>
-      <w:hyperlink w:anchor="_Toc239155371" w:history="1">
+      <w:hyperlink w:anchor="_Toc239272830" w:history="1">
         <w:r>
           <w:rPr>
             <w:rStyle w:val="Hyperlink"/>
@@ -1057,7 +1057,7 @@
             <w:noProof/>
             <w:webHidden/>
           </w:rPr>
-          <w:instrText xml:space="preserve"> PAGEREF _Toc239155371 \h </w:instrText>
+          <w:instrText xml:space="preserve"> PAGEREF _Toc239272830 \h </w:instrText>
         </w:r>
         <w:r>
           <w:rPr>
@@ -1077,7 +1077,7 @@
             <w:noProof/>
             <w:webHidden/>
           </w:rPr>
-          <w:t>9</w:t>
+          <w:t>8</w:t>
         </w:r>
         <w:r>
           <w:rPr>
@@ -1099,7 +1099,7 @@
           <w:lang w:eastAsia="en-US"/>
         </w:rPr>
       </w:pPr>
-      <w:hyperlink w:anchor="_Toc239155372" w:history="1">
+      <w:hyperlink w:anchor="_Toc239272831" w:history="1">
         <w:r>
           <w:rPr>
             <w:rStyle w:val="Hyperlink"/>
@@ -1126,7 +1126,7 @@
             <w:noProof/>
             <w:webHidden/>
           </w:rPr>
-          <w:instrText xml:space="preserve"> PAGEREF _Toc239155372 \h </w:instrText>
+          <w:instrText xml:space="preserve"> PAGEREF _Toc239272831 \h </w:instrText>
         </w:r>
         <w:r>
           <w:rPr>
@@ -1146,7 +1146,7 @@
             <w:noProof/>
             <w:webHidden/>
           </w:rPr>
-          <w:t>9</w:t>
+          <w:t>8</w:t>
         </w:r>
         <w:r>
           <w:rPr>
@@ -1168,7 +1168,7 @@
           <w:lang w:eastAsia="en-US"/>
         </w:rPr>
       </w:pPr>
-      <w:hyperlink w:anchor="_Toc239155373" w:history="1">
+      <w:hyperlink w:anchor="_Toc239272832" w:history="1">
         <w:r>
           <w:rPr>
             <w:rStyle w:val="Hyperlink"/>
@@ -1195,7 +1195,7 @@
             <w:noProof/>
             <w:webHidden/>
           </w:rPr>
-          <w:instrText xml:space="preserve"> PAGEREF _Toc239155373 \h </w:instrText>
+          <w:instrText xml:space="preserve"> PAGEREF _Toc239272832 \h </w:instrText>
         </w:r>
         <w:r>
           <w:rPr>
@@ -1237,7 +1237,7 @@
           <w:lang w:eastAsia="en-US"/>
         </w:rPr>
       </w:pPr>
-      <w:hyperlink w:anchor="_Toc239155374" w:history="1">
+      <w:hyperlink w:anchor="_Toc239272833" w:history="1">
         <w:r>
           <w:rPr>
             <w:rStyle w:val="Hyperlink"/>
@@ -1264,7 +1264,7 @@
             <w:noProof/>
             <w:webHidden/>
           </w:rPr>
-          <w:instrText xml:space="preserve"> PAGEREF _Toc239155374 \h </w:instrText>
+          <w:instrText xml:space="preserve"> PAGEREF _Toc239272833 \h </w:instrText>
         </w:r>
         <w:r>
           <w:rPr>
@@ -1306,7 +1306,7 @@
           <w:lang w:eastAsia="en-US"/>
         </w:rPr>
       </w:pPr>
-      <w:hyperlink w:anchor="_Toc239155375" w:history="1">
+      <w:hyperlink w:anchor="_Toc239272834" w:history="1">
         <w:r>
           <w:rPr>
             <w:rStyle w:val="Hyperlink"/>
@@ -1333,7 +1333,7 @@
             <w:noProof/>
             <w:webHidden/>
           </w:rPr>
-          <w:instrText xml:space="preserve"> PAGEREF _Toc239155375 \h </w:instrText>
+          <w:instrText xml:space="preserve"> PAGEREF _Toc239272834 \h </w:instrText>
         </w:r>
         <w:r>
           <w:rPr>
@@ -1353,7 +1353,7 @@
             <w:noProof/>
             <w:webHidden/>
           </w:rPr>
-          <w:t>10</w:t>
+          <w:t>9</w:t>
         </w:r>
         <w:r>
           <w:rPr>
@@ -1375,7 +1375,7 @@
           <w:lang w:eastAsia="en-US"/>
         </w:rPr>
       </w:pPr>
-      <w:hyperlink w:anchor="_Toc239155376" w:history="1">
+      <w:hyperlink w:anchor="_Toc239272835" w:history="1">
         <w:r>
           <w:rPr>
             <w:rStyle w:val="Hyperlink"/>
@@ -1398,7 +1398,7 @@
           <w:rPr>
             <w:webHidden/>
           </w:rPr>
-          <w:instrText xml:space="preserve"> PAGEREF _Toc239155376 \h </w:instrText>
+          <w:instrText xml:space="preserve"> PAGEREF _Toc239272835 \h </w:instrText>
         </w:r>
         <w:r>
           <w:rPr>
@@ -1436,7 +1436,7 @@
           <w:lang w:eastAsia="en-US"/>
         </w:rPr>
       </w:pPr>
-      <w:hyperlink w:anchor="_Toc239155377" w:history="1">
+      <w:hyperlink w:anchor="_Toc239272836" w:history="1">
         <w:r>
           <w:rPr>
             <w:rStyle w:val="Hyperlink"/>
@@ -1463,7 +1463,7 @@
             <w:noProof/>
             <w:webHidden/>
           </w:rPr>
-          <w:instrText xml:space="preserve"> PAGEREF _Toc239155377 \h </w:instrText>
+          <w:instrText xml:space="preserve"> PAGEREF _Toc239272836 \h </w:instrText>
         </w:r>
         <w:r>
           <w:rPr>
@@ -1505,7 +1505,7 @@
           <w:lang w:eastAsia="en-US"/>
         </w:rPr>
       </w:pPr>
-      <w:hyperlink w:anchor="_Toc239155378" w:history="1">
+      <w:hyperlink w:anchor="_Toc239272837" w:history="1">
         <w:r>
           <w:rPr>
             <w:rStyle w:val="Hyperlink"/>
@@ -1532,7 +1532,7 @@
             <w:noProof/>
             <w:webHidden/>
           </w:rPr>
-          <w:instrText xml:space="preserve"> PAGEREF _Toc239155378 \h </w:instrText>
+          <w:instrText xml:space="preserve"> PAGEREF _Toc239272837 \h </w:instrText>
         </w:r>
         <w:r>
           <w:rPr>
@@ -1552,7 +1552,7 @@
             <w:noProof/>
             <w:webHidden/>
           </w:rPr>
-          <w:t>11</w:t>
+          <w:t>10</w:t>
         </w:r>
         <w:r>
           <w:rPr>
@@ -1574,7 +1574,7 @@
           <w:lang w:eastAsia="en-US"/>
         </w:rPr>
       </w:pPr>
-      <w:hyperlink w:anchor="_Toc239155379" w:history="1">
+      <w:hyperlink w:anchor="_Toc239272838" w:history="1">
         <w:r>
           <w:rPr>
             <w:rStyle w:val="Hyperlink"/>
@@ -1601,7 +1601,7 @@
             <w:noProof/>
             <w:webHidden/>
           </w:rPr>
-          <w:instrText xml:space="preserve"> PAGEREF _Toc239155379 \h </w:instrText>
+          <w:instrText xml:space="preserve"> PAGEREF _Toc239272838 \h </w:instrText>
         </w:r>
         <w:r>
           <w:rPr>
@@ -1643,7 +1643,7 @@
           <w:lang w:eastAsia="en-US"/>
         </w:rPr>
       </w:pPr>
-      <w:hyperlink w:anchor="_Toc239155380" w:history="1">
+      <w:hyperlink w:anchor="_Toc239272839" w:history="1">
         <w:r>
           <w:rPr>
             <w:rStyle w:val="Hyperlink"/>
@@ -1670,7 +1670,7 @@
             <w:noProof/>
             <w:webHidden/>
           </w:rPr>
-          <w:instrText xml:space="preserve"> PAGEREF _Toc239155380 \h </w:instrText>
+          <w:instrText xml:space="preserve"> PAGEREF _Toc239272839 \h </w:instrText>
         </w:r>
         <w:r>
           <w:rPr>
@@ -1690,7 +1690,7 @@
             <w:noProof/>
             <w:webHidden/>
           </w:rPr>
-          <w:t>12</w:t>
+          <w:t>11</w:t>
         </w:r>
         <w:r>
           <w:rPr>
@@ -1712,7 +1712,7 @@
           <w:lang w:eastAsia="en-US"/>
         </w:rPr>
       </w:pPr>
-      <w:hyperlink w:anchor="_Toc239155381" w:history="1">
+      <w:hyperlink w:anchor="_Toc239272840" w:history="1">
         <w:r>
           <w:rPr>
             <w:rStyle w:val="Hyperlink"/>
@@ -1739,7 +1739,7 @@
             <w:noProof/>
             <w:webHidden/>
           </w:rPr>
-          <w:instrText xml:space="preserve"> PAGEREF _Toc239155381 \h </w:instrText>
+          <w:instrText xml:space="preserve"> PAGEREF _Toc239272840 \h </w:instrText>
         </w:r>
         <w:r>
           <w:rPr>
@@ -1781,7 +1781,7 @@
           <w:lang w:eastAsia="en-US"/>
         </w:rPr>
       </w:pPr>
-      <w:hyperlink w:anchor="_Toc239155382" w:history="1">
+      <w:hyperlink w:anchor="_Toc239272841" w:history="1">
         <w:r>
           <w:rPr>
             <w:rStyle w:val="Hyperlink"/>
@@ -1808,7 +1808,7 @@
             <w:noProof/>
             <w:webHidden/>
           </w:rPr>
-          <w:instrText xml:space="preserve"> PAGEREF _Toc239155382 \h </w:instrText>
+          <w:instrText xml:space="preserve"> PAGEREF _Toc239272841 \h </w:instrText>
         </w:r>
         <w:r>
           <w:rPr>
@@ -1850,7 +1850,7 @@
           <w:lang w:eastAsia="en-US"/>
         </w:rPr>
       </w:pPr>
-      <w:hyperlink w:anchor="_Toc239155383" w:history="1">
+      <w:hyperlink w:anchor="_Toc239272842" w:history="1">
         <w:r>
           <w:rPr>
             <w:rStyle w:val="Hyperlink"/>
@@ -1877,7 +1877,7 @@
             <w:noProof/>
             <w:webHidden/>
           </w:rPr>
-          <w:instrText xml:space="preserve"> PAGEREF _Toc239155383 \h </w:instrText>
+          <w:instrText xml:space="preserve"> PAGEREF _Toc239272842 \h </w:instrText>
         </w:r>
         <w:r>
           <w:rPr>
@@ -1919,7 +1919,7 @@
           <w:lang w:eastAsia="en-US"/>
         </w:rPr>
       </w:pPr>
-      <w:hyperlink w:anchor="_Toc239155384" w:history="1">
+      <w:hyperlink w:anchor="_Toc239272843" w:history="1">
         <w:r>
           <w:rPr>
             <w:rStyle w:val="Hyperlink"/>
@@ -1946,7 +1946,7 @@
             <w:noProof/>
             <w:webHidden/>
           </w:rPr>
-          <w:instrText xml:space="preserve"> PAGEREF _Toc239155384 \h </w:instrText>
+          <w:instrText xml:space="preserve"> PAGEREF _Toc239272843 \h </w:instrText>
         </w:r>
         <w:r>
           <w:rPr>
@@ -1966,7 +1966,7 @@
             <w:noProof/>
             <w:webHidden/>
           </w:rPr>
-          <w:t>15</w:t>
+          <w:t>14</w:t>
         </w:r>
         <w:r>
           <w:rPr>
@@ -1988,7 +1988,7 @@
           <w:lang w:eastAsia="en-US"/>
         </w:rPr>
       </w:pPr>
-      <w:hyperlink w:anchor="_Toc239155385" w:history="1">
+      <w:hyperlink w:anchor="_Toc239272844" w:history="1">
         <w:r>
           <w:rPr>
             <w:rStyle w:val="Hyperlink"/>
@@ -2015,7 +2015,7 @@
             <w:noProof/>
             <w:webHidden/>
           </w:rPr>
-          <w:instrText xml:space="preserve"> PAGEREF _Toc239155385 \h </w:instrText>
+          <w:instrText xml:space="preserve"> PAGEREF _Toc239272844 \h </w:instrText>
         </w:r>
         <w:r>
           <w:rPr>
@@ -2035,7 +2035,7 @@
             <w:noProof/>
             <w:webHidden/>
           </w:rPr>
-          <w:t>15</w:t>
+          <w:t>14</w:t>
         </w:r>
         <w:r>
           <w:rPr>
@@ -2057,7 +2057,7 @@
           <w:lang w:eastAsia="en-US"/>
         </w:rPr>
       </w:pPr>
-      <w:hyperlink w:anchor="_Toc239155386" w:history="1">
+      <w:hyperlink w:anchor="_Toc239272845" w:history="1">
         <w:r>
           <w:rPr>
             <w:rStyle w:val="Hyperlink"/>
@@ -2084,7 +2084,7 @@
             <w:noProof/>
             <w:webHidden/>
           </w:rPr>
-          <w:instrText xml:space="preserve"> PAGEREF _Toc239155386 \h </w:instrText>
+          <w:instrText xml:space="preserve"> PAGEREF _Toc239272845 \h </w:instrText>
         </w:r>
         <w:r>
           <w:rPr>
@@ -2126,7 +2126,7 @@
           <w:lang w:eastAsia="en-US"/>
         </w:rPr>
       </w:pPr>
-      <w:hyperlink w:anchor="_Toc239155387" w:history="1">
+      <w:hyperlink w:anchor="_Toc239272846" w:history="1">
         <w:r>
           <w:rPr>
             <w:rStyle w:val="Hyperlink"/>
@@ -2153,7 +2153,7 @@
             <w:noProof/>
             <w:webHidden/>
           </w:rPr>
-          <w:instrText xml:space="preserve"> PAGEREF _Toc239155387 \h </w:instrText>
+          <w:instrText xml:space="preserve"> PAGEREF _Toc239272846 \h </w:instrText>
         </w:r>
         <w:r>
           <w:rPr>
@@ -2195,7 +2195,7 @@
           <w:lang w:eastAsia="en-US"/>
         </w:rPr>
       </w:pPr>
-      <w:hyperlink w:anchor="_Toc239155388" w:history="1">
+      <w:hyperlink w:anchor="_Toc239272847" w:history="1">
         <w:r>
           <w:rPr>
             <w:rStyle w:val="Hyperlink"/>
@@ -2222,7 +2222,7 @@
             <w:noProof/>
             <w:webHidden/>
           </w:rPr>
-          <w:instrText xml:space="preserve"> PAGEREF _Toc239155388 \h </w:instrText>
+          <w:instrText xml:space="preserve"> PAGEREF _Toc239272847 \h </w:instrText>
         </w:r>
         <w:r>
           <w:rPr>
@@ -2242,7 +2242,7 @@
             <w:noProof/>
             <w:webHidden/>
           </w:rPr>
-          <w:t>16</w:t>
+          <w:t>15</w:t>
         </w:r>
         <w:r>
           <w:rPr>
@@ -2264,7 +2264,7 @@
           <w:lang w:eastAsia="en-US"/>
         </w:rPr>
       </w:pPr>
-      <w:hyperlink w:anchor="_Toc239155389" w:history="1">
+      <w:hyperlink w:anchor="_Toc239272848" w:history="1">
         <w:r>
           <w:rPr>
             <w:rStyle w:val="Hyperlink"/>
@@ -2291,7 +2291,7 @@
             <w:noProof/>
             <w:webHidden/>
           </w:rPr>
-          <w:instrText xml:space="preserve"> PAGEREF _Toc239155389 \h </w:instrText>
+          <w:instrText xml:space="preserve"> PAGEREF _Toc239272848 \h </w:instrText>
         </w:r>
         <w:r>
           <w:rPr>
@@ -2333,7 +2333,7 @@
           <w:lang w:eastAsia="en-US"/>
         </w:rPr>
       </w:pPr>
-      <w:hyperlink w:anchor="_Toc239155390" w:history="1">
+      <w:hyperlink w:anchor="_Toc239272849" w:history="1">
         <w:r>
           <w:rPr>
             <w:rStyle w:val="Hyperlink"/>
@@ -2360,7 +2360,7 @@
             <w:noProof/>
             <w:webHidden/>
           </w:rPr>
-          <w:instrText xml:space="preserve"> PAGEREF _Toc239155390 \h </w:instrText>
+          <w:instrText xml:space="preserve"> PAGEREF _Toc239272849 \h </w:instrText>
         </w:r>
         <w:r>
           <w:rPr>
@@ -2402,7 +2402,7 @@
           <w:lang w:eastAsia="en-US"/>
         </w:rPr>
       </w:pPr>
-      <w:hyperlink w:anchor="_Toc239155391" w:history="1">
+      <w:hyperlink w:anchor="_Toc239272850" w:history="1">
         <w:r>
           <w:rPr>
             <w:rStyle w:val="Hyperlink"/>
@@ -2429,7 +2429,7 @@
             <w:noProof/>
             <w:webHidden/>
           </w:rPr>
-          <w:instrText xml:space="preserve"> PAGEREF _Toc239155391 \h </w:instrText>
+          <w:instrText xml:space="preserve"> PAGEREF _Toc239272850 \h </w:instrText>
         </w:r>
         <w:r>
           <w:rPr>
@@ -2449,7 +2449,7 @@
             <w:noProof/>
             <w:webHidden/>
           </w:rPr>
-          <w:t>17</w:t>
+          <w:t>16</w:t>
         </w:r>
         <w:r>
           <w:rPr>
@@ -2471,7 +2471,7 @@
           <w:lang w:eastAsia="en-US"/>
         </w:rPr>
       </w:pPr>
-      <w:hyperlink w:anchor="_Toc239155392" w:history="1">
+      <w:hyperlink w:anchor="_Toc239272851" w:history="1">
         <w:r>
           <w:rPr>
             <w:rStyle w:val="Hyperlink"/>
@@ -2498,7 +2498,7 @@
             <w:noProof/>
             <w:webHidden/>
           </w:rPr>
-          <w:instrText xml:space="preserve"> PAGEREF _Toc239155392 \h </w:instrText>
+          <w:instrText xml:space="preserve"> PAGEREF _Toc239272851 \h </w:instrText>
         </w:r>
         <w:r>
           <w:rPr>
@@ -2540,7 +2540,7 @@
           <w:lang w:eastAsia="en-US"/>
         </w:rPr>
       </w:pPr>
-      <w:hyperlink w:anchor="_Toc239155393" w:history="1">
+      <w:hyperlink w:anchor="_Toc239272852" w:history="1">
         <w:r>
           <w:rPr>
             <w:rStyle w:val="Hyperlink"/>
@@ -2567,7 +2567,7 @@
             <w:noProof/>
             <w:webHidden/>
           </w:rPr>
-          <w:instrText xml:space="preserve"> PAGEREF _Toc239155393 \h </w:instrText>
+          <w:instrText xml:space="preserve"> PAGEREF _Toc239272852 \h </w:instrText>
         </w:r>
         <w:r>
           <w:rPr>
@@ -2609,7 +2609,7 @@
           <w:lang w:eastAsia="en-US"/>
         </w:rPr>
       </w:pPr>
-      <w:hyperlink w:anchor="_Toc239155394" w:history="1">
+      <w:hyperlink w:anchor="_Toc239272853" w:history="1">
         <w:r>
           <w:rPr>
             <w:rStyle w:val="Hyperlink"/>
@@ -2636,7 +2636,7 @@
             <w:noProof/>
             <w:webHidden/>
           </w:rPr>
-          <w:instrText xml:space="preserve"> PAGEREF _Toc239155394 \h </w:instrText>
+          <w:instrText xml:space="preserve"> PAGEREF _Toc239272853 \h </w:instrText>
         </w:r>
         <w:r>
           <w:rPr>
@@ -2656,7 +2656,7 @@
             <w:noProof/>
             <w:webHidden/>
           </w:rPr>
-          <w:t>18</w:t>
+          <w:t>17</w:t>
         </w:r>
         <w:r>
           <w:rPr>
@@ -2678,7 +2678,7 @@
           <w:lang w:eastAsia="en-US"/>
         </w:rPr>
       </w:pPr>
-      <w:hyperlink w:anchor="_Toc239155395" w:history="1">
+      <w:hyperlink w:anchor="_Toc239272854" w:history="1">
         <w:r>
           <w:rPr>
             <w:rStyle w:val="Hyperlink"/>
@@ -2705,7 +2705,7 @@
             <w:noProof/>
             <w:webHidden/>
           </w:rPr>
-          <w:instrText xml:space="preserve"> PAGEREF _Toc239155395 \h </w:instrText>
+          <w:instrText xml:space="preserve"> PAGEREF _Toc239272854 \h </w:instrText>
         </w:r>
         <w:r>
           <w:rPr>
@@ -2747,7 +2747,7 @@
           <w:lang w:eastAsia="en-US"/>
         </w:rPr>
       </w:pPr>
-      <w:hyperlink w:anchor="_Toc239155396" w:history="1">
+      <w:hyperlink w:anchor="_Toc239272855" w:history="1">
         <w:r>
           <w:rPr>
             <w:rStyle w:val="Hyperlink"/>
@@ -2774,7 +2774,7 @@
             <w:noProof/>
             <w:webHidden/>
           </w:rPr>
-          <w:instrText xml:space="preserve"> PAGEREF _Toc239155396 \h </w:instrText>
+          <w:instrText xml:space="preserve"> PAGEREF _Toc239272855 \h </w:instrText>
         </w:r>
         <w:r>
           <w:rPr>
@@ -2816,7 +2816,7 @@
           <w:lang w:eastAsia="en-US"/>
         </w:rPr>
       </w:pPr>
-      <w:hyperlink w:anchor="_Toc239155397" w:history="1">
+      <w:hyperlink w:anchor="_Toc239272856" w:history="1">
         <w:r>
           <w:rPr>
             <w:rStyle w:val="Hyperlink"/>
@@ -2843,7 +2843,7 @@
             <w:noProof/>
             <w:webHidden/>
           </w:rPr>
-          <w:instrText xml:space="preserve"> PAGEREF _Toc239155397 \h </w:instrText>
+          <w:instrText xml:space="preserve"> PAGEREF _Toc239272856 \h </w:instrText>
         </w:r>
         <w:r>
           <w:rPr>
@@ -2863,7 +2863,7 @@
             <w:noProof/>
             <w:webHidden/>
           </w:rPr>
-          <w:t>19</w:t>
+          <w:t>18</w:t>
         </w:r>
         <w:r>
           <w:rPr>
@@ -2885,7 +2885,7 @@
           <w:lang w:eastAsia="en-US"/>
         </w:rPr>
       </w:pPr>
-      <w:hyperlink w:anchor="_Toc239155398" w:history="1">
+      <w:hyperlink w:anchor="_Toc239272857" w:history="1">
         <w:r>
           <w:rPr>
             <w:rStyle w:val="Hyperlink"/>
@@ -2912,7 +2912,7 @@
             <w:noProof/>
             <w:webHidden/>
           </w:rPr>
-          <w:instrText xml:space="preserve"> PAGEREF _Toc239155398 \h </w:instrText>
+          <w:instrText xml:space="preserve"> PAGEREF _Toc239272857 \h </w:instrText>
         </w:r>
         <w:r>
           <w:rPr>
@@ -2954,7 +2954,7 @@
           <w:lang w:eastAsia="en-US"/>
         </w:rPr>
       </w:pPr>
-      <w:hyperlink w:anchor="_Toc239155399" w:history="1">
+      <w:hyperlink w:anchor="_Toc239272858" w:history="1">
         <w:r>
           <w:rPr>
             <w:rStyle w:val="Hyperlink"/>
@@ -2981,7 +2981,7 @@
             <w:noProof/>
             <w:webHidden/>
           </w:rPr>
-          <w:instrText xml:space="preserve"> PAGEREF _Toc239155399 \h </w:instrText>
+          <w:instrText xml:space="preserve"> PAGEREF _Toc239272858 \h </w:instrText>
         </w:r>
         <w:r>
           <w:rPr>
@@ -3023,7 +3023,7 @@
           <w:lang w:eastAsia="en-US"/>
         </w:rPr>
       </w:pPr>
-      <w:hyperlink w:anchor="_Toc239155400" w:history="1">
+      <w:hyperlink w:anchor="_Toc239272859" w:history="1">
         <w:r>
           <w:rPr>
             <w:rStyle w:val="Hyperlink"/>
@@ -3050,7 +3050,7 @@
             <w:noProof/>
             <w:webHidden/>
           </w:rPr>
-          <w:instrText xml:space="preserve"> PAGEREF _Toc239155400 \h </w:instrText>
+          <w:instrText xml:space="preserve"> PAGEREF _Toc239272859 \h </w:instrText>
         </w:r>
         <w:r>
           <w:rPr>
@@ -3092,7 +3092,7 @@
           <w:lang w:eastAsia="en-US"/>
         </w:rPr>
       </w:pPr>
-      <w:hyperlink w:anchor="_Toc239155401" w:history="1">
+      <w:hyperlink w:anchor="_Toc239272860" w:history="1">
         <w:r>
           <w:rPr>
             <w:rStyle w:val="Hyperlink"/>
@@ -3119,7 +3119,7 @@
             <w:noProof/>
             <w:webHidden/>
           </w:rPr>
-          <w:instrText xml:space="preserve"> PAGEREF _Toc239155401 \h </w:instrText>
+          <w:instrText xml:space="preserve"> PAGEREF _Toc239272860 \h </w:instrText>
         </w:r>
         <w:r>
           <w:rPr>
@@ -3139,7 +3139,7 @@
             <w:noProof/>
             <w:webHidden/>
           </w:rPr>
-          <w:t>21</w:t>
+          <w:t>20</w:t>
         </w:r>
         <w:r>
           <w:rPr>
@@ -3161,7 +3161,7 @@
           <w:lang w:eastAsia="en-US"/>
         </w:rPr>
       </w:pPr>
-      <w:hyperlink w:anchor="_Toc239155402" w:history="1">
+      <w:hyperlink w:anchor="_Toc239272861" w:history="1">
         <w:r>
           <w:rPr>
             <w:rStyle w:val="Hyperlink"/>
@@ -3188,7 +3188,7 @@
             <w:noProof/>
             <w:webHidden/>
           </w:rPr>
-          <w:instrText xml:space="preserve"> PAGEREF _Toc239155402 \h </w:instrText>
+          <w:instrText xml:space="preserve"> PAGEREF _Toc239272861 \h </w:instrText>
         </w:r>
         <w:r>
           <w:rPr>
@@ -3230,7 +3230,7 @@
           <w:lang w:eastAsia="en-US"/>
         </w:rPr>
       </w:pPr>
-      <w:hyperlink w:anchor="_Toc239155403" w:history="1">
+      <w:hyperlink w:anchor="_Toc239272862" w:history="1">
         <w:r>
           <w:rPr>
             <w:rStyle w:val="Hyperlink"/>
@@ -3253,7 +3253,7 @@
           <w:rPr>
             <w:webHidden/>
           </w:rPr>
-          <w:instrText xml:space="preserve"> PAGEREF _Toc239155403 \h </w:instrText>
+          <w:instrText xml:space="preserve"> PAGEREF _Toc239272862 \h </w:instrText>
         </w:r>
         <w:r>
           <w:rPr>
@@ -3291,7 +3291,7 @@
           <w:lang w:eastAsia="en-US"/>
         </w:rPr>
       </w:pPr>
-      <w:hyperlink w:anchor="_Toc239155404" w:history="1">
+      <w:hyperlink w:anchor="_Toc239272863" w:history="1">
         <w:r>
           <w:rPr>
             <w:rStyle w:val="Hyperlink"/>
@@ -3318,7 +3318,7 @@
             <w:noProof/>
             <w:webHidden/>
           </w:rPr>
-          <w:instrText xml:space="preserve"> PAGEREF _Toc239155404 \h </w:instrText>
+          <w:instrText xml:space="preserve"> PAGEREF _Toc239272863 \h </w:instrText>
         </w:r>
         <w:r>
           <w:rPr>
@@ -3360,7 +3360,7 @@
           <w:lang w:eastAsia="en-US"/>
         </w:rPr>
       </w:pPr>
-      <w:hyperlink w:anchor="_Toc239155405" w:history="1">
+      <w:hyperlink w:anchor="_Toc239272864" w:history="1">
         <w:r>
           <w:rPr>
             <w:rStyle w:val="Hyperlink"/>
@@ -3387,7 +3387,7 @@
             <w:noProof/>
             <w:webHidden/>
           </w:rPr>
-          <w:instrText xml:space="preserve"> PAGEREF _Toc239155405 \h </w:instrText>
+          <w:instrText xml:space="preserve"> PAGEREF _Toc239272864 \h </w:instrText>
         </w:r>
         <w:r>
           <w:rPr>
@@ -3407,7 +3407,7 @@
             <w:noProof/>
             <w:webHidden/>
           </w:rPr>
-          <w:t>22</w:t>
+          <w:t>21</w:t>
         </w:r>
         <w:r>
           <w:rPr>
@@ -3429,7 +3429,7 @@
           <w:lang w:eastAsia="en-US"/>
         </w:rPr>
       </w:pPr>
-      <w:hyperlink w:anchor="_Toc239155406" w:history="1">
+      <w:hyperlink w:anchor="_Toc239272865" w:history="1">
         <w:r>
           <w:rPr>
             <w:rStyle w:val="Hyperlink"/>
@@ -3456,7 +3456,7 @@
             <w:noProof/>
             <w:webHidden/>
           </w:rPr>
-          <w:instrText xml:space="preserve"> PAGEREF _Toc239155406 \h </w:instrText>
+          <w:instrText xml:space="preserve"> PAGEREF _Toc239272865 \h </w:instrText>
         </w:r>
         <w:r>
           <w:rPr>
@@ -3498,7 +3498,7 @@
           <w:lang w:eastAsia="en-US"/>
         </w:rPr>
       </w:pPr>
-      <w:hyperlink w:anchor="_Toc239155407" w:history="1">
+      <w:hyperlink w:anchor="_Toc239272866" w:history="1">
         <w:r>
           <w:rPr>
             <w:rStyle w:val="Hyperlink"/>
@@ -3525,7 +3525,7 @@
             <w:noProof/>
             <w:webHidden/>
           </w:rPr>
-          <w:instrText xml:space="preserve"> PAGEREF _Toc239155407 \h </w:instrText>
+          <w:instrText xml:space="preserve"> PAGEREF _Toc239272866 \h </w:instrText>
         </w:r>
         <w:r>
           <w:rPr>
@@ -3567,7 +3567,7 @@
           <w:lang w:eastAsia="en-US"/>
         </w:rPr>
       </w:pPr>
-      <w:hyperlink w:anchor="_Toc239155408" w:history="1">
+      <w:hyperlink w:anchor="_Toc239272867" w:history="1">
         <w:r>
           <w:rPr>
             <w:rStyle w:val="Hyperlink"/>
@@ -3594,7 +3594,7 @@
             <w:noProof/>
             <w:webHidden/>
           </w:rPr>
-          <w:instrText xml:space="preserve"> PAGEREF _Toc239155408 \h </w:instrText>
+          <w:instrText xml:space="preserve"> PAGEREF _Toc239272867 \h </w:instrText>
         </w:r>
         <w:r>
           <w:rPr>
@@ -3614,7 +3614,7 @@
             <w:noProof/>
             <w:webHidden/>
           </w:rPr>
-          <w:t>23</w:t>
+          <w:t>22</w:t>
         </w:r>
         <w:r>
           <w:rPr>
@@ -3636,7 +3636,7 @@
           <w:lang w:eastAsia="en-US"/>
         </w:rPr>
       </w:pPr>
-      <w:hyperlink w:anchor="_Toc239155409" w:history="1">
+      <w:hyperlink w:anchor="_Toc239272868" w:history="1">
         <w:r>
           <w:rPr>
             <w:rStyle w:val="Hyperlink"/>
@@ -3663,7 +3663,7 @@
             <w:noProof/>
             <w:webHidden/>
           </w:rPr>
-          <w:instrText xml:space="preserve"> PAGEREF _Toc239155409 \h </w:instrText>
+          <w:instrText xml:space="preserve"> PAGEREF _Toc239272868 \h </w:instrText>
         </w:r>
         <w:r>
           <w:rPr>
@@ -3705,7 +3705,7 @@
           <w:lang w:eastAsia="en-US"/>
         </w:rPr>
       </w:pPr>
-      <w:hyperlink w:anchor="_Toc239155410" w:history="1">
+      <w:hyperlink w:anchor="_Toc239272869" w:history="1">
         <w:r>
           <w:rPr>
             <w:rStyle w:val="Hyperlink"/>
@@ -3732,7 +3732,7 @@
             <w:noProof/>
             <w:webHidden/>
           </w:rPr>
-          <w:instrText xml:space="preserve"> PAGEREF _Toc239155410 \h </w:instrText>
+          <w:instrText xml:space="preserve"> PAGEREF _Toc239272869 \h </w:instrText>
         </w:r>
         <w:r>
           <w:rPr>
@@ -3774,7 +3774,7 @@
           <w:lang w:eastAsia="en-US"/>
         </w:rPr>
       </w:pPr>
-      <w:hyperlink w:anchor="_Toc239155411" w:history="1">
+      <w:hyperlink w:anchor="_Toc239272870" w:history="1">
         <w:r>
           <w:rPr>
             <w:rStyle w:val="Hyperlink"/>
@@ -3801,7 +3801,7 @@
             <w:noProof/>
             <w:webHidden/>
           </w:rPr>
-          <w:instrText xml:space="preserve"> PAGEREF _Toc239155411 \h </w:instrText>
+          <w:instrText xml:space="preserve"> PAGEREF _Toc239272870 \h </w:instrText>
         </w:r>
         <w:r>
           <w:rPr>
@@ -3821,7 +3821,7 @@
             <w:noProof/>
             <w:webHidden/>
           </w:rPr>
-          <w:t>24</w:t>
+          <w:t>23</w:t>
         </w:r>
         <w:r>
           <w:rPr>
@@ -3843,7 +3843,7 @@
           <w:lang w:eastAsia="en-US"/>
         </w:rPr>
       </w:pPr>
-      <w:hyperlink w:anchor="_Toc239155412" w:history="1">
+      <w:hyperlink w:anchor="_Toc239272871" w:history="1">
         <w:r>
           <w:rPr>
             <w:rStyle w:val="Hyperlink"/>
@@ -3870,7 +3870,7 @@
             <w:noProof/>
             <w:webHidden/>
           </w:rPr>
-          <w:instrText xml:space="preserve"> PAGEREF _Toc239155412 \h </w:instrText>
+          <w:instrText xml:space="preserve"> PAGEREF _Toc239272871 \h </w:instrText>
         </w:r>
         <w:r>
           <w:rPr>
@@ -3912,7 +3912,7 @@
           <w:lang w:eastAsia="en-US"/>
         </w:rPr>
       </w:pPr>
-      <w:hyperlink w:anchor="_Toc239155413" w:history="1">
+      <w:hyperlink w:anchor="_Toc239272872" w:history="1">
         <w:r>
           <w:rPr>
             <w:rStyle w:val="Hyperlink"/>
@@ -3939,7 +3939,7 @@
             <w:noProof/>
             <w:webHidden/>
           </w:rPr>
-          <w:instrText xml:space="preserve"> PAGEREF _Toc239155413 \h </w:instrText>
+          <w:instrText xml:space="preserve"> PAGEREF _Toc239272872 \h </w:instrText>
         </w:r>
         <w:r>
           <w:rPr>
@@ -3981,7 +3981,7 @@
           <w:lang w:eastAsia="en-US"/>
         </w:rPr>
       </w:pPr>
-      <w:hyperlink w:anchor="_Toc239155414" w:history="1">
+      <w:hyperlink w:anchor="_Toc239272873" w:history="1">
         <w:r>
           <w:rPr>
             <w:rStyle w:val="Hyperlink"/>
@@ -4008,7 +4008,7 @@
             <w:noProof/>
             <w:webHidden/>
           </w:rPr>
-          <w:instrText xml:space="preserve"> PAGEREF _Toc239155414 \h </w:instrText>
+          <w:instrText xml:space="preserve"> PAGEREF _Toc239272873 \h </w:instrText>
         </w:r>
         <w:r>
           <w:rPr>
@@ -4062,7 +4062,7 @@
         <w:pStyle w:val="Heading1"/>
       </w:pPr>
       <w:bookmarkStart w:id="0" w:name="_Toc237788074"/>
-      <w:bookmarkStart w:id="1" w:name="_Toc239155358"/>
+      <w:bookmarkStart w:id="1" w:name="_Toc239272817"/>
       <w:r>
         <w:t xml:space="preserve">Design </w:t>
       </w:r>
@@ -4203,7 +4203,7 @@
         <w:pStyle w:val="Heading2"/>
       </w:pPr>
       <w:bookmarkStart w:id="2" w:name="_Toc237788075"/>
-      <w:bookmarkStart w:id="3" w:name="_Toc239155359"/>
+      <w:bookmarkStart w:id="3" w:name="_Toc239272818"/>
       <w:r>
         <w:lastRenderedPageBreak/>
         <w:t>Tax Tool</w:t>
@@ -4303,7 +4303,7 @@
         <w:pStyle w:val="Heading2"/>
       </w:pPr>
       <w:bookmarkStart w:id="4" w:name="_Toc237788076"/>
-      <w:bookmarkStart w:id="5" w:name="_Toc239155360"/>
+      <w:bookmarkStart w:id="5" w:name="_Toc239272819"/>
       <w:r>
         <w:t>Tax Form</w:t>
       </w:r>
@@ -4326,7 +4326,7 @@
         <w:pStyle w:val="Heading3"/>
       </w:pPr>
       <w:bookmarkStart w:id="6" w:name="_Toc237788077"/>
-      <w:bookmarkStart w:id="7" w:name="_Toc239155361"/>
+      <w:bookmarkStart w:id="7" w:name="_Toc239272820"/>
       <w:r>
         <w:t>Form Class</w:t>
       </w:r>
@@ -4433,21 +4433,7 @@
         <w:rPr>
           <w:lang w:eastAsia="ar-SA"/>
         </w:rPr>
-        <w:t xml:space="preserve"> numbers correspond to the line number of the actual tax form, except line numbers from 1-9 are </w:t>
-      </w:r>
-      <w:proofErr w:type="spellStart"/>
-      <w:r>
-        <w:rPr>
-          <w:lang w:eastAsia="ar-SA"/>
-        </w:rPr>
-        <w:t>prepended</w:t>
-      </w:r>
-      <w:proofErr w:type="spellEnd"/>
-      <w:r>
-        <w:rPr>
-          <w:lang w:eastAsia="ar-SA"/>
-        </w:rPr>
-        <w:t xml:space="preserve"> with a zero (0) so they will easily sort in the correct order.</w:t>
+        <w:t xml:space="preserve"> numbers correspond to the line number of the actual tax form, except line numbers from 1-9 are prepended with a zero (0) so they will easily sort in the correct order.</w:t>
       </w:r>
     </w:p>
     <w:p>
@@ -4484,13 +4470,11 @@
       <w:pPr>
         <w:pStyle w:val="Heading4"/>
       </w:pPr>
-      <w:proofErr w:type="spellStart"/>
       <w:proofErr w:type="gramStart"/>
       <w:r>
         <w:lastRenderedPageBreak/>
         <w:t>isSingleton</w:t>
       </w:r>
-      <w:proofErr w:type="spellEnd"/>
       <w:proofErr w:type="gramEnd"/>
       <w:r>
         <w:t xml:space="preserve"> </w:t>
@@ -4510,21 +4494,7 @@
         <w:rPr>
           <w:lang w:eastAsia="ar-SA"/>
         </w:rPr>
-        <w:t xml:space="preserve">The </w:t>
-      </w:r>
-      <w:proofErr w:type="spellStart"/>
-      <w:r>
-        <w:rPr>
-          <w:lang w:eastAsia="ar-SA"/>
-        </w:rPr>
-        <w:t>isSingleton</w:t>
-      </w:r>
-      <w:proofErr w:type="spellEnd"/>
-      <w:r>
-        <w:rPr>
-          <w:lang w:eastAsia="ar-SA"/>
-        </w:rPr>
-        <w:t xml:space="preserve"> flag is just used for error checking to prevent multiple instances of some forms from being created.</w:t>
+        <w:t>The isSingleton flag is just used for error checking to prevent multiple instances of some forms from being created.</w:t>
       </w:r>
     </w:p>
     <w:p>
@@ -4558,17 +4528,172 @@
       <w:pPr>
         <w:pStyle w:val="Heading4"/>
       </w:pPr>
-      <w:proofErr w:type="spellStart"/>
       <w:proofErr w:type="gramStart"/>
       <w:r>
-        <w:t>isUsed</w:t>
-      </w:r>
-      <w:proofErr w:type="spellEnd"/>
-      <w:r>
+        <w:t>isUsed(</w:t>
+      </w:r>
+      <w:proofErr w:type="gramEnd"/>
+      <w:r>
+        <w:t>) Method</w:t>
+      </w:r>
+    </w:p>
+    <w:p>
+      <w:pPr>
+        <w:pStyle w:val="Body-Text"/>
+        <w:rPr>
+          <w:lang w:eastAsia="ar-SA"/>
+        </w:rPr>
+      </w:pPr>
+      <w:r>
+        <w:rPr>
+          <w:lang w:eastAsia="ar-SA"/>
+        </w:rPr>
+        <w:t>This method determines if any input information was provided to this tax form. If not, the form was created by a reference from another form, but it was not used, and therefore, does not need to be part of the output. This method in the Form class is very generic and may need to be overridden by the child class.</w:t>
+      </w:r>
+    </w:p>
+    <w:p>
+      <w:pPr>
+        <w:pStyle w:val="Heading4"/>
+      </w:pPr>
+      <w:proofErr w:type="gramStart"/>
+      <w:r>
+        <w:t>line(</w:t>
+      </w:r>
+      <w:proofErr w:type="gramEnd"/>
+      <w:r>
+        <w:t>) Method</w:t>
+      </w:r>
+    </w:p>
+    <w:p>
+      <w:pPr>
+        <w:pStyle w:val="Body-Text"/>
+        <w:rPr>
+          <w:lang w:eastAsia="ar-SA"/>
+        </w:rPr>
+      </w:pPr>
+      <w:r>
+        <w:rPr>
+          <w:lang w:eastAsia="ar-SA"/>
+        </w:rPr>
+        <w:t>This method returns the value of the specified line from the current tax form.</w:t>
+      </w:r>
+    </w:p>
+    <w:p>
+      <w:pPr>
+        <w:pStyle w:val="Heading4"/>
+      </w:pPr>
+      <w:proofErr w:type="gramStart"/>
+      <w:r>
+        <w:t>min(</w:t>
+      </w:r>
+      <w:proofErr w:type="gramEnd"/>
+      <w:r>
+        <w:t>) Method</w:t>
+      </w:r>
+    </w:p>
+    <w:p>
+      <w:pPr>
+        <w:pStyle w:val="Body-Text"/>
+        <w:rPr>
+          <w:lang w:eastAsia="ar-SA"/>
+        </w:rPr>
+      </w:pPr>
+      <w:r>
+        <w:rPr>
+          <w:lang w:eastAsia="ar-SA"/>
+        </w:rPr>
+        <w:t xml:space="preserve">This method gets the values of the specified lines from the current tax form and passes the values to the </w:t>
+      </w:r>
+      <w:proofErr w:type="gramStart"/>
+      <w:r>
+        <w:rPr>
+          <w:rStyle w:val="SourceCodechar"/>
+        </w:rPr>
+        <w:t>Math.min(</w:t>
+      </w:r>
+      <w:proofErr w:type="gramEnd"/>
+      <w:r>
+        <w:rPr>
+          <w:rStyle w:val="SourceCodechar"/>
+        </w:rPr>
+        <w:t>)</w:t>
+      </w:r>
+      <w:r>
+        <w:rPr>
+          <w:lang w:eastAsia="ar-SA"/>
+        </w:rPr>
+        <w:t xml:space="preserve"> function, and returns the result.</w:t>
+      </w:r>
+    </w:p>
+    <w:p>
+      <w:pPr>
+        <w:pStyle w:val="Heading4"/>
+      </w:pPr>
+      <w:proofErr w:type="gramStart"/>
+      <w:r>
+        <w:t>max(</w:t>
+      </w:r>
+      <w:proofErr w:type="gramEnd"/>
+      <w:r>
+        <w:t>)Method</w:t>
+      </w:r>
+    </w:p>
+    <w:p>
+      <w:pPr>
+        <w:pStyle w:val="Body-Text"/>
+        <w:rPr>
+          <w:lang w:eastAsia="ar-SA"/>
+        </w:rPr>
+      </w:pPr>
+      <w:r>
+        <w:rPr>
+          <w:lang w:eastAsia="ar-SA"/>
+        </w:rPr>
+        <w:t xml:space="preserve">This method gets the values of the specified lines from the current tax form and passes the values to the </w:t>
+      </w:r>
+      <w:proofErr w:type="gramStart"/>
+      <w:r>
+        <w:rPr>
+          <w:rStyle w:val="SourceCodechar"/>
+        </w:rPr>
+        <w:t>Math.m</w:t>
+      </w:r>
+      <w:r>
+        <w:rPr>
+          <w:rStyle w:val="SourceCodechar"/>
+        </w:rPr>
+        <w:t>ax</w:t>
+      </w:r>
+      <w:r>
+        <w:rPr>
+          <w:rStyle w:val="SourceCodechar"/>
+        </w:rPr>
         <w:t>(</w:t>
       </w:r>
       <w:proofErr w:type="gramEnd"/>
       <w:r>
+        <w:rPr>
+          <w:rStyle w:val="SourceCodechar"/>
+        </w:rPr>
+        <w:t>)</w:t>
+      </w:r>
+      <w:r>
+        <w:rPr>
+          <w:lang w:eastAsia="ar-SA"/>
+        </w:rPr>
+        <w:t xml:space="preserve"> function, and returns the result.</w:t>
+      </w:r>
+    </w:p>
+    <w:p>
+      <w:pPr>
+        <w:pStyle w:val="Heading4"/>
+      </w:pPr>
+      <w:proofErr w:type="gramStart"/>
+      <w:r>
+        <w:t>round(</w:t>
+      </w:r>
+      <w:proofErr w:type="gramEnd"/>
+      <w:r>
         <w:t>) Method</w:t>
       </w:r>
     </w:p>
@@ -4583,7 +4708,39 @@
         <w:rPr>
           <w:lang w:eastAsia="ar-SA"/>
         </w:rPr>
-        <w:t>This method determines if any input information was provided to this tax form. If not, the form was created by a reference from another form, but it was not used, and therefore, does not need to be part of the output. This method in the Form class is very generic and may need to be overridden by the child class.</w:t>
+        <w:t xml:space="preserve">This method gets the value of the specified line from the current tax form and passes it to the </w:t>
+      </w:r>
+      <w:proofErr w:type="gramStart"/>
+      <w:r>
+        <w:rPr>
+          <w:rStyle w:val="SourceCodechar"/>
+        </w:rPr>
+        <w:t>Math.</w:t>
+      </w:r>
+      <w:r>
+        <w:rPr>
+          <w:rStyle w:val="SourceCodechar"/>
+        </w:rPr>
+        <w:t>round</w:t>
+      </w:r>
+      <w:r>
+        <w:rPr>
+          <w:rStyle w:val="SourceCodechar"/>
+        </w:rPr>
+        <w:t>(</w:t>
+      </w:r>
+      <w:proofErr w:type="gramEnd"/>
+      <w:r>
+        <w:rPr>
+          <w:rStyle w:val="SourceCodechar"/>
+        </w:rPr>
+        <w:t>)</w:t>
+      </w:r>
+      <w:r>
+        <w:rPr>
+          <w:lang w:eastAsia="ar-SA"/>
+        </w:rPr>
+        <w:t xml:space="preserve"> function, and returns the result.</w:t>
       </w:r>
     </w:p>
     <w:p>
@@ -4592,7 +4749,7 @@
       </w:pPr>
       <w:proofErr w:type="gramStart"/>
       <w:r>
-        <w:t>line(</w:t>
+        <w:t>subtract(</w:t>
       </w:r>
       <w:proofErr w:type="gramEnd"/>
       <w:r>
@@ -4610,200 +4767,6 @@
         <w:rPr>
           <w:lang w:eastAsia="ar-SA"/>
         </w:rPr>
-        <w:t>This method returns the value of the specified line from the current tax form.</w:t>
-      </w:r>
-    </w:p>
-    <w:p>
-      <w:pPr>
-        <w:pStyle w:val="Heading4"/>
-      </w:pPr>
-      <w:proofErr w:type="gramStart"/>
-      <w:r>
-        <w:t>min(</w:t>
-      </w:r>
-      <w:proofErr w:type="gramEnd"/>
-      <w:r>
-        <w:t>) Method</w:t>
-      </w:r>
-    </w:p>
-    <w:p>
-      <w:pPr>
-        <w:pStyle w:val="Body-Text"/>
-        <w:rPr>
-          <w:lang w:eastAsia="ar-SA"/>
-        </w:rPr>
-      </w:pPr>
-      <w:r>
-        <w:rPr>
-          <w:lang w:eastAsia="ar-SA"/>
-        </w:rPr>
-        <w:t xml:space="preserve">This method gets the values of the specified lines from the current tax form and passes the values to the </w:t>
-      </w:r>
-      <w:proofErr w:type="gramStart"/>
-      <w:r>
-        <w:rPr>
-          <w:rStyle w:val="SourceCodechar"/>
-        </w:rPr>
-        <w:t>Math.min(</w:t>
-      </w:r>
-      <w:proofErr w:type="gramEnd"/>
-      <w:r>
-        <w:rPr>
-          <w:rStyle w:val="SourceCodechar"/>
-        </w:rPr>
-        <w:t>)</w:t>
-      </w:r>
-      <w:r>
-        <w:rPr>
-          <w:lang w:eastAsia="ar-SA"/>
-        </w:rPr>
-        <w:t xml:space="preserve"> function, and returns the result.</w:t>
-      </w:r>
-    </w:p>
-    <w:p>
-      <w:pPr>
-        <w:pStyle w:val="Heading4"/>
-      </w:pPr>
-      <w:proofErr w:type="gramStart"/>
-      <w:r>
-        <w:t>max(</w:t>
-      </w:r>
-      <w:proofErr w:type="gramEnd"/>
-      <w:r>
-        <w:t>)Method</w:t>
-      </w:r>
-    </w:p>
-    <w:p>
-      <w:pPr>
-        <w:pStyle w:val="Body-Text"/>
-        <w:rPr>
-          <w:lang w:eastAsia="ar-SA"/>
-        </w:rPr>
-      </w:pPr>
-      <w:r>
-        <w:rPr>
-          <w:lang w:eastAsia="ar-SA"/>
-        </w:rPr>
-        <w:t xml:space="preserve">This method gets the values of the specified lines from the current tax form and passes the values to the </w:t>
-      </w:r>
-      <w:proofErr w:type="gramStart"/>
-      <w:r>
-        <w:rPr>
-          <w:rStyle w:val="SourceCodechar"/>
-        </w:rPr>
-        <w:t>Math.m</w:t>
-      </w:r>
-      <w:r>
-        <w:rPr>
-          <w:rStyle w:val="SourceCodechar"/>
-        </w:rPr>
-        <w:t>ax</w:t>
-      </w:r>
-      <w:r>
-        <w:rPr>
-          <w:rStyle w:val="SourceCodechar"/>
-        </w:rPr>
-        <w:t>(</w:t>
-      </w:r>
-      <w:proofErr w:type="gramEnd"/>
-      <w:r>
-        <w:rPr>
-          <w:rStyle w:val="SourceCodechar"/>
-        </w:rPr>
-        <w:t>)</w:t>
-      </w:r>
-      <w:r>
-        <w:rPr>
-          <w:lang w:eastAsia="ar-SA"/>
-        </w:rPr>
-        <w:t xml:space="preserve"> function, and returns the result.</w:t>
-      </w:r>
-    </w:p>
-    <w:p>
-      <w:pPr>
-        <w:pStyle w:val="Heading4"/>
-      </w:pPr>
-      <w:proofErr w:type="gramStart"/>
-      <w:r>
-        <w:t>round(</w:t>
-      </w:r>
-      <w:proofErr w:type="gramEnd"/>
-      <w:r>
-        <w:t>) Method</w:t>
-      </w:r>
-    </w:p>
-    <w:p>
-      <w:pPr>
-        <w:pStyle w:val="Body-Text"/>
-        <w:rPr>
-          <w:lang w:eastAsia="ar-SA"/>
-        </w:rPr>
-      </w:pPr>
-      <w:r>
-        <w:rPr>
-          <w:lang w:eastAsia="ar-SA"/>
-        </w:rPr>
-        <w:t xml:space="preserve">This method gets the value of the specified line from the current tax form and passes it to the </w:t>
-      </w:r>
-      <w:proofErr w:type="spellStart"/>
-      <w:proofErr w:type="gramStart"/>
-      <w:r>
-        <w:rPr>
-          <w:rStyle w:val="SourceCodechar"/>
-        </w:rPr>
-        <w:t>Math.</w:t>
-      </w:r>
-      <w:r>
-        <w:rPr>
-          <w:rStyle w:val="SourceCodechar"/>
-        </w:rPr>
-        <w:t>round</w:t>
-      </w:r>
-      <w:proofErr w:type="spellEnd"/>
-      <w:r>
-        <w:rPr>
-          <w:rStyle w:val="SourceCodechar"/>
-        </w:rPr>
-        <w:t>(</w:t>
-      </w:r>
-      <w:proofErr w:type="gramEnd"/>
-      <w:r>
-        <w:rPr>
-          <w:rStyle w:val="SourceCodechar"/>
-        </w:rPr>
-        <w:t>)</w:t>
-      </w:r>
-      <w:r>
-        <w:rPr>
-          <w:lang w:eastAsia="ar-SA"/>
-        </w:rPr>
-        <w:t xml:space="preserve"> function, and returns the result.</w:t>
-      </w:r>
-    </w:p>
-    <w:p>
-      <w:pPr>
-        <w:pStyle w:val="Heading4"/>
-      </w:pPr>
-      <w:proofErr w:type="gramStart"/>
-      <w:r>
-        <w:t>subtract(</w:t>
-      </w:r>
-      <w:proofErr w:type="gramEnd"/>
-      <w:r>
-        <w:t>) Method</w:t>
-      </w:r>
-    </w:p>
-    <w:p>
-      <w:pPr>
-        <w:pStyle w:val="Body-Text"/>
-        <w:rPr>
-          <w:lang w:eastAsia="ar-SA"/>
-        </w:rPr>
-      </w:pPr>
-      <w:r>
-        <w:rPr>
-          <w:lang w:eastAsia="ar-SA"/>
-        </w:rPr>
         <w:t>This method gets the values of the two specified lines from the current tax form, subtracts the second value from the first, and returns the result.</w:t>
       </w:r>
     </w:p>
@@ -4812,7 +4775,7 @@
         <w:pStyle w:val="Heading3"/>
       </w:pPr>
       <w:bookmarkStart w:id="8" w:name="_Toc237788078"/>
-      <w:bookmarkStart w:id="9" w:name="_Toc239155362"/>
+      <w:bookmarkStart w:id="9" w:name="_Toc239272821"/>
       <w:r>
         <w:t>Tax Form Classes</w:t>
       </w:r>
@@ -4846,7 +4809,6 @@
         </w:rPr>
         <w:t>Library/</w:t>
       </w:r>
-      <w:proofErr w:type="spellStart"/>
       <w:proofErr w:type="gramStart"/>
       <w:r>
         <w:rPr>
@@ -4854,7 +4816,6 @@
         </w:rPr>
         <w:t>TaxForms</w:t>
       </w:r>
-      <w:proofErr w:type="spellEnd"/>
       <w:r>
         <w:t>,</w:t>
       </w:r>
@@ -4866,82 +4827,52 @@
         <w:rPr>
           <w:rStyle w:val="SourceCodechar"/>
         </w:rPr>
-        <w:t>Library/</w:t>
-      </w:r>
-      <w:proofErr w:type="spellStart"/>
+        <w:t>Library/TaxForms/F1040.js</w:t>
+      </w:r>
+      <w:r>
+        <w:t>.</w:t>
+      </w:r>
+    </w:p>
+    <w:p>
+      <w:pPr>
+        <w:pStyle w:val="Body-Text"/>
+      </w:pPr>
+      <w:r>
+        <w:t>As mentioned above, each tax for is implemented as a subclass for the Form class. The Form class defined the attributes and several common methods, but there are several methods that are unuque to each tax form and need to be implemented for each tax form.</w:t>
+      </w:r>
+    </w:p>
+    <w:p>
+      <w:pPr>
+        <w:pStyle w:val="Heading4"/>
+      </w:pPr>
+      <w:proofErr w:type="gramStart"/>
+      <w:r>
+        <w:t>constructor(</w:t>
+      </w:r>
+      <w:proofErr w:type="gramEnd"/>
+      <w:r>
+        <w:t>) Method</w:t>
+      </w:r>
+    </w:p>
+    <w:p>
+      <w:pPr>
+        <w:pStyle w:val="Body-Text"/>
+        <w:rPr>
+          <w:lang w:eastAsia="ar-SA"/>
+        </w:rPr>
+      </w:pPr>
+      <w:r>
+        <w:rPr>
+          <w:lang w:eastAsia="ar-SA"/>
+        </w:rPr>
+        <w:t xml:space="preserve">The Form parent class defined an empty object of for the lines of the tax form. The constructor for each tax forms needs to provide the prototype for each line in the tax form and add a description for each line. The description is used by the </w:t>
+      </w:r>
+      <w:proofErr w:type="gramStart"/>
       <w:r>
         <w:rPr>
           <w:rStyle w:val="SourceCodechar"/>
         </w:rPr>
-        <w:t>TaxForms</w:t>
-      </w:r>
-      <w:proofErr w:type="spellEnd"/>
-      <w:r>
-        <w:rPr>
-          <w:rStyle w:val="SourceCodechar"/>
-        </w:rPr>
-        <w:t>/F1040.js</w:t>
-      </w:r>
-      <w:r>
-        <w:t>.</w:t>
-      </w:r>
-    </w:p>
-    <w:p>
-      <w:pPr>
-        <w:pStyle w:val="Body-Text"/>
-      </w:pPr>
-      <w:r>
-        <w:t xml:space="preserve">As mentioned above, each tax for is implemented as a subclass for the Form class. The Form class defined the attributes and several common methods, but there are several methods that are </w:t>
-      </w:r>
-      <w:proofErr w:type="spellStart"/>
-      <w:r>
-        <w:t>unuque</w:t>
-      </w:r>
-      <w:proofErr w:type="spellEnd"/>
-      <w:r>
-        <w:t xml:space="preserve"> to each tax form and need to be implemented for each tax form.</w:t>
-      </w:r>
-    </w:p>
-    <w:p>
-      <w:pPr>
-        <w:pStyle w:val="Heading4"/>
-      </w:pPr>
-      <w:proofErr w:type="gramStart"/>
-      <w:r>
-        <w:t>constructor(</w:t>
-      </w:r>
-      <w:proofErr w:type="gramEnd"/>
-      <w:r>
-        <w:t>) Method</w:t>
-      </w:r>
-    </w:p>
-    <w:p>
-      <w:pPr>
-        <w:pStyle w:val="Body-Text"/>
-        <w:rPr>
-          <w:lang w:eastAsia="ar-SA"/>
-        </w:rPr>
-      </w:pPr>
-      <w:r>
-        <w:rPr>
-          <w:lang w:eastAsia="ar-SA"/>
-        </w:rPr>
-        <w:t xml:space="preserve">The Form parent class defined an empty object of for the lines of the tax form. The constructor for each tax forms needs to provide the prototype for each line in the tax form and add a description for each line. The description is used by the </w:t>
-      </w:r>
-      <w:proofErr w:type="spellStart"/>
-      <w:proofErr w:type="gramStart"/>
-      <w:r>
-        <w:rPr>
-          <w:rStyle w:val="SourceCodechar"/>
-        </w:rPr>
-        <w:t>toString</w:t>
-      </w:r>
-      <w:proofErr w:type="spellEnd"/>
-      <w:r>
-        <w:rPr>
-          <w:rStyle w:val="SourceCodechar"/>
-        </w:rPr>
-        <w:t>(</w:t>
+        <w:t>toString(</w:t>
       </w:r>
       <w:proofErr w:type="gramEnd"/>
       <w:r>
@@ -4989,381 +4920,322 @@
       <w:pPr>
         <w:pStyle w:val="Heading4"/>
       </w:pPr>
-      <w:proofErr w:type="spellStart"/>
       <w:proofErr w:type="gramStart"/>
       <w:r>
-        <w:t>getInputHTML</w:t>
-      </w:r>
-      <w:proofErr w:type="spellEnd"/>
+        <w:t>getInputHTML(</w:t>
+      </w:r>
+      <w:proofErr w:type="gramEnd"/>
+      <w:r>
+        <w:t>) and getOutputHTML() Methods</w:t>
+      </w:r>
+    </w:p>
+    <w:p>
+      <w:pPr>
+        <w:pStyle w:val="Body-Text"/>
+        <w:rPr>
+          <w:lang w:eastAsia="ar-SA"/>
+        </w:rPr>
+      </w:pPr>
+      <w:r>
+        <w:rPr>
+          <w:lang w:eastAsia="ar-SA"/>
+        </w:rPr>
+        <w:t>Currently, Tax</w:t>
+      </w:r>
+      <w:r>
+        <w:rPr>
+          <w:lang w:eastAsia="ar-SA"/>
+        </w:rPr>
+        <w:t xml:space="preserve"> Return Calculator</w:t>
+      </w:r>
+      <w:r>
+        <w:rPr>
+          <w:lang w:eastAsia="ar-SA"/>
+        </w:rPr>
+        <w:t xml:space="preserve"> is the only </w:t>
+      </w:r>
+      <w:r>
+        <w:rPr>
+          <w:lang w:eastAsia="ar-SA"/>
+        </w:rPr>
+        <w:t>tax tool</w:t>
+      </w:r>
+      <w:r>
+        <w:rPr>
+          <w:lang w:eastAsia="ar-SA"/>
+        </w:rPr>
+        <w:t xml:space="preserve"> that uses tax forms for its input and output interfaces. However, since it uses them, HTML code has been developed to </w:t>
+      </w:r>
+      <w:proofErr w:type="gramStart"/>
+      <w:r>
+        <w:rPr>
+          <w:lang w:eastAsia="ar-SA"/>
+        </w:rPr>
+        <w:t>display  the</w:t>
+      </w:r>
+      <w:proofErr w:type="gramEnd"/>
+      <w:r>
+        <w:rPr>
+          <w:lang w:eastAsia="ar-SA"/>
+        </w:rPr>
+        <w:t xml:space="preserve"> tax forms on web pages for each of the tax forms that are supported. The HTML code is stored in a variable named HTML_FORM in the class for each tax form. The methods </w:t>
+      </w:r>
+      <w:proofErr w:type="gramStart"/>
+      <w:r>
+        <w:rPr>
+          <w:lang w:eastAsia="ar-SA"/>
+        </w:rPr>
+        <w:t>getInputHTML(</w:t>
+      </w:r>
+      <w:proofErr w:type="gramEnd"/>
+      <w:r>
+        <w:rPr>
+          <w:lang w:eastAsia="ar-SA"/>
+        </w:rPr>
+        <w:t>) and getOutputHTML() are used to return a string containing this code.</w:t>
+      </w:r>
+    </w:p>
+    <w:p>
+      <w:pPr>
+        <w:pStyle w:val="Body-Text"/>
+        <w:rPr>
+          <w:lang w:eastAsia="ar-SA"/>
+        </w:rPr>
+      </w:pPr>
+      <w:r>
+        <w:rPr>
+          <w:lang w:eastAsia="ar-SA"/>
+        </w:rPr>
+        <w:t>There are a few reasons that two separate methods are needed.</w:t>
+      </w:r>
+    </w:p>
+    <w:p>
+      <w:pPr>
+        <w:pStyle w:val="List-Bullet025"/>
+        <w:rPr>
+          <w:lang w:eastAsia="ar-SA"/>
+        </w:rPr>
+      </w:pPr>
+      <w:r>
+        <w:rPr>
+          <w:lang w:eastAsia="ar-SA"/>
+        </w:rPr>
+        <w:t>In the tax tools, input fields are always green and output fields are always blue, thus, depending upon how a tax form is being used, it may use a different color scheme.</w:t>
+      </w:r>
+    </w:p>
+    <w:p>
+      <w:pPr>
+        <w:pStyle w:val="List-Bullet025"/>
+        <w:rPr>
+          <w:lang w:eastAsia="ar-SA"/>
+        </w:rPr>
+      </w:pPr>
+      <w:r>
+        <w:rPr>
+          <w:lang w:eastAsia="ar-SA"/>
+        </w:rPr>
+        <w:t>The user needs to be able to enter information in the fields of a tax form used for input, but that should not be the case for tax forms used to display information. The user should not be able to enter information in a tax form used for output.</w:t>
+      </w:r>
+    </w:p>
+    <w:p>
+      <w:pPr>
+        <w:pStyle w:val="List-Bullet025"/>
+        <w:rPr>
+          <w:lang w:eastAsia="ar-SA"/>
+        </w:rPr>
+      </w:pPr>
+      <w:r>
+        <w:rPr>
+          <w:lang w:eastAsia="ar-SA"/>
+        </w:rPr>
+        <w:t xml:space="preserve">The method </w:t>
+      </w:r>
+      <w:proofErr w:type="gramStart"/>
+      <w:r>
+        <w:rPr>
+          <w:lang w:eastAsia="ar-SA"/>
+        </w:rPr>
+        <w:t>getInputHTML(</w:t>
+      </w:r>
+      <w:proofErr w:type="gramEnd"/>
+      <w:r>
+        <w:rPr>
+          <w:lang w:eastAsia="ar-SA"/>
+        </w:rPr>
+        <w:t xml:space="preserve">) is a static method because when the input page is created there is not instance of the form yet. Conversely, when an tax form is created to output data, the information in the instance of the tax form needs to be copied to the tax form, thus, the </w:t>
+      </w:r>
+      <w:proofErr w:type="gramStart"/>
+      <w:r>
+        <w:rPr>
+          <w:lang w:eastAsia="ar-SA"/>
+        </w:rPr>
+        <w:t>getOutputHTML(</w:t>
+      </w:r>
+      <w:proofErr w:type="gramEnd"/>
+      <w:r>
+        <w:rPr>
+          <w:lang w:eastAsia="ar-SA"/>
+        </w:rPr>
+        <w:t>) method is an instance method.</w:t>
+      </w:r>
+    </w:p>
+    <w:p>
+      <w:pPr>
+        <w:pStyle w:val="Body-Text"/>
+        <w:rPr>
+          <w:lang w:eastAsia="ar-SA"/>
+        </w:rPr>
+      </w:pPr>
+      <w:r>
+        <w:rPr>
+          <w:lang w:eastAsia="ar-SA"/>
+        </w:rPr>
+        <w:t xml:space="preserve">To make this work, the HTML code for each tax form needs to adhere to </w:t>
+      </w:r>
+      <w:proofErr w:type="gramStart"/>
+      <w:r>
+        <w:rPr>
+          <w:lang w:eastAsia="ar-SA"/>
+        </w:rPr>
+        <w:t>come</w:t>
+      </w:r>
+      <w:proofErr w:type="gramEnd"/>
+      <w:r>
+        <w:rPr>
+          <w:lang w:eastAsia="ar-SA"/>
+        </w:rPr>
+        <w:t xml:space="preserve"> conventions.</w:t>
+      </w:r>
+    </w:p>
+    <w:p>
+      <w:pPr>
+        <w:pStyle w:val="List-Bullet025"/>
+        <w:rPr>
+          <w:lang w:eastAsia="ar-SA"/>
+        </w:rPr>
+      </w:pPr>
+      <w:r>
+        <w:rPr>
+          <w:lang w:eastAsia="ar-SA"/>
+        </w:rPr>
+        <w:t>All of the fields on the form will contain their initial values. Typically this is zero or blank, possibly with a placeholder value (a grayed out value, with a demonstration value).</w:t>
+      </w:r>
+    </w:p>
+    <w:p>
+      <w:pPr>
+        <w:pStyle w:val="List-Bullet025"/>
+        <w:rPr>
+          <w:lang w:eastAsia="ar-SA"/>
+        </w:rPr>
+      </w:pPr>
+      <w:r>
+        <w:rPr>
+          <w:lang w:eastAsia="ar-SA"/>
+        </w:rPr>
+        <w:t>The value field for each line of the tax form will have an ID assigned to it. The ID will be the form name, a unique identifier, and the line number separated by hyphens (for example, f1040-1-1a). The identifier will use only lowercase letters.</w:t>
+      </w:r>
+    </w:p>
+    <w:p>
+      <w:pPr>
+        <w:pStyle w:val="List-Bullet025"/>
+        <w:rPr>
+          <w:lang w:eastAsia="ar-SA"/>
+        </w:rPr>
+      </w:pPr>
+      <w:r>
+        <w:rPr>
+          <w:lang w:eastAsia="ar-SA"/>
+        </w:rPr>
+        <w:t>The CSS file Library/CSS/TaxFOrms.css provides a set of classes that can be used to provide consistent appearance across all forms.</w:t>
+      </w:r>
+    </w:p>
+    <w:p>
+      <w:pPr>
+        <w:pStyle w:val="List-Bullet025"/>
+        <w:rPr>
+          <w:lang w:eastAsia="ar-SA"/>
+        </w:rPr>
+      </w:pPr>
+      <w:r>
+        <w:rPr>
+          <w:lang w:eastAsia="ar-SA"/>
+        </w:rPr>
+        <w:t>The entire form will be enclosed in an HTML details element. This element will have an ID of the form  form name, the same  unique identifier used above, and the word “details” separated by hyphens (for example, f1040-1-details). The identifier will use only lowercase letters.</w:t>
+      </w:r>
+    </w:p>
+    <w:p>
+      <w:pPr>
+        <w:pStyle w:val="Heading4"/>
+      </w:pPr>
+      <w:proofErr w:type="gramStart"/>
+      <w:r>
+        <w:t>static</w:t>
+      </w:r>
+      <w:proofErr w:type="gramEnd"/>
+      <w:r>
+        <w:t xml:space="preserve"> </w:t>
+      </w:r>
+      <w:r>
+        <w:t>getUserInput</w:t>
+      </w:r>
+      <w:r>
+        <w:t>() Method</w:t>
+      </w:r>
+    </w:p>
+    <w:p>
+      <w:pPr>
+        <w:pStyle w:val="Body-Text"/>
+        <w:rPr>
+          <w:lang w:eastAsia="ar-SA"/>
+        </w:rPr>
+      </w:pPr>
+      <w:r>
+        <w:rPr>
+          <w:lang w:eastAsia="ar-SA"/>
+        </w:rPr>
+        <w:t>This is a static method. For each line on the tax form, this method will read the value of the line from the web page. As mentioned above, the tax form line number corresponding to each field is embedded in the ID assigned to that field. This method only needs to be implemented for tax forms that provide input data, such as income forms (e.g., W-2, 1099s).</w:t>
+      </w:r>
+    </w:p>
+    <w:p>
+      <w:pPr>
+        <w:pStyle w:val="Heading4"/>
+      </w:pPr>
+      <w:proofErr w:type="gramStart"/>
+      <w:r>
+        <w:t>put1040Information</w:t>
+      </w:r>
       <w:r>
         <w:t>(</w:t>
       </w:r>
       <w:proofErr w:type="gramEnd"/>
       <w:r>
-        <w:t xml:space="preserve">) and </w:t>
-      </w:r>
-      <w:proofErr w:type="spellStart"/>
-      <w:r>
-        <w:t>getOutputHTML</w:t>
-      </w:r>
-      <w:proofErr w:type="spellEnd"/>
-      <w:r>
-        <w:t>() Methods</w:t>
-      </w:r>
-    </w:p>
-    <w:p>
-      <w:pPr>
-        <w:pStyle w:val="Body-Text"/>
-        <w:rPr>
-          <w:lang w:eastAsia="ar-SA"/>
-        </w:rPr>
-      </w:pPr>
-      <w:r>
-        <w:rPr>
-          <w:lang w:eastAsia="ar-SA"/>
-        </w:rPr>
-        <w:t xml:space="preserve">Currently, </w:t>
-      </w:r>
-      <w:proofErr w:type="spellStart"/>
-      <w:r>
-        <w:rPr>
-          <w:lang w:eastAsia="ar-SA"/>
-        </w:rPr>
-        <w:t>TaxProgram</w:t>
-      </w:r>
-      <w:proofErr w:type="spellEnd"/>
-      <w:r>
-        <w:rPr>
-          <w:lang w:eastAsia="ar-SA"/>
-        </w:rPr>
-        <w:t xml:space="preserve"> is the only </w:t>
-      </w:r>
-      <w:proofErr w:type="gramStart"/>
-      <w:r>
-        <w:rPr>
-          <w:lang w:eastAsia="ar-SA"/>
-        </w:rPr>
-        <w:t>tax  tool</w:t>
-      </w:r>
-      <w:proofErr w:type="gramEnd"/>
-      <w:r>
-        <w:rPr>
-          <w:lang w:eastAsia="ar-SA"/>
-        </w:rPr>
-        <w:t xml:space="preserve"> that uses tax forms for its input and output interfaces. However, since it uses them, HTML code has been developed to </w:t>
-      </w:r>
-      <w:proofErr w:type="gramStart"/>
-      <w:r>
-        <w:rPr>
-          <w:lang w:eastAsia="ar-SA"/>
-        </w:rPr>
-        <w:t>display  the</w:t>
-      </w:r>
-      <w:proofErr w:type="gramEnd"/>
-      <w:r>
-        <w:rPr>
-          <w:lang w:eastAsia="ar-SA"/>
-        </w:rPr>
-        <w:t xml:space="preserve"> tax forms on web pages for each of the tax forms that are supported. The HTML code is stored in a variable named HTML_FORM in the class for each tax form. The methods </w:t>
-      </w:r>
-      <w:proofErr w:type="spellStart"/>
-      <w:proofErr w:type="gramStart"/>
-      <w:r>
-        <w:rPr>
-          <w:lang w:eastAsia="ar-SA"/>
-        </w:rPr>
-        <w:t>getInputHTML</w:t>
-      </w:r>
-      <w:proofErr w:type="spellEnd"/>
-      <w:r>
-        <w:rPr>
-          <w:lang w:eastAsia="ar-SA"/>
-        </w:rPr>
-        <w:t>(</w:t>
-      </w:r>
-      <w:proofErr w:type="gramEnd"/>
-      <w:r>
-        <w:rPr>
-          <w:lang w:eastAsia="ar-SA"/>
-        </w:rPr>
-        <w:t xml:space="preserve">) and </w:t>
-      </w:r>
-      <w:proofErr w:type="spellStart"/>
-      <w:r>
-        <w:rPr>
-          <w:lang w:eastAsia="ar-SA"/>
-        </w:rPr>
-        <w:t>getOutputHTML</w:t>
-      </w:r>
-      <w:proofErr w:type="spellEnd"/>
-      <w:r>
-        <w:rPr>
-          <w:lang w:eastAsia="ar-SA"/>
-        </w:rPr>
-        <w:t>() are used to return a string containing this code.</w:t>
-      </w:r>
-    </w:p>
-    <w:p>
-      <w:pPr>
-        <w:pStyle w:val="Body-Text"/>
-        <w:rPr>
-          <w:lang w:eastAsia="ar-SA"/>
-        </w:rPr>
-      </w:pPr>
-      <w:r>
-        <w:rPr>
-          <w:lang w:eastAsia="ar-SA"/>
-        </w:rPr>
-        <w:t>There are a few reasons that two separate methods are needed.</w:t>
-      </w:r>
-    </w:p>
-    <w:p>
-      <w:pPr>
-        <w:pStyle w:val="List-Bullet025"/>
-        <w:rPr>
-          <w:lang w:eastAsia="ar-SA"/>
-        </w:rPr>
-      </w:pPr>
-      <w:r>
-        <w:rPr>
-          <w:lang w:eastAsia="ar-SA"/>
-        </w:rPr>
-        <w:t>In the tax tools, input fields are always green and output fields are always blue, thus, depending upon how a tax form is being used, it may use a different color scheme.</w:t>
-      </w:r>
-    </w:p>
-    <w:p>
-      <w:pPr>
-        <w:pStyle w:val="List-Bullet025"/>
-        <w:rPr>
-          <w:lang w:eastAsia="ar-SA"/>
-        </w:rPr>
-      </w:pPr>
-      <w:r>
-        <w:rPr>
-          <w:lang w:eastAsia="ar-SA"/>
-        </w:rPr>
-        <w:t>The user needs to be able to enter information in the fields of a tax form used for input, but that should not be the case for tax forms used to display information. The user should not be able to enter information in a tax form used for output.</w:t>
-      </w:r>
-    </w:p>
-    <w:p>
-      <w:pPr>
-        <w:pStyle w:val="List-Bullet025"/>
-        <w:rPr>
-          <w:lang w:eastAsia="ar-SA"/>
-        </w:rPr>
-      </w:pPr>
-      <w:r>
-        <w:rPr>
-          <w:lang w:eastAsia="ar-SA"/>
-        </w:rPr>
-        <w:t xml:space="preserve">The method </w:t>
-      </w:r>
-      <w:proofErr w:type="spellStart"/>
-      <w:proofErr w:type="gramStart"/>
-      <w:r>
-        <w:rPr>
-          <w:lang w:eastAsia="ar-SA"/>
-        </w:rPr>
-        <w:t>getInputHTML</w:t>
-      </w:r>
-      <w:proofErr w:type="spellEnd"/>
-      <w:r>
-        <w:rPr>
-          <w:lang w:eastAsia="ar-SA"/>
-        </w:rPr>
-        <w:t>(</w:t>
-      </w:r>
-      <w:proofErr w:type="gramEnd"/>
-      <w:r>
-        <w:rPr>
-          <w:lang w:eastAsia="ar-SA"/>
-        </w:rPr>
-        <w:t xml:space="preserve">) is a static method because when the input page is created there is not instance of the form yet. Conversely, when an tax form is created to output data, the information in the instance of the tax form needs to be copied to the tax form, thus, the </w:t>
-      </w:r>
-      <w:proofErr w:type="spellStart"/>
-      <w:proofErr w:type="gramStart"/>
-      <w:r>
-        <w:rPr>
-          <w:lang w:eastAsia="ar-SA"/>
-        </w:rPr>
-        <w:t>getOutputHTML</w:t>
-      </w:r>
-      <w:proofErr w:type="spellEnd"/>
-      <w:r>
-        <w:rPr>
-          <w:lang w:eastAsia="ar-SA"/>
-        </w:rPr>
-        <w:t>(</w:t>
-      </w:r>
-      <w:proofErr w:type="gramEnd"/>
-      <w:r>
-        <w:rPr>
-          <w:lang w:eastAsia="ar-SA"/>
-        </w:rPr>
-        <w:t>) method is an instance method.</w:t>
-      </w:r>
-    </w:p>
-    <w:p>
-      <w:pPr>
-        <w:pStyle w:val="Body-Text"/>
-        <w:rPr>
-          <w:lang w:eastAsia="ar-SA"/>
-        </w:rPr>
-      </w:pPr>
-      <w:r>
-        <w:rPr>
-          <w:lang w:eastAsia="ar-SA"/>
-        </w:rPr>
-        <w:t xml:space="preserve">To make this work, the HTML code for each tax form needs to adhere to </w:t>
-      </w:r>
-      <w:proofErr w:type="gramStart"/>
-      <w:r>
-        <w:rPr>
-          <w:lang w:eastAsia="ar-SA"/>
-        </w:rPr>
-        <w:t>come</w:t>
-      </w:r>
-      <w:proofErr w:type="gramEnd"/>
-      <w:r>
-        <w:rPr>
-          <w:lang w:eastAsia="ar-SA"/>
-        </w:rPr>
-        <w:t xml:space="preserve"> conventions.</w:t>
-      </w:r>
-    </w:p>
-    <w:p>
-      <w:pPr>
-        <w:pStyle w:val="List-Bullet025"/>
-        <w:rPr>
-          <w:lang w:eastAsia="ar-SA"/>
-        </w:rPr>
-      </w:pPr>
-      <w:r>
-        <w:rPr>
-          <w:lang w:eastAsia="ar-SA"/>
-        </w:rPr>
-        <w:t>All of the fields on the form will contain their initial values. Typically this is zero or blank, possibly with a placeholder value (a grayed out value, with a demonstration value).</w:t>
-      </w:r>
-    </w:p>
-    <w:p>
-      <w:pPr>
-        <w:pStyle w:val="List-Bullet025"/>
-        <w:rPr>
-          <w:lang w:eastAsia="ar-SA"/>
-        </w:rPr>
-      </w:pPr>
-      <w:r>
-        <w:rPr>
-          <w:lang w:eastAsia="ar-SA"/>
-        </w:rPr>
-        <w:t>The value field for each line of the tax form will have an ID assigned to it. The ID will be the form name, a unique identifier, and the line number separated by hyphens (for example, f1040-1-1a). The identifier will use only lowercase letters.</w:t>
-      </w:r>
-    </w:p>
-    <w:p>
-      <w:pPr>
-        <w:pStyle w:val="List-Bullet025"/>
-        <w:rPr>
-          <w:lang w:eastAsia="ar-SA"/>
-        </w:rPr>
-      </w:pPr>
-      <w:r>
-        <w:rPr>
-          <w:lang w:eastAsia="ar-SA"/>
-        </w:rPr>
-        <w:t>The CSS file Library/CSS/TaxFOrms.css provides a set of classes that can be used to provide consistent appearance across all forms.</w:t>
-      </w:r>
-    </w:p>
-    <w:p>
-      <w:pPr>
-        <w:pStyle w:val="List-Bullet025"/>
-        <w:rPr>
-          <w:lang w:eastAsia="ar-SA"/>
-        </w:rPr>
-      </w:pPr>
-      <w:r>
-        <w:rPr>
-          <w:lang w:eastAsia="ar-SA"/>
-        </w:rPr>
-        <w:t xml:space="preserve">The entire form will be enclosed in an HTML details element. This element will have an ID of the form  </w:t>
-      </w:r>
-      <w:proofErr w:type="spellStart"/>
-      <w:r>
-        <w:rPr>
-          <w:lang w:eastAsia="ar-SA"/>
-        </w:rPr>
-        <w:t>form</w:t>
-      </w:r>
-      <w:proofErr w:type="spellEnd"/>
-      <w:r>
-        <w:rPr>
-          <w:lang w:eastAsia="ar-SA"/>
-        </w:rPr>
-        <w:t xml:space="preserve"> name, the same  unique identifier used above, and the word “details” separated by hyphens (for example, f1040-1-details). The identifier will use only lowercase letters.</w:t>
-      </w:r>
-    </w:p>
-    <w:p>
-      <w:pPr>
-        <w:pStyle w:val="Heading4"/>
-      </w:pPr>
-      <w:proofErr w:type="gramStart"/>
-      <w:r>
-        <w:t>static</w:t>
-      </w:r>
-      <w:proofErr w:type="gramEnd"/>
-      <w:r>
+        <w:t>) Method</w:t>
+      </w:r>
+    </w:p>
+    <w:p>
+      <w:pPr>
+        <w:pStyle w:val="Body-Text"/>
+        <w:rPr>
+          <w:lang w:eastAsia="ar-SA"/>
+        </w:rPr>
+      </w:pPr>
+      <w:r>
+        <w:rPr>
+          <w:lang w:eastAsia="ar-SA"/>
+        </w:rPr>
+        <w:t>This is a static method.</w:t>
+      </w:r>
+      <w:r>
+        <w:rPr>
+          <w:lang w:eastAsia="ar-SA"/>
+        </w:rPr>
         <w:t xml:space="preserve"> </w:t>
       </w:r>
-      <w:proofErr w:type="spellStart"/>
-      <w:r>
-        <w:t>getUserInput</w:t>
-      </w:r>
-      <w:proofErr w:type="spellEnd"/>
-      <w:r>
-        <w:t>() Method</w:t>
-      </w:r>
-    </w:p>
-    <w:p>
-      <w:pPr>
-        <w:pStyle w:val="Body-Text"/>
-        <w:rPr>
-          <w:lang w:eastAsia="ar-SA"/>
-        </w:rPr>
-      </w:pPr>
-      <w:r>
-        <w:rPr>
-          <w:lang w:eastAsia="ar-SA"/>
-        </w:rPr>
-        <w:t>This is a static method. For each line on the tax form, this method will read the value of the line from the web page. As mentioned above, the tax form line number corresponding to each field is embedded in the ID assigned to that field. This method only needs to be implemented for tax forms that provide input data, such as income forms (e.g., W-2, 1099s).</w:t>
-      </w:r>
-    </w:p>
-    <w:p>
-      <w:pPr>
-        <w:pStyle w:val="Heading4"/>
-      </w:pPr>
-      <w:proofErr w:type="gramStart"/>
-      <w:r>
-        <w:t>put1040Information</w:t>
-      </w:r>
-      <w:r>
-        <w:t>(</w:t>
-      </w:r>
-      <w:proofErr w:type="gramEnd"/>
-      <w:r>
-        <w:t>) Method</w:t>
-      </w:r>
-    </w:p>
-    <w:p>
-      <w:pPr>
-        <w:pStyle w:val="Body-Text"/>
-        <w:rPr>
-          <w:lang w:eastAsia="ar-SA"/>
-        </w:rPr>
-      </w:pPr>
-      <w:r>
-        <w:rPr>
-          <w:lang w:eastAsia="ar-SA"/>
-        </w:rPr>
-        <w:t>This is a static method.</w:t>
+      <w:r>
+        <w:rPr>
+          <w:lang w:eastAsia="ar-SA"/>
+        </w:rPr>
+        <w:t>For each line on the tax form, this method will insert the value from the line on the tax form into the corresponding field in the web page. As mentioned above, the tax form line number corresponding to each field is embedded in the ID assigned to that field.</w:t>
       </w:r>
       <w:r>
         <w:rPr>
@@ -5375,18 +5247,6 @@
         <w:rPr>
           <w:lang w:eastAsia="ar-SA"/>
         </w:rPr>
-        <w:t>For each line on the tax form, this method will insert the value from the line on the tax form into the corresponding field in the web page. As mentioned above, the tax form line number corresponding to each field is embedded in the ID assigned to that field.</w:t>
-      </w:r>
-      <w:r>
-        <w:rPr>
-          <w:lang w:eastAsia="ar-SA"/>
-        </w:rPr>
-        <w:t xml:space="preserve"> </w:t>
-      </w:r>
-      <w:r>
-        <w:rPr>
-          <w:lang w:eastAsia="ar-SA"/>
-        </w:rPr>
         <w:t>This method only needs to be implemented for tax forms are part of the tax returns (i.e., output forms such as form 1040 and Schedule A).</w:t>
       </w:r>
     </w:p>
@@ -5395,7 +5255,7 @@
         <w:pStyle w:val="Heading3"/>
       </w:pPr>
       <w:bookmarkStart w:id="10" w:name="_Toc237788079"/>
-      <w:bookmarkStart w:id="11" w:name="_Toc239155363"/>
+      <w:bookmarkStart w:id="11" w:name="_Toc239272822"/>
       <w:r>
         <w:lastRenderedPageBreak/>
         <w:t>Worksheets</w:t>
@@ -5410,14 +5270,9 @@
       <w:r>
         <w:t xml:space="preserve">Worksheets are associated with an immediate need for calculation, and their calculation may be specific to the form that needs the calculation. For example, there may be multiple schedule C’s and each one needs one needs its own calculation of the self-employment tax and SEHI deduction. Therefore, worksheets should be created by the form that needs the calculation. If you were to access the worksheet via </w:t>
       </w:r>
-      <w:proofErr w:type="spellStart"/>
       <w:proofErr w:type="gramStart"/>
       <w:r>
-        <w:t>Forms.getValue</w:t>
-      </w:r>
-      <w:proofErr w:type="spellEnd"/>
-      <w:r>
-        <w:t>(</w:t>
+        <w:t>Forms.getValue(</w:t>
       </w:r>
       <w:proofErr w:type="gramEnd"/>
       <w:r>
@@ -5450,23 +5305,7 @@
       </w:r>
       <w:proofErr w:type="gramEnd"/>
       <w:r>
-        <w:t xml:space="preserve"> value = </w:t>
-      </w:r>
-      <w:proofErr w:type="spellStart"/>
-      <w:r>
-        <w:t>Forms.createForm</w:t>
-      </w:r>
-      <w:proofErr w:type="spellEnd"/>
-      <w:r>
-        <w:t>(“Worksheet”).line(“</w:t>
-      </w:r>
-      <w:proofErr w:type="spellStart"/>
-      <w:r>
-        <w:t>lineno</w:t>
-      </w:r>
-      <w:proofErr w:type="spellEnd"/>
-      <w:r>
-        <w:t>”);</w:t>
+        <w:t xml:space="preserve"> value = Forms.createForm(“Worksheet”).line(“lineno”);</w:t>
       </w:r>
     </w:p>
     <w:p>
@@ -5487,15 +5326,7 @@
       </w:r>
       <w:proofErr w:type="gramEnd"/>
       <w:r>
-        <w:t xml:space="preserve"> form  = </w:t>
-      </w:r>
-      <w:proofErr w:type="spellStart"/>
-      <w:r>
-        <w:t>Forms.createForm</w:t>
-      </w:r>
-      <w:proofErr w:type="spellEnd"/>
-      <w:r>
-        <w:t>(“Worksheet”);</w:t>
+        <w:t xml:space="preserve"> form  = Forms.createForm(“Worksheet”);</w:t>
       </w:r>
     </w:p>
     <w:p>
@@ -5508,23 +5339,7 @@
       </w:r>
       <w:proofErr w:type="gramEnd"/>
       <w:r>
-        <w:t xml:space="preserve"> value = </w:t>
-      </w:r>
-      <w:proofErr w:type="spellStart"/>
-      <w:r>
-        <w:t>form.line</w:t>
-      </w:r>
-      <w:proofErr w:type="spellEnd"/>
-      <w:r>
-        <w:t>(“</w:t>
-      </w:r>
-      <w:proofErr w:type="spellStart"/>
-      <w:r>
-        <w:t>lineno</w:t>
-      </w:r>
-      <w:proofErr w:type="spellEnd"/>
-      <w:r>
-        <w:t>”);</w:t>
+        <w:t xml:space="preserve"> value = form.line(“lineno”);</w:t>
       </w:r>
     </w:p>
     <w:p>
@@ -5532,7 +5347,7 @@
         <w:pStyle w:val="Heading3"/>
       </w:pPr>
       <w:bookmarkStart w:id="12" w:name="_Toc237788080"/>
-      <w:bookmarkStart w:id="13" w:name="_Toc239155364"/>
+      <w:bookmarkStart w:id="13" w:name="_Toc239272823"/>
       <w:r>
         <w:t>Tax Form Pages</w:t>
       </w:r>
@@ -5550,70 +5365,54 @@
         <w:rPr>
           <w:rStyle w:val="SourceCodechar"/>
         </w:rPr>
-        <w:t>Library/</w:t>
-      </w:r>
-      <w:proofErr w:type="spellStart"/>
+        <w:t>Library/TaxForms</w:t>
+      </w:r>
+      <w:r>
+        <w:t xml:space="preserve">. Instances of the tax form classes are the internal representation of the tax forms. The class </w:t>
+      </w:r>
       <w:r>
         <w:rPr>
           <w:rStyle w:val="SourceCodechar"/>
         </w:rPr>
         <w:t>TaxForms</w:t>
       </w:r>
-      <w:proofErr w:type="spellEnd"/>
-      <w:r>
-        <w:t xml:space="preserve">. Instances of the tax form classes are the internal representation of the tax forms. The class </w:t>
-      </w:r>
-      <w:proofErr w:type="spellStart"/>
+      <w:r>
+        <w:t xml:space="preserve"> (with an “s” at the end) is a separate class that manages the instances of the tax forms that have been created.</w:t>
+      </w:r>
+    </w:p>
+    <w:p>
+      <w:pPr>
+        <w:pStyle w:val="Body-Text"/>
+      </w:pPr>
+      <w:r>
+        <w:t>While tax form classes and their objects are the internal representation of tax forms, tax form web pages are the external representation of the web pages. They provide the place to input data and they display the completed tax return. Most of the tax tools do not use the tax form web pages because they provide a simplified view of the information on the tax forms. However, each tax form object has the ability to display itself as a web page. This makes each tax form the centralized location for all the information about that tax form.</w:t>
+      </w:r>
+    </w:p>
+    <w:p>
+      <w:pPr>
+        <w:pStyle w:val="Body-Text"/>
+      </w:pPr>
+      <w:r>
+        <w:t xml:space="preserve">The class </w:t>
+      </w:r>
       <w:r>
         <w:rPr>
           <w:rStyle w:val="SourceCodechar"/>
         </w:rPr>
-        <w:t>TaxForms</w:t>
-      </w:r>
-      <w:proofErr w:type="spellEnd"/>
-      <w:r>
-        <w:t xml:space="preserve"> (with an “s” at the end) is a separate class that manages the instances of the tax forms that have been created.</w:t>
-      </w:r>
-    </w:p>
-    <w:p>
-      <w:pPr>
-        <w:pStyle w:val="Body-Text"/>
-      </w:pPr>
-      <w:r>
-        <w:t>While tax form classes and their objects are the internal representation of tax forms, tax form web pages are the external representation of the web pages. They provide the place to input data and they display the completed tax return. Most of the tax tools do not use the tax form web pages because they provide a simplified view of the information on the tax forms. However, each tax form object has the ability to display itself as a web page. This makes each tax form the centralized location for all the information about that tax form.</w:t>
-      </w:r>
-    </w:p>
-    <w:p>
-      <w:pPr>
-        <w:pStyle w:val="Body-Text"/>
-      </w:pPr>
-      <w:r>
-        <w:t xml:space="preserve">The class </w:t>
-      </w:r>
-      <w:proofErr w:type="spellStart"/>
-      <w:r>
-        <w:rPr>
-          <w:rStyle w:val="SourceCodechar"/>
-        </w:rPr>
         <w:t>TaxFormPages</w:t>
       </w:r>
-      <w:proofErr w:type="spellEnd"/>
-      <w:r>
-        <w:t xml:space="preserve"> provides utilities for creating, deleting, and managing the tax form web pages. Currently, this class and the tax form web pages are only used by the </w:t>
-      </w:r>
-      <w:proofErr w:type="spellStart"/>
-      <w:r>
-        <w:t>TaxProgram</w:t>
-      </w:r>
-      <w:proofErr w:type="spellEnd"/>
+      <w:r>
+        <w:t xml:space="preserve"> provides utilities for creating, deleting, and managing the tax form web pages. Currently, this class and the tax form web pages are only used by the Tax</w:t>
+      </w:r>
+      <w:r>
+        <w:t xml:space="preserve"> Return Calculator</w:t>
+      </w:r>
       <w:r>
         <w:t xml:space="preserve"> tool. It uses these pages because it more closely resembles a tax program using actual tax forms. Most tax forms fall into one of two </w:t>
       </w:r>
-      <w:proofErr w:type="spellStart"/>
-      <w:r>
-        <w:t>catagories</w:t>
-      </w:r>
-      <w:proofErr w:type="spellEnd"/>
+      <w:r>
+        <w:t>categories</w:t>
+      </w:r>
       <w:r>
         <w:t>.</w:t>
       </w:r>
@@ -5671,7 +5470,7 @@
         <w:pStyle w:val="Heading2"/>
       </w:pPr>
       <w:bookmarkStart w:id="14" w:name="_Toc237788081"/>
-      <w:bookmarkStart w:id="15" w:name="_Toc239155365"/>
+      <w:bookmarkStart w:id="15" w:name="_Toc239272824"/>
       <w:r>
         <w:t>Utility Modules</w:t>
       </w:r>
@@ -5724,25 +5523,21 @@
       <w:r>
         <w:t xml:space="preserve">The </w:t>
       </w:r>
-      <w:proofErr w:type="spellStart"/>
       <w:r>
         <w:rPr>
           <w:rStyle w:val="SourceCodechar"/>
         </w:rPr>
         <w:t>TaxForm</w:t>
       </w:r>
-      <w:proofErr w:type="spellEnd"/>
       <w:r>
         <w:t xml:space="preserve">, </w:t>
       </w:r>
-      <w:proofErr w:type="spellStart"/>
       <w:r>
         <w:rPr>
           <w:rStyle w:val="SourceCodechar"/>
         </w:rPr>
         <w:t>TaxForms</w:t>
       </w:r>
-      <w:proofErr w:type="spellEnd"/>
       <w:r>
         <w:t xml:space="preserve">, and </w:t>
       </w:r>
@@ -5823,7 +5618,6 @@
       <w:r>
         <w:t xml:space="preserve">, </w:t>
       </w:r>
-      <w:proofErr w:type="spellStart"/>
       <w:proofErr w:type="gramStart"/>
       <w:r>
         <w:rPr>
@@ -5831,7 +5625,6 @@
         </w:rPr>
         <w:t>Str</w:t>
       </w:r>
-      <w:proofErr w:type="spellEnd"/>
       <w:proofErr w:type="gramEnd"/>
       <w:r>
         <w:t xml:space="preserve">, and </w:t>
@@ -5879,14 +5672,12 @@
       <w:r>
         <w:t xml:space="preserve"> and </w:t>
       </w:r>
-      <w:proofErr w:type="spellStart"/>
       <w:r>
         <w:rPr>
           <w:rStyle w:val="SourceCodechar"/>
         </w:rPr>
         <w:t>HTMLBuild</w:t>
       </w:r>
-      <w:proofErr w:type="spellEnd"/>
       <w:r>
         <w:t xml:space="preserve"> modules provide abstractions for working with HTML elements. The </w:t>
       </w:r>
@@ -5899,14 +5690,12 @@
       <w:r>
         <w:t xml:space="preserve"> module provides general utilities for working with HTML elements, while the </w:t>
       </w:r>
-      <w:proofErr w:type="spellStart"/>
       <w:r>
         <w:rPr>
           <w:rStyle w:val="SourceCodechar"/>
         </w:rPr>
         <w:t>HTMLBuild</w:t>
       </w:r>
-      <w:proofErr w:type="spellEnd"/>
       <w:r>
         <w:t xml:space="preserve"> modules provides methods for dynamically creating and adding content to the current web page. The primary abstraction of note is that HTML elements that are used to get information from the taxpayer or show information to the taxpayer are accessed via the “</w:t>
       </w:r>
@@ -5927,14 +5716,12 @@
       <w:r>
         <w:t xml:space="preserve">The </w:t>
       </w:r>
-      <w:proofErr w:type="spellStart"/>
       <w:r>
         <w:rPr>
           <w:rStyle w:val="SourceCodechar"/>
         </w:rPr>
         <w:t>IncludeFile</w:t>
       </w:r>
-      <w:proofErr w:type="spellEnd"/>
       <w:r>
         <w:t xml:space="preserve"> module implements an HTML syntax that allows HTML files to include other HTML files. This is not used much anymore. Most HTML files have been changed to PHP files in order to use the PHP include mechanism instead.</w:t>
       </w:r>
@@ -5955,14 +5742,12 @@
       <w:r>
         <w:t xml:space="preserve"> modules contain the definition of constant values and tables of data that are needed in tax calculations. These values change from year to year; therefore, there is a separate module for every year that is supported. The </w:t>
       </w:r>
-      <w:proofErr w:type="spellStart"/>
       <w:r>
         <w:rPr>
           <w:rStyle w:val="SourceCodechar"/>
         </w:rPr>
         <w:t>TaxTableTmpl</w:t>
       </w:r>
-      <w:proofErr w:type="spellEnd"/>
       <w:r>
         <w:t xml:space="preserve"> class is a separate module that implements the methods for accessing the tax table information. Each of the </w:t>
       </w:r>
@@ -5975,29 +5760,24 @@
       <w:r>
         <w:t xml:space="preserve"> modules is a child class of the </w:t>
       </w:r>
-      <w:proofErr w:type="spellStart"/>
       <w:r>
         <w:rPr>
           <w:rStyle w:val="SourceCodechar"/>
         </w:rPr>
         <w:t>TaxTableTmpl</w:t>
       </w:r>
-      <w:proofErr w:type="spellEnd"/>
       <w:r>
         <w:t xml:space="preserve"> module so these methods provide a common set of access methods for the information in the tax tables, regardless of the tax year. The module </w:t>
       </w:r>
-      <w:proofErr w:type="spellStart"/>
       <w:r>
         <w:rPr>
           <w:rStyle w:val="SourceCodechar"/>
         </w:rPr>
         <w:t>TaxTable</w:t>
       </w:r>
-      <w:proofErr w:type="spellEnd"/>
       <w:r>
         <w:t xml:space="preserve"> provides the static method named </w:t>
       </w:r>
-      <w:proofErr w:type="spellStart"/>
       <w:proofErr w:type="gramStart"/>
       <w:r>
         <w:rPr>
@@ -6005,7 +5785,6 @@
         </w:rPr>
         <w:t>getTaxTable</w:t>
       </w:r>
-      <w:proofErr w:type="spellEnd"/>
       <w:r>
         <w:t>,</w:t>
       </w:r>
@@ -6029,25 +5808,21 @@
       <w:r>
         <w:t xml:space="preserve">The </w:t>
       </w:r>
-      <w:proofErr w:type="spellStart"/>
       <w:r>
         <w:rPr>
           <w:rStyle w:val="SourceCodechar"/>
         </w:rPr>
         <w:t>TaxPayer</w:t>
       </w:r>
-      <w:proofErr w:type="spellEnd"/>
       <w:r>
         <w:t xml:space="preserve"> class saves the attributes of the taxpayer. Currently, only one </w:t>
       </w:r>
-      <w:proofErr w:type="spellStart"/>
       <w:r>
         <w:rPr>
           <w:rStyle w:val="SourceCodechar"/>
         </w:rPr>
         <w:t>TaxPayer</w:t>
       </w:r>
-      <w:proofErr w:type="spellEnd"/>
       <w:r>
         <w:t xml:space="preserve"> object is supported, so I also </w:t>
       </w:r>
@@ -6067,14 +5842,12 @@
       <w:r>
         <w:t xml:space="preserve">The directory </w:t>
       </w:r>
-      <w:proofErr w:type="spellStart"/>
       <w:r>
         <w:rPr>
           <w:rStyle w:val="SourceCodechar"/>
         </w:rPr>
         <w:t>SalesTax</w:t>
       </w:r>
-      <w:proofErr w:type="spellEnd"/>
       <w:r>
         <w:t xml:space="preserve"> is a separate subdirectory of </w:t>
       </w:r>
@@ -6121,14 +5894,12 @@
       <w:r>
         <w:t xml:space="preserve">The directory </w:t>
       </w:r>
-      <w:proofErr w:type="spellStart"/>
       <w:r>
         <w:rPr>
           <w:rStyle w:val="SourceCodechar"/>
         </w:rPr>
         <w:t>TAXTools</w:t>
       </w:r>
-      <w:proofErr w:type="spellEnd"/>
       <w:r>
         <w:t xml:space="preserve"> is a separate subdirectory of </w:t>
       </w:r>
@@ -6162,7 +5933,7 @@
         <w:pStyle w:val="Heading2"/>
       </w:pPr>
       <w:bookmarkStart w:id="16" w:name="_Toc237788082"/>
-      <w:bookmarkStart w:id="17" w:name="_Toc239155366"/>
+      <w:bookmarkStart w:id="17" w:name="_Toc239272825"/>
       <w:r>
         <w:lastRenderedPageBreak/>
         <w:t>Tax Tools</w:t>
@@ -6175,7 +5946,7 @@
         <w:pStyle w:val="Heading3"/>
       </w:pPr>
       <w:bookmarkStart w:id="18" w:name="_Toc237788083"/>
-      <w:bookmarkStart w:id="19" w:name="_Toc239155367"/>
+      <w:bookmarkStart w:id="19" w:name="_Toc239272826"/>
       <w:r>
         <w:t>Age Calculator</w:t>
       </w:r>
@@ -6195,7 +5966,7 @@
         <w:pStyle w:val="Heading3"/>
       </w:pPr>
       <w:bookmarkStart w:id="20" w:name="_Toc237788084"/>
-      <w:bookmarkStart w:id="21" w:name="_Toc239155368"/>
+      <w:bookmarkStart w:id="21" w:name="_Toc239272827"/>
       <w:r>
         <w:t>Simple Math Calculator</w:t>
       </w:r>
@@ -6215,11 +5986,14 @@
         <w:pStyle w:val="Heading3"/>
       </w:pPr>
       <w:bookmarkStart w:id="22" w:name="_Toc237788085"/>
-      <w:bookmarkStart w:id="23" w:name="_Toc239155369"/>
-      <w:r>
-        <w:t>Tax Program</w:t>
+      <w:bookmarkStart w:id="23" w:name="_Toc239272828"/>
+      <w:r>
+        <w:t xml:space="preserve">Tax </w:t>
       </w:r>
       <w:bookmarkEnd w:id="22"/>
+      <w:r>
+        <w:t>Return Calculator</w:t>
+      </w:r>
       <w:bookmarkEnd w:id="23"/>
     </w:p>
     <w:p>
@@ -6227,23 +6001,19 @@
         <w:pStyle w:val="Body-Text"/>
       </w:pPr>
       <w:r>
-        <w:t xml:space="preserve">The </w:t>
-      </w:r>
-      <w:proofErr w:type="spellStart"/>
-      <w:r>
-        <w:t>TaxProgram</w:t>
-      </w:r>
-      <w:proofErr w:type="spellEnd"/>
+        <w:t>The Tax</w:t>
+      </w:r>
+      <w:r>
+        <w:t xml:space="preserve"> Return Calculator</w:t>
+      </w:r>
       <w:r>
         <w:t xml:space="preserve"> tool is unlike the other tax tools. Rather than providing a simplified abstraction for part of the tax calculation, the </w:t>
       </w:r>
-      <w:proofErr w:type="spellStart"/>
-      <w:r>
-        <w:t>TaxProgram</w:t>
-      </w:r>
-      <w:proofErr w:type="spellEnd"/>
-      <w:r>
-        <w:t xml:space="preserve"> uses actual tax forms for the input information and the result is similar to an actual tax return.</w:t>
+      <w:r>
+        <w:t xml:space="preserve">Tax Return Calculator </w:t>
+      </w:r>
+      <w:r>
+        <w:t>uses actual tax forms for the input information and the result is similar to an actual tax return.</w:t>
       </w:r>
     </w:p>
     <w:p>
@@ -6251,7 +6021,7 @@
         <w:pStyle w:val="Heading3"/>
       </w:pPr>
       <w:bookmarkStart w:id="24" w:name="_Toc237788086"/>
-      <w:bookmarkStart w:id="25" w:name="_Toc239155370"/>
+      <w:bookmarkStart w:id="25" w:name="_Toc239272829"/>
       <w:r>
         <w:t>Other Tax Tools</w:t>
       </w:r>
@@ -6417,7 +6187,7 @@
         <w:pStyle w:val="Heading2"/>
       </w:pPr>
       <w:bookmarkStart w:id="26" w:name="_Toc237788087"/>
-      <w:bookmarkStart w:id="27" w:name="_Toc239155371"/>
+      <w:bookmarkStart w:id="27" w:name="_Toc239272830"/>
       <w:r>
         <w:t>Conventions</w:t>
       </w:r>
@@ -6429,7 +6199,7 @@
         <w:pStyle w:val="Heading3"/>
       </w:pPr>
       <w:bookmarkStart w:id="28" w:name="_Toc237788088"/>
-      <w:bookmarkStart w:id="29" w:name="_Toc239155372"/>
+      <w:bookmarkStart w:id="29" w:name="_Toc239272831"/>
       <w:r>
         <w:t>Coding Conventions</w:t>
       </w:r>
@@ -6525,7 +6295,7 @@
         <w:pStyle w:val="Heading3"/>
       </w:pPr>
       <w:bookmarkStart w:id="31" w:name="_Toc237788089"/>
-      <w:bookmarkStart w:id="32" w:name="_Toc239155373"/>
+      <w:bookmarkStart w:id="32" w:name="_Toc239272832"/>
       <w:r>
         <w:t>Naming Conventions</w:t>
       </w:r>
@@ -6653,7 +6423,7 @@
         <w:pStyle w:val="Heading2"/>
       </w:pPr>
       <w:bookmarkStart w:id="33" w:name="_Toc237788090"/>
-      <w:bookmarkStart w:id="34" w:name="_Toc239155374"/>
+      <w:bookmarkStart w:id="34" w:name="_Toc239272833"/>
       <w:r>
         <w:t>Design Notes</w:t>
       </w:r>
@@ -6675,15 +6445,7 @@
         <w:t xml:space="preserve">the following line </w:t>
       </w:r>
       <w:r>
-        <w:t xml:space="preserve">to your </w:t>
-      </w:r>
-      <w:proofErr w:type="spellStart"/>
-      <w:r>
-        <w:t>stylesheet</w:t>
-      </w:r>
-      <w:proofErr w:type="spellEnd"/>
-      <w:r>
-        <w:t>.</w:t>
+        <w:t>to your stylesheet.</w:t>
       </w:r>
       <w:r>
         <w:rPr>
@@ -6695,23 +6457,7 @@
         <w:t>This rule</w:t>
       </w:r>
       <w:r>
-        <w:t xml:space="preserve"> automatically strips extra padding and background colors when the user presses </w:t>
-      </w:r>
-      <w:proofErr w:type="spellStart"/>
-      <w:r>
-        <w:t>Ctrl+P</w:t>
-      </w:r>
-      <w:proofErr w:type="spellEnd"/>
-      <w:r>
-        <w:t xml:space="preserve"> / </w:t>
-      </w:r>
-      <w:proofErr w:type="spellStart"/>
-      <w:r>
-        <w:t>Cmd+P</w:t>
-      </w:r>
-      <w:proofErr w:type="spellEnd"/>
-      <w:r>
-        <w:t xml:space="preserve"> to save it as a crisp PDF.</w:t>
+        <w:t xml:space="preserve"> automatically strips extra padding and background colors when the user presses Ctrl+P / Cmd+P to save it as a crisp PDF.</w:t>
       </w:r>
     </w:p>
     <w:p>
@@ -6808,50 +6554,28 @@
       <w:r>
         <w:t xml:space="preserve">The Forms.js module manages the forms that are in use by the tool. Any form that is created should be created by calling </w:t>
       </w:r>
-      <w:proofErr w:type="spellStart"/>
       <w:proofErr w:type="gramStart"/>
       <w:r>
         <w:rPr>
           <w:rStyle w:val="SourceCodechar"/>
         </w:rPr>
-        <w:t>Forms.createForm</w:t>
-      </w:r>
-      <w:proofErr w:type="spellEnd"/>
+        <w:t>Forms.createForm(</w:t>
+      </w:r>
+      <w:proofErr w:type="gramEnd"/>
       <w:r>
         <w:rPr>
           <w:rStyle w:val="SourceCodechar"/>
         </w:rPr>
-        <w:t>(</w:t>
-      </w:r>
-      <w:proofErr w:type="gramEnd"/>
+        <w:t>)</w:t>
+      </w:r>
+      <w:r>
+        <w:t xml:space="preserve">, not by calling </w:t>
+      </w:r>
       <w:r>
         <w:rPr>
           <w:rStyle w:val="SourceCodechar"/>
         </w:rPr>
-        <w:t>)</w:t>
-      </w:r>
-      <w:r>
-        <w:t xml:space="preserve">, not by calling </w:t>
-      </w:r>
-      <w:r>
-        <w:rPr>
-          <w:rStyle w:val="SourceCodechar"/>
-        </w:rPr>
-        <w:t xml:space="preserve">new </w:t>
-      </w:r>
-      <w:proofErr w:type="spellStart"/>
-      <w:r>
-        <w:rPr>
-          <w:rStyle w:val="SourceCodechar"/>
-        </w:rPr>
-        <w:t>FormName</w:t>
-      </w:r>
-      <w:proofErr w:type="spellEnd"/>
-      <w:r>
-        <w:rPr>
-          <w:rStyle w:val="SourceCodechar"/>
-        </w:rPr>
-        <w:t>()</w:t>
+        <w:t>new FormName()</w:t>
       </w:r>
       <w:r>
         <w:t>. This allows the Forms module to keep tract of which forms have been created and providing convenient access to the form information.</w:t>
@@ -6916,55 +6640,19 @@
       <w:r>
         <w:t xml:space="preserve">A form can be accessed by </w:t>
       </w:r>
-      <w:proofErr w:type="spellStart"/>
       <w:proofErr w:type="gramStart"/>
       <w:r>
         <w:rPr>
           <w:rStyle w:val="SourceCodechar"/>
         </w:rPr>
-        <w:t>Forms.getValue</w:t>
-      </w:r>
-      <w:proofErr w:type="spellEnd"/>
+        <w:t>Forms.getValue(</w:t>
+      </w:r>
+      <w:proofErr w:type="gramEnd"/>
       <w:r>
         <w:rPr>
           <w:rStyle w:val="SourceCodechar"/>
         </w:rPr>
-        <w:t>(</w:t>
-      </w:r>
-      <w:proofErr w:type="gramEnd"/>
-      <w:r>
-        <w:rPr>
-          <w:rStyle w:val="SourceCodechar"/>
-        </w:rPr>
-        <w:t>“</w:t>
-      </w:r>
-      <w:proofErr w:type="spellStart"/>
-      <w:r>
-        <w:rPr>
-          <w:rStyle w:val="SourceCodechar"/>
-        </w:rPr>
-        <w:t>formname</w:t>
-      </w:r>
-      <w:proofErr w:type="spellEnd"/>
-      <w:r>
-        <w:rPr>
-          <w:rStyle w:val="SourceCodechar"/>
-        </w:rPr>
-        <w:t>”, “</w:t>
-      </w:r>
-      <w:proofErr w:type="spellStart"/>
-      <w:r>
-        <w:rPr>
-          <w:rStyle w:val="SourceCodechar"/>
-        </w:rPr>
-        <w:t>lineno</w:t>
-      </w:r>
-      <w:proofErr w:type="spellEnd"/>
-      <w:r>
-        <w:rPr>
-          <w:rStyle w:val="SourceCodechar"/>
-        </w:rPr>
-        <w:t>”)</w:t>
+        <w:t>“formname”, “lineno”)</w:t>
       </w:r>
       <w:r>
         <w:t>. This will create the form if it does not exist, and it will calculate it if it has not been calculated. This is how most forms are accessed, and it automatically creates a dependency chain. If a form needs a value from another form, that form will be created and calculated before the value is returned.</w:t>
@@ -6974,7 +6662,7 @@
       <w:pPr>
         <w:pStyle w:val="Heading3"/>
       </w:pPr>
-      <w:bookmarkStart w:id="35" w:name="_Toc239155375"/>
+      <w:bookmarkStart w:id="35" w:name="_Toc239272834"/>
       <w:r>
         <w:t>Designing Forms</w:t>
       </w:r>
@@ -7034,7 +6722,7 @@
       <w:pPr>
         <w:pStyle w:val="Heading1"/>
       </w:pPr>
-      <w:bookmarkStart w:id="36" w:name="_Toc239155376"/>
+      <w:bookmarkStart w:id="36" w:name="_Toc239272835"/>
       <w:r>
         <w:t>Source Control</w:t>
       </w:r>
@@ -7053,19 +6741,15 @@
       <w:r>
         <w:t xml:space="preserve"> Tools is “</w:t>
       </w:r>
-      <w:proofErr w:type="spellStart"/>
       <w:r>
         <w:t>TAXTools</w:t>
       </w:r>
-      <w:proofErr w:type="spellEnd"/>
       <w:r>
         <w:t>”. Therefore, you will frequently see the name “</w:t>
       </w:r>
-      <w:proofErr w:type="spellStart"/>
       <w:r>
         <w:t>TAXTools</w:t>
       </w:r>
-      <w:proofErr w:type="spellEnd"/>
       <w:r>
         <w:t xml:space="preserve">” used to refer to the Tax </w:t>
       </w:r>
@@ -7083,11 +6767,9 @@
       <w:r>
         <w:t xml:space="preserve">Source code version control for </w:t>
       </w:r>
-      <w:proofErr w:type="spellStart"/>
       <w:r>
         <w:t>TAXTools</w:t>
       </w:r>
-      <w:proofErr w:type="spellEnd"/>
       <w:r>
         <w:t xml:space="preserve"> is implemented using Git and GitHub. Git is a distributed version control system originally developed for the Linux kernel, but </w:t>
       </w:r>
@@ -7164,7 +6846,7 @@
       <w:pPr>
         <w:pStyle w:val="Heading2"/>
       </w:pPr>
-      <w:bookmarkStart w:id="37" w:name="_Toc239155377"/>
+      <w:bookmarkStart w:id="37" w:name="_Toc239272836"/>
       <w:r>
         <w:t>Repositories</w:t>
       </w:r>
@@ -7202,221 +6884,211 @@
         <w:rPr>
           <w:rStyle w:val="SourceCodechar"/>
         </w:rPr>
-        <w:t>.</w:t>
-      </w:r>
-      <w:proofErr w:type="spellStart"/>
+        <w:t>.git</w:t>
+      </w:r>
+      <w:r>
+        <w:t xml:space="preserve">” at the top of the source directory. This is where Git </w:t>
+      </w:r>
+      <w:r>
+        <w:t>stores</w:t>
+      </w:r>
+      <w:r>
+        <w:t xml:space="preserve"> all the information it needs to track the changes to the source code.</w:t>
+      </w:r>
+    </w:p>
+    <w:p>
+      <w:pPr>
+        <w:pStyle w:val="Body-Text"/>
+      </w:pPr>
+      <w:r>
+        <w:t>Since Git is a distributed source management system, a</w:t>
+      </w:r>
+      <w:r>
+        <w:t xml:space="preserve"> project can h</w:t>
+      </w:r>
+      <w:r>
+        <w:t>ave any number of repositories. T</w:t>
+      </w:r>
+      <w:r>
+        <w:t>ypically, each developer has a copy</w:t>
+      </w:r>
+      <w:r>
+        <w:t xml:space="preserve"> on their system. In addition</w:t>
+      </w:r>
+      <w:r>
+        <w:t>,</w:t>
+      </w:r>
+      <w:r>
+        <w:t xml:space="preserve"> there may be one repository that is considered the “main” repository where changes are collected and other repositories can be synchronized to keep up with the changes that have been made by others.</w:t>
+      </w:r>
+    </w:p>
+    <w:p>
+      <w:pPr>
+        <w:pStyle w:val="Body-Text"/>
+      </w:pPr>
+      <w:r>
+        <w:t xml:space="preserve">This is the case for </w:t>
+      </w:r>
+      <w:r>
+        <w:t xml:space="preserve">the Tax </w:t>
+      </w:r>
+      <w:r>
+        <w:t>Analysis</w:t>
+      </w:r>
+      <w:r>
+        <w:t xml:space="preserve"> Tools</w:t>
+      </w:r>
+      <w:r>
+        <w:t xml:space="preserve">. The main repository is hosted on GitHub at </w:t>
+      </w:r>
       <w:r>
         <w:rPr>
           <w:rStyle w:val="SourceCodechar"/>
         </w:rPr>
+        <w:t>github.com/bb3413/</w:t>
+      </w:r>
+      <w:r>
+        <w:rPr>
+          <w:rStyle w:val="SourceCodechar"/>
+        </w:rPr>
+        <w:t>TAXTools</w:t>
+      </w:r>
+      <w:r>
+        <w:rPr>
+          <w:rStyle w:val="SourceCodechar"/>
+        </w:rPr>
+        <w:t>.git</w:t>
+      </w:r>
+      <w:r>
+        <w:t>, and each developer has a local copy of the repository.</w:t>
+      </w:r>
+      <w:r>
+        <w:t xml:space="preserve"> </w:t>
+      </w:r>
+      <w:r>
+        <w:t xml:space="preserve">To work on </w:t>
+      </w:r>
+      <w:r>
+        <w:t xml:space="preserve">the Tax </w:t>
+      </w:r>
+      <w:r>
+        <w:t>Analysis</w:t>
+      </w:r>
+      <w:r>
+        <w:t xml:space="preserve"> Tools</w:t>
+      </w:r>
+      <w:r>
+        <w:t xml:space="preserve">, you start by </w:t>
+      </w:r>
+      <w:r>
+        <w:t xml:space="preserve">cloning </w:t>
+      </w:r>
+      <w:r>
+        <w:t>the</w:t>
+      </w:r>
+      <w:r>
+        <w:t xml:space="preserve"> repository</w:t>
+      </w:r>
+      <w:r>
+        <w:t xml:space="preserve"> on GitHub, which </w:t>
+      </w:r>
+      <w:r>
+        <w:t>create</w:t>
+      </w:r>
+      <w:r>
+        <w:rPr>
+          <w:bCs/>
+        </w:rPr>
+        <w:t>s</w:t>
+      </w:r>
+      <w:r>
+        <w:t xml:space="preserve"> a local copy that you can use to do your work. By keeping this local copy synchronized with the </w:t>
+      </w:r>
+      <w:r>
+        <w:t>main</w:t>
+      </w:r>
+      <w:r>
+        <w:t xml:space="preserve"> repository stored in GitHub, you’re able to get the latest changes</w:t>
+      </w:r>
+      <w:r>
+        <w:t xml:space="preserve"> from the main repository</w:t>
+      </w:r>
+      <w:r>
+        <w:t xml:space="preserve"> and push your updates</w:t>
+      </w:r>
+      <w:r>
+        <w:t xml:space="preserve"> back to the main repository</w:t>
+      </w:r>
+      <w:r>
+        <w:t xml:space="preserve"> so others can </w:t>
+      </w:r>
+      <w:r>
+        <w:t>use</w:t>
+      </w:r>
+      <w:r>
+        <w:t xml:space="preserve"> them.</w:t>
+      </w:r>
+      <w:r>
+        <w:t xml:space="preserve"> To</w:t>
+      </w:r>
+      <w:r>
+        <w:t xml:space="preserve"> </w:t>
+      </w:r>
+      <w:r>
+        <w:t>“clone”</w:t>
+      </w:r>
+      <w:r>
+        <w:t xml:space="preserve"> of the official repository</w:t>
+      </w:r>
+      <w:r>
+        <w:t>,</w:t>
+      </w:r>
+      <w:r>
+        <w:t xml:space="preserve"> us</w:t>
+      </w:r>
+      <w:r>
+        <w:t>e</w:t>
+      </w:r>
+      <w:r>
+        <w:t xml:space="preserve"> th</w:t>
+      </w:r>
+      <w:r>
+        <w:t>e following c</w:t>
+      </w:r>
+      <w:r>
+        <w:t>ommand.</w:t>
+      </w:r>
+    </w:p>
+    <w:p>
+      <w:pPr>
+        <w:pStyle w:val="SourceCode"/>
+      </w:pPr>
+      <w:r>
+        <w:t xml:space="preserve">$ </w:t>
+      </w:r>
+      <w:proofErr w:type="gramStart"/>
+      <w:r>
         <w:t>git</w:t>
       </w:r>
-      <w:proofErr w:type="spellEnd"/>
-      <w:r>
-        <w:t xml:space="preserve">” at the top of the source directory. This is where Git </w:t>
-      </w:r>
-      <w:r>
-        <w:t>stores</w:t>
-      </w:r>
-      <w:r>
-        <w:t xml:space="preserve"> all the information it needs to track the changes to the source code.</w:t>
-      </w:r>
-    </w:p>
-    <w:p>
-      <w:pPr>
-        <w:pStyle w:val="Body-Text"/>
-      </w:pPr>
-      <w:r>
-        <w:t>Since Git is a distributed source management system, a</w:t>
-      </w:r>
-      <w:r>
-        <w:t xml:space="preserve"> project can h</w:t>
-      </w:r>
-      <w:r>
-        <w:t>ave any number of repositories. T</w:t>
-      </w:r>
-      <w:r>
-        <w:t>ypically, each developer has a copy</w:t>
-      </w:r>
-      <w:r>
-        <w:t xml:space="preserve"> on their system. In addition</w:t>
-      </w:r>
-      <w:r>
-        <w:t>,</w:t>
-      </w:r>
-      <w:r>
-        <w:t xml:space="preserve"> there may be one repository that is considered the “main” repository where changes are collected and other repositories can be synchronized to keep up with the changes that have been made by others.</w:t>
-      </w:r>
-    </w:p>
-    <w:p>
-      <w:pPr>
-        <w:pStyle w:val="Body-Text"/>
-      </w:pPr>
-      <w:r>
-        <w:t xml:space="preserve">This is the case for </w:t>
-      </w:r>
-      <w:r>
-        <w:t xml:space="preserve">the Tax </w:t>
-      </w:r>
-      <w:r>
-        <w:t>Analysis</w:t>
-      </w:r>
-      <w:r>
-        <w:t xml:space="preserve"> Tools</w:t>
-      </w:r>
-      <w:r>
-        <w:t xml:space="preserve">. The main repository is hosted on GitHub at </w:t>
-      </w:r>
-      <w:r>
-        <w:rPr>
-          <w:rStyle w:val="SourceCodechar"/>
-        </w:rPr>
-        <w:t>github.com/bb3413/</w:t>
-      </w:r>
-      <w:r>
-        <w:rPr>
-          <w:rStyle w:val="SourceCodechar"/>
-        </w:rPr>
+      <w:proofErr w:type="gramEnd"/>
+      <w:r>
+        <w:t xml:space="preserve"> clone </w:t>
+      </w:r>
+      <w:r>
+        <w:t>https://github.com/bb3413/</w:t>
+      </w:r>
+      <w:r>
         <w:t>TAXTools</w:t>
       </w:r>
       <w:r>
-        <w:rPr>
-          <w:rStyle w:val="SourceCodechar"/>
-        </w:rPr>
         <w:t>.git</w:t>
       </w:r>
-      <w:r>
-        <w:t>, and each developer has a local copy of the repository.</w:t>
-      </w:r>
-      <w:r>
-        <w:t xml:space="preserve"> </w:t>
-      </w:r>
-      <w:r>
-        <w:t xml:space="preserve">To work on </w:t>
-      </w:r>
-      <w:r>
-        <w:t xml:space="preserve">the Tax </w:t>
-      </w:r>
-      <w:r>
-        <w:t>Analysis</w:t>
-      </w:r>
-      <w:r>
-        <w:t xml:space="preserve"> Tools</w:t>
-      </w:r>
-      <w:r>
-        <w:t xml:space="preserve">, you start by </w:t>
-      </w:r>
-      <w:r>
-        <w:t xml:space="preserve">cloning </w:t>
-      </w:r>
-      <w:r>
-        <w:t>the</w:t>
-      </w:r>
-      <w:r>
-        <w:t xml:space="preserve"> repository</w:t>
-      </w:r>
-      <w:r>
-        <w:t xml:space="preserve"> on GitHub, which </w:t>
-      </w:r>
-      <w:r>
-        <w:t>create</w:t>
-      </w:r>
-      <w:r>
-        <w:rPr>
-          <w:bCs/>
-        </w:rPr>
-        <w:t>s</w:t>
-      </w:r>
-      <w:r>
-        <w:t xml:space="preserve"> a local copy that you can use to do your work. By keeping this local copy synchronized with the </w:t>
-      </w:r>
-      <w:r>
-        <w:t>main</w:t>
-      </w:r>
-      <w:r>
-        <w:t xml:space="preserve"> repository stored in GitHub, you’re able to get the latest changes</w:t>
-      </w:r>
-      <w:r>
-        <w:t xml:space="preserve"> from the main repository</w:t>
-      </w:r>
-      <w:r>
-        <w:t xml:space="preserve"> and push your updates</w:t>
-      </w:r>
-      <w:r>
-        <w:t xml:space="preserve"> back to the main repository</w:t>
-      </w:r>
-      <w:r>
-        <w:t xml:space="preserve"> so others can </w:t>
-      </w:r>
-      <w:r>
-        <w:t>use</w:t>
-      </w:r>
-      <w:r>
-        <w:t xml:space="preserve"> them.</w:t>
-      </w:r>
-      <w:r>
-        <w:t xml:space="preserve"> To</w:t>
-      </w:r>
-      <w:r>
-        <w:t xml:space="preserve"> </w:t>
-      </w:r>
-      <w:r>
-        <w:t>“clone”</w:t>
-      </w:r>
-      <w:r>
-        <w:t xml:space="preserve"> of the official repository</w:t>
-      </w:r>
-      <w:r>
-        <w:t>,</w:t>
-      </w:r>
-      <w:r>
-        <w:t xml:space="preserve"> us</w:t>
-      </w:r>
-      <w:r>
-        <w:t>e</w:t>
-      </w:r>
-      <w:r>
-        <w:t xml:space="preserve"> th</w:t>
-      </w:r>
-      <w:r>
-        <w:t>e following c</w:t>
-      </w:r>
-      <w:r>
-        <w:t>ommand.</w:t>
-      </w:r>
-    </w:p>
-    <w:p>
-      <w:pPr>
-        <w:pStyle w:val="SourceCode"/>
-      </w:pPr>
-      <w:r>
-        <w:t xml:space="preserve">$ </w:t>
-      </w:r>
-      <w:proofErr w:type="spellStart"/>
-      <w:proofErr w:type="gramStart"/>
-      <w:r>
-        <w:t>git</w:t>
-      </w:r>
-      <w:proofErr w:type="spellEnd"/>
-      <w:proofErr w:type="gramEnd"/>
-      <w:r>
-        <w:t xml:space="preserve"> clone </w:t>
-      </w:r>
-      <w:r>
-        <w:t>https://github.com/bb3413/</w:t>
-      </w:r>
-      <w:r>
-        <w:t>TAXTools</w:t>
-      </w:r>
-      <w:r>
-        <w:t>.git</w:t>
-      </w:r>
     </w:p>
     <w:p>
       <w:pPr>
         <w:pStyle w:val="Heading3"/>
       </w:pPr>
-      <w:bookmarkStart w:id="38" w:name="_Toc239155378"/>
+      <w:bookmarkStart w:id="38" w:name="_Toc239272837"/>
       <w:r>
         <w:lastRenderedPageBreak/>
         <w:t>Authentication</w:t>
@@ -7576,14 +7248,12 @@
       <w:r>
         <w:t xml:space="preserve">If you use this URL to write to the repository (for example, </w:t>
       </w:r>
-      <w:proofErr w:type="spellStart"/>
       <w:r>
         <w:rPr>
           <w:rStyle w:val="SourceCodechar"/>
         </w:rPr>
         <w:t>git</w:t>
       </w:r>
-      <w:proofErr w:type="spellEnd"/>
       <w:r>
         <w:t xml:space="preserve"> </w:t>
       </w:r>
@@ -7658,14 +7328,12 @@
       <w:r>
         <w:t xml:space="preserve">Execute the </w:t>
       </w:r>
-      <w:proofErr w:type="spellStart"/>
       <w:r>
         <w:rPr>
           <w:rStyle w:val="SourceCodechar"/>
         </w:rPr>
         <w:t>ssh-keygen</w:t>
       </w:r>
-      <w:proofErr w:type="spellEnd"/>
       <w:r>
         <w:t xml:space="preserve"> command and press enter to accept the default for all the questions. This will create a public (</w:t>
       </w:r>
@@ -7691,16 +7359,8 @@
         <w:rPr>
           <w:rStyle w:val="SourceCodechar"/>
         </w:rPr>
-        <w:t>$HOME/.</w:t>
-      </w:r>
-      <w:proofErr w:type="spellStart"/>
-      <w:r>
-        <w:rPr>
-          <w:rStyle w:val="SourceCodechar"/>
-        </w:rPr>
-        <w:t>ssh</w:t>
-      </w:r>
-      <w:proofErr w:type="spellEnd"/>
+        <w:t>$HOME/.ssh</w:t>
+      </w:r>
       <w:r>
         <w:t>.</w:t>
       </w:r>
@@ -7716,12 +7376,10 @@
       <w:r>
         <w:t xml:space="preserve">$ </w:t>
       </w:r>
-      <w:proofErr w:type="spellStart"/>
       <w:proofErr w:type="gramStart"/>
       <w:r>
         <w:t>ssh-keygen</w:t>
       </w:r>
-      <w:proofErr w:type="spellEnd"/>
       <w:proofErr w:type="gramEnd"/>
       <w:r>
         <w:t xml:space="preserve"> -t ed25519 –C “</w:t>
@@ -7750,15 +7408,7 @@
       </w:r>
       <w:proofErr w:type="gramEnd"/>
       <w:r>
-        <w:t xml:space="preserve"> $HOME/.</w:t>
-      </w:r>
-      <w:proofErr w:type="spellStart"/>
-      <w:r>
-        <w:t>ssh</w:t>
-      </w:r>
-      <w:proofErr w:type="spellEnd"/>
-      <w:r>
-        <w:t>/id_</w:t>
+        <w:t xml:space="preserve"> $HOME/.ssh/id_</w:t>
       </w:r>
       <w:r>
         <w:t xml:space="preserve"> </w:t>
@@ -7864,7 +7514,7 @@
       <w:pPr>
         <w:pStyle w:val="Heading3"/>
       </w:pPr>
-      <w:bookmarkStart w:id="39" w:name="_Toc239155379"/>
+      <w:bookmarkStart w:id="39" w:name="_Toc239272838"/>
       <w:r>
         <w:t>Creating a Token</w:t>
       </w:r>
@@ -8015,7 +7665,7 @@
       <w:pPr>
         <w:pStyle w:val="Heading2"/>
       </w:pPr>
-      <w:bookmarkStart w:id="40" w:name="_Toc239155380"/>
+      <w:bookmarkStart w:id="40" w:name="_Toc239272839"/>
       <w:r>
         <w:lastRenderedPageBreak/>
         <w:t>Branches</w:t>
@@ -8276,7 +7926,7 @@
       <w:pPr>
         <w:pStyle w:val="Heading2"/>
       </w:pPr>
-      <w:bookmarkStart w:id="41" w:name="_Toc239155381"/>
+      <w:bookmarkStart w:id="41" w:name="_Toc239272840"/>
       <w:r>
         <w:t>Creat</w:t>
       </w:r>
@@ -8361,19 +8011,11 @@
       <w:r>
         <w:t xml:space="preserve">en using the command line (e.g., </w:t>
       </w:r>
-      <w:proofErr w:type="spellStart"/>
       <w:r>
         <w:rPr>
           <w:rStyle w:val="SourceCodechar"/>
         </w:rPr>
-        <w:t>git</w:t>
-      </w:r>
-      <w:proofErr w:type="spellEnd"/>
-      <w:r>
-        <w:rPr>
-          <w:rStyle w:val="SourceCodechar"/>
-        </w:rPr>
-        <w:t xml:space="preserve"> push</w:t>
+        <w:t>git push</w:t>
       </w:r>
       <w:r>
         <w:t xml:space="preserve"> command)</w:t>
@@ -8603,11 +8245,9 @@
       <w:r>
         <w:tab/>
       </w:r>
-      <w:proofErr w:type="spellStart"/>
       <w:r>
         <w:t>TAXTools</w:t>
       </w:r>
-      <w:proofErr w:type="spellEnd"/>
     </w:p>
     <w:p>
       <w:pPr>
@@ -8672,15 +8312,7 @@
         <w:spacing w:after="0"/>
       </w:pPr>
       <w:r>
-        <w:t>Add .</w:t>
-      </w:r>
-      <w:proofErr w:type="spellStart"/>
-      <w:r>
-        <w:t>gitignore</w:t>
-      </w:r>
-      <w:proofErr w:type="spellEnd"/>
-      <w:r>
-        <w:t>:</w:t>
+        <w:t>Add .gitignore:</w:t>
       </w:r>
       <w:r>
         <w:tab/>
@@ -8689,13 +8321,8 @@
         <w:tab/>
       </w:r>
       <w:r>
-        <w:t>No .</w:t>
-      </w:r>
-      <w:proofErr w:type="spellStart"/>
-      <w:r>
-        <w:t>gitignore</w:t>
-      </w:r>
-      <w:proofErr w:type="spellEnd"/>
+        <w:t>No .gitignore</w:t>
+      </w:r>
     </w:p>
     <w:p>
       <w:pPr>
@@ -8763,14 +8390,12 @@
       <w:r>
         <w:t>he </w:t>
       </w:r>
-      <w:proofErr w:type="spellStart"/>
       <w:r>
         <w:rPr>
           <w:rStyle w:val="SourceCodechar"/>
         </w:rPr>
         <w:t>git</w:t>
       </w:r>
-      <w:proofErr w:type="spellEnd"/>
       <w:r>
         <w:t xml:space="preserve"> </w:t>
       </w:r>
@@ -8829,21 +8454,94 @@
         <w:rPr>
           <w:rStyle w:val="SourceCodechar"/>
         </w:rPr>
-        <w:t>.</w:t>
-      </w:r>
-      <w:proofErr w:type="spellStart"/>
+        <w:t>.git</w:t>
+      </w:r>
+      <w:r>
+        <w:t xml:space="preserve">. This is </w:t>
+      </w:r>
+      <w:r>
+        <w:t>where Git stores all the information it needs to track changes to the files.</w:t>
+      </w:r>
+    </w:p>
+    <w:p>
+      <w:pPr>
+        <w:pStyle w:val="SourceCode"/>
+      </w:pPr>
+      <w:r>
+        <w:t xml:space="preserve">$ </w:t>
+      </w:r>
+      <w:proofErr w:type="gramStart"/>
+      <w:r>
+        <w:t>cd</w:t>
+      </w:r>
+      <w:proofErr w:type="gramEnd"/>
+      <w:r>
+        <w:t xml:space="preserve"> </w:t>
+      </w:r>
+      <w:r>
+        <w:rPr>
+          <w:rStyle w:val="SourceCodenon-literal"/>
+        </w:rPr>
+        <w:t>TAXTools</w:t>
+      </w:r>
+      <w:r>
+        <w:rPr>
+          <w:rStyle w:val="SourceCodenon-literal"/>
+        </w:rPr>
+        <w:t>Directory</w:t>
+      </w:r>
+    </w:p>
+    <w:p>
+      <w:pPr>
+        <w:pStyle w:val="SourceCode"/>
+      </w:pPr>
+      <w:r>
+        <w:t xml:space="preserve">$ </w:t>
+      </w:r>
+      <w:proofErr w:type="gramStart"/>
+      <w:r>
+        <w:t>git</w:t>
+      </w:r>
+      <w:proofErr w:type="gramEnd"/>
+      <w:r>
+        <w:t xml:space="preserve"> init</w:t>
+      </w:r>
+    </w:p>
+    <w:p>
+      <w:pPr>
+        <w:pStyle w:val="SourceCode"/>
+      </w:pPr>
+    </w:p>
+    <w:p>
+      <w:pPr>
+        <w:pStyle w:val="Body-Text050"/>
+        <w:rPr>
+          <w:lang w:eastAsia="ar-SA"/>
+        </w:rPr>
+      </w:pPr>
+      <w:r>
+        <w:rPr>
+          <w:lang w:eastAsia="ar-SA"/>
+        </w:rPr>
+        <w:t xml:space="preserve">There may be some files in the directory that are not part of the source code for the project (for example, object files generated by a compiler or files containing private information) and, therefore, you want Git to ignore those files. You can specify these files by making an entry for them in the file </w:t>
+      </w:r>
       <w:r>
         <w:rPr>
           <w:rStyle w:val="SourceCodechar"/>
         </w:rPr>
-        <w:t>git</w:t>
-      </w:r>
-      <w:proofErr w:type="spellEnd"/>
-      <w:r>
-        <w:t xml:space="preserve">. This is </w:t>
-      </w:r>
-      <w:r>
-        <w:t>where Git stores all the information it needs to track changes to the files.</w:t>
+        <w:t>.gitignore</w:t>
+      </w:r>
+      <w:r>
+        <w:rPr>
+          <w:lang w:eastAsia="ar-SA"/>
+        </w:rPr>
+        <w:t>, which you put at the top of the repository. The Git ignore file contains information that is needed by all users of the repository so it should be added to the repository just like a source file.</w:t>
+      </w:r>
+      <w:r>
+        <w:rPr>
+          <w:lang w:eastAsia="ar-SA"/>
+        </w:rPr>
+        <w:t xml:space="preserve"> Note: it should only identify temporary files; files that are not ready for release should be left in the source tree so they can be shared when someone clones the repository.</w:t>
       </w:r>
     </w:p>
     <w:p>
@@ -8853,131 +8551,133 @@
       <w:r>
         <w:t xml:space="preserve">$ </w:t>
       </w:r>
-      <w:proofErr w:type="spellStart"/>
       <w:proofErr w:type="gramStart"/>
       <w:r>
-        <w:t>cd</w:t>
-      </w:r>
-      <w:proofErr w:type="spellEnd"/>
+        <w:t>cat</w:t>
+      </w:r>
       <w:proofErr w:type="gramEnd"/>
       <w:r>
-        <w:t xml:space="preserve"> </w:t>
-      </w:r>
-      <w:proofErr w:type="spellStart"/>
-      <w:r>
-        <w:rPr>
-          <w:rStyle w:val="SourceCodenon-literal"/>
-        </w:rPr>
-        <w:t>TAXTools</w:t>
-      </w:r>
-      <w:r>
-        <w:rPr>
-          <w:rStyle w:val="SourceCodenon-literal"/>
-        </w:rPr>
-        <w:t>Directory</w:t>
-      </w:r>
-      <w:proofErr w:type="spellEnd"/>
-    </w:p>
-    <w:p>
-      <w:pPr>
-        <w:pStyle w:val="SourceCode"/>
-      </w:pPr>
-      <w:r>
-        <w:t xml:space="preserve">$ </w:t>
-      </w:r>
-      <w:proofErr w:type="spellStart"/>
+        <w:t xml:space="preserve"> &lt;&lt;-EOF &gt;&gt;.gitignore</w:t>
+      </w:r>
+    </w:p>
+    <w:p>
+      <w:pPr>
+        <w:pStyle w:val="SourceCode"/>
+        <w:ind w:left="2160"/>
+      </w:pPr>
+      <w:r>
+        <w:t xml:space="preserve"># </w:t>
+      </w:r>
+      <w:r>
+        <w:t>DreamWeaver status files</w:t>
+      </w:r>
+    </w:p>
+    <w:p>
+      <w:pPr>
+        <w:pStyle w:val="SourceCode"/>
+        <w:ind w:left="2160"/>
+      </w:pPr>
+      <w:r>
+        <w:t>_notes/</w:t>
+      </w:r>
+    </w:p>
+    <w:p>
+      <w:pPr>
+        <w:pStyle w:val="SourceCode"/>
+        <w:ind w:left="2160"/>
+      </w:pPr>
+    </w:p>
+    <w:p>
+      <w:pPr>
+        <w:pStyle w:val="SourceCode"/>
+        <w:ind w:left="2160"/>
+      </w:pPr>
+      <w:r>
+        <w:t># Editor temporary files</w:t>
+      </w:r>
+    </w:p>
+    <w:p>
+      <w:pPr>
+        <w:pStyle w:val="SourceCode"/>
+        <w:ind w:left="2160"/>
+      </w:pPr>
+      <w:r>
+        <w:t>~*</w:t>
+      </w:r>
+    </w:p>
+    <w:p>
+      <w:pPr>
+        <w:pStyle w:val="SourceCode"/>
+        <w:ind w:left="2160"/>
+      </w:pPr>
+      <w:r>
+        <w:t>*.swp</w:t>
+      </w:r>
+    </w:p>
+    <w:p>
+      <w:pPr>
+        <w:pStyle w:val="SourceCode"/>
+        <w:ind w:left="2160"/>
+      </w:pPr>
+    </w:p>
+    <w:p>
+      <w:pPr>
+        <w:pStyle w:val="SourceCode"/>
+        <w:ind w:left="2160"/>
+      </w:pPr>
+      <w:r>
+        <w:t># Modules loaded with NPM</w:t>
+      </w:r>
+    </w:p>
+    <w:p>
+      <w:pPr>
+        <w:pStyle w:val="SourceCode"/>
+        <w:ind w:left="2160"/>
+      </w:pPr>
+      <w:r>
+        <w:t>nodes_modules/</w:t>
+      </w:r>
+    </w:p>
+    <w:p>
+      <w:pPr>
+        <w:pStyle w:val="SourceCode"/>
+        <w:ind w:left="2160"/>
+      </w:pPr>
+    </w:p>
+    <w:p>
+      <w:pPr>
+        <w:pStyle w:val="SourceCode"/>
+        <w:ind w:left="2160"/>
+      </w:pPr>
+      <w:r>
+        <w:t># NPM status files</w:t>
+      </w:r>
+    </w:p>
+    <w:p>
+      <w:pPr>
+        <w:pStyle w:val="SourceCode"/>
+        <w:ind w:left="2160"/>
+      </w:pPr>
+      <w:r>
+        <w:t>package.json</w:t>
+      </w:r>
+    </w:p>
+    <w:p>
+      <w:pPr>
+        <w:pStyle w:val="SourceCode"/>
+        <w:ind w:left="2160"/>
+      </w:pPr>
       <w:proofErr w:type="gramStart"/>
       <w:r>
-        <w:t>git</w:t>
-      </w:r>
-      <w:proofErr w:type="spellEnd"/>
+        <w:t>package-lock.json</w:t>
+      </w:r>
       <w:proofErr w:type="gramEnd"/>
-      <w:r>
-        <w:t xml:space="preserve"> init</w:t>
-      </w:r>
-    </w:p>
-    <w:p>
-      <w:pPr>
-        <w:pStyle w:val="SourceCode"/>
-      </w:pPr>
-    </w:p>
-    <w:p>
-      <w:pPr>
-        <w:pStyle w:val="Body-Text050"/>
-        <w:rPr>
-          <w:lang w:eastAsia="ar-SA"/>
-        </w:rPr>
-      </w:pPr>
-      <w:r>
-        <w:rPr>
-          <w:lang w:eastAsia="ar-SA"/>
-        </w:rPr>
-        <w:t xml:space="preserve">There may be some files in the directory that are not part of the source code for the project (for example, object files generated by a compiler or files containing private information) and, therefore, you want Git to ignore those files. You can specify these files by making an entry for them in the file </w:t>
-      </w:r>
-      <w:r>
-        <w:rPr>
-          <w:rStyle w:val="SourceCodechar"/>
-        </w:rPr>
-        <w:t>.</w:t>
-      </w:r>
-      <w:proofErr w:type="spellStart"/>
-      <w:r>
-        <w:rPr>
-          <w:rStyle w:val="SourceCodechar"/>
-        </w:rPr>
-        <w:t>gitignore</w:t>
-      </w:r>
-      <w:proofErr w:type="spellEnd"/>
-      <w:r>
-        <w:rPr>
-          <w:lang w:eastAsia="ar-SA"/>
-        </w:rPr>
-        <w:t>, which you put at the top of the repository. The Git ignore file contains information that is needed by all users of the repository so it should be added to the repository just like a source file.</w:t>
-      </w:r>
-      <w:r>
-        <w:rPr>
-          <w:lang w:eastAsia="ar-SA"/>
-        </w:rPr>
-        <w:t xml:space="preserve"> Note: it should only identify temporary files; files that are not ready for release should be left in the source tree so they can be shared when someone clones the repository.</w:t>
-      </w:r>
-    </w:p>
-    <w:p>
-      <w:pPr>
-        <w:pStyle w:val="SourceCode"/>
-      </w:pPr>
-      <w:r>
-        <w:t xml:space="preserve">$ </w:t>
-      </w:r>
-      <w:proofErr w:type="gramStart"/>
-      <w:r>
-        <w:t>cat</w:t>
-      </w:r>
-      <w:proofErr w:type="gramEnd"/>
-      <w:r>
-        <w:t xml:space="preserve"> &lt;&lt;-EOF &gt;&gt;.</w:t>
-      </w:r>
-      <w:proofErr w:type="spellStart"/>
-      <w:r>
-        <w:t>gitignore</w:t>
-      </w:r>
-      <w:proofErr w:type="spellEnd"/>
     </w:p>
     <w:p>
       <w:pPr>
         <w:pStyle w:val="SourceCode"/>
         <w:ind w:left="2160"/>
       </w:pPr>
-      <w:r>
-        <w:t xml:space="preserve"># </w:t>
-      </w:r>
-      <w:proofErr w:type="spellStart"/>
-      <w:r>
-        <w:t>DreamWeaver</w:t>
-      </w:r>
-      <w:proofErr w:type="spellEnd"/>
-      <w:r>
-        <w:t xml:space="preserve"> status files</w:t>
-      </w:r>
     </w:p>
     <w:p>
       <w:pPr>
@@ -8985,7 +8685,7 @@
         <w:ind w:left="2160"/>
       </w:pPr>
       <w:r>
-        <w:t>_notes/</w:t>
+        <w:t># ESLint configuration file</w:t>
       </w:r>
     </w:p>
     <w:p>
@@ -8993,138 +8693,9 @@
         <w:pStyle w:val="SourceCode"/>
         <w:ind w:left="2160"/>
       </w:pPr>
-    </w:p>
-    <w:p>
-      <w:pPr>
-        <w:pStyle w:val="SourceCode"/>
-        <w:ind w:left="2160"/>
-      </w:pPr>
-      <w:r>
-        <w:t># Editor temporary files</w:t>
-      </w:r>
-    </w:p>
-    <w:p>
-      <w:pPr>
-        <w:pStyle w:val="SourceCode"/>
-        <w:ind w:left="2160"/>
-      </w:pPr>
-      <w:r>
-        <w:t>~*</w:t>
-      </w:r>
-    </w:p>
-    <w:p>
-      <w:pPr>
-        <w:pStyle w:val="SourceCode"/>
-        <w:ind w:left="2160"/>
-      </w:pPr>
-      <w:r>
-        <w:t>*.swp</w:t>
-      </w:r>
-    </w:p>
-    <w:p>
-      <w:pPr>
-        <w:pStyle w:val="SourceCode"/>
-        <w:ind w:left="2160"/>
-      </w:pPr>
-    </w:p>
-    <w:p>
-      <w:pPr>
-        <w:pStyle w:val="SourceCode"/>
-        <w:ind w:left="2160"/>
-      </w:pPr>
-      <w:r>
-        <w:t># Modules loaded with NPM</w:t>
-      </w:r>
-    </w:p>
-    <w:p>
-      <w:pPr>
-        <w:pStyle w:val="SourceCode"/>
-        <w:ind w:left="2160"/>
-      </w:pPr>
-      <w:proofErr w:type="spellStart"/>
-      <w:r>
-        <w:t>nodes_modules</w:t>
-      </w:r>
-      <w:proofErr w:type="spellEnd"/>
-      <w:r>
-        <w:t>/</w:t>
-      </w:r>
-    </w:p>
-    <w:p>
-      <w:pPr>
-        <w:pStyle w:val="SourceCode"/>
-        <w:ind w:left="2160"/>
-      </w:pPr>
-    </w:p>
-    <w:p>
-      <w:pPr>
-        <w:pStyle w:val="SourceCode"/>
-        <w:ind w:left="2160"/>
-      </w:pPr>
-      <w:r>
-        <w:t># NPM status files</w:t>
-      </w:r>
-    </w:p>
-    <w:p>
-      <w:pPr>
-        <w:pStyle w:val="SourceCode"/>
-        <w:ind w:left="2160"/>
-      </w:pPr>
-      <w:proofErr w:type="spellStart"/>
-      <w:r>
-        <w:t>package.json</w:t>
-      </w:r>
-      <w:proofErr w:type="spellEnd"/>
-    </w:p>
-    <w:p>
-      <w:pPr>
-        <w:pStyle w:val="SourceCode"/>
-        <w:ind w:left="2160"/>
-      </w:pPr>
-      <w:proofErr w:type="gramStart"/>
-      <w:r>
-        <w:t>package-</w:t>
-      </w:r>
-      <w:proofErr w:type="spellStart"/>
-      <w:r>
-        <w:t>lock.json</w:t>
-      </w:r>
-      <w:proofErr w:type="spellEnd"/>
-      <w:proofErr w:type="gramEnd"/>
-    </w:p>
-    <w:p>
-      <w:pPr>
-        <w:pStyle w:val="SourceCode"/>
-        <w:ind w:left="2160"/>
-      </w:pPr>
-    </w:p>
-    <w:p>
-      <w:pPr>
-        <w:pStyle w:val="SourceCode"/>
-        <w:ind w:left="2160"/>
-      </w:pPr>
-      <w:r>
-        <w:t xml:space="preserve"># </w:t>
-      </w:r>
-      <w:proofErr w:type="spellStart"/>
-      <w:r>
-        <w:t>ESLint</w:t>
-      </w:r>
-      <w:proofErr w:type="spellEnd"/>
-      <w:r>
-        <w:t xml:space="preserve"> configuration file</w:t>
-      </w:r>
-    </w:p>
-    <w:p>
-      <w:pPr>
-        <w:pStyle w:val="SourceCode"/>
-        <w:ind w:left="2160"/>
-      </w:pPr>
-      <w:proofErr w:type="spellStart"/>
       <w:r>
         <w:t>eslint.config.mjs</w:t>
       </w:r>
-      <w:proofErr w:type="spellEnd"/>
     </w:p>
     <w:p>
       <w:pPr>
@@ -9156,14 +8727,12 @@
       <w:r>
         <w:t xml:space="preserve">files to the repository. The </w:t>
       </w:r>
-      <w:proofErr w:type="spellStart"/>
       <w:r>
         <w:rPr>
           <w:rStyle w:val="SourceCodechar"/>
         </w:rPr>
         <w:t>git</w:t>
       </w:r>
-      <w:proofErr w:type="spellEnd"/>
       <w:r>
         <w:t xml:space="preserve"> </w:t>
       </w:r>
@@ -9226,12 +8795,10 @@
       <w:r>
         <w:t xml:space="preserve">$ </w:t>
       </w:r>
-      <w:proofErr w:type="spellStart"/>
       <w:proofErr w:type="gramStart"/>
       <w:r>
         <w:t>git</w:t>
       </w:r>
-      <w:proofErr w:type="spellEnd"/>
       <w:proofErr w:type="gramEnd"/>
       <w:r>
         <w:t xml:space="preserve"> add .</w:t>
@@ -9244,12 +8811,10 @@
       <w:r>
         <w:t xml:space="preserve">$ </w:t>
       </w:r>
-      <w:proofErr w:type="spellStart"/>
       <w:proofErr w:type="gramStart"/>
       <w:r>
         <w:t>git</w:t>
       </w:r>
-      <w:proofErr w:type="spellEnd"/>
       <w:proofErr w:type="gramEnd"/>
       <w:r>
         <w:t xml:space="preserve"> commit –m “Initial commit.”</w:t>
@@ -9283,7 +8848,6 @@
         </w:rPr>
         <w:t xml:space="preserve">$ </w:t>
       </w:r>
-      <w:proofErr w:type="spellStart"/>
       <w:proofErr w:type="gramStart"/>
       <w:r>
         <w:rPr>
@@ -9292,7 +8856,6 @@
         </w:rPr>
         <w:t>git</w:t>
       </w:r>
-      <w:proofErr w:type="spellEnd"/>
       <w:proofErr w:type="gramEnd"/>
       <w:r>
         <w:rPr>
@@ -9341,17 +8904,14 @@
       <w:r>
         <w:t xml:space="preserve">$ </w:t>
       </w:r>
-      <w:proofErr w:type="spellStart"/>
       <w:proofErr w:type="gramStart"/>
       <w:r>
         <w:t>git</w:t>
       </w:r>
-      <w:proofErr w:type="spellEnd"/>
       <w:proofErr w:type="gramEnd"/>
       <w:r>
         <w:t xml:space="preserve"> tag </w:t>
       </w:r>
-      <w:proofErr w:type="spellStart"/>
       <w:r>
         <w:rPr>
           <w:rStyle w:val="SourceCodenon-literal"/>
@@ -9376,7 +8936,6 @@
         </w:rPr>
         <w:t>umber</w:t>
       </w:r>
-      <w:proofErr w:type="spellEnd"/>
       <w:r>
         <w:tab/>
         <w:t xml:space="preserve"># e.g., </w:t>
@@ -9428,14 +8987,12 @@
       <w:r>
         <w:t xml:space="preserve">The </w:t>
       </w:r>
-      <w:proofErr w:type="spellStart"/>
       <w:r>
         <w:rPr>
           <w:rStyle w:val="SourceCodechar"/>
         </w:rPr>
         <w:t>git</w:t>
       </w:r>
-      <w:proofErr w:type="spellEnd"/>
       <w:r>
         <w:t xml:space="preserve"> </w:t>
       </w:r>
@@ -9465,12 +9022,10 @@
       <w:r>
         <w:t xml:space="preserve">$ </w:t>
       </w:r>
-      <w:proofErr w:type="spellStart"/>
       <w:proofErr w:type="gramStart"/>
       <w:r>
         <w:t>git</w:t>
       </w:r>
-      <w:proofErr w:type="spellEnd"/>
       <w:proofErr w:type="gramEnd"/>
       <w:r>
         <w:t xml:space="preserve"> </w:t>
@@ -9495,68 +9050,51 @@
       <w:r>
         <w:t xml:space="preserve">$ </w:t>
       </w:r>
-      <w:proofErr w:type="spellStart"/>
       <w:proofErr w:type="gramStart"/>
       <w:r>
         <w:t>git</w:t>
       </w:r>
-      <w:proofErr w:type="spellEnd"/>
       <w:proofErr w:type="gramEnd"/>
       <w:r>
         <w:t xml:space="preserve"> </w:t>
       </w:r>
       <w:r>
-        <w:t xml:space="preserve">remote add </w:t>
-      </w:r>
-      <w:proofErr w:type="spellStart"/>
-      <w:r>
-        <w:t>origin</w:t>
-      </w:r>
-      <w:r>
-        <w:t>SSH</w:t>
-      </w:r>
-      <w:proofErr w:type="spellEnd"/>
+        <w:t>remote add origin</w:t>
+      </w:r>
+      <w:r>
+        <w:t xml:space="preserve">SSH </w:t>
+      </w:r>
+      <w:r>
+        <w:t>git@github.com:bb3413/</w:t>
+      </w:r>
+      <w:r>
+        <w:t>TAXTools</w:t>
+      </w:r>
+      <w:r>
+        <w:t>.git</w:t>
+      </w:r>
+    </w:p>
+    <w:p>
+      <w:pPr>
+        <w:pStyle w:val="SourceCode"/>
+      </w:pPr>
+      <w:r>
+        <w:t xml:space="preserve">$ </w:t>
+      </w:r>
+      <w:proofErr w:type="gramStart"/>
+      <w:r>
+        <w:t>git</w:t>
+      </w:r>
+      <w:proofErr w:type="gramEnd"/>
       <w:r>
         <w:t xml:space="preserve"> </w:t>
       </w:r>
       <w:r>
-        <w:t>git@github.com:bb3413/</w:t>
-      </w:r>
-      <w:r>
-        <w:t>TAXTools</w:t>
-      </w:r>
-      <w:r>
-        <w:t>.git</w:t>
-      </w:r>
-    </w:p>
-    <w:p>
-      <w:pPr>
-        <w:pStyle w:val="SourceCode"/>
-      </w:pPr>
-      <w:r>
-        <w:t xml:space="preserve">$ </w:t>
-      </w:r>
-      <w:proofErr w:type="spellStart"/>
-      <w:proofErr w:type="gramStart"/>
-      <w:r>
-        <w:t>git</w:t>
-      </w:r>
-      <w:proofErr w:type="spellEnd"/>
-      <w:proofErr w:type="gramEnd"/>
-      <w:r>
-        <w:t xml:space="preserve"> </w:t>
-      </w:r>
-      <w:r>
-        <w:t xml:space="preserve">remote add </w:t>
-      </w:r>
-      <w:proofErr w:type="spellStart"/>
-      <w:r>
-        <w:t>origin</w:t>
+        <w:t>remote add origin</w:t>
       </w:r>
       <w:r>
         <w:t>HTML</w:t>
       </w:r>
-      <w:proofErr w:type="spellEnd"/>
       <w:r>
         <w:t xml:space="preserve"> </w:t>
       </w:r>
@@ -9673,14 +9211,12 @@
       <w:r>
         <w:t> </w:t>
       </w:r>
-      <w:proofErr w:type="spellStart"/>
       <w:r>
         <w:rPr>
           <w:rStyle w:val="SourceCodechar"/>
         </w:rPr>
         <w:t>git</w:t>
       </w:r>
-      <w:proofErr w:type="spellEnd"/>
       <w:r>
         <w:t xml:space="preserve"> </w:t>
       </w:r>
@@ -9693,14 +9229,12 @@
       <w:r>
         <w:t> and </w:t>
       </w:r>
-      <w:proofErr w:type="spellStart"/>
       <w:r>
         <w:rPr>
           <w:rStyle w:val="SourceCodechar"/>
         </w:rPr>
         <w:t>git</w:t>
       </w:r>
-      <w:proofErr w:type="spellEnd"/>
       <w:r>
         <w:t xml:space="preserve"> </w:t>
       </w:r>
@@ -9730,12 +9264,10 @@
       <w:r>
         <w:t xml:space="preserve">$ </w:t>
       </w:r>
-      <w:proofErr w:type="spellStart"/>
       <w:proofErr w:type="gramStart"/>
       <w:r>
         <w:t>git</w:t>
       </w:r>
-      <w:proofErr w:type="spellEnd"/>
       <w:proofErr w:type="gramEnd"/>
       <w:r>
         <w:t xml:space="preserve"> push –u origin main</w:t>
@@ -9748,12 +9280,10 @@
       <w:r>
         <w:t xml:space="preserve">$ </w:t>
       </w:r>
-      <w:proofErr w:type="spellStart"/>
       <w:proofErr w:type="gramStart"/>
       <w:r>
         <w:t>git</w:t>
       </w:r>
-      <w:proofErr w:type="spellEnd"/>
       <w:proofErr w:type="gramEnd"/>
       <w:r>
         <w:t xml:space="preserve"> push origin</w:t>
@@ -9791,12 +9321,10 @@
       <w:r>
         <w:t xml:space="preserve">$ </w:t>
       </w:r>
-      <w:proofErr w:type="spellStart"/>
       <w:proofErr w:type="gramStart"/>
       <w:r>
         <w:t>git</w:t>
       </w:r>
-      <w:proofErr w:type="spellEnd"/>
       <w:proofErr w:type="gramEnd"/>
       <w:r>
         <w:t xml:space="preserve"> branch develop</w:t>
@@ -9809,12 +9337,10 @@
       <w:r>
         <w:t xml:space="preserve">$ </w:t>
       </w:r>
-      <w:proofErr w:type="spellStart"/>
       <w:proofErr w:type="gramStart"/>
       <w:r>
         <w:t>git</w:t>
       </w:r>
-      <w:proofErr w:type="spellEnd"/>
       <w:proofErr w:type="gramEnd"/>
       <w:r>
         <w:t xml:space="preserve"> switch develop</w:t>
@@ -9852,12 +9378,10 @@
       <w:r>
         <w:t xml:space="preserve">$ </w:t>
       </w:r>
-      <w:proofErr w:type="spellStart"/>
       <w:proofErr w:type="gramStart"/>
       <w:r>
         <w:t>git</w:t>
       </w:r>
-      <w:proofErr w:type="spellEnd"/>
       <w:proofErr w:type="gramEnd"/>
       <w:r>
         <w:t xml:space="preserve"> add .</w:t>
@@ -9870,12 +9394,10 @@
       <w:r>
         <w:t xml:space="preserve">$ </w:t>
       </w:r>
-      <w:proofErr w:type="spellStart"/>
       <w:proofErr w:type="gramStart"/>
       <w:r>
         <w:t>git</w:t>
       </w:r>
-      <w:proofErr w:type="spellEnd"/>
       <w:proofErr w:type="gramEnd"/>
       <w:r>
         <w:t xml:space="preserve"> commit –m “Create new development version.”</w:t>
@@ -9895,65 +9417,57 @@
         </w:numPr>
       </w:pPr>
       <w:r>
-        <w:t xml:space="preserve">Push the development branch to </w:t>
-      </w:r>
-      <w:proofErr w:type="spellStart"/>
-      <w:r>
-        <w:t>GitGub</w:t>
-      </w:r>
-      <w:proofErr w:type="spellEnd"/>
+        <w:t>Push the development branch to GitGub.</w:t>
+      </w:r>
+      <w:r>
+        <w:t xml:space="preserve"> T</w:t>
+      </w:r>
+      <w:r>
+        <w:t>he </w:t>
+      </w:r>
+      <w:r>
+        <w:rPr>
+          <w:rStyle w:val="SourceCodechar"/>
+        </w:rPr>
+        <w:t>-u</w:t>
+      </w:r>
+      <w:r>
+        <w:t> </w:t>
+      </w:r>
+      <w:r>
+        <w:t>option</w:t>
+      </w:r>
+      <w:r>
+        <w:t xml:space="preserve"> </w:t>
+      </w:r>
+      <w:r>
+        <w:t xml:space="preserve">changes the default </w:t>
+      </w:r>
+      <w:r>
+        <w:t>branch, set above, to now be</w:t>
+      </w:r>
+      <w:r>
+        <w:t xml:space="preserve"> </w:t>
+      </w:r>
+      <w:r>
+        <w:t>the “develop</w:t>
+      </w:r>
+      <w:r>
+        <w:t>”</w:t>
+      </w:r>
+      <w:r>
+        <w:t> </w:t>
+      </w:r>
+      <w:r>
+        <w:rPr>
+          <w:iCs/>
+        </w:rPr>
+        <w:t>branch</w:t>
+      </w:r>
       <w:r>
         <w:t>.</w:t>
       </w:r>
       <w:r>
-        <w:t xml:space="preserve"> T</w:t>
-      </w:r>
-      <w:r>
-        <w:t>he </w:t>
-      </w:r>
-      <w:r>
-        <w:rPr>
-          <w:rStyle w:val="SourceCodechar"/>
-        </w:rPr>
-        <w:t>-u</w:t>
-      </w:r>
-      <w:r>
-        <w:t> </w:t>
-      </w:r>
-      <w:r>
-        <w:t>option</w:t>
-      </w:r>
-      <w:r>
-        <w:t xml:space="preserve"> </w:t>
-      </w:r>
-      <w:r>
-        <w:t xml:space="preserve">changes the default </w:t>
-      </w:r>
-      <w:r>
-        <w:t>branch, set above, to now be</w:t>
-      </w:r>
-      <w:r>
-        <w:t xml:space="preserve"> </w:t>
-      </w:r>
-      <w:r>
-        <w:t>the “develop</w:t>
-      </w:r>
-      <w:r>
-        <w:t>”</w:t>
-      </w:r>
-      <w:r>
-        <w:t> </w:t>
-      </w:r>
-      <w:r>
-        <w:rPr>
-          <w:iCs/>
-        </w:rPr>
-        <w:t>branch</w:t>
-      </w:r>
-      <w:r>
-        <w:t>.</w:t>
-      </w:r>
-      <w:r>
         <w:t xml:space="preserve"> The origin is still set to </w:t>
       </w:r>
       <w:r>
@@ -9976,12 +9490,10 @@
       <w:r>
         <w:t xml:space="preserve">$ </w:t>
       </w:r>
-      <w:proofErr w:type="spellStart"/>
       <w:proofErr w:type="gramStart"/>
       <w:r>
         <w:t>git</w:t>
       </w:r>
-      <w:proofErr w:type="spellEnd"/>
       <w:proofErr w:type="gramEnd"/>
       <w:r>
         <w:t xml:space="preserve"> push –u origin develop</w:t>
@@ -10014,7 +9526,7 @@
       <w:pPr>
         <w:pStyle w:val="Heading2"/>
       </w:pPr>
-      <w:bookmarkStart w:id="42" w:name="_Toc239155382"/>
+      <w:bookmarkStart w:id="42" w:name="_Toc239272841"/>
       <w:r>
         <w:t xml:space="preserve">Using Git </w:t>
       </w:r>
@@ -10039,7 +9551,7 @@
       <w:pPr>
         <w:pStyle w:val="Heading3"/>
       </w:pPr>
-      <w:bookmarkStart w:id="43" w:name="_Toc239155383"/>
+      <w:bookmarkStart w:id="43" w:name="_Toc239272842"/>
       <w:r>
         <w:t>Configuration</w:t>
       </w:r>
@@ -10102,25 +9614,21 @@
       <w:r>
         <w:t>The </w:t>
       </w:r>
-      <w:proofErr w:type="spellStart"/>
       <w:r>
         <w:rPr>
           <w:rStyle w:val="SourceCodechar"/>
         </w:rPr>
         <w:t>git</w:t>
       </w:r>
-      <w:proofErr w:type="spellEnd"/>
       <w:r>
         <w:t xml:space="preserve"> </w:t>
       </w:r>
-      <w:proofErr w:type="spellStart"/>
       <w:r>
         <w:rPr>
           <w:rStyle w:val="SourceCodechar"/>
         </w:rPr>
         <w:t>config</w:t>
       </w:r>
-      <w:proofErr w:type="spellEnd"/>
       <w:r>
         <w:t> command allows you to set Git configuration values</w:t>
       </w:r>
@@ -10212,456 +9720,326 @@
         <w:rPr>
           <w:rStyle w:val="SourceCodechar"/>
         </w:rPr>
-        <w:t>HOME/.</w:t>
-      </w:r>
-      <w:proofErr w:type="spellStart"/>
+        <w:t>HOME/.gitconfig</w:t>
+      </w:r>
+      <w:r>
+        <w:rPr>
+          <w:lang w:eastAsia="ar-SA"/>
+        </w:rPr>
+        <w:t>,</w:t>
+      </w:r>
+      <w:proofErr w:type="gramEnd"/>
+      <w:r>
+        <w:rPr>
+          <w:lang w:eastAsia="ar-SA"/>
+        </w:rPr>
+        <w:t xml:space="preserve"> and</w:t>
+      </w:r>
+      <w:r>
+        <w:rPr>
+          <w:lang w:eastAsia="ar-SA"/>
+        </w:rPr>
+        <w:t xml:space="preserve"> repository configuration settings are stored in the file</w:t>
+      </w:r>
+      <w:r>
+        <w:rPr>
+          <w:rStyle w:val="SourceCodenon-literal"/>
+        </w:rPr>
+        <w:t xml:space="preserve"> </w:t>
+      </w:r>
       <w:r>
         <w:rPr>
           <w:rStyle w:val="SourceCodechar"/>
         </w:rPr>
-        <w:t>gitconfig</w:t>
-      </w:r>
-      <w:proofErr w:type="spellEnd"/>
-      <w:r>
-        <w:rPr>
-          <w:lang w:eastAsia="ar-SA"/>
-        </w:rPr>
-        <w:t>,</w:t>
+        <w:t>.git/</w:t>
+      </w:r>
+      <w:r>
+        <w:rPr>
+          <w:rStyle w:val="SourceCodechar"/>
+        </w:rPr>
+        <w:t>config</w:t>
+      </w:r>
+      <w:r>
+        <w:rPr>
+          <w:lang w:eastAsia="ar-SA"/>
+        </w:rPr>
+        <w:t xml:space="preserve"> at the top of the repository.</w:t>
+      </w:r>
+    </w:p>
+    <w:p>
+      <w:pPr>
+        <w:pStyle w:val="Heading4"/>
+      </w:pPr>
+      <w:r>
+        <w:t>User Settings</w:t>
+      </w:r>
+    </w:p>
+    <w:p>
+      <w:pPr>
+        <w:pStyle w:val="Body-Text"/>
+      </w:pPr>
+      <w:r>
+        <w:t>Before using Git to make changes, you need to set your name and email address in Git. This information is needed to track changes to the files.</w:t>
+      </w:r>
+    </w:p>
+    <w:p>
+      <w:pPr>
+        <w:pStyle w:val="SourceCode"/>
+        <w:rPr>
+          <w:lang w:eastAsia="ar-SA"/>
+        </w:rPr>
+      </w:pPr>
+      <w:r>
+        <w:rPr>
+          <w:lang w:eastAsia="ar-SA"/>
+        </w:rPr>
+        <w:t xml:space="preserve">$ </w:t>
+      </w:r>
+      <w:proofErr w:type="gramStart"/>
+      <w:r>
+        <w:rPr>
+          <w:lang w:eastAsia="ar-SA"/>
+        </w:rPr>
+        <w:t>git</w:t>
       </w:r>
       <w:proofErr w:type="gramEnd"/>
       <w:r>
         <w:rPr>
           <w:lang w:eastAsia="ar-SA"/>
         </w:rPr>
-        <w:t xml:space="preserve"> and</w:t>
-      </w:r>
-      <w:r>
-        <w:rPr>
-          <w:lang w:eastAsia="ar-SA"/>
-        </w:rPr>
-        <w:t xml:space="preserve"> repository configuration settings are stored in the file</w:t>
+        <w:t xml:space="preserve"> config –-global user.name “</w:t>
       </w:r>
       <w:r>
         <w:rPr>
           <w:rStyle w:val="SourceCodenon-literal"/>
         </w:rPr>
+        <w:t>First</w:t>
+      </w:r>
+      <w:r>
+        <w:rPr>
+          <w:rStyle w:val="SourceCodenon-literal"/>
+        </w:rPr>
+        <w:t xml:space="preserve"> Last</w:t>
+      </w:r>
+      <w:r>
+        <w:rPr>
+          <w:lang w:eastAsia="ar-SA"/>
+        </w:rPr>
+        <w:t>”</w:t>
+      </w:r>
+    </w:p>
+    <w:p>
+      <w:pPr>
+        <w:pStyle w:val="SourceCode"/>
+        <w:rPr>
+          <w:lang w:eastAsia="ar-SA"/>
+        </w:rPr>
+      </w:pPr>
+      <w:r>
+        <w:rPr>
+          <w:lang w:eastAsia="ar-SA"/>
+        </w:rPr>
+        <w:t xml:space="preserve">$ </w:t>
+      </w:r>
+      <w:proofErr w:type="gramStart"/>
+      <w:r>
+        <w:rPr>
+          <w:lang w:eastAsia="ar-SA"/>
+        </w:rPr>
+        <w:t>git</w:t>
+      </w:r>
+      <w:proofErr w:type="gramEnd"/>
+      <w:r>
+        <w:rPr>
+          <w:lang w:eastAsia="ar-SA"/>
+        </w:rPr>
+        <w:t xml:space="preserve"> config –-global user.email “</w:t>
+      </w:r>
+      <w:r>
+        <w:rPr>
+          <w:rStyle w:val="SourceCodenon-literal"/>
+        </w:rPr>
+        <w:t>Email address</w:t>
+      </w:r>
+      <w:r>
+        <w:rPr>
+          <w:lang w:eastAsia="ar-SA"/>
+        </w:rPr>
+        <w:t>”</w:t>
+      </w:r>
+    </w:p>
+    <w:p>
+      <w:pPr>
+        <w:pStyle w:val="SourceCode"/>
+        <w:rPr>
+          <w:lang w:eastAsia="ar-SA"/>
+        </w:rPr>
+      </w:pPr>
+    </w:p>
+    <w:p>
+      <w:pPr>
+        <w:pStyle w:val="Body-Text"/>
+        <w:rPr>
+          <w:lang w:eastAsia="ar-SA"/>
+        </w:rPr>
+      </w:pPr>
+      <w:proofErr w:type="gramStart"/>
+      <w:r>
+        <w:rPr>
+          <w:lang w:eastAsia="ar-SA"/>
+        </w:rPr>
+        <w:t>The default name for the initial branch when creating a Git repository is “master”.</w:t>
+      </w:r>
+      <w:proofErr w:type="gramEnd"/>
+      <w:r>
+        <w:rPr>
+          <w:lang w:eastAsia="ar-SA"/>
+        </w:rPr>
+        <w:t xml:space="preserve"> This term is deemed improper so it is recommended </w:t>
+      </w:r>
+      <w:r>
+        <w:rPr>
+          <w:lang w:eastAsia="ar-SA"/>
+        </w:rPr>
+        <w:t>that you</w:t>
+      </w:r>
+      <w:r>
+        <w:rPr>
+          <w:lang w:eastAsia="ar-SA"/>
+        </w:rPr>
+        <w:t xml:space="preserve"> change the default to “main” for any new Git repositories</w:t>
+      </w:r>
+      <w:r>
+        <w:rPr>
+          <w:lang w:eastAsia="ar-SA"/>
+        </w:rPr>
+        <w:t>.</w:t>
+      </w:r>
+    </w:p>
+    <w:p>
+      <w:pPr>
+        <w:pStyle w:val="SourceCode"/>
+        <w:rPr>
+          <w:lang w:eastAsia="ar-SA"/>
+        </w:rPr>
+      </w:pPr>
+      <w:r>
+        <w:rPr>
+          <w:lang w:eastAsia="ar-SA"/>
+        </w:rPr>
+        <w:t xml:space="preserve">$ </w:t>
+      </w:r>
+      <w:proofErr w:type="gramStart"/>
+      <w:r>
+        <w:rPr>
+          <w:lang w:eastAsia="ar-SA"/>
+        </w:rPr>
+        <w:t>git</w:t>
+      </w:r>
+      <w:proofErr w:type="gramEnd"/>
+      <w:r>
+        <w:rPr>
+          <w:lang w:eastAsia="ar-SA"/>
+        </w:rPr>
+        <w:t xml:space="preserve"> config --global init.defaultBranch </w:t>
+      </w:r>
+      <w:r>
+        <w:rPr>
+          <w:lang w:eastAsia="ar-SA"/>
+        </w:rPr>
+        <w:t>main</w:t>
+      </w:r>
+      <w:r>
+        <w:rPr>
+          <w:lang w:eastAsia="ar-SA"/>
+        </w:rPr>
         <w:t xml:space="preserve"> </w:t>
       </w:r>
-      <w:r>
-        <w:rPr>
-          <w:rStyle w:val="SourceCodechar"/>
-        </w:rPr>
-        <w:t>.</w:t>
-      </w:r>
-      <w:proofErr w:type="spellStart"/>
-      <w:r>
-        <w:rPr>
-          <w:rStyle w:val="SourceCodechar"/>
+    </w:p>
+    <w:p>
+      <w:pPr>
+        <w:pStyle w:val="SourceCode"/>
+        <w:rPr>
+          <w:lang w:eastAsia="ar-SA"/>
+        </w:rPr>
+      </w:pPr>
+    </w:p>
+    <w:p>
+      <w:pPr>
+        <w:pStyle w:val="Body-Text"/>
+        <w:rPr>
+          <w:lang w:eastAsia="ar-SA"/>
+        </w:rPr>
+      </w:pPr>
+      <w:r>
+        <w:rPr>
+          <w:lang w:eastAsia="ar-SA"/>
+        </w:rPr>
+        <w:t xml:space="preserve">When a Git repository is not </w:t>
+      </w:r>
+      <w:r>
+        <w:rPr>
+          <w:lang w:eastAsia="ar-SA"/>
+        </w:rPr>
+        <w:t xml:space="preserve">stored </w:t>
+      </w:r>
+      <w:r>
+        <w:rPr>
+          <w:lang w:eastAsia="ar-SA"/>
+        </w:rPr>
+        <w:t xml:space="preserve">on </w:t>
+      </w:r>
+      <w:r>
+        <w:rPr>
+          <w:lang w:eastAsia="ar-SA"/>
+        </w:rPr>
+        <w:t>a</w:t>
+      </w:r>
+      <w:r>
+        <w:rPr>
+          <w:lang w:eastAsia="ar-SA"/>
+        </w:rPr>
+        <w:t xml:space="preserve"> local </w:t>
+      </w:r>
+      <w:r>
+        <w:rPr>
+          <w:lang w:eastAsia="ar-SA"/>
+        </w:rPr>
+        <w:t>disk (e.g., cloud storage),</w:t>
+      </w:r>
+      <w:r>
+        <w:rPr>
+          <w:lang w:eastAsia="ar-SA"/>
+        </w:rPr>
+        <w:t xml:space="preserve"> you need to tell Git that you trust the directory containing the repository.</w:t>
+      </w:r>
+    </w:p>
+    <w:p>
+      <w:pPr>
+        <w:pStyle w:val="SourceCode"/>
+        <w:rPr>
+          <w:lang w:eastAsia="ar-SA"/>
+        </w:rPr>
+      </w:pPr>
+      <w:r>
+        <w:rPr>
+          <w:lang w:eastAsia="ar-SA"/>
+        </w:rPr>
+        <w:t xml:space="preserve">$ </w:t>
+      </w:r>
+      <w:proofErr w:type="gramStart"/>
+      <w:r>
+        <w:rPr>
+          <w:lang w:eastAsia="ar-SA"/>
         </w:rPr>
         <w:t>git</w:t>
       </w:r>
-      <w:proofErr w:type="spellEnd"/>
-      <w:r>
-        <w:rPr>
-          <w:rStyle w:val="SourceCodechar"/>
-        </w:rPr>
-        <w:t>/</w:t>
-      </w:r>
-      <w:proofErr w:type="spellStart"/>
-      <w:r>
-        <w:rPr>
-          <w:rStyle w:val="SourceCodechar"/>
-        </w:rPr>
-        <w:t>config</w:t>
-      </w:r>
-      <w:proofErr w:type="spellEnd"/>
-      <w:r>
-        <w:rPr>
-          <w:lang w:eastAsia="ar-SA"/>
-        </w:rPr>
-        <w:t xml:space="preserve"> at the top of the repository.</w:t>
-      </w:r>
-    </w:p>
-    <w:p>
-      <w:pPr>
-        <w:pStyle w:val="Heading4"/>
-      </w:pPr>
-      <w:r>
-        <w:t>User Settings</w:t>
-      </w:r>
-    </w:p>
-    <w:p>
-      <w:pPr>
-        <w:pStyle w:val="Body-Text"/>
-      </w:pPr>
-      <w:r>
-        <w:t>Before using Git to make changes, you need to set your name and email address in Git. This information is needed to track changes to the files.</w:t>
-      </w:r>
-    </w:p>
-    <w:p>
-      <w:pPr>
-        <w:pStyle w:val="SourceCode"/>
-        <w:rPr>
-          <w:lang w:eastAsia="ar-SA"/>
-        </w:rPr>
-      </w:pPr>
-      <w:r>
-        <w:rPr>
-          <w:lang w:eastAsia="ar-SA"/>
-        </w:rPr>
-        <w:t xml:space="preserve">$ </w:t>
-      </w:r>
-      <w:proofErr w:type="spellStart"/>
-      <w:proofErr w:type="gramStart"/>
-      <w:r>
-        <w:rPr>
-          <w:lang w:eastAsia="ar-SA"/>
-        </w:rPr>
-        <w:t>git</w:t>
-      </w:r>
-      <w:proofErr w:type="spellEnd"/>
       <w:proofErr w:type="gramEnd"/>
       <w:r>
         <w:rPr>
           <w:lang w:eastAsia="ar-SA"/>
         </w:rPr>
-        <w:t xml:space="preserve"> </w:t>
-      </w:r>
-      <w:proofErr w:type="spellStart"/>
-      <w:r>
-        <w:rPr>
-          <w:lang w:eastAsia="ar-SA"/>
-        </w:rPr>
-        <w:t>config</w:t>
-      </w:r>
-      <w:proofErr w:type="spellEnd"/>
-      <w:r>
-        <w:rPr>
-          <w:lang w:eastAsia="ar-SA"/>
-        </w:rPr>
-        <w:t xml:space="preserve"> –-global user.name “</w:t>
-      </w:r>
-      <w:r>
-        <w:rPr>
-          <w:rStyle w:val="SourceCodenon-literal"/>
-        </w:rPr>
-        <w:t>First</w:t>
-      </w:r>
-      <w:r>
-        <w:rPr>
-          <w:rStyle w:val="SourceCodenon-literal"/>
-        </w:rPr>
-        <w:t xml:space="preserve"> Last</w:t>
-      </w:r>
-      <w:r>
-        <w:rPr>
-          <w:lang w:eastAsia="ar-SA"/>
-        </w:rPr>
-        <w:t>”</w:t>
-      </w:r>
-    </w:p>
-    <w:p>
-      <w:pPr>
-        <w:pStyle w:val="SourceCode"/>
-        <w:rPr>
-          <w:lang w:eastAsia="ar-SA"/>
-        </w:rPr>
-      </w:pPr>
-      <w:r>
-        <w:rPr>
-          <w:lang w:eastAsia="ar-SA"/>
-        </w:rPr>
-        <w:t xml:space="preserve">$ </w:t>
-      </w:r>
-      <w:proofErr w:type="spellStart"/>
-      <w:proofErr w:type="gramStart"/>
-      <w:r>
-        <w:rPr>
-          <w:lang w:eastAsia="ar-SA"/>
-        </w:rPr>
-        <w:t>git</w:t>
-      </w:r>
-      <w:proofErr w:type="spellEnd"/>
-      <w:proofErr w:type="gramEnd"/>
-      <w:r>
-        <w:rPr>
-          <w:lang w:eastAsia="ar-SA"/>
-        </w:rPr>
-        <w:t xml:space="preserve"> </w:t>
-      </w:r>
-      <w:proofErr w:type="spellStart"/>
-      <w:r>
-        <w:rPr>
-          <w:lang w:eastAsia="ar-SA"/>
-        </w:rPr>
-        <w:t>config</w:t>
-      </w:r>
-      <w:proofErr w:type="spellEnd"/>
-      <w:r>
-        <w:rPr>
-          <w:lang w:eastAsia="ar-SA"/>
-        </w:rPr>
-        <w:t xml:space="preserve"> –-global </w:t>
-      </w:r>
-      <w:proofErr w:type="spellStart"/>
-      <w:r>
-        <w:rPr>
-          <w:lang w:eastAsia="ar-SA"/>
-        </w:rPr>
-        <w:t>user.email</w:t>
-      </w:r>
-      <w:proofErr w:type="spellEnd"/>
-      <w:r>
-        <w:rPr>
-          <w:lang w:eastAsia="ar-SA"/>
-        </w:rPr>
-        <w:t xml:space="preserve"> “</w:t>
-      </w:r>
-      <w:r>
-        <w:rPr>
-          <w:rStyle w:val="SourceCodenon-literal"/>
-        </w:rPr>
-        <w:t>Email address</w:t>
-      </w:r>
-      <w:r>
-        <w:rPr>
-          <w:lang w:eastAsia="ar-SA"/>
-        </w:rPr>
-        <w:t>”</w:t>
-      </w:r>
-    </w:p>
-    <w:p>
-      <w:pPr>
-        <w:pStyle w:val="SourceCode"/>
-        <w:rPr>
-          <w:lang w:eastAsia="ar-SA"/>
-        </w:rPr>
-      </w:pPr>
-    </w:p>
-    <w:p>
-      <w:pPr>
-        <w:pStyle w:val="Body-Text"/>
-        <w:rPr>
-          <w:lang w:eastAsia="ar-SA"/>
-        </w:rPr>
-      </w:pPr>
-      <w:proofErr w:type="gramStart"/>
-      <w:r>
-        <w:rPr>
-          <w:lang w:eastAsia="ar-SA"/>
-        </w:rPr>
-        <w:t>The default name for the initial branch when creating a Git repository is “master”.</w:t>
-      </w:r>
-      <w:proofErr w:type="gramEnd"/>
-      <w:r>
-        <w:rPr>
-          <w:lang w:eastAsia="ar-SA"/>
-        </w:rPr>
-        <w:t xml:space="preserve"> This term is deemed improper so it is recommended </w:t>
-      </w:r>
-      <w:r>
-        <w:rPr>
-          <w:lang w:eastAsia="ar-SA"/>
-        </w:rPr>
-        <w:t>that you</w:t>
-      </w:r>
-      <w:r>
-        <w:rPr>
-          <w:lang w:eastAsia="ar-SA"/>
-        </w:rPr>
-        <w:t xml:space="preserve"> change the default to “main” for any new Git repositories</w:t>
-      </w:r>
-      <w:r>
-        <w:rPr>
-          <w:lang w:eastAsia="ar-SA"/>
-        </w:rPr>
-        <w:t>.</w:t>
-      </w:r>
-    </w:p>
-    <w:p>
-      <w:pPr>
-        <w:pStyle w:val="SourceCode"/>
-        <w:rPr>
-          <w:lang w:eastAsia="ar-SA"/>
-        </w:rPr>
-      </w:pPr>
-      <w:r>
-        <w:rPr>
-          <w:lang w:eastAsia="ar-SA"/>
-        </w:rPr>
-        <w:t xml:space="preserve">$ </w:t>
-      </w:r>
-      <w:proofErr w:type="spellStart"/>
-      <w:proofErr w:type="gramStart"/>
-      <w:r>
-        <w:rPr>
-          <w:lang w:eastAsia="ar-SA"/>
-        </w:rPr>
-        <w:t>git</w:t>
-      </w:r>
-      <w:proofErr w:type="spellEnd"/>
-      <w:proofErr w:type="gramEnd"/>
-      <w:r>
-        <w:rPr>
-          <w:lang w:eastAsia="ar-SA"/>
-        </w:rPr>
-        <w:t xml:space="preserve"> </w:t>
-      </w:r>
-      <w:proofErr w:type="spellStart"/>
-      <w:r>
-        <w:rPr>
-          <w:lang w:eastAsia="ar-SA"/>
-        </w:rPr>
-        <w:t>config</w:t>
-      </w:r>
-      <w:proofErr w:type="spellEnd"/>
-      <w:r>
-        <w:rPr>
-          <w:lang w:eastAsia="ar-SA"/>
-        </w:rPr>
-        <w:t xml:space="preserve"> --global </w:t>
-      </w:r>
-      <w:proofErr w:type="spellStart"/>
-      <w:r>
-        <w:rPr>
-          <w:lang w:eastAsia="ar-SA"/>
-        </w:rPr>
-        <w:t>init.defaultBranch</w:t>
-      </w:r>
-      <w:proofErr w:type="spellEnd"/>
-      <w:r>
-        <w:rPr>
-          <w:lang w:eastAsia="ar-SA"/>
-        </w:rPr>
-        <w:t xml:space="preserve"> </w:t>
-      </w:r>
-      <w:r>
-        <w:rPr>
-          <w:lang w:eastAsia="ar-SA"/>
-        </w:rPr>
-        <w:t>main</w:t>
-      </w:r>
-      <w:r>
-        <w:rPr>
-          <w:lang w:eastAsia="ar-SA"/>
-        </w:rPr>
-        <w:t xml:space="preserve"> </w:t>
-      </w:r>
-    </w:p>
-    <w:p>
-      <w:pPr>
-        <w:pStyle w:val="SourceCode"/>
-        <w:rPr>
-          <w:lang w:eastAsia="ar-SA"/>
-        </w:rPr>
-      </w:pPr>
-    </w:p>
-    <w:p>
-      <w:pPr>
-        <w:pStyle w:val="Body-Text"/>
-        <w:rPr>
-          <w:lang w:eastAsia="ar-SA"/>
-        </w:rPr>
-      </w:pPr>
-      <w:r>
-        <w:rPr>
-          <w:lang w:eastAsia="ar-SA"/>
-        </w:rPr>
-        <w:t xml:space="preserve">When a Git repository is not </w:t>
-      </w:r>
-      <w:r>
-        <w:rPr>
-          <w:lang w:eastAsia="ar-SA"/>
-        </w:rPr>
-        <w:t xml:space="preserve">stored </w:t>
-      </w:r>
-      <w:r>
-        <w:rPr>
-          <w:lang w:eastAsia="ar-SA"/>
-        </w:rPr>
-        <w:t xml:space="preserve">on </w:t>
-      </w:r>
-      <w:r>
-        <w:rPr>
-          <w:lang w:eastAsia="ar-SA"/>
-        </w:rPr>
-        <w:t>a</w:t>
-      </w:r>
-      <w:r>
-        <w:rPr>
-          <w:lang w:eastAsia="ar-SA"/>
-        </w:rPr>
-        <w:t xml:space="preserve"> local </w:t>
-      </w:r>
-      <w:r>
-        <w:rPr>
-          <w:lang w:eastAsia="ar-SA"/>
-        </w:rPr>
-        <w:t>disk (e.g., cloud storage),</w:t>
-      </w:r>
-      <w:r>
-        <w:rPr>
-          <w:lang w:eastAsia="ar-SA"/>
-        </w:rPr>
-        <w:t xml:space="preserve"> you need to tell Git that you trust the directory containing the repository.</w:t>
-      </w:r>
-    </w:p>
-    <w:p>
-      <w:pPr>
-        <w:pStyle w:val="SourceCode"/>
-        <w:rPr>
-          <w:lang w:eastAsia="ar-SA"/>
-        </w:rPr>
-      </w:pPr>
-      <w:r>
-        <w:rPr>
-          <w:lang w:eastAsia="ar-SA"/>
-        </w:rPr>
-        <w:t xml:space="preserve">$ </w:t>
-      </w:r>
-      <w:proofErr w:type="spellStart"/>
-      <w:proofErr w:type="gramStart"/>
-      <w:r>
-        <w:rPr>
-          <w:lang w:eastAsia="ar-SA"/>
-        </w:rPr>
-        <w:t>git</w:t>
-      </w:r>
-      <w:proofErr w:type="spellEnd"/>
-      <w:proofErr w:type="gramEnd"/>
-      <w:r>
-        <w:rPr>
-          <w:lang w:eastAsia="ar-SA"/>
-        </w:rPr>
-        <w:t xml:space="preserve"> </w:t>
-      </w:r>
-      <w:proofErr w:type="spellStart"/>
-      <w:r>
-        <w:rPr>
-          <w:lang w:eastAsia="ar-SA"/>
-        </w:rPr>
-        <w:t>config</w:t>
-      </w:r>
-      <w:proofErr w:type="spellEnd"/>
-      <w:r>
-        <w:rPr>
-          <w:lang w:eastAsia="ar-SA"/>
-        </w:rPr>
-        <w:t xml:space="preserve"> --global --add </w:t>
-      </w:r>
-      <w:proofErr w:type="spellStart"/>
-      <w:r>
-        <w:rPr>
-          <w:lang w:eastAsia="ar-SA"/>
-        </w:rPr>
-        <w:t>safe.directory</w:t>
-      </w:r>
-      <w:proofErr w:type="spellEnd"/>
-      <w:r>
-        <w:rPr>
-          <w:lang w:eastAsia="ar-SA"/>
-        </w:rPr>
-        <w:t xml:space="preserve"> </w:t>
+        <w:t xml:space="preserve"> config --global --add safe.directory </w:t>
       </w:r>
       <w:r>
         <w:rPr>
@@ -10682,37 +10060,8 @@
         <w:rPr>
           <w:lang w:eastAsia="ar-SA"/>
         </w:rPr>
-        <w:t>'/</w:t>
-      </w:r>
-      <w:proofErr w:type="spellStart"/>
-      <w:r>
-        <w:rPr>
-          <w:lang w:eastAsia="ar-SA"/>
-        </w:rPr>
-        <w:t>mnt</w:t>
-      </w:r>
-      <w:proofErr w:type="spellEnd"/>
-      <w:r>
-        <w:rPr>
-          <w:lang w:eastAsia="ar-SA"/>
-        </w:rPr>
-        <w:t>/g/My Drive/Documents/</w:t>
-      </w:r>
-      <w:proofErr w:type="spellStart"/>
-      <w:r>
-        <w:rPr>
-          <w:lang w:eastAsia="ar-SA"/>
-        </w:rPr>
-        <w:t>VSCode</w:t>
-      </w:r>
-      <w:proofErr w:type="spellEnd"/>
-      <w:r>
-        <w:rPr>
-          <w:lang w:eastAsia="ar-SA"/>
-        </w:rPr>
-        <w:t>/</w:t>
-      </w:r>
-      <w:proofErr w:type="spellStart"/>
+        <w:t>'/mnt/g/My Drive/Documents/VSCode/</w:t>
+      </w:r>
       <w:r>
         <w:rPr>
           <w:lang w:eastAsia="ar-SA"/>
@@ -10723,21 +10072,14 @@
         <w:rPr>
           <w:lang w:eastAsia="ar-SA"/>
         </w:rPr>
-        <w:t>Dev</w:t>
-      </w:r>
-      <w:proofErr w:type="spellEnd"/>
-      <w:r>
-        <w:rPr>
-          <w:lang w:eastAsia="ar-SA"/>
-        </w:rPr>
-        <w:t>'</w:t>
+        <w:t>Dev'</w:t>
       </w:r>
     </w:p>
     <w:p>
       <w:pPr>
         <w:pStyle w:val="Heading3"/>
       </w:pPr>
-      <w:bookmarkStart w:id="44" w:name="_Toc239155384"/>
+      <w:bookmarkStart w:id="44" w:name="_Toc239272843"/>
       <w:r>
         <w:lastRenderedPageBreak/>
         <w:t>Create</w:t>
@@ -10871,14 +10213,12 @@
         </w:rPr>
         <w:t>Git command to clone the repository. This will create a subdirectory named “</w:t>
       </w:r>
-      <w:proofErr w:type="spellStart"/>
       <w:r>
         <w:rPr>
           <w:lang w:eastAsia="ar-SA"/>
         </w:rPr>
         <w:t>TAXTools</w:t>
       </w:r>
-      <w:proofErr w:type="spellEnd"/>
       <w:r>
         <w:rPr>
           <w:lang w:eastAsia="ar-SA"/>
@@ -10914,7 +10254,6 @@
         </w:rPr>
         <w:t xml:space="preserve">$ </w:t>
       </w:r>
-      <w:proofErr w:type="spellStart"/>
       <w:proofErr w:type="gramStart"/>
       <w:r>
         <w:rPr>
@@ -10922,7 +10261,6 @@
         </w:rPr>
         <w:t>cd</w:t>
       </w:r>
-      <w:proofErr w:type="spellEnd"/>
       <w:proofErr w:type="gramEnd"/>
       <w:r>
         <w:rPr>
@@ -10956,7 +10294,6 @@
         </w:rPr>
         <w:t xml:space="preserve">$ </w:t>
       </w:r>
-      <w:proofErr w:type="spellStart"/>
       <w:proofErr w:type="gramStart"/>
       <w:r>
         <w:rPr>
@@ -10964,7 +10301,6 @@
         </w:rPr>
         <w:t>git</w:t>
       </w:r>
-      <w:proofErr w:type="spellEnd"/>
       <w:proofErr w:type="gramEnd"/>
       <w:r>
         <w:rPr>
@@ -10995,7 +10331,7 @@
       <w:pPr>
         <w:pStyle w:val="Heading3"/>
       </w:pPr>
-      <w:bookmarkStart w:id="45" w:name="_Toc239155385"/>
+      <w:bookmarkStart w:id="45" w:name="_Toc239272844"/>
       <w:r>
         <w:t>Create</w:t>
       </w:r>
@@ -11127,7 +10463,7 @@
       <w:pPr>
         <w:pStyle w:val="Heading3"/>
       </w:pPr>
-      <w:bookmarkStart w:id="46" w:name="_Toc239155386"/>
+      <w:bookmarkStart w:id="46" w:name="_Toc239272845"/>
       <w:r>
         <w:t>Synchronize with Remote Repository</w:t>
       </w:r>
@@ -11185,14 +10521,12 @@
         </w:rPr>
         <w:t xml:space="preserve"> local repository with the files on the remote repository, use the </w:t>
       </w:r>
-      <w:proofErr w:type="spellStart"/>
       <w:r>
         <w:rPr>
           <w:rStyle w:val="SourceCodechar"/>
         </w:rPr>
         <w:t>git</w:t>
       </w:r>
-      <w:proofErr w:type="spellEnd"/>
       <w:r>
         <w:rPr>
           <w:lang w:eastAsia="ar-SA"/>
@@ -11219,12 +10553,10 @@
       <w:r>
         <w:t xml:space="preserve">$ </w:t>
       </w:r>
-      <w:proofErr w:type="spellStart"/>
       <w:proofErr w:type="gramStart"/>
       <w:r>
         <w:t>git</w:t>
       </w:r>
-      <w:proofErr w:type="spellEnd"/>
       <w:proofErr w:type="gramEnd"/>
       <w:r>
         <w:t xml:space="preserve"> switch </w:t>
@@ -11250,12 +10582,10 @@
       <w:r>
         <w:t xml:space="preserve">$ </w:t>
       </w:r>
-      <w:proofErr w:type="spellStart"/>
       <w:proofErr w:type="gramStart"/>
       <w:r>
         <w:t>git</w:t>
       </w:r>
-      <w:proofErr w:type="spellEnd"/>
       <w:proofErr w:type="gramEnd"/>
       <w:r>
         <w:t xml:space="preserve"> pull</w:t>
@@ -11265,7 +10595,7 @@
       <w:pPr>
         <w:pStyle w:val="Heading3"/>
       </w:pPr>
-      <w:bookmarkStart w:id="47" w:name="_Toc239155387"/>
+      <w:bookmarkStart w:id="47" w:name="_Toc239272846"/>
       <w:r>
         <w:t>Get Status</w:t>
       </w:r>
@@ -11304,12 +10634,10 @@
       <w:r>
         <w:t xml:space="preserve">$ </w:t>
       </w:r>
-      <w:proofErr w:type="spellStart"/>
       <w:proofErr w:type="gramStart"/>
       <w:r>
         <w:t>git</w:t>
       </w:r>
-      <w:proofErr w:type="spellEnd"/>
       <w:proofErr w:type="gramEnd"/>
       <w:r>
         <w:t xml:space="preserve"> status</w:t>
@@ -11329,12 +10657,10 @@
       <w:r>
         <w:t xml:space="preserve">$ </w:t>
       </w:r>
-      <w:proofErr w:type="spellStart"/>
       <w:proofErr w:type="gramStart"/>
       <w:r>
         <w:t>git</w:t>
       </w:r>
-      <w:proofErr w:type="spellEnd"/>
       <w:proofErr w:type="gramEnd"/>
       <w:r>
         <w:t xml:space="preserve"> show</w:t>
@@ -11357,12 +10683,10 @@
       <w:r>
         <w:t xml:space="preserve">$ </w:t>
       </w:r>
-      <w:proofErr w:type="spellStart"/>
       <w:proofErr w:type="gramStart"/>
       <w:r>
         <w:t>git</w:t>
       </w:r>
-      <w:proofErr w:type="spellEnd"/>
       <w:proofErr w:type="gramEnd"/>
       <w:r>
         <w:t xml:space="preserve"> log</w:t>
@@ -11397,12 +10721,10 @@
       <w:r>
         <w:t xml:space="preserve">$ </w:t>
       </w:r>
-      <w:proofErr w:type="spellStart"/>
       <w:proofErr w:type="gramStart"/>
       <w:r>
         <w:t>git</w:t>
       </w:r>
-      <w:proofErr w:type="spellEnd"/>
       <w:proofErr w:type="gramEnd"/>
       <w:r>
         <w:t xml:space="preserve"> diff</w:t>
@@ -11433,14 +10755,12 @@
       <w:r>
         <w:t xml:space="preserve">ou can use </w:t>
       </w:r>
-      <w:proofErr w:type="spellStart"/>
       <w:r>
         <w:rPr>
           <w:rStyle w:val="SourceCodechar"/>
         </w:rPr>
         <w:t>git</w:t>
       </w:r>
-      <w:proofErr w:type="spellEnd"/>
       <w:r>
         <w:t xml:space="preserve"> </w:t>
       </w:r>
@@ -11461,12 +10781,10 @@
       <w:r>
         <w:t xml:space="preserve">$ </w:t>
       </w:r>
-      <w:proofErr w:type="spellStart"/>
       <w:proofErr w:type="gramStart"/>
       <w:r>
         <w:t>cd</w:t>
       </w:r>
-      <w:proofErr w:type="spellEnd"/>
       <w:proofErr w:type="gramEnd"/>
       <w:r>
         <w:t xml:space="preserve"> $TAXTOOLS</w:t>
@@ -11479,12 +10797,10 @@
       <w:r>
         <w:t xml:space="preserve">$ </w:t>
       </w:r>
-      <w:proofErr w:type="spellStart"/>
       <w:proofErr w:type="gramStart"/>
       <w:r>
         <w:t>git</w:t>
       </w:r>
-      <w:proofErr w:type="spellEnd"/>
       <w:proofErr w:type="gramEnd"/>
       <w:r>
         <w:t xml:space="preserve"> status</w:t>
@@ -11502,14 +10818,12 @@
       <w:r>
         <w:t xml:space="preserve">From the files that are listed, if they are already being tracked by Git, then you can use the </w:t>
       </w:r>
-      <w:proofErr w:type="spellStart"/>
       <w:r>
         <w:rPr>
           <w:rStyle w:val="SourceCodechar"/>
         </w:rPr>
         <w:t>git</w:t>
       </w:r>
-      <w:proofErr w:type="spellEnd"/>
       <w:r>
         <w:t xml:space="preserve"> </w:t>
       </w:r>
@@ -11536,12 +10850,10 @@
       <w:r>
         <w:t xml:space="preserve">$ </w:t>
       </w:r>
-      <w:proofErr w:type="spellStart"/>
       <w:proofErr w:type="gramStart"/>
       <w:r>
         <w:t>cd</w:t>
       </w:r>
-      <w:proofErr w:type="spellEnd"/>
       <w:proofErr w:type="gramEnd"/>
       <w:r>
         <w:t xml:space="preserve"> </w:t>
@@ -11560,12 +10872,10 @@
       <w:r>
         <w:t xml:space="preserve">$ </w:t>
       </w:r>
-      <w:proofErr w:type="spellStart"/>
       <w:proofErr w:type="gramStart"/>
       <w:r>
         <w:t>git</w:t>
       </w:r>
-      <w:proofErr w:type="spellEnd"/>
       <w:proofErr w:type="gramEnd"/>
       <w:r>
         <w:t xml:space="preserve"> diff </w:t>
@@ -11606,12 +10916,10 @@
       <w:r>
         <w:t xml:space="preserve">$ </w:t>
       </w:r>
-      <w:proofErr w:type="spellStart"/>
       <w:proofErr w:type="gramStart"/>
       <w:r>
         <w:t>cd</w:t>
       </w:r>
-      <w:proofErr w:type="spellEnd"/>
       <w:proofErr w:type="gramEnd"/>
       <w:r>
         <w:t xml:space="preserve"> $TAXTOOLS</w:t>
@@ -11624,12 +10932,10 @@
       <w:r>
         <w:t xml:space="preserve">$ </w:t>
       </w:r>
-      <w:proofErr w:type="spellStart"/>
       <w:proofErr w:type="gramStart"/>
       <w:r>
         <w:t>git</w:t>
       </w:r>
-      <w:proofErr w:type="spellEnd"/>
       <w:proofErr w:type="gramEnd"/>
       <w:r>
         <w:t xml:space="preserve"> add .</w:t>
@@ -11642,12 +10948,10 @@
       <w:r>
         <w:t xml:space="preserve">$ </w:t>
       </w:r>
-      <w:proofErr w:type="spellStart"/>
       <w:proofErr w:type="gramStart"/>
       <w:r>
         <w:t>git</w:t>
       </w:r>
-      <w:proofErr w:type="spellEnd"/>
       <w:proofErr w:type="gramEnd"/>
       <w:r>
         <w:t xml:space="preserve"> commit –m “</w:t>
@@ -11683,12 +10987,10 @@
       <w:r>
         <w:t xml:space="preserve">$ </w:t>
       </w:r>
-      <w:proofErr w:type="spellStart"/>
       <w:proofErr w:type="gramStart"/>
       <w:r>
         <w:t>git</w:t>
       </w:r>
-      <w:proofErr w:type="spellEnd"/>
       <w:proofErr w:type="gramEnd"/>
       <w:r>
         <w:t xml:space="preserve"> commit –a –m “</w:t>
@@ -11723,12 +11025,10 @@
       <w:r>
         <w:t xml:space="preserve">$ </w:t>
       </w:r>
-      <w:proofErr w:type="spellStart"/>
       <w:proofErr w:type="gramStart"/>
       <w:r>
         <w:t>git</w:t>
       </w:r>
-      <w:proofErr w:type="spellEnd"/>
       <w:proofErr w:type="gramEnd"/>
       <w:r>
         <w:t xml:space="preserve"> push</w:t>
@@ -11738,7 +11038,7 @@
       <w:pPr>
         <w:pStyle w:val="Heading3"/>
       </w:pPr>
-      <w:bookmarkStart w:id="48" w:name="_Toc239155388"/>
+      <w:bookmarkStart w:id="48" w:name="_Toc239272847"/>
       <w:r>
         <w:t>Select a Branch</w:t>
       </w:r>
@@ -11869,12 +11169,10 @@
       <w:r>
         <w:t xml:space="preserve">$ </w:t>
       </w:r>
-      <w:proofErr w:type="spellStart"/>
       <w:proofErr w:type="gramStart"/>
       <w:r>
         <w:t>git</w:t>
       </w:r>
-      <w:proofErr w:type="spellEnd"/>
       <w:proofErr w:type="gramEnd"/>
       <w:r>
         <w:t xml:space="preserve"> status</w:t>
@@ -11949,12 +11247,10 @@
       <w:r>
         <w:t xml:space="preserve">$ </w:t>
       </w:r>
-      <w:proofErr w:type="spellStart"/>
       <w:proofErr w:type="gramStart"/>
       <w:r>
         <w:t>git</w:t>
       </w:r>
-      <w:proofErr w:type="spellEnd"/>
       <w:proofErr w:type="gramEnd"/>
       <w:r>
         <w:t xml:space="preserve"> </w:t>
@@ -11979,12 +11275,10 @@
       <w:r>
         <w:t xml:space="preserve">$ </w:t>
       </w:r>
-      <w:proofErr w:type="spellStart"/>
       <w:proofErr w:type="gramStart"/>
       <w:r>
         <w:t>git</w:t>
       </w:r>
-      <w:proofErr w:type="spellEnd"/>
       <w:proofErr w:type="gramEnd"/>
       <w:r>
         <w:t xml:space="preserve"> pull</w:t>
@@ -12065,14 +11359,12 @@
       <w:r>
         <w:t xml:space="preserve"> </w:t>
       </w:r>
-      <w:proofErr w:type="spellStart"/>
       <w:r>
         <w:rPr>
           <w:rStyle w:val="SourceCodechar"/>
         </w:rPr>
         <w:t>git</w:t>
       </w:r>
-      <w:proofErr w:type="spellEnd"/>
       <w:r>
         <w:t xml:space="preserve"> </w:t>
       </w:r>
@@ -12088,14 +11380,12 @@
       <w:r>
         <w:t xml:space="preserve"> The </w:t>
       </w:r>
-      <w:proofErr w:type="spellStart"/>
       <w:r>
         <w:rPr>
           <w:rStyle w:val="SourceCodechar"/>
         </w:rPr>
         <w:t>git</w:t>
       </w:r>
-      <w:proofErr w:type="spellEnd"/>
       <w:r>
         <w:t xml:space="preserve"> </w:t>
       </w:r>
@@ -12114,14 +11404,12 @@
       <w:r>
         <w:t xml:space="preserve"> </w:t>
       </w:r>
-      <w:proofErr w:type="spellStart"/>
       <w:r>
         <w:rPr>
           <w:rStyle w:val="SourceCodechar"/>
         </w:rPr>
         <w:t>git</w:t>
       </w:r>
-      <w:proofErr w:type="spellEnd"/>
       <w:r>
         <w:t xml:space="preserve"> </w:t>
       </w:r>
@@ -12157,12 +11445,10 @@
       <w:r>
         <w:t xml:space="preserve">$ </w:t>
       </w:r>
-      <w:proofErr w:type="spellStart"/>
       <w:proofErr w:type="gramStart"/>
       <w:r>
         <w:t>git</w:t>
       </w:r>
-      <w:proofErr w:type="spellEnd"/>
       <w:proofErr w:type="gramEnd"/>
       <w:r>
         <w:t xml:space="preserve"> branch</w:t>
@@ -12185,24 +11471,20 @@
       <w:r>
         <w:t xml:space="preserve">$ </w:t>
       </w:r>
-      <w:proofErr w:type="spellStart"/>
       <w:proofErr w:type="gramStart"/>
       <w:r>
         <w:t>git</w:t>
       </w:r>
-      <w:proofErr w:type="spellEnd"/>
       <w:proofErr w:type="gramEnd"/>
       <w:r>
         <w:t xml:space="preserve"> branch </w:t>
       </w:r>
-      <w:proofErr w:type="spellStart"/>
       <w:r>
         <w:rPr>
           <w:rStyle w:val="SourceCodenon-literal"/>
         </w:rPr>
         <w:t>branch</w:t>
       </w:r>
-      <w:proofErr w:type="spellEnd"/>
       <w:r>
         <w:tab/>
       </w:r>
@@ -12218,12 +11500,10 @@
       <w:r>
         <w:t xml:space="preserve">$ </w:t>
       </w:r>
-      <w:proofErr w:type="spellStart"/>
       <w:proofErr w:type="gramStart"/>
       <w:r>
         <w:t>git</w:t>
       </w:r>
-      <w:proofErr w:type="spellEnd"/>
       <w:proofErr w:type="gramEnd"/>
       <w:r>
         <w:t xml:space="preserve"> branch -d </w:t>
@@ -12246,12 +11526,10 @@
       <w:r>
         <w:t xml:space="preserve">$ </w:t>
       </w:r>
-      <w:proofErr w:type="spellStart"/>
       <w:proofErr w:type="gramStart"/>
       <w:r>
         <w:t>git</w:t>
       </w:r>
-      <w:proofErr w:type="spellEnd"/>
       <w:proofErr w:type="gramEnd"/>
       <w:r>
         <w:t xml:space="preserve"> branch -r</w:t>
@@ -12271,12 +11549,10 @@
       <w:r>
         <w:t xml:space="preserve">$ </w:t>
       </w:r>
-      <w:proofErr w:type="spellStart"/>
       <w:proofErr w:type="gramStart"/>
       <w:r>
         <w:t>git</w:t>
       </w:r>
-      <w:proofErr w:type="spellEnd"/>
       <w:proofErr w:type="gramEnd"/>
       <w:r>
         <w:t xml:space="preserve"> checkout </w:t>
@@ -12304,12 +11580,10 @@
       <w:r>
         <w:t xml:space="preserve">$ </w:t>
       </w:r>
-      <w:proofErr w:type="spellStart"/>
       <w:proofErr w:type="gramStart"/>
       <w:r>
         <w:t>git</w:t>
       </w:r>
-      <w:proofErr w:type="spellEnd"/>
       <w:proofErr w:type="gramEnd"/>
       <w:r>
         <w:t xml:space="preserve"> checkout -b </w:t>
@@ -12340,12 +11614,10 @@
       <w:r>
         <w:t xml:space="preserve">$ </w:t>
       </w:r>
-      <w:proofErr w:type="spellStart"/>
       <w:proofErr w:type="gramStart"/>
       <w:r>
         <w:t>git</w:t>
       </w:r>
-      <w:proofErr w:type="spellEnd"/>
       <w:proofErr w:type="gramEnd"/>
       <w:r>
         <w:t xml:space="preserve"> switch </w:t>
@@ -12373,12 +11645,10 @@
       <w:r>
         <w:t xml:space="preserve">$ </w:t>
       </w:r>
-      <w:proofErr w:type="spellStart"/>
       <w:proofErr w:type="gramStart"/>
       <w:r>
         <w:t>git</w:t>
       </w:r>
-      <w:proofErr w:type="spellEnd"/>
       <w:proofErr w:type="gramEnd"/>
       <w:r>
         <w:t xml:space="preserve"> switch -c </w:t>
@@ -12401,7 +11671,7 @@
       <w:pPr>
         <w:pStyle w:val="Heading3"/>
       </w:pPr>
-      <w:bookmarkStart w:id="49" w:name="_Toc239155389"/>
+      <w:bookmarkStart w:id="49" w:name="_Toc239272848"/>
       <w:r>
         <w:t>Create a New Branch</w:t>
       </w:r>
@@ -12463,24 +11733,20 @@
       <w:r>
         <w:t xml:space="preserve">$ </w:t>
       </w:r>
-      <w:proofErr w:type="spellStart"/>
       <w:proofErr w:type="gramStart"/>
       <w:r>
         <w:t>git</w:t>
       </w:r>
-      <w:proofErr w:type="spellEnd"/>
       <w:proofErr w:type="gramEnd"/>
       <w:r>
         <w:t xml:space="preserve"> branch </w:t>
       </w:r>
-      <w:proofErr w:type="spellStart"/>
       <w:r>
         <w:rPr>
           <w:rStyle w:val="SourceCodenon-literal"/>
         </w:rPr>
         <w:t>branch</w:t>
       </w:r>
-      <w:proofErr w:type="spellEnd"/>
       <w:r>
         <w:tab/>
       </w:r>
@@ -12499,12 +11765,10 @@
       <w:r>
         <w:t xml:space="preserve">$ </w:t>
       </w:r>
-      <w:proofErr w:type="spellStart"/>
       <w:proofErr w:type="gramStart"/>
       <w:r>
         <w:t>git</w:t>
       </w:r>
-      <w:proofErr w:type="spellEnd"/>
       <w:proofErr w:type="gramEnd"/>
       <w:r>
         <w:t xml:space="preserve"> switch </w:t>
@@ -12542,12 +11806,10 @@
       <w:r>
         <w:t xml:space="preserve">$ </w:t>
       </w:r>
-      <w:proofErr w:type="spellStart"/>
       <w:proofErr w:type="gramStart"/>
       <w:r>
         <w:t>git</w:t>
       </w:r>
-      <w:proofErr w:type="spellEnd"/>
       <w:proofErr w:type="gramEnd"/>
       <w:r>
         <w:t xml:space="preserve"> checkout -b </w:t>
@@ -12589,14 +11851,12 @@
         </w:rPr>
         <w:t xml:space="preserve">Set the default location for </w:t>
       </w:r>
-      <w:proofErr w:type="spellStart"/>
       <w:r>
         <w:rPr>
           <w:rStyle w:val="SourceCodechar"/>
         </w:rPr>
         <w:t>git</w:t>
       </w:r>
-      <w:proofErr w:type="spellEnd"/>
       <w:r>
         <w:rPr>
           <w:rStyle w:val="SourceCodenon-literal"/>
@@ -12632,12 +11892,10 @@
       <w:r>
         <w:t xml:space="preserve">$ </w:t>
       </w:r>
-      <w:proofErr w:type="spellStart"/>
       <w:proofErr w:type="gramStart"/>
       <w:r>
         <w:t>git</w:t>
       </w:r>
-      <w:proofErr w:type="spellEnd"/>
       <w:proofErr w:type="gramEnd"/>
       <w:r>
         <w:t xml:space="preserve"> branch –set-upstream-to=develop </w:t>
@@ -12678,14 +11936,12 @@
         </w:rPr>
         <w:t xml:space="preserve">Set the default behavior for handling merge conflicts when you do a </w:t>
       </w:r>
-      <w:proofErr w:type="spellStart"/>
       <w:r>
         <w:rPr>
           <w:rStyle w:val="SourceCodechar"/>
         </w:rPr>
         <w:t>git</w:t>
       </w:r>
-      <w:proofErr w:type="spellEnd"/>
       <w:r>
         <w:rPr>
           <w:rStyle w:val="SourceCodenon-literal"/>
@@ -12718,38 +11974,20 @@
       <w:r>
         <w:t xml:space="preserve">$ </w:t>
       </w:r>
-      <w:proofErr w:type="spellStart"/>
       <w:proofErr w:type="gramStart"/>
       <w:r>
         <w:t>git</w:t>
       </w:r>
-      <w:proofErr w:type="spellEnd"/>
       <w:proofErr w:type="gramEnd"/>
       <w:r>
-        <w:t xml:space="preserve"> </w:t>
-      </w:r>
-      <w:proofErr w:type="spellStart"/>
-      <w:r>
-        <w:t>config</w:t>
-      </w:r>
-      <w:proofErr w:type="spellEnd"/>
-      <w:r>
-        <w:t xml:space="preserve"> </w:t>
-      </w:r>
-      <w:proofErr w:type="spellStart"/>
-      <w:r>
-        <w:t>pull.rebase</w:t>
-      </w:r>
-      <w:proofErr w:type="spellEnd"/>
-      <w:r>
-        <w:t xml:space="preserve"> false</w:t>
+        <w:t xml:space="preserve"> config pull.rebase false</w:t>
       </w:r>
     </w:p>
     <w:p>
       <w:pPr>
         <w:pStyle w:val="Heading3"/>
       </w:pPr>
-      <w:bookmarkStart w:id="50" w:name="_Toc239155390"/>
+      <w:bookmarkStart w:id="50" w:name="_Toc239272849"/>
       <w:r>
         <w:t>Add</w:t>
       </w:r>
@@ -12905,12 +12143,10 @@
       <w:r>
         <w:t xml:space="preserve">$ </w:t>
       </w:r>
-      <w:proofErr w:type="spellStart"/>
       <w:proofErr w:type="gramStart"/>
       <w:r>
         <w:t>git</w:t>
       </w:r>
-      <w:proofErr w:type="spellEnd"/>
       <w:proofErr w:type="gramEnd"/>
       <w:r>
         <w:t xml:space="preserve"> add </w:t>
@@ -12963,12 +12199,10 @@
       <w:r>
         <w:t xml:space="preserve">$ </w:t>
       </w:r>
-      <w:proofErr w:type="spellStart"/>
       <w:proofErr w:type="gramStart"/>
       <w:r>
         <w:t>git</w:t>
       </w:r>
-      <w:proofErr w:type="spellEnd"/>
       <w:proofErr w:type="gramEnd"/>
       <w:r>
         <w:t xml:space="preserve"> commit –m “</w:t>
@@ -12987,7 +12221,7 @@
       <w:pPr>
         <w:pStyle w:val="Heading3"/>
       </w:pPr>
-      <w:bookmarkStart w:id="51" w:name="_Toc239155391"/>
+      <w:bookmarkStart w:id="51" w:name="_Toc239272850"/>
       <w:r>
         <w:t>Delete a file</w:t>
       </w:r>
@@ -13006,56 +12240,48 @@
         </w:rPr>
         <w:t xml:space="preserve">The </w:t>
       </w:r>
-      <w:proofErr w:type="spellStart"/>
       <w:r>
         <w:rPr>
           <w:rStyle w:val="SourceCodechar"/>
         </w:rPr>
         <w:t>git</w:t>
       </w:r>
-      <w:proofErr w:type="spellEnd"/>
       <w:r>
         <w:rPr>
           <w:lang w:eastAsia="ar-SA"/>
         </w:rPr>
         <w:t xml:space="preserve"> </w:t>
       </w:r>
-      <w:proofErr w:type="spellStart"/>
       <w:r>
         <w:rPr>
           <w:rStyle w:val="SourceCodechar"/>
         </w:rPr>
         <w:t>rm</w:t>
       </w:r>
-      <w:proofErr w:type="spellEnd"/>
       <w:r>
         <w:rPr>
           <w:lang w:eastAsia="ar-SA"/>
         </w:rPr>
         <w:t xml:space="preserve"> command deletes a file from the working directory and adds the change to the staging area, so after executing the </w:t>
       </w:r>
-      <w:proofErr w:type="spellStart"/>
       <w:r>
         <w:rPr>
           <w:rStyle w:val="SourceCodechar"/>
         </w:rPr>
         <w:t>git</w:t>
       </w:r>
-      <w:proofErr w:type="spellEnd"/>
       <w:r>
         <w:rPr>
           <w:lang w:eastAsia="ar-SA"/>
         </w:rPr>
         <w:t xml:space="preserve"> </w:t>
       </w:r>
-      <w:proofErr w:type="spellStart"/>
       <w:r>
         <w:rPr>
           <w:rStyle w:val="SourceCodechar"/>
         </w:rPr>
         <w:t>rm</w:t>
       </w:r>
-      <w:proofErr w:type="spellEnd"/>
       <w:r>
         <w:rPr>
           <w:lang w:eastAsia="ar-SA"/>
@@ -13070,17 +12296,14 @@
       <w:r>
         <w:t xml:space="preserve">$ </w:t>
       </w:r>
-      <w:proofErr w:type="spellStart"/>
       <w:proofErr w:type="gramStart"/>
       <w:r>
         <w:t>git</w:t>
       </w:r>
-      <w:proofErr w:type="spellEnd"/>
       <w:proofErr w:type="gramEnd"/>
       <w:r>
         <w:t xml:space="preserve"> </w:t>
       </w:r>
-      <w:proofErr w:type="spellStart"/>
       <w:r>
         <w:rPr>
           <w:rStyle w:val="SourceCodechar"/>
@@ -13088,7 +12311,6 @@
         </w:rPr>
         <w:t>rm</w:t>
       </w:r>
-      <w:proofErr w:type="spellEnd"/>
       <w:r>
         <w:t xml:space="preserve"> </w:t>
       </w:r>
@@ -13106,12 +12328,10 @@
       <w:r>
         <w:t xml:space="preserve">$ </w:t>
       </w:r>
-      <w:proofErr w:type="spellStart"/>
       <w:proofErr w:type="gramStart"/>
       <w:r>
         <w:t>git</w:t>
       </w:r>
-      <w:proofErr w:type="spellEnd"/>
       <w:proofErr w:type="gramEnd"/>
       <w:r>
         <w:t xml:space="preserve"> commit –m “</w:t>
@@ -13130,7 +12350,7 @@
       <w:pPr>
         <w:pStyle w:val="Heading3"/>
       </w:pPr>
-      <w:bookmarkStart w:id="52" w:name="_Toc239155392"/>
+      <w:bookmarkStart w:id="52" w:name="_Toc239272851"/>
       <w:r>
         <w:t>Change a File</w:t>
       </w:r>
@@ -13190,12 +12410,10 @@
       <w:r>
         <w:t xml:space="preserve">$ </w:t>
       </w:r>
-      <w:proofErr w:type="spellStart"/>
       <w:proofErr w:type="gramStart"/>
       <w:r>
         <w:t>git</w:t>
       </w:r>
-      <w:proofErr w:type="spellEnd"/>
       <w:proofErr w:type="gramEnd"/>
       <w:r>
         <w:t xml:space="preserve"> add </w:t>
@@ -13254,12 +12472,10 @@
       <w:r>
         <w:t xml:space="preserve">$ </w:t>
       </w:r>
-      <w:proofErr w:type="spellStart"/>
       <w:proofErr w:type="gramStart"/>
       <w:r>
         <w:t>git</w:t>
       </w:r>
-      <w:proofErr w:type="spellEnd"/>
       <w:proofErr w:type="gramEnd"/>
       <w:r>
         <w:t xml:space="preserve"> commit –m “</w:t>
@@ -13295,14 +12511,12 @@
         </w:rPr>
         <w:t xml:space="preserve">To discard a change to a file in the working directory before it has been staged use the </w:t>
       </w:r>
-      <w:proofErr w:type="spellStart"/>
       <w:r>
         <w:rPr>
           <w:rStyle w:val="SourceCodechar"/>
         </w:rPr>
         <w:t>git</w:t>
       </w:r>
-      <w:proofErr w:type="spellEnd"/>
       <w:r>
         <w:rPr>
           <w:lang w:eastAsia="ar-SA"/>
@@ -13338,7 +12552,6 @@
         </w:rPr>
         <w:t xml:space="preserve">$ </w:t>
       </w:r>
-      <w:proofErr w:type="spellStart"/>
       <w:proofErr w:type="gramStart"/>
       <w:r>
         <w:rPr>
@@ -13346,7 +12559,6 @@
         </w:rPr>
         <w:t>git</w:t>
       </w:r>
-      <w:proofErr w:type="spellEnd"/>
       <w:proofErr w:type="gramEnd"/>
       <w:r>
         <w:rPr>
@@ -13387,12 +12599,10 @@
       <w:r>
         <w:t xml:space="preserve">$ </w:t>
       </w:r>
-      <w:proofErr w:type="spellStart"/>
       <w:proofErr w:type="gramStart"/>
       <w:r>
         <w:t>git</w:t>
       </w:r>
-      <w:proofErr w:type="spellEnd"/>
       <w:proofErr w:type="gramEnd"/>
       <w:r>
         <w:t xml:space="preserve"> restore .</w:t>
@@ -13441,7 +12651,7 @@
       <w:pPr>
         <w:pStyle w:val="Heading3"/>
       </w:pPr>
-      <w:bookmarkStart w:id="53" w:name="_Toc239155393"/>
+      <w:bookmarkStart w:id="53" w:name="_Toc239272852"/>
       <w:r>
         <w:t>Stage a File</w:t>
       </w:r>
@@ -13488,14 +12698,12 @@
         </w:rPr>
         <w:t xml:space="preserve">Use the </w:t>
       </w:r>
-      <w:proofErr w:type="spellStart"/>
       <w:r>
         <w:rPr>
           <w:rStyle w:val="SourceCodechar"/>
         </w:rPr>
         <w:t>git</w:t>
       </w:r>
-      <w:proofErr w:type="spellEnd"/>
       <w:r>
         <w:rPr>
           <w:lang w:eastAsia="ar-SA"/>
@@ -13518,14 +12726,12 @@
       <w:r>
         <w:t xml:space="preserve">If more than one file is changed, you can specify all the names to the </w:t>
       </w:r>
-      <w:proofErr w:type="spellStart"/>
       <w:r>
         <w:rPr>
           <w:rStyle w:val="SourceCodechar"/>
         </w:rPr>
         <w:t>git</w:t>
       </w:r>
-      <w:proofErr w:type="spellEnd"/>
       <w:r>
         <w:t xml:space="preserve"> </w:t>
       </w:r>
@@ -13555,12 +12761,10 @@
       <w:r>
         <w:t xml:space="preserve">$ </w:t>
       </w:r>
-      <w:proofErr w:type="spellStart"/>
       <w:proofErr w:type="gramStart"/>
       <w:r>
         <w:t>git</w:t>
       </w:r>
-      <w:proofErr w:type="spellEnd"/>
       <w:proofErr w:type="gramEnd"/>
       <w:r>
         <w:t xml:space="preserve"> add </w:t>
@@ -13607,14 +12811,12 @@
       <w:r>
         <w:t xml:space="preserve"> of the </w:t>
       </w:r>
-      <w:proofErr w:type="spellStart"/>
       <w:r>
         <w:rPr>
           <w:rStyle w:val="SourceCodechar"/>
         </w:rPr>
         <w:t>git</w:t>
       </w:r>
-      <w:proofErr w:type="spellEnd"/>
       <w:r>
         <w:t xml:space="preserve"> </w:t>
       </w:r>
@@ -13627,14 +12829,12 @@
       <w:r>
         <w:t xml:space="preserve"> command, you could also use the </w:t>
       </w:r>
-      <w:proofErr w:type="spellStart"/>
       <w:r>
         <w:rPr>
           <w:rStyle w:val="SourceCodechar"/>
         </w:rPr>
         <w:t>git</w:t>
       </w:r>
-      <w:proofErr w:type="spellEnd"/>
       <w:r>
         <w:t xml:space="preserve"> </w:t>
       </w:r>
@@ -13689,12 +12889,10 @@
       <w:r>
         <w:t xml:space="preserve">$ </w:t>
       </w:r>
-      <w:proofErr w:type="spellStart"/>
       <w:proofErr w:type="gramStart"/>
       <w:r>
         <w:t>git</w:t>
       </w:r>
-      <w:proofErr w:type="spellEnd"/>
       <w:proofErr w:type="gramEnd"/>
       <w:r>
         <w:t xml:space="preserve"> reset </w:t>
@@ -13729,56 +12927,52 @@
         </w:rPr>
         <w:t xml:space="preserve"># </w:t>
       </w:r>
-      <w:proofErr w:type="spellStart"/>
       <w:r>
         <w:rPr>
           <w:rStyle w:val="SourceCodenon-literal"/>
           <w:rFonts w:ascii="Courier New" w:hAnsi="Courier New"/>
           <w:i w:val="0"/>
         </w:rPr>
-        <w:t>Unstage</w:t>
-      </w:r>
-      <w:proofErr w:type="spellEnd"/>
+        <w:t>Unstage a file</w:t>
+      </w:r>
+    </w:p>
+    <w:p>
+      <w:pPr>
+        <w:pStyle w:val="SourceCode"/>
+      </w:pPr>
       <w:r>
         <w:rPr>
           <w:rStyle w:val="SourceCodenon-literal"/>
           <w:rFonts w:ascii="Courier New" w:hAnsi="Courier New"/>
           <w:i w:val="0"/>
         </w:rPr>
-        <w:t xml:space="preserve"> a file</w:t>
-      </w:r>
-    </w:p>
-    <w:p>
-      <w:pPr>
-        <w:pStyle w:val="SourceCode"/>
-      </w:pPr>
+        <w:t xml:space="preserve">$ </w:t>
+      </w:r>
+      <w:proofErr w:type="gramStart"/>
       <w:r>
         <w:rPr>
           <w:rStyle w:val="SourceCodenon-literal"/>
           <w:rFonts w:ascii="Courier New" w:hAnsi="Courier New"/>
           <w:i w:val="0"/>
         </w:rPr>
-        <w:t xml:space="preserve">$ </w:t>
-      </w:r>
-      <w:proofErr w:type="spellStart"/>
-      <w:proofErr w:type="gramStart"/>
+        <w:t>git</w:t>
+      </w:r>
+      <w:proofErr w:type="gramEnd"/>
       <w:r>
         <w:rPr>
           <w:rStyle w:val="SourceCodenon-literal"/>
           <w:rFonts w:ascii="Courier New" w:hAnsi="Courier New"/>
           <w:i w:val="0"/>
         </w:rPr>
-        <w:t>git</w:t>
-      </w:r>
-      <w:proofErr w:type="spellEnd"/>
-      <w:proofErr w:type="gramEnd"/>
+        <w:t xml:space="preserve"> reset</w:t>
+      </w:r>
       <w:r>
         <w:rPr>
           <w:rStyle w:val="SourceCodenon-literal"/>
           <w:rFonts w:ascii="Courier New" w:hAnsi="Courier New"/>
           <w:i w:val="0"/>
         </w:rPr>
-        <w:t xml:space="preserve"> reset</w:t>
+        <w:tab/>
       </w:r>
       <w:r>
         <w:rPr>
@@ -13795,145 +12989,113 @@
           <w:i w:val="0"/>
         </w:rPr>
         <w:tab/>
+        <w:t># Unstage everything</w:t>
+      </w:r>
+    </w:p>
+    <w:p>
+      <w:pPr>
+        <w:pStyle w:val="Heading3"/>
+      </w:pPr>
+      <w:bookmarkStart w:id="54" w:name="_Toc239272853"/>
+      <w:r>
+        <w:t xml:space="preserve">Commit a </w:t>
+      </w:r>
+      <w:r>
+        <w:t>Change</w:t>
+      </w:r>
+      <w:bookmarkEnd w:id="54"/>
+    </w:p>
+    <w:p>
+      <w:pPr>
+        <w:pStyle w:val="Body-Text"/>
+        <w:rPr>
+          <w:lang w:eastAsia="ar-SA"/>
+        </w:rPr>
+      </w:pPr>
+      <w:r>
+        <w:rPr>
+          <w:lang w:eastAsia="ar-SA"/>
+        </w:rPr>
+        <w:t xml:space="preserve">The </w:t>
+      </w:r>
+      <w:r>
+        <w:rPr>
+          <w:rStyle w:val="SourceCodechar"/>
+        </w:rPr>
+        <w:t>git</w:t>
+      </w:r>
+      <w:r>
+        <w:rPr>
+          <w:lang w:eastAsia="ar-SA"/>
+        </w:rPr>
+        <w:t xml:space="preserve"> </w:t>
+      </w:r>
+      <w:r>
+        <w:rPr>
+          <w:rStyle w:val="SourceCodechar"/>
+        </w:rPr>
+        <w:t>commit</w:t>
+      </w:r>
+      <w:r>
+        <w:rPr>
+          <w:lang w:eastAsia="ar-SA"/>
+        </w:rPr>
+        <w:t xml:space="preserve"> command will make all the changes in the staging area a permanent change in the repository.</w:t>
+      </w:r>
+    </w:p>
+    <w:p>
+      <w:pPr>
+        <w:pStyle w:val="SourceCode"/>
+      </w:pPr>
+      <w:r>
+        <w:t xml:space="preserve">$ </w:t>
+      </w:r>
+      <w:proofErr w:type="gramStart"/>
+      <w:r>
+        <w:t>git</w:t>
+      </w:r>
+      <w:proofErr w:type="gramEnd"/>
+      <w:r>
+        <w:t xml:space="preserve"> commit –m “</w:t>
       </w:r>
       <w:r>
         <w:rPr>
           <w:rStyle w:val="SourceCodenon-literal"/>
-          <w:rFonts w:ascii="Courier New" w:hAnsi="Courier New"/>
-          <w:i w:val="0"/>
-        </w:rPr>
-        <w:tab/>
-        <w:t xml:space="preserve"># </w:t>
-      </w:r>
-      <w:proofErr w:type="spellStart"/>
-      <w:r>
-        <w:rPr>
-          <w:rStyle w:val="SourceCodenon-literal"/>
-          <w:rFonts w:ascii="Courier New" w:hAnsi="Courier New"/>
-          <w:i w:val="0"/>
-        </w:rPr>
-        <w:t>Unstage</w:t>
-      </w:r>
-      <w:proofErr w:type="spellEnd"/>
-      <w:r>
-        <w:rPr>
-          <w:rStyle w:val="SourceCodenon-literal"/>
-          <w:rFonts w:ascii="Courier New" w:hAnsi="Courier New"/>
-          <w:i w:val="0"/>
-        </w:rPr>
-        <w:t xml:space="preserve"> everything</w:t>
-      </w:r>
-    </w:p>
-    <w:p>
-      <w:pPr>
-        <w:pStyle w:val="Heading3"/>
-      </w:pPr>
-      <w:bookmarkStart w:id="54" w:name="_Toc239155394"/>
-      <w:r>
-        <w:t xml:space="preserve">Commit a </w:t>
-      </w:r>
-      <w:r>
-        <w:t>Change</w:t>
-      </w:r>
-      <w:bookmarkEnd w:id="54"/>
-    </w:p>
-    <w:p>
-      <w:pPr>
-        <w:pStyle w:val="Body-Text"/>
-        <w:rPr>
-          <w:lang w:eastAsia="ar-SA"/>
-        </w:rPr>
-      </w:pPr>
-      <w:r>
-        <w:rPr>
-          <w:lang w:eastAsia="ar-SA"/>
-        </w:rPr>
-        <w:t xml:space="preserve">The </w:t>
-      </w:r>
-      <w:proofErr w:type="spellStart"/>
-      <w:r>
-        <w:rPr>
-          <w:rStyle w:val="SourceCodechar"/>
+        </w:rPr>
+        <w:t>Description of change.</w:t>
+      </w:r>
+      <w:r>
+        <w:t>”</w:t>
+      </w:r>
+    </w:p>
+    <w:p>
+      <w:pPr>
+        <w:pStyle w:val="Heading4"/>
+      </w:pPr>
+      <w:r>
+        <w:t>Revert a Commit</w:t>
+      </w:r>
+    </w:p>
+    <w:p>
+      <w:pPr>
+        <w:pStyle w:val="SourceCode"/>
+        <w:rPr>
+          <w:lang w:eastAsia="ar-SA"/>
+        </w:rPr>
+      </w:pPr>
+      <w:r>
+        <w:rPr>
+          <w:lang w:eastAsia="ar-SA"/>
+        </w:rPr>
+        <w:t xml:space="preserve">$ </w:t>
+      </w:r>
+      <w:proofErr w:type="gramStart"/>
+      <w:r>
+        <w:rPr>
+          <w:lang w:eastAsia="ar-SA"/>
         </w:rPr>
         <w:t>git</w:t>
       </w:r>
-      <w:proofErr w:type="spellEnd"/>
-      <w:r>
-        <w:rPr>
-          <w:lang w:eastAsia="ar-SA"/>
-        </w:rPr>
-        <w:t xml:space="preserve"> </w:t>
-      </w:r>
-      <w:r>
-        <w:rPr>
-          <w:rStyle w:val="SourceCodechar"/>
-        </w:rPr>
-        <w:t>commit</w:t>
-      </w:r>
-      <w:r>
-        <w:rPr>
-          <w:lang w:eastAsia="ar-SA"/>
-        </w:rPr>
-        <w:t xml:space="preserve"> command will make all the changes in the staging area a permanent change in the repository.</w:t>
-      </w:r>
-    </w:p>
-    <w:p>
-      <w:pPr>
-        <w:pStyle w:val="SourceCode"/>
-      </w:pPr>
-      <w:r>
-        <w:t xml:space="preserve">$ </w:t>
-      </w:r>
-      <w:proofErr w:type="spellStart"/>
-      <w:proofErr w:type="gramStart"/>
-      <w:r>
-        <w:t>git</w:t>
-      </w:r>
-      <w:proofErr w:type="spellEnd"/>
-      <w:proofErr w:type="gramEnd"/>
-      <w:r>
-        <w:t xml:space="preserve"> commit –m “</w:t>
-      </w:r>
-      <w:r>
-        <w:rPr>
-          <w:rStyle w:val="SourceCodenon-literal"/>
-        </w:rPr>
-        <w:t>Description of change.</w:t>
-      </w:r>
-      <w:r>
-        <w:t>”</w:t>
-      </w:r>
-    </w:p>
-    <w:p>
-      <w:pPr>
-        <w:pStyle w:val="Heading4"/>
-      </w:pPr>
-      <w:r>
-        <w:t>Revert a Commit</w:t>
-      </w:r>
-    </w:p>
-    <w:p>
-      <w:pPr>
-        <w:pStyle w:val="SourceCode"/>
-        <w:rPr>
-          <w:lang w:eastAsia="ar-SA"/>
-        </w:rPr>
-      </w:pPr>
-      <w:r>
-        <w:rPr>
-          <w:lang w:eastAsia="ar-SA"/>
-        </w:rPr>
-        <w:t xml:space="preserve">$ </w:t>
-      </w:r>
-      <w:proofErr w:type="spellStart"/>
-      <w:proofErr w:type="gramStart"/>
-      <w:r>
-        <w:rPr>
-          <w:lang w:eastAsia="ar-SA"/>
-        </w:rPr>
-        <w:t>git</w:t>
-      </w:r>
-      <w:proofErr w:type="spellEnd"/>
       <w:proofErr w:type="gramEnd"/>
       <w:r>
         <w:rPr>
@@ -13959,7 +13121,7 @@
       <w:pPr>
         <w:pStyle w:val="Heading3"/>
       </w:pPr>
-      <w:bookmarkStart w:id="55" w:name="_Toc239155395"/>
+      <w:bookmarkStart w:id="55" w:name="_Toc239272854"/>
       <w:r>
         <w:t>Push Changes to the Remote Repository</w:t>
       </w:r>
@@ -14064,14 +13226,12 @@
         </w:rPr>
         <w:t xml:space="preserve"> you can use the </w:t>
       </w:r>
-      <w:proofErr w:type="spellStart"/>
       <w:r>
         <w:rPr>
           <w:rStyle w:val="SourceCodechar"/>
         </w:rPr>
         <w:t>git</w:t>
       </w:r>
-      <w:proofErr w:type="spellEnd"/>
       <w:r>
         <w:t xml:space="preserve"> </w:t>
       </w:r>
@@ -14101,7 +13261,6 @@
         </w:rPr>
         <w:t xml:space="preserve">$ </w:t>
       </w:r>
-      <w:proofErr w:type="spellStart"/>
       <w:proofErr w:type="gramStart"/>
       <w:r>
         <w:rPr>
@@ -14109,7 +13268,6 @@
         </w:rPr>
         <w:t>git</w:t>
       </w:r>
-      <w:proofErr w:type="spellEnd"/>
       <w:proofErr w:type="gramEnd"/>
       <w:r>
         <w:rPr>
@@ -14122,7 +13280,7 @@
       <w:pPr>
         <w:pStyle w:val="Heading3"/>
       </w:pPr>
-      <w:bookmarkStart w:id="56" w:name="_Toc239155396"/>
+      <w:bookmarkStart w:id="56" w:name="_Toc239272855"/>
       <w:r>
         <w:t>Make a Change</w:t>
       </w:r>
@@ -14174,17 +13332,14 @@
       <w:r>
         <w:t xml:space="preserve">$ </w:t>
       </w:r>
-      <w:proofErr w:type="spellStart"/>
       <w:proofErr w:type="gramStart"/>
       <w:r>
         <w:t>cd</w:t>
       </w:r>
-      <w:proofErr w:type="spellEnd"/>
       <w:proofErr w:type="gramEnd"/>
       <w:r>
         <w:t xml:space="preserve"> </w:t>
       </w:r>
-      <w:proofErr w:type="spellStart"/>
       <w:r>
         <w:rPr>
           <w:rStyle w:val="SourceCodenon-literal"/>
@@ -14197,7 +13352,6 @@
         </w:rPr>
         <w:t>Directory</w:t>
       </w:r>
-      <w:proofErr w:type="spellEnd"/>
     </w:p>
     <w:p>
       <w:pPr>
@@ -14206,12 +13360,10 @@
       <w:r>
         <w:t xml:space="preserve">$ </w:t>
       </w:r>
-      <w:proofErr w:type="spellStart"/>
       <w:proofErr w:type="gramStart"/>
       <w:r>
         <w:t>git</w:t>
       </w:r>
-      <w:proofErr w:type="spellEnd"/>
       <w:proofErr w:type="gramEnd"/>
       <w:r>
         <w:t xml:space="preserve"> pull</w:t>
@@ -14250,12 +13402,10 @@
       <w:r>
         <w:t xml:space="preserve">$ </w:t>
       </w:r>
-      <w:proofErr w:type="spellStart"/>
       <w:proofErr w:type="gramStart"/>
       <w:r>
         <w:t>git</w:t>
       </w:r>
-      <w:proofErr w:type="spellEnd"/>
       <w:proofErr w:type="gramEnd"/>
       <w:r>
         <w:t xml:space="preserve"> checkout develop</w:t>
@@ -14275,12 +13425,10 @@
       <w:r>
         <w:t xml:space="preserve">$ </w:t>
       </w:r>
-      <w:proofErr w:type="spellStart"/>
       <w:proofErr w:type="gramStart"/>
       <w:r>
         <w:t>git</w:t>
       </w:r>
-      <w:proofErr w:type="spellEnd"/>
       <w:proofErr w:type="gramEnd"/>
       <w:r>
         <w:t xml:space="preserve"> checkout –b </w:t>
@@ -14378,12 +13526,10 @@
       <w:r>
         <w:t xml:space="preserve">$ </w:t>
       </w:r>
-      <w:proofErr w:type="spellStart"/>
       <w:proofErr w:type="gramStart"/>
       <w:r>
         <w:t>git</w:t>
       </w:r>
-      <w:proofErr w:type="spellEnd"/>
       <w:proofErr w:type="gramEnd"/>
       <w:r>
         <w:t xml:space="preserve"> add .</w:t>
@@ -14401,12 +13547,10 @@
       <w:r>
         <w:t xml:space="preserve">$ </w:t>
       </w:r>
-      <w:proofErr w:type="spellStart"/>
       <w:proofErr w:type="gramStart"/>
       <w:r>
         <w:t>git</w:t>
       </w:r>
-      <w:proofErr w:type="spellEnd"/>
       <w:proofErr w:type="gramEnd"/>
       <w:r>
         <w:t xml:space="preserve"> diff –staged</w:t>
@@ -14420,12 +13564,10 @@
       <w:r>
         <w:t xml:space="preserve">$ </w:t>
       </w:r>
-      <w:proofErr w:type="spellStart"/>
       <w:proofErr w:type="gramStart"/>
       <w:r>
         <w:t>git</w:t>
       </w:r>
-      <w:proofErr w:type="spellEnd"/>
       <w:proofErr w:type="gramEnd"/>
       <w:r>
         <w:t xml:space="preserve"> commit –m “</w:t>
@@ -14464,12 +13606,10 @@
       <w:r>
         <w:t xml:space="preserve">$ </w:t>
       </w:r>
-      <w:proofErr w:type="spellStart"/>
       <w:proofErr w:type="gramStart"/>
       <w:r>
         <w:t>git</w:t>
       </w:r>
-      <w:proofErr w:type="spellEnd"/>
       <w:proofErr w:type="gramEnd"/>
       <w:r>
         <w:t xml:space="preserve"> checkout develop</w:t>
@@ -14489,12 +13629,10 @@
       <w:r>
         <w:t xml:space="preserve">$ </w:t>
       </w:r>
-      <w:proofErr w:type="spellStart"/>
       <w:proofErr w:type="gramStart"/>
       <w:r>
         <w:t>git</w:t>
       </w:r>
-      <w:proofErr w:type="spellEnd"/>
       <w:proofErr w:type="gramEnd"/>
       <w:r>
         <w:t xml:space="preserve"> merge </w:t>
@@ -14603,12 +13741,10 @@
       <w:r>
         <w:t xml:space="preserve">$ </w:t>
       </w:r>
-      <w:proofErr w:type="spellStart"/>
       <w:proofErr w:type="gramStart"/>
       <w:r>
         <w:t>git</w:t>
       </w:r>
-      <w:proofErr w:type="spellEnd"/>
       <w:proofErr w:type="gramEnd"/>
       <w:r>
         <w:t xml:space="preserve"> push</w:t>
@@ -14631,15 +13767,7 @@
         <w:t>Update the Web page with the new prototype version</w:t>
       </w:r>
       <w:r>
-        <w:t xml:space="preserve">. Open </w:t>
-      </w:r>
-      <w:proofErr w:type="spellStart"/>
-      <w:r>
-        <w:t>DreamWeaver</w:t>
-      </w:r>
-      <w:proofErr w:type="spellEnd"/>
-      <w:r>
-        <w:t xml:space="preserve"> and push </w:t>
+        <w:t xml:space="preserve">. Open DreamWeaver and push </w:t>
       </w:r>
       <w:r>
         <w:t xml:space="preserve">the </w:t>
@@ -14664,7 +13792,7 @@
       <w:pPr>
         <w:pStyle w:val="Heading3"/>
       </w:pPr>
-      <w:bookmarkStart w:id="57" w:name="_Toc239155397"/>
+      <w:bookmarkStart w:id="57" w:name="_Toc239272856"/>
       <w:r>
         <w:t>Make Change to Main Branch</w:t>
       </w:r>
@@ -14690,55 +13818,45 @@
       <w:r>
         <w:t xml:space="preserve"> The </w:t>
       </w:r>
-      <w:proofErr w:type="spellStart"/>
       <w:r>
         <w:rPr>
           <w:rStyle w:val="SourceCodechar"/>
         </w:rPr>
+        <w:t>git status</w:t>
+      </w:r>
+      <w:r>
+        <w:t xml:space="preserve"> command </w:t>
+      </w:r>
+      <w:r>
+        <w:t xml:space="preserve">shows </w:t>
+      </w:r>
+      <w:r>
+        <w:t>which</w:t>
+      </w:r>
+      <w:r>
+        <w:t xml:space="preserve"> files have been added, deleted, or modified in </w:t>
+      </w:r>
+      <w:r>
+        <w:t>the</w:t>
+      </w:r>
+      <w:r>
+        <w:t xml:space="preserve"> </w:t>
+      </w:r>
+      <w:r>
+        <w:t>local repository.</w:t>
+      </w:r>
+    </w:p>
+    <w:p>
+      <w:pPr>
+        <w:pStyle w:val="SourceCode"/>
+      </w:pPr>
+      <w:r>
+        <w:t xml:space="preserve">$ </w:t>
+      </w:r>
+      <w:proofErr w:type="gramStart"/>
+      <w:r>
         <w:t>git</w:t>
       </w:r>
-      <w:proofErr w:type="spellEnd"/>
-      <w:r>
-        <w:rPr>
-          <w:rStyle w:val="SourceCodechar"/>
-        </w:rPr>
-        <w:t xml:space="preserve"> status</w:t>
-      </w:r>
-      <w:r>
-        <w:t xml:space="preserve"> command </w:t>
-      </w:r>
-      <w:r>
-        <w:t xml:space="preserve">shows </w:t>
-      </w:r>
-      <w:r>
-        <w:t>which</w:t>
-      </w:r>
-      <w:r>
-        <w:t xml:space="preserve"> files have been added, deleted, or modified in </w:t>
-      </w:r>
-      <w:r>
-        <w:t>the</w:t>
-      </w:r>
-      <w:r>
-        <w:t xml:space="preserve"> </w:t>
-      </w:r>
-      <w:r>
-        <w:t>local repository.</w:t>
-      </w:r>
-    </w:p>
-    <w:p>
-      <w:pPr>
-        <w:pStyle w:val="SourceCode"/>
-      </w:pPr>
-      <w:r>
-        <w:t xml:space="preserve">$ </w:t>
-      </w:r>
-      <w:proofErr w:type="spellStart"/>
-      <w:proofErr w:type="gramStart"/>
-      <w:r>
-        <w:t>git</w:t>
-      </w:r>
-      <w:proofErr w:type="spellEnd"/>
       <w:proofErr w:type="gramEnd"/>
       <w:r>
         <w:t xml:space="preserve"> </w:t>
@@ -14771,12 +13889,10 @@
       <w:r>
         <w:t xml:space="preserve">$ </w:t>
       </w:r>
-      <w:proofErr w:type="spellStart"/>
       <w:proofErr w:type="gramStart"/>
       <w:r>
         <w:t>git</w:t>
       </w:r>
-      <w:proofErr w:type="spellEnd"/>
       <w:proofErr w:type="gramEnd"/>
       <w:r>
         <w:t xml:space="preserve"> checkout main</w:t>
@@ -14789,12 +13905,10 @@
       <w:r>
         <w:t xml:space="preserve">$ </w:t>
       </w:r>
-      <w:proofErr w:type="spellStart"/>
       <w:proofErr w:type="gramStart"/>
       <w:r>
         <w:t>git</w:t>
       </w:r>
-      <w:proofErr w:type="spellEnd"/>
       <w:proofErr w:type="gramEnd"/>
       <w:r>
         <w:t xml:space="preserve"> pull</w:t>
@@ -14907,12 +14021,10 @@
       <w:r>
         <w:t xml:space="preserve">$ </w:t>
       </w:r>
-      <w:proofErr w:type="spellStart"/>
       <w:proofErr w:type="gramStart"/>
       <w:r>
         <w:t>git</w:t>
       </w:r>
-      <w:proofErr w:type="spellEnd"/>
       <w:proofErr w:type="gramEnd"/>
       <w:r>
         <w:t xml:space="preserve"> </w:t>
@@ -14960,12 +14072,10 @@
       <w:r>
         <w:t xml:space="preserve">$ </w:t>
       </w:r>
-      <w:proofErr w:type="spellStart"/>
       <w:proofErr w:type="gramStart"/>
       <w:r>
         <w:t>git</w:t>
       </w:r>
-      <w:proofErr w:type="spellEnd"/>
       <w:proofErr w:type="gramEnd"/>
       <w:r>
         <w:t xml:space="preserve"> push</w:t>
@@ -14975,7 +14085,7 @@
       <w:pPr>
         <w:pStyle w:val="Heading3"/>
       </w:pPr>
-      <w:bookmarkStart w:id="58" w:name="_Toc239155398"/>
+      <w:bookmarkStart w:id="58" w:name="_Toc239272857"/>
       <w:r>
         <w:t xml:space="preserve">Merge Development Branch into </w:t>
       </w:r>
@@ -15069,14 +14179,12 @@
       <w:r>
         <w:t xml:space="preserve"> The </w:t>
       </w:r>
-      <w:proofErr w:type="spellStart"/>
       <w:r>
         <w:rPr>
           <w:rStyle w:val="SourceCodechar"/>
         </w:rPr>
         <w:t>git</w:t>
       </w:r>
-      <w:proofErr w:type="spellEnd"/>
       <w:r>
         <w:rPr>
           <w:lang w:eastAsia="ar-SA"/>
@@ -15121,12 +14229,10 @@
       <w:r>
         <w:t xml:space="preserve">$ </w:t>
       </w:r>
-      <w:proofErr w:type="spellStart"/>
       <w:proofErr w:type="gramStart"/>
       <w:r>
         <w:t>git</w:t>
       </w:r>
-      <w:proofErr w:type="spellEnd"/>
       <w:proofErr w:type="gramEnd"/>
       <w:r>
         <w:t xml:space="preserve"> </w:t>
@@ -15159,12 +14265,10 @@
       <w:r>
         <w:t xml:space="preserve">$ </w:t>
       </w:r>
-      <w:proofErr w:type="spellStart"/>
       <w:proofErr w:type="gramStart"/>
       <w:r>
         <w:t>git</w:t>
       </w:r>
-      <w:proofErr w:type="spellEnd"/>
       <w:proofErr w:type="gramEnd"/>
       <w:r>
         <w:t xml:space="preserve"> checkout develop</w:t>
@@ -15177,12 +14281,10 @@
       <w:r>
         <w:t xml:space="preserve">$ </w:t>
       </w:r>
-      <w:proofErr w:type="spellStart"/>
       <w:proofErr w:type="gramStart"/>
       <w:r>
         <w:t>git</w:t>
       </w:r>
-      <w:proofErr w:type="spellEnd"/>
       <w:proofErr w:type="gramEnd"/>
       <w:r>
         <w:t xml:space="preserve"> pull</w:t>
@@ -15222,12 +14324,10 @@
       <w:r>
         <w:t xml:space="preserve">$ </w:t>
       </w:r>
-      <w:proofErr w:type="spellStart"/>
       <w:proofErr w:type="gramStart"/>
       <w:r>
         <w:t>cd</w:t>
       </w:r>
-      <w:proofErr w:type="spellEnd"/>
       <w:proofErr w:type="gramEnd"/>
       <w:r>
         <w:t xml:space="preserve"> Version</w:t>
@@ -15248,12 +14348,10 @@
       <w:r>
         <w:t xml:space="preserve">$ </w:t>
       </w:r>
-      <w:proofErr w:type="spellStart"/>
       <w:proofErr w:type="gramStart"/>
       <w:r>
         <w:t>git</w:t>
       </w:r>
-      <w:proofErr w:type="spellEnd"/>
       <w:proofErr w:type="gramEnd"/>
       <w:r>
         <w:t xml:space="preserve"> commit </w:t>
@@ -15293,14 +14391,9 @@
       <w:r>
         <w:t xml:space="preserve">$ </w:t>
       </w:r>
-      <w:proofErr w:type="spellStart"/>
       <w:proofErr w:type="gramStart"/>
       <w:r>
-        <w:t>cd</w:t>
-      </w:r>
-      <w:proofErr w:type="spellEnd"/>
-      <w:r>
-        <w:t xml:space="preserve"> ..</w:t>
+        <w:t>cd ..</w:t>
       </w:r>
       <w:proofErr w:type="gramEnd"/>
     </w:p>
@@ -15311,12 +14404,10 @@
       <w:r>
         <w:t xml:space="preserve">$ </w:t>
       </w:r>
-      <w:proofErr w:type="spellStart"/>
       <w:proofErr w:type="gramStart"/>
       <w:r>
         <w:t>git</w:t>
       </w:r>
-      <w:proofErr w:type="spellEnd"/>
       <w:proofErr w:type="gramEnd"/>
       <w:r>
         <w:t xml:space="preserve"> push</w:t>
@@ -15347,12 +14438,10 @@
         <w:lastRenderedPageBreak/>
         <w:t xml:space="preserve">$ </w:t>
       </w:r>
-      <w:proofErr w:type="spellStart"/>
       <w:proofErr w:type="gramStart"/>
       <w:r>
         <w:t>git</w:t>
       </w:r>
-      <w:proofErr w:type="spellEnd"/>
       <w:proofErr w:type="gramEnd"/>
       <w:r>
         <w:t xml:space="preserve"> checkout main</w:t>
@@ -15365,12 +14454,10 @@
       <w:r>
         <w:t xml:space="preserve">$ </w:t>
       </w:r>
-      <w:proofErr w:type="spellStart"/>
       <w:proofErr w:type="gramStart"/>
       <w:r>
         <w:t>git</w:t>
       </w:r>
-      <w:proofErr w:type="spellEnd"/>
       <w:proofErr w:type="gramEnd"/>
       <w:r>
         <w:t xml:space="preserve"> pull</w:t>
@@ -15410,12 +14497,10 @@
       <w:r>
         <w:t xml:space="preserve">$ </w:t>
       </w:r>
-      <w:proofErr w:type="spellStart"/>
       <w:proofErr w:type="gramStart"/>
       <w:r>
         <w:t>git</w:t>
       </w:r>
-      <w:proofErr w:type="spellEnd"/>
       <w:proofErr w:type="gramEnd"/>
       <w:r>
         <w:t xml:space="preserve"> merge develop</w:t>
@@ -15428,12 +14513,10 @@
       <w:r>
         <w:t xml:space="preserve">$ </w:t>
       </w:r>
-      <w:proofErr w:type="spellStart"/>
       <w:proofErr w:type="gramStart"/>
       <w:r>
         <w:t>git</w:t>
       </w:r>
-      <w:proofErr w:type="spellEnd"/>
       <w:proofErr w:type="gramEnd"/>
       <w:r>
         <w:t xml:space="preserve"> commit –a –m </w:t>
@@ -15472,17 +14555,14 @@
       <w:r>
         <w:t xml:space="preserve">$ </w:t>
       </w:r>
-      <w:proofErr w:type="spellStart"/>
       <w:proofErr w:type="gramStart"/>
       <w:r>
         <w:t>git</w:t>
       </w:r>
-      <w:proofErr w:type="spellEnd"/>
       <w:proofErr w:type="gramEnd"/>
       <w:r>
         <w:t xml:space="preserve"> tag </w:t>
       </w:r>
-      <w:proofErr w:type="spellStart"/>
       <w:r>
         <w:rPr>
           <w:rStyle w:val="SourceCodenon-literal"/>
@@ -15507,7 +14587,6 @@
         </w:rPr>
         <w:t>umber</w:t>
       </w:r>
-      <w:proofErr w:type="spellEnd"/>
       <w:r>
         <w:rPr>
           <w:rStyle w:val="SourceCodenon-literal"/>
@@ -15544,12 +14623,10 @@
       <w:r>
         <w:t xml:space="preserve">$ </w:t>
       </w:r>
-      <w:proofErr w:type="spellStart"/>
       <w:proofErr w:type="gramStart"/>
       <w:r>
         <w:t>git</w:t>
       </w:r>
-      <w:proofErr w:type="spellEnd"/>
       <w:proofErr w:type="gramEnd"/>
       <w:r>
         <w:t xml:space="preserve"> push</w:t>
@@ -15572,12 +14649,10 @@
       <w:r>
         <w:t xml:space="preserve">$ </w:t>
       </w:r>
-      <w:proofErr w:type="spellStart"/>
       <w:proofErr w:type="gramStart"/>
       <w:r>
         <w:t>git</w:t>
       </w:r>
-      <w:proofErr w:type="spellEnd"/>
       <w:proofErr w:type="gramEnd"/>
       <w:r>
         <w:t xml:space="preserve"> push </w:t>
@@ -15649,12 +14724,10 @@
       <w:r>
         <w:t xml:space="preserve">$ </w:t>
       </w:r>
-      <w:proofErr w:type="spellStart"/>
       <w:proofErr w:type="gramStart"/>
       <w:r>
         <w:t>cd</w:t>
       </w:r>
-      <w:proofErr w:type="spellEnd"/>
       <w:proofErr w:type="gramEnd"/>
       <w:r>
         <w:t xml:space="preserve"> $TAXTOOLS</w:t>
@@ -15670,32 +14743,20 @@
       <w:r>
         <w:t xml:space="preserve">$ </w:t>
       </w:r>
-      <w:proofErr w:type="spellStart"/>
       <w:proofErr w:type="gramStart"/>
       <w:r>
         <w:t>rm</w:t>
       </w:r>
-      <w:proofErr w:type="spellEnd"/>
       <w:proofErr w:type="gramEnd"/>
       <w:r>
-        <w:t xml:space="preserve"> –</w:t>
-      </w:r>
-      <w:proofErr w:type="spellStart"/>
-      <w:r>
-        <w:t>rf</w:t>
-      </w:r>
-      <w:proofErr w:type="spellEnd"/>
-      <w:r>
-        <w:t xml:space="preserve"> </w:t>
-      </w:r>
-      <w:proofErr w:type="spellStart"/>
+        <w:t xml:space="preserve"> –rf </w:t>
+      </w:r>
       <w:r>
         <w:t>TAXTools</w:t>
       </w:r>
       <w:r>
         <w:t>New</w:t>
       </w:r>
-      <w:proofErr w:type="spellEnd"/>
     </w:p>
     <w:p>
       <w:pPr>
@@ -15704,22 +14765,12 @@
       <w:r>
         <w:t xml:space="preserve">$ </w:t>
       </w:r>
-      <w:proofErr w:type="spellStart"/>
       <w:r>
         <w:t>TAXTools</w:t>
       </w:r>
       <w:r>
-        <w:t>Dev</w:t>
-      </w:r>
-      <w:proofErr w:type="spellEnd"/>
-      <w:r>
-        <w:t>/tools/</w:t>
-      </w:r>
-      <w:proofErr w:type="spellStart"/>
-      <w:r>
-        <w:t>UpdateRelease</w:t>
-      </w:r>
-      <w:proofErr w:type="spellEnd"/>
+        <w:t>Dev/tools/UpdateRelease</w:t>
+      </w:r>
       <w:r>
         <w:tab/>
       </w:r>
@@ -15727,25 +14778,18 @@
         <w:tab/>
         <w:t xml:space="preserve"># Copy </w:t>
       </w:r>
-      <w:proofErr w:type="spellStart"/>
       <w:r>
         <w:t>TAXTools</w:t>
       </w:r>
       <w:r>
-        <w:t>Dev</w:t>
-      </w:r>
-      <w:proofErr w:type="spellEnd"/>
-      <w:r>
-        <w:t xml:space="preserve"> to </w:t>
-      </w:r>
-      <w:proofErr w:type="spellStart"/>
+        <w:t xml:space="preserve">Dev to </w:t>
+      </w:r>
       <w:r>
         <w:t>TAXTools</w:t>
       </w:r>
       <w:r>
         <w:t>New</w:t>
       </w:r>
-      <w:proofErr w:type="spellEnd"/>
     </w:p>
     <w:p>
       <w:pPr>
@@ -15754,32 +14798,26 @@
       <w:r>
         <w:t xml:space="preserve">$ </w:t>
       </w:r>
-      <w:proofErr w:type="spellStart"/>
       <w:proofErr w:type="gramStart"/>
       <w:r>
         <w:t>dircmp</w:t>
       </w:r>
-      <w:proofErr w:type="spellEnd"/>
       <w:proofErr w:type="gramEnd"/>
       <w:r>
         <w:t xml:space="preserve"> </w:t>
       </w:r>
-      <w:proofErr w:type="spellStart"/>
       <w:r>
         <w:t>TAXTools</w:t>
       </w:r>
-      <w:proofErr w:type="spellEnd"/>
       <w:r>
         <w:t xml:space="preserve"> </w:t>
       </w:r>
-      <w:proofErr w:type="spellStart"/>
       <w:r>
         <w:t>TAXTools</w:t>
       </w:r>
       <w:r>
         <w:t>New</w:t>
       </w:r>
-      <w:proofErr w:type="spellEnd"/>
       <w:r>
         <w:tab/>
       </w:r>
@@ -15811,24 +14849,17 @@
       <w:r>
         <w:t xml:space="preserve">replace the </w:t>
       </w:r>
-      <w:proofErr w:type="spellStart"/>
       <w:r>
         <w:t>TAXTools</w:t>
       </w:r>
-      <w:proofErr w:type="spellEnd"/>
       <w:r>
         <w:t xml:space="preserve"> directory with </w:t>
       </w:r>
-      <w:proofErr w:type="spellStart"/>
       <w:r>
         <w:t>TAXTools</w:t>
       </w:r>
       <w:r>
-        <w:t>New</w:t>
-      </w:r>
-      <w:proofErr w:type="spellEnd"/>
-      <w:r>
-        <w:t>.</w:t>
+        <w:t>New.</w:t>
       </w:r>
     </w:p>
     <w:p>
@@ -15841,28 +14872,100 @@
       <w:r>
         <w:t xml:space="preserve"> </w:t>
       </w:r>
-      <w:proofErr w:type="spellStart"/>
       <w:proofErr w:type="gramStart"/>
       <w:r>
         <w:t>mv</w:t>
       </w:r>
-      <w:proofErr w:type="spellEnd"/>
       <w:proofErr w:type="gramEnd"/>
       <w:r>
         <w:t xml:space="preserve"> </w:t>
       </w:r>
-      <w:proofErr w:type="spellStart"/>
       <w:r>
         <w:t>TAXTools</w:t>
       </w:r>
       <w:r>
-        <w:t>New</w:t>
-      </w:r>
-      <w:proofErr w:type="spellEnd"/>
+        <w:t xml:space="preserve">New </w:t>
+      </w:r>
+      <w:r>
+        <w:t>TAXTools</w:t>
+      </w:r>
+      <w:r>
+        <w:t>-</w:t>
+      </w:r>
+      <w:r>
+        <w:rPr>
+          <w:rStyle w:val="SourceCodenon-literal"/>
+        </w:rPr>
+        <w:t>VersionNumber</w:t>
+      </w:r>
+    </w:p>
+    <w:p>
+      <w:pPr>
+        <w:pStyle w:val="SourceCode"/>
+        <w:rPr>
+          <w:rStyle w:val="SourceCodenon-literal"/>
+        </w:rPr>
+      </w:pPr>
+      <w:r>
+        <w:t xml:space="preserve">$ </w:t>
+      </w:r>
+      <w:proofErr w:type="gramStart"/>
+      <w:r>
+        <w:t>tar</w:t>
+      </w:r>
+      <w:proofErr w:type="gramEnd"/>
+      <w:r>
+        <w:t xml:space="preserve"> –cv</w:t>
+      </w:r>
+      <w:r>
+        <w:t>z</w:t>
+      </w:r>
+      <w:r>
+        <w:t xml:space="preserve">f </w:t>
+      </w:r>
+      <w:r>
+        <w:t>TAXTools</w:t>
+      </w:r>
+      <w:r>
+        <w:t>-</w:t>
+      </w:r>
+      <w:r>
+        <w:rPr>
+          <w:rStyle w:val="SourceCodenon-literal"/>
+        </w:rPr>
+        <w:t>VersionNumber</w:t>
+      </w:r>
+      <w:r>
+        <w:t xml:space="preserve">.tgz </w:t>
+      </w:r>
+      <w:r>
+        <w:t>TAXTools</w:t>
+      </w:r>
+      <w:r>
+        <w:t>-</w:t>
+      </w:r>
+      <w:r>
+        <w:rPr>
+          <w:rStyle w:val="SourceCodenon-literal"/>
+        </w:rPr>
+        <w:t>VersionNumber</w:t>
+      </w:r>
+    </w:p>
+    <w:p>
+      <w:pPr>
+        <w:pStyle w:val="SourceCode"/>
+      </w:pPr>
+      <w:r>
+        <w:t xml:space="preserve">$ </w:t>
+      </w:r>
+      <w:proofErr w:type="gramStart"/>
+      <w:r>
+        <w:t>cp</w:t>
+      </w:r>
+      <w:proofErr w:type="gramEnd"/>
       <w:r>
         <w:t xml:space="preserve"> </w:t>
       </w:r>
-      <w:proofErr w:type="spellStart"/>
       <w:r>
         <w:t>TAXTools</w:t>
       </w:r>
@@ -15875,136 +14978,31 @@
         </w:rPr>
         <w:t>VersionNumber</w:t>
       </w:r>
-      <w:proofErr w:type="spellEnd"/>
-    </w:p>
-    <w:p>
-      <w:pPr>
-        <w:pStyle w:val="SourceCode"/>
-        <w:rPr>
-          <w:rStyle w:val="SourceCodenon-literal"/>
-        </w:rPr>
+      <w:r>
+        <w:t>.tgz $ARCHIVE/</w:t>
+      </w:r>
+      <w:r>
+        <w:t>TAXTools</w:t>
+      </w:r>
+    </w:p>
+    <w:p>
+      <w:pPr>
+        <w:pStyle w:val="SourceCode"/>
       </w:pPr>
       <w:r>
         <w:t xml:space="preserve">$ </w:t>
       </w:r>
       <w:proofErr w:type="gramStart"/>
       <w:r>
-        <w:t>tar</w:t>
+        <w:t>rm</w:t>
       </w:r>
       <w:proofErr w:type="gramEnd"/>
       <w:r>
-        <w:t xml:space="preserve"> –</w:t>
-      </w:r>
-      <w:proofErr w:type="spellStart"/>
-      <w:r>
-        <w:t>cv</w:t>
-      </w:r>
-      <w:r>
-        <w:t>z</w:t>
-      </w:r>
-      <w:r>
-        <w:t>f</w:t>
-      </w:r>
-      <w:proofErr w:type="spellEnd"/>
-      <w:r>
-        <w:t xml:space="preserve"> </w:t>
+        <w:t xml:space="preserve"> –rf </w:t>
       </w:r>
       <w:r>
         <w:t>TAXTools</w:t>
       </w:r>
-      <w:r>
-        <w:t>-</w:t>
-      </w:r>
-      <w:r>
-        <w:rPr>
-          <w:rStyle w:val="SourceCodenon-literal"/>
-        </w:rPr>
-        <w:t>VersionNumber</w:t>
-      </w:r>
-      <w:r>
-        <w:t xml:space="preserve">.tgz </w:t>
-      </w:r>
-      <w:proofErr w:type="spellStart"/>
-      <w:r>
-        <w:t>TAXTools</w:t>
-      </w:r>
-      <w:r>
-        <w:t>-</w:t>
-      </w:r>
-      <w:r>
-        <w:rPr>
-          <w:rStyle w:val="SourceCodenon-literal"/>
-        </w:rPr>
-        <w:t>VersionNumber</w:t>
-      </w:r>
-      <w:proofErr w:type="spellEnd"/>
-    </w:p>
-    <w:p>
-      <w:pPr>
-        <w:pStyle w:val="SourceCode"/>
-      </w:pPr>
-      <w:r>
-        <w:t xml:space="preserve">$ </w:t>
-      </w:r>
-      <w:proofErr w:type="gramStart"/>
-      <w:r>
-        <w:t>cp</w:t>
-      </w:r>
-      <w:proofErr w:type="gramEnd"/>
-      <w:r>
-        <w:t xml:space="preserve"> </w:t>
-      </w:r>
-      <w:r>
-        <w:t>TAXTools</w:t>
-      </w:r>
-      <w:r>
-        <w:t>-</w:t>
-      </w:r>
-      <w:r>
-        <w:rPr>
-          <w:rStyle w:val="SourceCodenon-literal"/>
-        </w:rPr>
-        <w:t>VersionNumber</w:t>
-      </w:r>
-      <w:r>
-        <w:t>.tgz $ARCHIVE/</w:t>
-      </w:r>
-      <w:proofErr w:type="spellStart"/>
-      <w:r>
-        <w:t>TAXTools</w:t>
-      </w:r>
-      <w:proofErr w:type="spellEnd"/>
-    </w:p>
-    <w:p>
-      <w:pPr>
-        <w:pStyle w:val="SourceCode"/>
-      </w:pPr>
-      <w:r>
-        <w:t xml:space="preserve">$ </w:t>
-      </w:r>
-      <w:proofErr w:type="spellStart"/>
-      <w:proofErr w:type="gramStart"/>
-      <w:r>
-        <w:t>rm</w:t>
-      </w:r>
-      <w:proofErr w:type="spellEnd"/>
-      <w:proofErr w:type="gramEnd"/>
-      <w:r>
-        <w:t xml:space="preserve"> –</w:t>
-      </w:r>
-      <w:proofErr w:type="spellStart"/>
-      <w:r>
-        <w:t>rf</w:t>
-      </w:r>
-      <w:proofErr w:type="spellEnd"/>
-      <w:r>
-        <w:t xml:space="preserve"> </w:t>
-      </w:r>
-      <w:proofErr w:type="spellStart"/>
-      <w:r>
-        <w:t>TAXTools</w:t>
-      </w:r>
-      <w:proofErr w:type="spellEnd"/>
       <w:r>
         <w:tab/>
       </w:r>
@@ -16026,17 +15024,14 @@
       <w:r>
         <w:t xml:space="preserve">$ </w:t>
       </w:r>
-      <w:proofErr w:type="spellStart"/>
       <w:proofErr w:type="gramStart"/>
       <w:r>
         <w:t>mv</w:t>
       </w:r>
-      <w:proofErr w:type="spellEnd"/>
       <w:proofErr w:type="gramEnd"/>
       <w:r>
         <w:t xml:space="preserve"> </w:t>
       </w:r>
-      <w:proofErr w:type="spellStart"/>
       <w:r>
         <w:t>TAXTools</w:t>
       </w:r>
@@ -16049,15 +15044,12 @@
         </w:rPr>
         <w:t>VersionNumber</w:t>
       </w:r>
-      <w:proofErr w:type="spellEnd"/>
       <w:r>
         <w:t xml:space="preserve"> </w:t>
       </w:r>
-      <w:proofErr w:type="spellStart"/>
       <w:r>
         <w:t>TAXTools</w:t>
       </w:r>
-      <w:proofErr w:type="spellEnd"/>
       <w:r>
         <w:tab/>
         <w:t># Replace with new files</w:t>
@@ -16100,13 +15092,8 @@
         <w:t xml:space="preserve">$ </w:t>
       </w:r>
       <w:r>
-        <w:t xml:space="preserve">Open </w:t>
-      </w:r>
-      <w:proofErr w:type="spellStart"/>
-      <w:r>
-        <w:t>DreamWeaver</w:t>
-      </w:r>
-      <w:proofErr w:type="spellEnd"/>
+        <w:t>Open DreamWeaver</w:t>
+      </w:r>
     </w:p>
     <w:p>
       <w:pPr>
@@ -16174,12 +15161,10 @@
       <w:r>
         <w:t xml:space="preserve">$ </w:t>
       </w:r>
-      <w:proofErr w:type="spellStart"/>
       <w:proofErr w:type="gramStart"/>
       <w:r>
         <w:t>cd</w:t>
       </w:r>
-      <w:proofErr w:type="spellEnd"/>
       <w:proofErr w:type="gramEnd"/>
       <w:r>
         <w:t xml:space="preserve"> $</w:t>
@@ -16195,12 +15180,10 @@
       <w:r>
         <w:t xml:space="preserve">$ </w:t>
       </w:r>
-      <w:proofErr w:type="spellStart"/>
       <w:proofErr w:type="gramStart"/>
       <w:r>
         <w:t>git</w:t>
       </w:r>
-      <w:proofErr w:type="spellEnd"/>
       <w:proofErr w:type="gramEnd"/>
       <w:r>
         <w:t xml:space="preserve"> checkout develop</w:t>
@@ -16213,12 +15196,10 @@
       <w:r>
         <w:t xml:space="preserve">$ </w:t>
       </w:r>
-      <w:proofErr w:type="spellStart"/>
       <w:proofErr w:type="gramStart"/>
       <w:r>
         <w:t>git</w:t>
       </w:r>
-      <w:proofErr w:type="spellEnd"/>
       <w:proofErr w:type="gramEnd"/>
       <w:r>
         <w:t xml:space="preserve"> pull</w:t>
@@ -16272,12 +15253,10 @@
       <w:r>
         <w:t xml:space="preserve">$ </w:t>
       </w:r>
-      <w:proofErr w:type="spellStart"/>
       <w:proofErr w:type="gramStart"/>
       <w:r>
         <w:t>git</w:t>
       </w:r>
-      <w:proofErr w:type="spellEnd"/>
       <w:proofErr w:type="gramEnd"/>
       <w:r>
         <w:t xml:space="preserve"> commit –a</w:t>
@@ -16299,12 +15278,10 @@
       <w:r>
         <w:t xml:space="preserve">$ </w:t>
       </w:r>
-      <w:proofErr w:type="spellStart"/>
       <w:proofErr w:type="gramStart"/>
       <w:r>
         <w:t>git</w:t>
       </w:r>
-      <w:proofErr w:type="spellEnd"/>
       <w:proofErr w:type="gramEnd"/>
       <w:r>
         <w:t xml:space="preserve"> push</w:t>
@@ -16314,22 +15291,20 @@
       <w:pPr>
         <w:pStyle w:val="Heading3"/>
       </w:pPr>
-      <w:bookmarkStart w:id="59" w:name="_Toc239155399"/>
+      <w:bookmarkStart w:id="59" w:name="_Toc239272858"/>
       <w:r>
         <w:t xml:space="preserve">Get a Past Version of </w:t>
       </w:r>
-      <w:proofErr w:type="spellStart"/>
       <w:r>
         <w:t>TAXTools</w:t>
       </w:r>
       <w:bookmarkEnd w:id="59"/>
-      <w:proofErr w:type="spellEnd"/>
     </w:p>
     <w:p>
       <w:pPr>
         <w:pStyle w:val="Heading3"/>
       </w:pPr>
-      <w:bookmarkStart w:id="60" w:name="_Toc239155400"/>
+      <w:bookmarkStart w:id="60" w:name="_Toc239272859"/>
       <w:r>
         <w:t>Create a Tag</w:t>
       </w:r>
@@ -16342,14 +15317,12 @@
       <w:r>
         <w:t xml:space="preserve">You create a tag with the </w:t>
       </w:r>
-      <w:proofErr w:type="spellStart"/>
       <w:r>
         <w:rPr>
           <w:rStyle w:val="SourceCodechar"/>
         </w:rPr>
         <w:t>git</w:t>
       </w:r>
-      <w:proofErr w:type="spellEnd"/>
       <w:r>
         <w:t xml:space="preserve"> </w:t>
       </w:r>
@@ -16370,17 +15343,14 @@
       <w:r>
         <w:t xml:space="preserve">$ </w:t>
       </w:r>
-      <w:proofErr w:type="spellStart"/>
       <w:proofErr w:type="gramStart"/>
       <w:r>
         <w:t>git</w:t>
       </w:r>
-      <w:proofErr w:type="spellEnd"/>
       <w:proofErr w:type="gramEnd"/>
       <w:r>
         <w:t xml:space="preserve"> tag </w:t>
       </w:r>
-      <w:proofErr w:type="spellStart"/>
       <w:r>
         <w:rPr>
           <w:rStyle w:val="SourceCodenon-literal"/>
@@ -16405,7 +15375,6 @@
         </w:rPr>
         <w:t>umber</w:t>
       </w:r>
-      <w:proofErr w:type="spellEnd"/>
       <w:r>
         <w:rPr>
           <w:rStyle w:val="SourceCodenon-literal"/>
@@ -16435,12 +15404,10 @@
       <w:r>
         <w:t xml:space="preserve">$ </w:t>
       </w:r>
-      <w:proofErr w:type="spellStart"/>
       <w:proofErr w:type="gramStart"/>
       <w:r>
         <w:t>git</w:t>
       </w:r>
-      <w:proofErr w:type="spellEnd"/>
       <w:proofErr w:type="gramEnd"/>
       <w:r>
         <w:t xml:space="preserve"> push</w:t>
@@ -16463,12 +15430,10 @@
       <w:r>
         <w:t xml:space="preserve">$ </w:t>
       </w:r>
-      <w:proofErr w:type="spellStart"/>
       <w:proofErr w:type="gramStart"/>
       <w:r>
         <w:t>git</w:t>
       </w:r>
-      <w:proofErr w:type="spellEnd"/>
       <w:proofErr w:type="gramEnd"/>
       <w:r>
         <w:t xml:space="preserve"> push --tags</w:t>
@@ -16508,14 +15473,12 @@
       <w:r>
         <w:t xml:space="preserve">the </w:t>
       </w:r>
-      <w:proofErr w:type="spellStart"/>
       <w:r>
         <w:rPr>
           <w:rStyle w:val="SourceCodechar"/>
         </w:rPr>
         <w:t>git</w:t>
       </w:r>
-      <w:proofErr w:type="spellEnd"/>
       <w:r>
         <w:t xml:space="preserve"> </w:t>
       </w:r>
@@ -16542,12 +15505,10 @@
       <w:r>
         <w:t xml:space="preserve">$ </w:t>
       </w:r>
-      <w:proofErr w:type="spellStart"/>
       <w:proofErr w:type="gramStart"/>
       <w:r>
         <w:t>git</w:t>
       </w:r>
-      <w:proofErr w:type="spellEnd"/>
       <w:proofErr w:type="gramEnd"/>
       <w:r>
         <w:t xml:space="preserve"> tag </w:t>
@@ -16555,14 +15516,12 @@
       <w:r>
         <w:t xml:space="preserve">--delete </w:t>
       </w:r>
-      <w:proofErr w:type="spellStart"/>
       <w:r>
         <w:rPr>
           <w:rStyle w:val="SourceCodenon-literal"/>
         </w:rPr>
         <w:t>tagName</w:t>
       </w:r>
-      <w:proofErr w:type="spellEnd"/>
       <w:r>
         <w:rPr>
           <w:rStyle w:val="SourceCodenon-literal"/>
@@ -16592,12 +15551,10 @@
       <w:r>
         <w:t xml:space="preserve">$ </w:t>
       </w:r>
-      <w:proofErr w:type="spellStart"/>
       <w:proofErr w:type="gramStart"/>
       <w:r>
         <w:t>git</w:t>
       </w:r>
-      <w:proofErr w:type="spellEnd"/>
       <w:proofErr w:type="gramEnd"/>
       <w:r>
         <w:t xml:space="preserve"> push </w:t>
@@ -16608,14 +15565,12 @@
       <w:r>
         <w:t xml:space="preserve">--delete </w:t>
       </w:r>
-      <w:proofErr w:type="spellStart"/>
       <w:r>
         <w:rPr>
           <w:rStyle w:val="SourceCodenon-literal"/>
         </w:rPr>
         <w:t>tagName</w:t>
       </w:r>
-      <w:proofErr w:type="spellEnd"/>
       <w:r>
         <w:tab/>
       </w:r>
@@ -16624,7 +15579,7 @@
       <w:pPr>
         <w:pStyle w:val="Heading2"/>
       </w:pPr>
-      <w:bookmarkStart w:id="61" w:name="_Toc239155401"/>
+      <w:bookmarkStart w:id="61" w:name="_Toc239272860"/>
       <w:r>
         <w:rPr>
           <w:lang w:eastAsia="ar-SA"/>
@@ -16723,12 +15678,10 @@
       <w:r>
         <w:t xml:space="preserve">$ </w:t>
       </w:r>
-      <w:proofErr w:type="spellStart"/>
       <w:proofErr w:type="gramStart"/>
       <w:r>
         <w:t>git</w:t>
       </w:r>
-      <w:proofErr w:type="spellEnd"/>
       <w:proofErr w:type="gramEnd"/>
       <w:r>
         <w:t xml:space="preserve"> help</w:t>
@@ -16772,7 +15725,6 @@
         </w:rPr>
         <w:t xml:space="preserve">$ </w:t>
       </w:r>
-      <w:proofErr w:type="spellStart"/>
       <w:proofErr w:type="gramStart"/>
       <w:r>
         <w:rPr>
@@ -16780,7 +15732,6 @@
         </w:rPr>
         <w:t>git</w:t>
       </w:r>
-      <w:proofErr w:type="spellEnd"/>
       <w:proofErr w:type="gramEnd"/>
       <w:r>
         <w:rPr>
@@ -16836,7 +15787,6 @@
         </w:rPr>
         <w:t xml:space="preserve">$ </w:t>
       </w:r>
-      <w:proofErr w:type="spellStart"/>
       <w:proofErr w:type="gramStart"/>
       <w:r>
         <w:rPr>
@@ -16844,7 +15794,6 @@
         </w:rPr>
         <w:t>git</w:t>
       </w:r>
-      <w:proofErr w:type="spellEnd"/>
       <w:proofErr w:type="gramEnd"/>
       <w:r>
         <w:rPr>
@@ -16897,7 +15846,6 @@
         </w:rPr>
         <w:t xml:space="preserve">$ </w:t>
       </w:r>
-      <w:proofErr w:type="spellStart"/>
       <w:proofErr w:type="gramStart"/>
       <w:r>
         <w:rPr>
@@ -16905,7 +15853,6 @@
         </w:rPr>
         <w:t>git</w:t>
       </w:r>
-      <w:proofErr w:type="spellEnd"/>
       <w:proofErr w:type="gramEnd"/>
       <w:r>
         <w:rPr>
@@ -16933,7 +15880,7 @@
       <w:pPr>
         <w:pStyle w:val="Heading2"/>
       </w:pPr>
-      <w:bookmarkStart w:id="62" w:name="_Toc239155402"/>
+      <w:bookmarkStart w:id="62" w:name="_Toc239272861"/>
       <w:r>
         <w:t>Git Terminology</w:t>
       </w:r>
@@ -17094,14 +16041,12 @@
       <w:r>
         <w:t xml:space="preserve">s any directory that has been initialized by Git using the </w:t>
       </w:r>
-      <w:proofErr w:type="spellStart"/>
       <w:r>
         <w:rPr>
           <w:rStyle w:val="SourceCodechar"/>
         </w:rPr>
         <w:t>git</w:t>
       </w:r>
-      <w:proofErr w:type="spellEnd"/>
       <w:r>
         <w:t xml:space="preserve"> </w:t>
       </w:r>
@@ -17126,16 +16071,8 @@
         <w:rPr>
           <w:rStyle w:val="SourceCodechar"/>
         </w:rPr>
-        <w:t>.</w:t>
-      </w:r>
-      <w:proofErr w:type="spellStart"/>
-      <w:r>
-        <w:rPr>
-          <w:rStyle w:val="SourceCodechar"/>
-        </w:rPr>
-        <w:t>git</w:t>
-      </w:r>
-      <w:proofErr w:type="spellEnd"/>
+        <w:t>.git</w:t>
+      </w:r>
       <w:r>
         <w:t xml:space="preserve"> where Git stores all the information it needs to track changes to the files in the directory.</w:t>
       </w:r>
@@ -17223,7 +16160,7 @@
       <w:pPr>
         <w:pStyle w:val="Heading1"/>
       </w:pPr>
-      <w:bookmarkStart w:id="63" w:name="_Toc239155403"/>
+      <w:bookmarkStart w:id="63" w:name="_Toc239272862"/>
       <w:r>
         <w:t>Editing Tools</w:t>
       </w:r>
@@ -17234,7 +16171,7 @@
         <w:pStyle w:val="Heading2"/>
       </w:pPr>
       <w:bookmarkStart w:id="64" w:name="_Toc227669204"/>
-      <w:bookmarkStart w:id="65" w:name="_Toc239155404"/>
+      <w:bookmarkStart w:id="65" w:name="_Toc239272863"/>
       <w:r>
         <w:t>VS Code</w:t>
       </w:r>
@@ -17268,7 +16205,7 @@
       <w:pPr>
         <w:pStyle w:val="Heading3"/>
       </w:pPr>
-      <w:bookmarkStart w:id="66" w:name="_Toc239155405"/>
+      <w:bookmarkStart w:id="66" w:name="_Toc239272864"/>
       <w:r>
         <w:t>Installation</w:t>
       </w:r>
@@ -17439,7 +16376,7 @@
       <w:pPr>
         <w:pStyle w:val="Heading3"/>
       </w:pPr>
-      <w:bookmarkStart w:id="67" w:name="_Toc239155406"/>
+      <w:bookmarkStart w:id="67" w:name="_Toc239272865"/>
       <w:r>
         <w:t>Configuration Settings</w:t>
       </w:r>
@@ -17596,14 +16533,7 @@
       </w:r>
       <w:r>
         <w:tab/>
-      </w:r>
-      <w:proofErr w:type="spellStart"/>
-      <w:r>
-        <w:t>Ubuntu</w:t>
-      </w:r>
-      <w:proofErr w:type="spellEnd"/>
-      <w:r>
-        <w:t xml:space="preserve"> (WSL)</w:t>
+        <w:t>Ubuntu (WSL)</w:t>
       </w:r>
     </w:p>
     <w:p>
@@ -17655,30 +16585,8 @@
         <w:rPr>
           <w:rStyle w:val="SourceCodechar"/>
         </w:rPr>
-        <w:t>.</w:t>
-      </w:r>
-      <w:proofErr w:type="spellStart"/>
-      <w:r>
-        <w:rPr>
-          <w:rStyle w:val="SourceCodechar"/>
-        </w:rPr>
-        <w:t>vscode</w:t>
-      </w:r>
-      <w:proofErr w:type="spellEnd"/>
-      <w:r>
-        <w:rPr>
-          <w:rStyle w:val="SourceCodechar"/>
-        </w:rPr>
-        <w:t>/</w:t>
-      </w:r>
-      <w:proofErr w:type="spellStart"/>
-      <w:r>
-        <w:rPr>
-          <w:rStyle w:val="SourceCodechar"/>
-        </w:rPr>
-        <w:t>settings.json</w:t>
-      </w:r>
-      <w:proofErr w:type="spellEnd"/>
+        <w:t>.vscode/settings.json</w:t>
+      </w:r>
       <w:r>
         <w:t xml:space="preserve">. </w:t>
       </w:r>
@@ -17732,12 +16640,8 @@
       </w:r>
       <w:r>
         <w:tab/>
-      </w:r>
-      <w:proofErr w:type="spellStart"/>
-      <w:r>
         <w:t>Tabsize</w:t>
       </w:r>
-      <w:proofErr w:type="spellEnd"/>
       <w:r>
         <w:tab/>
       </w:r>
@@ -17872,7 +16776,7 @@
       <w:pPr>
         <w:pStyle w:val="Heading3"/>
       </w:pPr>
-      <w:bookmarkStart w:id="68" w:name="_Toc239155407"/>
+      <w:bookmarkStart w:id="68" w:name="_Toc239272866"/>
       <w:r>
         <w:t>Extensions</w:t>
       </w:r>
@@ -17889,21 +16793,7 @@
         <w:rPr>
           <w:lang w:eastAsia="ar-SA"/>
         </w:rPr>
-        <w:t xml:space="preserve">I use the following extensions. VS Code does not support printing, so you need to add an extension to provide the functionality. The Print extension adds print icons to the top banner of the editor panel. The </w:t>
-      </w:r>
-      <w:proofErr w:type="spellStart"/>
-      <w:r>
-        <w:rPr>
-          <w:lang w:eastAsia="ar-SA"/>
-        </w:rPr>
-        <w:t>ESLint</w:t>
-      </w:r>
-      <w:proofErr w:type="spellEnd"/>
-      <w:r>
-        <w:rPr>
-          <w:lang w:eastAsia="ar-SA"/>
-        </w:rPr>
-        <w:t xml:space="preserve"> and Prettier extensions are discussed below.</w:t>
+        <w:t>I use the following extensions. VS Code does not support printing, so you need to add an extension to provide the functionality. The Print extension adds print icons to the top banner of the editor panel. The ESLint and Prettier extensions are discussed below.</w:t>
       </w:r>
     </w:p>
     <w:p>
@@ -17930,11 +16820,9 @@
         <w:pStyle w:val="Hang-Medium"/>
         <w:spacing w:after="0"/>
       </w:pPr>
-      <w:proofErr w:type="spellStart"/>
       <w:r>
         <w:t>ESLint</w:t>
       </w:r>
-      <w:proofErr w:type="spellEnd"/>
     </w:p>
     <w:p>
       <w:pPr>
@@ -17956,11 +16844,9 @@
         <w:pStyle w:val="Hang-Medium"/>
         <w:spacing w:after="0"/>
       </w:pPr>
-      <w:proofErr w:type="spellStart"/>
       <w:r>
         <w:t>GitLens</w:t>
       </w:r>
-      <w:proofErr w:type="spellEnd"/>
     </w:p>
     <w:p>
       <w:pPr>
@@ -18004,22 +16890,14 @@
         <w:spacing w:after="0"/>
       </w:pPr>
       <w:r>
-        <w:t xml:space="preserve">Open in Browser (by </w:t>
-      </w:r>
-      <w:proofErr w:type="spellStart"/>
-      <w:r>
-        <w:t>TechER</w:t>
-      </w:r>
-      <w:proofErr w:type="spellEnd"/>
-      <w:r>
-        <w:t>)</w:t>
+        <w:t>Open in Browser (by TechER)</w:t>
       </w:r>
     </w:p>
     <w:p>
       <w:pPr>
         <w:pStyle w:val="Heading3"/>
       </w:pPr>
-      <w:bookmarkStart w:id="69" w:name="_Toc239155408"/>
+      <w:bookmarkStart w:id="69" w:name="_Toc239272867"/>
       <w:r>
         <w:t>Command Summary</w:t>
       </w:r>
@@ -18189,7 +17067,7 @@
         <w:pStyle w:val="Heading2"/>
       </w:pPr>
       <w:bookmarkStart w:id="70" w:name="_Toc227669205"/>
-      <w:bookmarkStart w:id="71" w:name="_Toc239155409"/>
+      <w:bookmarkStart w:id="71" w:name="_Toc239272868"/>
       <w:r>
         <w:t>Node and NPM</w:t>
       </w:r>
@@ -18229,7 +17107,7 @@
       <w:pPr>
         <w:pStyle w:val="Heading3"/>
       </w:pPr>
-      <w:bookmarkStart w:id="72" w:name="_Toc239155410"/>
+      <w:bookmarkStart w:id="72" w:name="_Toc239272869"/>
       <w:r>
         <w:t>Installation</w:t>
       </w:r>
@@ -18281,14 +17159,12 @@
       <w:r>
         <w:t xml:space="preserve">In a terminal window, initialize the package manager (NPM) for use with your project. This step only needs to be done once, so this step has already been done. This step creates the file </w:t>
       </w:r>
-      <w:proofErr w:type="spellStart"/>
       <w:r>
         <w:rPr>
           <w:rStyle w:val="SourceCodechar"/>
         </w:rPr>
         <w:t>package.json</w:t>
       </w:r>
-      <w:proofErr w:type="spellEnd"/>
       <w:r>
         <w:t>, which NPM uses to track which packages have been installed and their dependencies.</w:t>
       </w:r>
@@ -18300,17 +17176,14 @@
       <w:r>
         <w:t xml:space="preserve">$ </w:t>
       </w:r>
-      <w:proofErr w:type="spellStart"/>
       <w:proofErr w:type="gramStart"/>
       <w:r>
         <w:t>cd</w:t>
       </w:r>
-      <w:proofErr w:type="spellEnd"/>
       <w:proofErr w:type="gramEnd"/>
       <w:r>
         <w:t xml:space="preserve"> </w:t>
       </w:r>
-      <w:proofErr w:type="spellStart"/>
       <w:r>
         <w:rPr>
           <w:rStyle w:val="SourceCodenon-literal"/>
@@ -18323,7 +17196,6 @@
         </w:rPr>
         <w:t>Directory</w:t>
       </w:r>
-      <w:proofErr w:type="spellEnd"/>
     </w:p>
     <w:p>
       <w:pPr>
@@ -18332,12 +17204,10 @@
       <w:r>
         <w:t xml:space="preserve">$ </w:t>
       </w:r>
-      <w:proofErr w:type="spellStart"/>
       <w:proofErr w:type="gramStart"/>
       <w:r>
         <w:t>npm</w:t>
       </w:r>
-      <w:proofErr w:type="spellEnd"/>
       <w:proofErr w:type="gramEnd"/>
       <w:r>
         <w:t xml:space="preserve"> init -y</w:t>
@@ -18367,24 +17237,20 @@
       <w:r>
         <w:t xml:space="preserve">$ </w:t>
       </w:r>
-      <w:proofErr w:type="spellStart"/>
       <w:proofErr w:type="gramStart"/>
       <w:r>
         <w:t>npm</w:t>
       </w:r>
-      <w:proofErr w:type="spellEnd"/>
       <w:proofErr w:type="gramEnd"/>
       <w:r>
         <w:t xml:space="preserve"> install </w:t>
       </w:r>
-      <w:proofErr w:type="spellStart"/>
       <w:r>
         <w:rPr>
           <w:rStyle w:val="SourceCodenon-literal"/>
         </w:rPr>
         <w:t>packageName</w:t>
       </w:r>
-      <w:proofErr w:type="spellEnd"/>
     </w:p>
     <w:p>
       <w:pPr>
@@ -18393,12 +17259,10 @@
       <w:r>
         <w:t xml:space="preserve">$ </w:t>
       </w:r>
-      <w:proofErr w:type="spellStart"/>
       <w:proofErr w:type="gramStart"/>
       <w:r>
         <w:t>npm</w:t>
       </w:r>
-      <w:proofErr w:type="spellEnd"/>
       <w:proofErr w:type="gramEnd"/>
       <w:r>
         <w:t xml:space="preserve"> list</w:t>
@@ -18411,12 +17275,10 @@
       <w:r>
         <w:t xml:space="preserve">$ </w:t>
       </w:r>
-      <w:proofErr w:type="spellStart"/>
       <w:proofErr w:type="gramStart"/>
       <w:r>
         <w:t>npm</w:t>
       </w:r>
-      <w:proofErr w:type="spellEnd"/>
       <w:proofErr w:type="gramEnd"/>
       <w:r>
         <w:t xml:space="preserve"> outdated</w:t>
@@ -18437,24 +17299,20 @@
         <w:lastRenderedPageBreak/>
         <w:t xml:space="preserve">$ </w:t>
       </w:r>
-      <w:proofErr w:type="spellStart"/>
       <w:proofErr w:type="gramStart"/>
       <w:r>
         <w:t>npm</w:t>
       </w:r>
-      <w:proofErr w:type="spellEnd"/>
       <w:proofErr w:type="gramEnd"/>
       <w:r>
         <w:t xml:space="preserve"> uninstall </w:t>
       </w:r>
-      <w:proofErr w:type="spellStart"/>
       <w:r>
         <w:rPr>
           <w:rStyle w:val="SourceCodenon-literal"/>
         </w:rPr>
         <w:t>packageName</w:t>
       </w:r>
-      <w:proofErr w:type="spellEnd"/>
     </w:p>
     <w:p>
       <w:pPr>
@@ -18463,24 +17321,20 @@
       <w:r>
         <w:t xml:space="preserve">$ </w:t>
       </w:r>
-      <w:proofErr w:type="spellStart"/>
       <w:proofErr w:type="gramStart"/>
       <w:r>
         <w:t>npm</w:t>
       </w:r>
-      <w:proofErr w:type="spellEnd"/>
       <w:proofErr w:type="gramEnd"/>
       <w:r>
         <w:t xml:space="preserve"> update [</w:t>
       </w:r>
-      <w:proofErr w:type="spellStart"/>
       <w:r>
         <w:rPr>
           <w:rStyle w:val="SourceCodenon-literal"/>
         </w:rPr>
         <w:t>packageName</w:t>
       </w:r>
-      <w:proofErr w:type="spellEnd"/>
       <w:r>
         <w:t>]</w:t>
       </w:r>
@@ -18489,7 +17343,7 @@
       <w:pPr>
         <w:pStyle w:val="Heading3"/>
       </w:pPr>
-      <w:bookmarkStart w:id="73" w:name="_Toc239155411"/>
+      <w:bookmarkStart w:id="73" w:name="_Toc239272870"/>
       <w:r>
         <w:t>Prettier</w:t>
       </w:r>
@@ -18581,17 +17435,14 @@
       <w:r>
         <w:t xml:space="preserve">$ </w:t>
       </w:r>
-      <w:proofErr w:type="spellStart"/>
       <w:proofErr w:type="gramStart"/>
       <w:r>
         <w:t>cd</w:t>
       </w:r>
-      <w:proofErr w:type="spellEnd"/>
       <w:proofErr w:type="gramEnd"/>
       <w:r>
         <w:t xml:space="preserve"> </w:t>
       </w:r>
-      <w:proofErr w:type="spellStart"/>
       <w:r>
         <w:rPr>
           <w:rStyle w:val="SourceCodenon-literal"/>
@@ -18604,7 +17455,6 @@
         </w:rPr>
         <w:t>Directory</w:t>
       </w:r>
-      <w:proofErr w:type="spellEnd"/>
     </w:p>
     <w:p>
       <w:pPr>
@@ -18619,7 +17469,6 @@
         </w:rPr>
         <w:t xml:space="preserve">$ </w:t>
       </w:r>
-      <w:proofErr w:type="spellStart"/>
       <w:proofErr w:type="gramStart"/>
       <w:r>
         <w:rPr>
@@ -18627,7 +17476,6 @@
         </w:rPr>
         <w:t>npm</w:t>
       </w:r>
-      <w:proofErr w:type="spellEnd"/>
       <w:proofErr w:type="gramEnd"/>
       <w:r>
         <w:rPr>
@@ -18672,12 +17520,10 @@
       <w:r>
         <w:t xml:space="preserve">$ </w:t>
       </w:r>
-      <w:proofErr w:type="spellStart"/>
       <w:proofErr w:type="gramStart"/>
       <w:r>
         <w:t>npx</w:t>
       </w:r>
-      <w:proofErr w:type="spellEnd"/>
       <w:proofErr w:type="gramEnd"/>
       <w:r>
         <w:t xml:space="preserve"> prettier </w:t>
@@ -18821,62 +17667,38 @@
       <w:pPr>
         <w:pStyle w:val="Heading3"/>
       </w:pPr>
-      <w:bookmarkStart w:id="74" w:name="_Toc239155412"/>
-      <w:proofErr w:type="spellStart"/>
+      <w:bookmarkStart w:id="74" w:name="_Toc239272871"/>
       <w:r>
         <w:t>ESLint</w:t>
       </w:r>
       <w:bookmarkEnd w:id="74"/>
-      <w:proofErr w:type="spellEnd"/>
-    </w:p>
-    <w:p>
-      <w:pPr>
-        <w:pStyle w:val="Body-Text"/>
-        <w:rPr>
-          <w:lang w:eastAsia="ar-SA"/>
-        </w:rPr>
-      </w:pPr>
-      <w:r>
-        <w:rPr>
-          <w:lang w:eastAsia="ar-SA"/>
-        </w:rPr>
-        <w:t xml:space="preserve">NOTE: This does not work when the source code is hosted on Google Drive. Clone a new repository on the local system and use </w:t>
-      </w:r>
-      <w:proofErr w:type="spellStart"/>
-      <w:r>
-        <w:rPr>
-          <w:lang w:eastAsia="ar-SA"/>
-        </w:rPr>
-        <w:t>ESLint</w:t>
-      </w:r>
-      <w:proofErr w:type="spellEnd"/>
-      <w:r>
-        <w:rPr>
-          <w:lang w:eastAsia="ar-SA"/>
-        </w:rPr>
-        <w:t xml:space="preserve"> there.</w:t>
-      </w:r>
-    </w:p>
-    <w:p>
-      <w:pPr>
-        <w:pStyle w:val="Body-Text"/>
-        <w:rPr>
-          <w:lang w:eastAsia="ar-SA"/>
-        </w:rPr>
-      </w:pPr>
-      <w:proofErr w:type="spellStart"/>
-      <w:r>
-        <w:rPr>
-          <w:lang w:eastAsia="ar-SA"/>
-        </w:rPr>
-        <w:t>ESLint</w:t>
-      </w:r>
-      <w:proofErr w:type="spellEnd"/>
-      <w:r>
-        <w:rPr>
-          <w:lang w:eastAsia="ar-SA"/>
-        </w:rPr>
-        <w:t xml:space="preserve"> is the code checker used </w:t>
+    </w:p>
+    <w:p>
+      <w:pPr>
+        <w:pStyle w:val="Body-Text"/>
+        <w:rPr>
+          <w:lang w:eastAsia="ar-SA"/>
+        </w:rPr>
+      </w:pPr>
+      <w:r>
+        <w:rPr>
+          <w:lang w:eastAsia="ar-SA"/>
+        </w:rPr>
+        <w:t>NOTE: This does not work when the source code is hosted on Google Drive. Clone a new repository on the local system and use ESLint there.</w:t>
+      </w:r>
+    </w:p>
+    <w:p>
+      <w:pPr>
+        <w:pStyle w:val="Body-Text"/>
+        <w:rPr>
+          <w:lang w:eastAsia="ar-SA"/>
+        </w:rPr>
+      </w:pPr>
+      <w:r>
+        <w:rPr>
+          <w:lang w:eastAsia="ar-SA"/>
+        </w:rPr>
+        <w:t xml:space="preserve">ESLint is the code checker used </w:t>
       </w:r>
       <w:r>
         <w:rPr>
@@ -18930,21 +17752,7 @@
         <w:rPr>
           <w:lang w:eastAsia="ar-SA"/>
         </w:rPr>
-        <w:t xml:space="preserve">Install the </w:t>
-      </w:r>
-      <w:proofErr w:type="spellStart"/>
-      <w:r>
-        <w:rPr>
-          <w:lang w:eastAsia="ar-SA"/>
-        </w:rPr>
-        <w:t>ESLint</w:t>
-      </w:r>
-      <w:proofErr w:type="spellEnd"/>
-      <w:r>
-        <w:rPr>
-          <w:lang w:eastAsia="ar-SA"/>
-        </w:rPr>
-        <w:t xml:space="preserve"> package. The </w:t>
+        <w:t xml:space="preserve">Install the ESLint package. The </w:t>
       </w:r>
       <w:r>
         <w:rPr>
@@ -18970,17 +17778,14 @@
       <w:r>
         <w:t xml:space="preserve">$ </w:t>
       </w:r>
-      <w:proofErr w:type="spellStart"/>
       <w:proofErr w:type="gramStart"/>
       <w:r>
         <w:t>cd</w:t>
       </w:r>
-      <w:proofErr w:type="spellEnd"/>
       <w:proofErr w:type="gramEnd"/>
       <w:r>
         <w:t xml:space="preserve"> </w:t>
       </w:r>
-      <w:proofErr w:type="spellStart"/>
       <w:r>
         <w:rPr>
           <w:rStyle w:val="SourceCodenon-literal"/>
@@ -18993,48 +17798,19 @@
         </w:rPr>
         <w:t>Directory</w:t>
       </w:r>
-      <w:proofErr w:type="spellEnd"/>
-    </w:p>
-    <w:p>
-      <w:pPr>
-        <w:pStyle w:val="SourceCode"/>
-        <w:rPr>
-          <w:lang w:eastAsia="ar-SA"/>
-        </w:rPr>
-      </w:pPr>
-      <w:r>
-        <w:rPr>
-          <w:lang w:eastAsia="ar-SA"/>
-        </w:rPr>
-        <w:t xml:space="preserve">$ </w:t>
-      </w:r>
-      <w:proofErr w:type="spellStart"/>
-      <w:r>
-        <w:rPr>
-          <w:lang w:eastAsia="ar-SA"/>
-        </w:rPr>
-        <w:t>npm</w:t>
-      </w:r>
-      <w:proofErr w:type="spellEnd"/>
-      <w:r>
-        <w:rPr>
-          <w:lang w:eastAsia="ar-SA"/>
-        </w:rPr>
-        <w:t xml:space="preserve"> install </w:t>
-      </w:r>
-      <w:proofErr w:type="spellStart"/>
-      <w:r>
-        <w:rPr>
-          <w:lang w:eastAsia="ar-SA"/>
-        </w:rPr>
-        <w:t>eslint</w:t>
-      </w:r>
-      <w:proofErr w:type="spellEnd"/>
-      <w:r>
-        <w:rPr>
-          <w:lang w:eastAsia="ar-SA"/>
-        </w:rPr>
-        <w:t xml:space="preserve"> -–save-dev</w:t>
+    </w:p>
+    <w:p>
+      <w:pPr>
+        <w:pStyle w:val="SourceCode"/>
+        <w:rPr>
+          <w:lang w:eastAsia="ar-SA"/>
+        </w:rPr>
+      </w:pPr>
+      <w:r>
+        <w:rPr>
+          <w:lang w:eastAsia="ar-SA"/>
+        </w:rPr>
+        <w:t>$ npm install eslint -–save-dev</w:t>
       </w:r>
     </w:p>
     <w:p>
@@ -19060,63 +17836,21 @@
         <w:rPr>
           <w:lang w:eastAsia="ar-SA"/>
         </w:rPr>
-        <w:t xml:space="preserve">Create a default configuration for </w:t>
-      </w:r>
-      <w:proofErr w:type="spellStart"/>
-      <w:r>
-        <w:rPr>
-          <w:lang w:eastAsia="ar-SA"/>
-        </w:rPr>
-        <w:t>ESLint</w:t>
-      </w:r>
-      <w:proofErr w:type="spellEnd"/>
-      <w:r>
-        <w:rPr>
-          <w:lang w:eastAsia="ar-SA"/>
-        </w:rPr>
-        <w:t>.</w:t>
-      </w:r>
-    </w:p>
-    <w:p>
-      <w:pPr>
-        <w:pStyle w:val="SourceCode"/>
-        <w:rPr>
-          <w:lang w:eastAsia="ar-SA"/>
-        </w:rPr>
-      </w:pPr>
-      <w:r>
-        <w:rPr>
-          <w:lang w:eastAsia="ar-SA"/>
-        </w:rPr>
-        <w:t xml:space="preserve">$ </w:t>
-      </w:r>
-      <w:proofErr w:type="spellStart"/>
-      <w:r>
-        <w:rPr>
-          <w:lang w:eastAsia="ar-SA"/>
-        </w:rPr>
-        <w:t>npx</w:t>
-      </w:r>
-      <w:proofErr w:type="spellEnd"/>
-      <w:r>
-        <w:rPr>
-          <w:lang w:eastAsia="ar-SA"/>
-        </w:rPr>
-        <w:t xml:space="preserve"> </w:t>
-      </w:r>
-      <w:proofErr w:type="spellStart"/>
-      <w:r>
-        <w:rPr>
-          <w:lang w:eastAsia="ar-SA"/>
-        </w:rPr>
-        <w:t>eslint</w:t>
-      </w:r>
-      <w:proofErr w:type="spellEnd"/>
-      <w:r>
-        <w:rPr>
-          <w:lang w:eastAsia="ar-SA"/>
-        </w:rPr>
-        <w:t xml:space="preserve"> –-init</w:t>
+        <w:t>Create a default configuration for ESLint.</w:t>
+      </w:r>
+    </w:p>
+    <w:p>
+      <w:pPr>
+        <w:pStyle w:val="SourceCode"/>
+        <w:rPr>
+          <w:lang w:eastAsia="ar-SA"/>
+        </w:rPr>
+      </w:pPr>
+      <w:r>
+        <w:rPr>
+          <w:lang w:eastAsia="ar-SA"/>
+        </w:rPr>
+        <w:t>$ npx eslint –-init</w:t>
       </w:r>
     </w:p>
     <w:p>
@@ -19142,21 +17876,7 @@
         <w:rPr>
           <w:lang w:eastAsia="ar-SA"/>
         </w:rPr>
-        <w:t xml:space="preserve">Run </w:t>
-      </w:r>
-      <w:proofErr w:type="spellStart"/>
-      <w:r>
-        <w:rPr>
-          <w:lang w:eastAsia="ar-SA"/>
-        </w:rPr>
-        <w:t>ESLint</w:t>
-      </w:r>
-      <w:proofErr w:type="spellEnd"/>
-      <w:r>
-        <w:rPr>
-          <w:lang w:eastAsia="ar-SA"/>
-        </w:rPr>
-        <w:t xml:space="preserve"> on a file.</w:t>
+        <w:t>Run ESLint on a file.</w:t>
       </w:r>
     </w:p>
     <w:p>
@@ -19167,23 +17887,7 @@
         </w:rPr>
       </w:pPr>
       <w:r>
-        <w:t xml:space="preserve">$ </w:t>
-      </w:r>
-      <w:proofErr w:type="spellStart"/>
-      <w:r>
-        <w:t>npx</w:t>
-      </w:r>
-      <w:proofErr w:type="spellEnd"/>
-      <w:r>
-        <w:t xml:space="preserve"> </w:t>
-      </w:r>
-      <w:proofErr w:type="spellStart"/>
-      <w:r>
-        <w:t>eslint</w:t>
-      </w:r>
-      <w:proofErr w:type="spellEnd"/>
-      <w:r>
-        <w:t xml:space="preserve"> </w:t>
+        <w:t xml:space="preserve">$ npx eslint </w:t>
       </w:r>
       <w:r>
         <w:rPr>
@@ -19207,22 +17911,14 @@
         </w:numPr>
       </w:pPr>
       <w:r>
-        <w:t xml:space="preserve">In VS Code, install the extension </w:t>
-      </w:r>
-      <w:proofErr w:type="spellStart"/>
-      <w:r>
-        <w:t>ESLint</w:t>
-      </w:r>
-      <w:proofErr w:type="spellEnd"/>
-      <w:r>
-        <w:t>. Restart VS Code.</w:t>
+        <w:t>In VS Code, install the extension ESLint. Restart VS Code.</w:t>
       </w:r>
     </w:p>
     <w:p>
       <w:pPr>
         <w:pStyle w:val="Heading2"/>
       </w:pPr>
-      <w:bookmarkStart w:id="75" w:name="_Toc239155413"/>
+      <w:bookmarkStart w:id="75" w:name="_Toc239272872"/>
       <w:r>
         <w:t>Git</w:t>
       </w:r>
@@ -19270,7 +17966,7 @@
       <w:pPr>
         <w:pStyle w:val="Heading3"/>
       </w:pPr>
-      <w:bookmarkStart w:id="76" w:name="_Toc239155414"/>
+      <w:bookmarkStart w:id="76" w:name="_Toc239272873"/>
       <w:r>
         <w:t>Inst</w:t>
       </w:r>
@@ -23476,7 +22172,7 @@
 </file>
 
 <file path=customXml/itemProps1.xml><?xml version="1.0" encoding="utf-8"?>
-<ds:datastoreItem xmlns:ds="http://schemas.openxmlformats.org/officeDocument/2006/customXml" ds:itemID="{4B2FD115-959E-4217-A0E7-B2BD443893EF}">
+<ds:datastoreItem xmlns:ds="http://schemas.openxmlformats.org/officeDocument/2006/customXml" ds:itemID="{6758F923-FFAF-4B99-932C-C78E81B1B59D}">
   <ds:schemaRefs>
     <ds:schemaRef ds:uri="http://schemas.openxmlformats.org/officeDocument/2006/bibliography"/>
   </ds:schemaRefs>

--- a/Documentation/DeveloperInformation.docx
+++ b/Documentation/DeveloperInformation.docx
@@ -47,7 +47,7 @@
         <w:rPr>
           <w:noProof/>
         </w:rPr>
-        <w:t>September 2, 2026</w:t>
+        <w:t>September 9, 2026</w:t>
       </w:r>
       <w:r>
         <w:rPr>
@@ -249,7 +249,7 @@
             <w:noProof/>
             <w:webHidden/>
           </w:rPr>
-          <w:t>2</w:t>
+          <w:t>3</w:t>
         </w:r>
         <w:r>
           <w:rPr>
@@ -525,7 +525,7 @@
             <w:noProof/>
             <w:webHidden/>
           </w:rPr>
-          <w:t>5</w:t>
+          <w:t>6</w:t>
         </w:r>
         <w:r>
           <w:rPr>
@@ -732,7 +732,7 @@
             <w:noProof/>
             <w:webHidden/>
           </w:rPr>
-          <w:t>7</w:t>
+          <w:t>8</w:t>
         </w:r>
         <w:r>
           <w:rPr>
@@ -801,7 +801,7 @@
             <w:noProof/>
             <w:webHidden/>
           </w:rPr>
-          <w:t>7</w:t>
+          <w:t>8</w:t>
         </w:r>
         <w:r>
           <w:rPr>
@@ -870,7 +870,7 @@
             <w:noProof/>
             <w:webHidden/>
           </w:rPr>
-          <w:t>7</w:t>
+          <w:t>8</w:t>
         </w:r>
         <w:r>
           <w:rPr>
@@ -1077,7 +1077,7 @@
             <w:noProof/>
             <w:webHidden/>
           </w:rPr>
-          <w:t>8</w:t>
+          <w:t>9</w:t>
         </w:r>
         <w:r>
           <w:rPr>
@@ -1146,7 +1146,7 @@
             <w:noProof/>
             <w:webHidden/>
           </w:rPr>
-          <w:t>8</w:t>
+          <w:t>9</w:t>
         </w:r>
         <w:r>
           <w:rPr>
@@ -1353,7 +1353,7 @@
             <w:noProof/>
             <w:webHidden/>
           </w:rPr>
-          <w:t>9</w:t>
+          <w:t>10</w:t>
         </w:r>
         <w:r>
           <w:rPr>
@@ -1552,7 +1552,7 @@
             <w:noProof/>
             <w:webHidden/>
           </w:rPr>
-          <w:t>10</w:t>
+          <w:t>11</w:t>
         </w:r>
         <w:r>
           <w:rPr>
@@ -1690,7 +1690,7 @@
             <w:noProof/>
             <w:webHidden/>
           </w:rPr>
-          <w:t>11</w:t>
+          <w:t>12</w:t>
         </w:r>
         <w:r>
           <w:rPr>
@@ -1966,7 +1966,7 @@
             <w:noProof/>
             <w:webHidden/>
           </w:rPr>
-          <w:t>14</w:t>
+          <w:t>15</w:t>
         </w:r>
         <w:r>
           <w:rPr>
@@ -2035,7 +2035,7 @@
             <w:noProof/>
             <w:webHidden/>
           </w:rPr>
-          <w:t>14</w:t>
+          <w:t>15</w:t>
         </w:r>
         <w:r>
           <w:rPr>
@@ -2242,7 +2242,7 @@
             <w:noProof/>
             <w:webHidden/>
           </w:rPr>
-          <w:t>15</w:t>
+          <w:t>16</w:t>
         </w:r>
         <w:r>
           <w:rPr>
@@ -2449,7 +2449,7 @@
             <w:noProof/>
             <w:webHidden/>
           </w:rPr>
-          <w:t>16</w:t>
+          <w:t>17</w:t>
         </w:r>
         <w:r>
           <w:rPr>
@@ -2656,7 +2656,7 @@
             <w:noProof/>
             <w:webHidden/>
           </w:rPr>
-          <w:t>17</w:t>
+          <w:t>18</w:t>
         </w:r>
         <w:r>
           <w:rPr>
@@ -2863,7 +2863,7 @@
             <w:noProof/>
             <w:webHidden/>
           </w:rPr>
-          <w:t>18</w:t>
+          <w:t>19</w:t>
         </w:r>
         <w:r>
           <w:rPr>
@@ -3139,7 +3139,7 @@
             <w:noProof/>
             <w:webHidden/>
           </w:rPr>
-          <w:t>20</w:t>
+          <w:t>21</w:t>
         </w:r>
         <w:r>
           <w:rPr>
@@ -3407,7 +3407,7 @@
             <w:noProof/>
             <w:webHidden/>
           </w:rPr>
-          <w:t>21</w:t>
+          <w:t>22</w:t>
         </w:r>
         <w:r>
           <w:rPr>
@@ -3614,7 +3614,7 @@
             <w:noProof/>
             <w:webHidden/>
           </w:rPr>
-          <w:t>22</w:t>
+          <w:t>23</w:t>
         </w:r>
         <w:r>
           <w:rPr>
@@ -3821,7 +3821,7 @@
             <w:noProof/>
             <w:webHidden/>
           </w:rPr>
-          <w:t>23</w:t>
+          <w:t>24</w:t>
         </w:r>
         <w:r>
           <w:rPr>
@@ -4433,7 +4433,21 @@
         <w:rPr>
           <w:lang w:eastAsia="ar-SA"/>
         </w:rPr>
-        <w:t xml:space="preserve"> numbers correspond to the line number of the actual tax form, except line numbers from 1-9 are prepended with a zero (0) so they will easily sort in the correct order.</w:t>
+        <w:t xml:space="preserve"> numbers correspond to the line number of the actual tax form, except line numbers from 1-9 are </w:t>
+      </w:r>
+      <w:proofErr w:type="spellStart"/>
+      <w:r>
+        <w:rPr>
+          <w:lang w:eastAsia="ar-SA"/>
+        </w:rPr>
+        <w:t>prepended</w:t>
+      </w:r>
+      <w:proofErr w:type="spellEnd"/>
+      <w:r>
+        <w:rPr>
+          <w:lang w:eastAsia="ar-SA"/>
+        </w:rPr>
+        <w:t xml:space="preserve"> with a zero (0) so they will easily sort in the correct order.</w:t>
       </w:r>
     </w:p>
     <w:p>
@@ -4470,11 +4484,13 @@
       <w:pPr>
         <w:pStyle w:val="Heading4"/>
       </w:pPr>
+      <w:proofErr w:type="spellStart"/>
       <w:proofErr w:type="gramStart"/>
       <w:r>
         <w:lastRenderedPageBreak/>
         <w:t>isSingleton</w:t>
       </w:r>
+      <w:proofErr w:type="spellEnd"/>
       <w:proofErr w:type="gramEnd"/>
       <w:r>
         <w:t xml:space="preserve"> </w:t>
@@ -4494,7 +4510,21 @@
         <w:rPr>
           <w:lang w:eastAsia="ar-SA"/>
         </w:rPr>
-        <w:t>The isSingleton flag is just used for error checking to prevent multiple instances of some forms from being created.</w:t>
+        <w:t xml:space="preserve">The </w:t>
+      </w:r>
+      <w:proofErr w:type="spellStart"/>
+      <w:r>
+        <w:rPr>
+          <w:lang w:eastAsia="ar-SA"/>
+        </w:rPr>
+        <w:t>isSingleton</w:t>
+      </w:r>
+      <w:proofErr w:type="spellEnd"/>
+      <w:r>
+        <w:rPr>
+          <w:lang w:eastAsia="ar-SA"/>
+        </w:rPr>
+        <w:t xml:space="preserve"> flag is just used for error checking to prevent multiple instances of some forms from being created.</w:t>
       </w:r>
     </w:p>
     <w:p>
@@ -4528,9 +4558,14 @@
       <w:pPr>
         <w:pStyle w:val="Heading4"/>
       </w:pPr>
+      <w:proofErr w:type="spellStart"/>
       <w:proofErr w:type="gramStart"/>
       <w:r>
-        <w:t>isUsed(</w:t>
+        <w:t>isUsed</w:t>
+      </w:r>
+      <w:proofErr w:type="spellEnd"/>
+      <w:r>
+        <w:t>(</w:t>
       </w:r>
       <w:proofErr w:type="gramEnd"/>
       <w:r>
@@ -4710,6 +4745,7 @@
         </w:rPr>
         <w:t xml:space="preserve">This method gets the value of the specified line from the current tax form and passes it to the </w:t>
       </w:r>
+      <w:proofErr w:type="spellStart"/>
       <w:proofErr w:type="gramStart"/>
       <w:r>
         <w:rPr>
@@ -4723,6 +4759,7 @@
         </w:rPr>
         <w:t>round</w:t>
       </w:r>
+      <w:proofErr w:type="spellEnd"/>
       <w:r>
         <w:rPr>
           <w:rStyle w:val="SourceCodechar"/>
@@ -4809,6 +4846,7 @@
         </w:rPr>
         <w:t>Library/</w:t>
       </w:r>
+      <w:proofErr w:type="spellStart"/>
       <w:proofErr w:type="gramStart"/>
       <w:r>
         <w:rPr>
@@ -4816,6 +4854,7 @@
         </w:rPr>
         <w:t>TaxForms</w:t>
       </w:r>
+      <w:proofErr w:type="spellEnd"/>
       <w:r>
         <w:t>,</w:t>
       </w:r>
@@ -4827,7 +4866,21 @@
         <w:rPr>
           <w:rStyle w:val="SourceCodechar"/>
         </w:rPr>
-        <w:t>Library/TaxForms/F1040.js</w:t>
+        <w:t>Library/</w:t>
+      </w:r>
+      <w:proofErr w:type="spellStart"/>
+      <w:r>
+        <w:rPr>
+          <w:rStyle w:val="SourceCodechar"/>
+        </w:rPr>
+        <w:t>TaxForms</w:t>
+      </w:r>
+      <w:proofErr w:type="spellEnd"/>
+      <w:r>
+        <w:rPr>
+          <w:rStyle w:val="SourceCodechar"/>
+        </w:rPr>
+        <w:t>/F1040.js</w:t>
       </w:r>
       <w:r>
         <w:t>.</w:t>
@@ -4838,7 +4891,15 @@
         <w:pStyle w:val="Body-Text"/>
       </w:pPr>
       <w:r>
-        <w:t>As mentioned above, each tax for is implemented as a subclass for the Form class. The Form class defined the attributes and several common methods, but there are several methods that are unuque to each tax form and need to be implemented for each tax form.</w:t>
+        <w:t xml:space="preserve">As mentioned above, each tax for is implemented as a subclass for the Form class. The Form class defined the attributes and several common methods, but there are several methods that are </w:t>
+      </w:r>
+      <w:proofErr w:type="spellStart"/>
+      <w:r>
+        <w:t>unuque</w:t>
+      </w:r>
+      <w:proofErr w:type="spellEnd"/>
+      <w:r>
+        <w:t xml:space="preserve"> to each tax form and need to be implemented for each tax form.</w:t>
       </w:r>
     </w:p>
     <w:p>
@@ -4867,12 +4928,20 @@
         </w:rPr>
         <w:t xml:space="preserve">The Form parent class defined an empty object of for the lines of the tax form. The constructor for each tax forms needs to provide the prototype for each line in the tax form and add a description for each line. The description is used by the </w:t>
       </w:r>
+      <w:proofErr w:type="spellStart"/>
       <w:proofErr w:type="gramStart"/>
       <w:r>
         <w:rPr>
           <w:rStyle w:val="SourceCodechar"/>
         </w:rPr>
-        <w:t>toString(</w:t>
+        <w:t>toString</w:t>
+      </w:r>
+      <w:proofErr w:type="spellEnd"/>
+      <w:r>
+        <w:rPr>
+          <w:rStyle w:val="SourceCodechar"/>
+        </w:rPr>
+        <w:t>(</w:t>
       </w:r>
       <w:proofErr w:type="gramEnd"/>
       <w:r>
@@ -4920,13 +4989,26 @@
       <w:pPr>
         <w:pStyle w:val="Heading4"/>
       </w:pPr>
+      <w:proofErr w:type="spellStart"/>
       <w:proofErr w:type="gramStart"/>
       <w:r>
-        <w:t>getInputHTML(</w:t>
+        <w:t>getInputHTML</w:t>
+      </w:r>
+      <w:proofErr w:type="spellEnd"/>
+      <w:r>
+        <w:t>(</w:t>
       </w:r>
       <w:proofErr w:type="gramEnd"/>
       <w:r>
-        <w:t>) and getOutputHTML() Methods</w:t>
+        <w:t xml:space="preserve">) and </w:t>
+      </w:r>
+      <w:proofErr w:type="spellStart"/>
+      <w:r>
+        <w:t>getOutputHTML</w:t>
+      </w:r>
+      <w:proofErr w:type="spellEnd"/>
+      <w:r>
+        <w:t>() Methods</w:t>
       </w:r>
     </w:p>
     <w:p>
@@ -4980,19 +5062,41 @@
         </w:rPr>
         <w:t xml:space="preserve"> tax forms on web pages for each of the tax forms that are supported. The HTML code is stored in a variable named HTML_FORM in the class for each tax form. The methods </w:t>
       </w:r>
+      <w:proofErr w:type="spellStart"/>
       <w:proofErr w:type="gramStart"/>
       <w:r>
         <w:rPr>
           <w:lang w:eastAsia="ar-SA"/>
         </w:rPr>
-        <w:t>getInputHTML(</w:t>
+        <w:t>getInputHTML</w:t>
+      </w:r>
+      <w:proofErr w:type="spellEnd"/>
+      <w:r>
+        <w:rPr>
+          <w:lang w:eastAsia="ar-SA"/>
+        </w:rPr>
+        <w:t>(</w:t>
       </w:r>
       <w:proofErr w:type="gramEnd"/>
       <w:r>
         <w:rPr>
           <w:lang w:eastAsia="ar-SA"/>
         </w:rPr>
-        <w:t>) and getOutputHTML() are used to return a string containing this code.</w:t>
+        <w:t xml:space="preserve">) and </w:t>
+      </w:r>
+      <w:proofErr w:type="spellStart"/>
+      <w:r>
+        <w:rPr>
+          <w:lang w:eastAsia="ar-SA"/>
+        </w:rPr>
+        <w:t>getOutputHTML</w:t>
+      </w:r>
+      <w:proofErr w:type="spellEnd"/>
+      <w:r>
+        <w:rPr>
+          <w:lang w:eastAsia="ar-SA"/>
+        </w:rPr>
+        <w:t>() are used to return a string containing this code.</w:t>
       </w:r>
     </w:p>
     <w:p>
@@ -5050,12 +5154,20 @@
         </w:rPr>
         <w:t xml:space="preserve">The method </w:t>
       </w:r>
+      <w:proofErr w:type="spellStart"/>
       <w:proofErr w:type="gramStart"/>
       <w:r>
         <w:rPr>
           <w:lang w:eastAsia="ar-SA"/>
         </w:rPr>
-        <w:t>getInputHTML(</w:t>
+        <w:t>getInputHTML</w:t>
+      </w:r>
+      <w:proofErr w:type="spellEnd"/>
+      <w:r>
+        <w:rPr>
+          <w:lang w:eastAsia="ar-SA"/>
+        </w:rPr>
+        <w:t>(</w:t>
       </w:r>
       <w:proofErr w:type="gramEnd"/>
       <w:r>
@@ -5064,12 +5176,20 @@
         </w:rPr>
         <w:t xml:space="preserve">) is a static method because when the input page is created there is not instance of the form yet. Conversely, when an tax form is created to output data, the information in the instance of the tax form needs to be copied to the tax form, thus, the </w:t>
       </w:r>
+      <w:proofErr w:type="spellStart"/>
       <w:proofErr w:type="gramStart"/>
       <w:r>
         <w:rPr>
           <w:lang w:eastAsia="ar-SA"/>
         </w:rPr>
-        <w:t>getOutputHTML(</w:t>
+        <w:t>getOutputHTML</w:t>
+      </w:r>
+      <w:proofErr w:type="spellEnd"/>
+      <w:r>
+        <w:rPr>
+          <w:lang w:eastAsia="ar-SA"/>
+        </w:rPr>
+        <w:t>(</w:t>
       </w:r>
       <w:proofErr w:type="gramEnd"/>
       <w:r>
@@ -5160,7 +5280,21 @@
         <w:rPr>
           <w:lang w:eastAsia="ar-SA"/>
         </w:rPr>
-        <w:t>The entire form will be enclosed in an HTML details element. This element will have an ID of the form  form name, the same  unique identifier used above, and the word “details” separated by hyphens (for example, f1040-1-details). The identifier will use only lowercase letters.</w:t>
+        <w:t xml:space="preserve">The entire form will be enclosed in an HTML details element. This element will have an ID of the form  </w:t>
+      </w:r>
+      <w:proofErr w:type="spellStart"/>
+      <w:r>
+        <w:rPr>
+          <w:lang w:eastAsia="ar-SA"/>
+        </w:rPr>
+        <w:t>form</w:t>
+      </w:r>
+      <w:proofErr w:type="spellEnd"/>
+      <w:r>
+        <w:rPr>
+          <w:lang w:eastAsia="ar-SA"/>
+        </w:rPr>
+        <w:t xml:space="preserve"> name, the same  unique identifier used above, and the word “details” separated by hyphens (for example, f1040-1-details). The identifier will use only lowercase letters.</w:t>
       </w:r>
     </w:p>
     <w:p>
@@ -5175,9 +5309,11 @@
       <w:r>
         <w:t xml:space="preserve"> </w:t>
       </w:r>
+      <w:proofErr w:type="spellStart"/>
       <w:r>
         <w:t>getUserInput</w:t>
       </w:r>
+      <w:proofErr w:type="spellEnd"/>
       <w:r>
         <w:t>() Method</w:t>
       </w:r>
@@ -5270,9 +5406,14 @@
       <w:r>
         <w:t xml:space="preserve">Worksheets are associated with an immediate need for calculation, and their calculation may be specific to the form that needs the calculation. For example, there may be multiple schedule C’s and each one needs one needs its own calculation of the self-employment tax and SEHI deduction. Therefore, worksheets should be created by the form that needs the calculation. If you were to access the worksheet via </w:t>
       </w:r>
+      <w:proofErr w:type="spellStart"/>
       <w:proofErr w:type="gramStart"/>
       <w:r>
-        <w:t>Forms.getValue(</w:t>
+        <w:t>Forms.getValue</w:t>
+      </w:r>
+      <w:proofErr w:type="spellEnd"/>
+      <w:r>
+        <w:t>(</w:t>
       </w:r>
       <w:proofErr w:type="gramEnd"/>
       <w:r>
@@ -5305,7 +5446,23 @@
       </w:r>
       <w:proofErr w:type="gramEnd"/>
       <w:r>
-        <w:t xml:space="preserve"> value = Forms.createForm(“Worksheet”).line(“lineno”);</w:t>
+        <w:t xml:space="preserve"> value = </w:t>
+      </w:r>
+      <w:proofErr w:type="spellStart"/>
+      <w:r>
+        <w:t>Forms.createForm</w:t>
+      </w:r>
+      <w:proofErr w:type="spellEnd"/>
+      <w:r>
+        <w:t>(“Worksheet”).line(“</w:t>
+      </w:r>
+      <w:proofErr w:type="spellStart"/>
+      <w:r>
+        <w:t>lineno</w:t>
+      </w:r>
+      <w:proofErr w:type="spellEnd"/>
+      <w:r>
+        <w:t>”);</w:t>
       </w:r>
     </w:p>
     <w:p>
@@ -5326,7 +5483,15 @@
       </w:r>
       <w:proofErr w:type="gramEnd"/>
       <w:r>
-        <w:t xml:space="preserve"> form  = Forms.createForm(“Worksheet”);</w:t>
+        <w:t xml:space="preserve"> form  = </w:t>
+      </w:r>
+      <w:proofErr w:type="spellStart"/>
+      <w:r>
+        <w:t>Forms.createForm</w:t>
+      </w:r>
+      <w:proofErr w:type="spellEnd"/>
+      <w:r>
+        <w:t>(“Worksheet”);</w:t>
       </w:r>
     </w:p>
     <w:p>
@@ -5339,7 +5504,23 @@
       </w:r>
       <w:proofErr w:type="gramEnd"/>
       <w:r>
-        <w:t xml:space="preserve"> value = form.line(“lineno”);</w:t>
+        <w:t xml:space="preserve"> value = </w:t>
+      </w:r>
+      <w:proofErr w:type="spellStart"/>
+      <w:r>
+        <w:t>form.line</w:t>
+      </w:r>
+      <w:proofErr w:type="spellEnd"/>
+      <w:r>
+        <w:t>(“</w:t>
+      </w:r>
+      <w:proofErr w:type="spellStart"/>
+      <w:r>
+        <w:t>lineno</w:t>
+      </w:r>
+      <w:proofErr w:type="spellEnd"/>
+      <w:r>
+        <w:t>”);</w:t>
       </w:r>
     </w:p>
     <w:p>
@@ -5365,17 +5546,27 @@
         <w:rPr>
           <w:rStyle w:val="SourceCodechar"/>
         </w:rPr>
-        <w:t>Library/TaxForms</w:t>
-      </w:r>
+        <w:t>Library/</w:t>
+      </w:r>
+      <w:proofErr w:type="spellStart"/>
+      <w:r>
+        <w:rPr>
+          <w:rStyle w:val="SourceCodechar"/>
+        </w:rPr>
+        <w:t>TaxForms</w:t>
+      </w:r>
+      <w:proofErr w:type="spellEnd"/>
       <w:r>
         <w:t xml:space="preserve">. Instances of the tax form classes are the internal representation of the tax forms. The class </w:t>
       </w:r>
+      <w:proofErr w:type="spellStart"/>
       <w:r>
         <w:rPr>
           <w:rStyle w:val="SourceCodechar"/>
         </w:rPr>
         <w:t>TaxForms</w:t>
       </w:r>
+      <w:proofErr w:type="spellEnd"/>
       <w:r>
         <w:t xml:space="preserve"> (with an “s” at the end) is a separate class that manages the instances of the tax forms that have been created.</w:t>
       </w:r>
@@ -5395,12 +5586,14 @@
       <w:r>
         <w:t xml:space="preserve">The class </w:t>
       </w:r>
+      <w:proofErr w:type="spellStart"/>
       <w:r>
         <w:rPr>
           <w:rStyle w:val="SourceCodechar"/>
         </w:rPr>
         <w:t>TaxFormPages</w:t>
       </w:r>
+      <w:proofErr w:type="spellEnd"/>
       <w:r>
         <w:t xml:space="preserve"> provides utilities for creating, deleting, and managing the tax form web pages. Currently, this class and the tax form web pages are only used by the Tax</w:t>
       </w:r>
@@ -5523,21 +5716,25 @@
       <w:r>
         <w:t xml:space="preserve">The </w:t>
       </w:r>
+      <w:proofErr w:type="spellStart"/>
       <w:r>
         <w:rPr>
           <w:rStyle w:val="SourceCodechar"/>
         </w:rPr>
         <w:t>TaxForm</w:t>
       </w:r>
+      <w:proofErr w:type="spellEnd"/>
       <w:r>
         <w:t xml:space="preserve">, </w:t>
       </w:r>
+      <w:proofErr w:type="spellStart"/>
       <w:r>
         <w:rPr>
           <w:rStyle w:val="SourceCodechar"/>
         </w:rPr>
         <w:t>TaxForms</w:t>
       </w:r>
+      <w:proofErr w:type="spellEnd"/>
       <w:r>
         <w:t xml:space="preserve">, and </w:t>
       </w:r>
@@ -5618,6 +5815,7 @@
       <w:r>
         <w:t xml:space="preserve">, </w:t>
       </w:r>
+      <w:proofErr w:type="spellStart"/>
       <w:proofErr w:type="gramStart"/>
       <w:r>
         <w:rPr>
@@ -5625,6 +5823,7 @@
         </w:rPr>
         <w:t>Str</w:t>
       </w:r>
+      <w:proofErr w:type="spellEnd"/>
       <w:proofErr w:type="gramEnd"/>
       <w:r>
         <w:t xml:space="preserve">, and </w:t>
@@ -5672,12 +5871,14 @@
       <w:r>
         <w:t xml:space="preserve"> and </w:t>
       </w:r>
+      <w:proofErr w:type="spellStart"/>
       <w:r>
         <w:rPr>
           <w:rStyle w:val="SourceCodechar"/>
         </w:rPr>
         <w:t>HTMLBuild</w:t>
       </w:r>
+      <w:proofErr w:type="spellEnd"/>
       <w:r>
         <w:t xml:space="preserve"> modules provide abstractions for working with HTML elements. The </w:t>
       </w:r>
@@ -5690,12 +5891,14 @@
       <w:r>
         <w:t xml:space="preserve"> module provides general utilities for working with HTML elements, while the </w:t>
       </w:r>
+      <w:proofErr w:type="spellStart"/>
       <w:r>
         <w:rPr>
           <w:rStyle w:val="SourceCodechar"/>
         </w:rPr>
         <w:t>HTMLBuild</w:t>
       </w:r>
+      <w:proofErr w:type="spellEnd"/>
       <w:r>
         <w:t xml:space="preserve"> modules provides methods for dynamically creating and adding content to the current web page. The primary abstraction of note is that HTML elements that are used to get information from the taxpayer or show information to the taxpayer are accessed via the “</w:t>
       </w:r>
@@ -5716,12 +5919,14 @@
       <w:r>
         <w:t xml:space="preserve">The </w:t>
       </w:r>
+      <w:proofErr w:type="spellStart"/>
       <w:r>
         <w:rPr>
           <w:rStyle w:val="SourceCodechar"/>
         </w:rPr>
         <w:t>IncludeFile</w:t>
       </w:r>
+      <w:proofErr w:type="spellEnd"/>
       <w:r>
         <w:t xml:space="preserve"> module implements an HTML syntax that allows HTML files to include other HTML files. This is not used much anymore. Most HTML files have been changed to PHP files in order to use the PHP include mechanism instead.</w:t>
       </w:r>
@@ -5742,12 +5947,14 @@
       <w:r>
         <w:t xml:space="preserve"> modules contain the definition of constant values and tables of data that are needed in tax calculations. These values change from year to year; therefore, there is a separate module for every year that is supported. The </w:t>
       </w:r>
+      <w:proofErr w:type="spellStart"/>
       <w:r>
         <w:rPr>
           <w:rStyle w:val="SourceCodechar"/>
         </w:rPr>
         <w:t>TaxTableTmpl</w:t>
       </w:r>
+      <w:proofErr w:type="spellEnd"/>
       <w:r>
         <w:t xml:space="preserve"> class is a separate module that implements the methods for accessing the tax table information. Each of the </w:t>
       </w:r>
@@ -5760,24 +5967,29 @@
       <w:r>
         <w:t xml:space="preserve"> modules is a child class of the </w:t>
       </w:r>
+      <w:proofErr w:type="spellStart"/>
       <w:r>
         <w:rPr>
           <w:rStyle w:val="SourceCodechar"/>
         </w:rPr>
         <w:t>TaxTableTmpl</w:t>
       </w:r>
+      <w:proofErr w:type="spellEnd"/>
       <w:r>
         <w:t xml:space="preserve"> module so these methods provide a common set of access methods for the information in the tax tables, regardless of the tax year. The module </w:t>
       </w:r>
+      <w:proofErr w:type="spellStart"/>
       <w:r>
         <w:rPr>
           <w:rStyle w:val="SourceCodechar"/>
         </w:rPr>
         <w:t>TaxTable</w:t>
       </w:r>
+      <w:proofErr w:type="spellEnd"/>
       <w:r>
         <w:t xml:space="preserve"> provides the static method named </w:t>
       </w:r>
+      <w:proofErr w:type="spellStart"/>
       <w:proofErr w:type="gramStart"/>
       <w:r>
         <w:rPr>
@@ -5785,6 +5997,7 @@
         </w:rPr>
         <w:t>getTaxTable</w:t>
       </w:r>
+      <w:proofErr w:type="spellEnd"/>
       <w:r>
         <w:t>,</w:t>
       </w:r>
@@ -5808,21 +6021,25 @@
       <w:r>
         <w:t xml:space="preserve">The </w:t>
       </w:r>
+      <w:proofErr w:type="spellStart"/>
       <w:r>
         <w:rPr>
           <w:rStyle w:val="SourceCodechar"/>
         </w:rPr>
         <w:t>TaxPayer</w:t>
       </w:r>
+      <w:proofErr w:type="spellEnd"/>
       <w:r>
         <w:t xml:space="preserve"> class saves the attributes of the taxpayer. Currently, only one </w:t>
       </w:r>
+      <w:proofErr w:type="spellStart"/>
       <w:r>
         <w:rPr>
           <w:rStyle w:val="SourceCodechar"/>
         </w:rPr>
         <w:t>TaxPayer</w:t>
       </w:r>
+      <w:proofErr w:type="spellEnd"/>
       <w:r>
         <w:t xml:space="preserve"> object is supported, so I also </w:t>
       </w:r>
@@ -5842,12 +6059,14 @@
       <w:r>
         <w:t xml:space="preserve">The directory </w:t>
       </w:r>
+      <w:proofErr w:type="spellStart"/>
       <w:r>
         <w:rPr>
           <w:rStyle w:val="SourceCodechar"/>
         </w:rPr>
         <w:t>SalesTax</w:t>
       </w:r>
+      <w:proofErr w:type="spellEnd"/>
       <w:r>
         <w:t xml:space="preserve"> is a separate subdirectory of </w:t>
       </w:r>
@@ -5894,12 +6113,14 @@
       <w:r>
         <w:t xml:space="preserve">The directory </w:t>
       </w:r>
+      <w:proofErr w:type="spellStart"/>
       <w:r>
         <w:rPr>
           <w:rStyle w:val="SourceCodechar"/>
         </w:rPr>
         <w:t>TAXTools</w:t>
       </w:r>
+      <w:proofErr w:type="spellEnd"/>
       <w:r>
         <w:t xml:space="preserve"> is a separate subdirectory of </w:t>
       </w:r>
@@ -6342,6 +6563,21 @@
         <w:pStyle w:val="Body-Text-tight"/>
       </w:pPr>
       <w:r>
+        <w:t>Object Key Names</w:t>
+      </w:r>
+      <w:r>
+        <w:tab/>
+      </w:r>
+      <w:r>
+        <w:tab/>
+        <w:t>Snake Case</w:t>
+      </w:r>
+    </w:p>
+    <w:p>
+      <w:pPr>
+        <w:pStyle w:val="Body-Text-tight"/>
+      </w:pPr>
+      <w:r>
         <w:t>Procedure and method names</w:t>
       </w:r>
       <w:r>
@@ -6445,7 +6681,15 @@
         <w:t xml:space="preserve">the following line </w:t>
       </w:r>
       <w:r>
-        <w:t>to your stylesheet.</w:t>
+        <w:t xml:space="preserve">to your </w:t>
+      </w:r>
+      <w:proofErr w:type="spellStart"/>
+      <w:r>
+        <w:t>stylesheet</w:t>
+      </w:r>
+      <w:proofErr w:type="spellEnd"/>
+      <w:r>
+        <w:t>.</w:t>
       </w:r>
       <w:r>
         <w:rPr>
@@ -6457,7 +6701,23 @@
         <w:t>This rule</w:t>
       </w:r>
       <w:r>
-        <w:t xml:space="preserve"> automatically strips extra padding and background colors when the user presses Ctrl+P / Cmd+P to save it as a crisp PDF.</w:t>
+        <w:t xml:space="preserve"> automatically strips extra padding and background colors when the user presses </w:t>
+      </w:r>
+      <w:proofErr w:type="spellStart"/>
+      <w:r>
+        <w:t>Ctrl+P</w:t>
+      </w:r>
+      <w:proofErr w:type="spellEnd"/>
+      <w:r>
+        <w:t xml:space="preserve"> / </w:t>
+      </w:r>
+      <w:proofErr w:type="spellStart"/>
+      <w:r>
+        <w:t>Cmd+P</w:t>
+      </w:r>
+      <w:proofErr w:type="spellEnd"/>
+      <w:r>
+        <w:t xml:space="preserve"> to save it as a crisp PDF.</w:t>
       </w:r>
     </w:p>
     <w:p>
@@ -6554,12 +6814,20 @@
       <w:r>
         <w:t xml:space="preserve">The Forms.js module manages the forms that are in use by the tool. Any form that is created should be created by calling </w:t>
       </w:r>
+      <w:proofErr w:type="spellStart"/>
       <w:proofErr w:type="gramStart"/>
       <w:r>
         <w:rPr>
           <w:rStyle w:val="SourceCodechar"/>
         </w:rPr>
-        <w:t>Forms.createForm(</w:t>
+        <w:t>Forms.createForm</w:t>
+      </w:r>
+      <w:proofErr w:type="spellEnd"/>
+      <w:r>
+        <w:rPr>
+          <w:rStyle w:val="SourceCodechar"/>
+        </w:rPr>
+        <w:t>(</w:t>
       </w:r>
       <w:proofErr w:type="gramEnd"/>
       <w:r>
@@ -6575,7 +6843,21 @@
         <w:rPr>
           <w:rStyle w:val="SourceCodechar"/>
         </w:rPr>
-        <w:t>new FormName()</w:t>
+        <w:t xml:space="preserve">new </w:t>
+      </w:r>
+      <w:proofErr w:type="spellStart"/>
+      <w:r>
+        <w:rPr>
+          <w:rStyle w:val="SourceCodechar"/>
+        </w:rPr>
+        <w:t>FormName</w:t>
+      </w:r>
+      <w:proofErr w:type="spellEnd"/>
+      <w:r>
+        <w:rPr>
+          <w:rStyle w:val="SourceCodechar"/>
+        </w:rPr>
+        <w:t>()</w:t>
       </w:r>
       <w:r>
         <w:t>. This allows the Forms module to keep tract of which forms have been created and providing convenient access to the form information.</w:t>
@@ -6618,11 +6900,8 @@
         <w:pStyle w:val="Body-Text"/>
       </w:pPr>
       <w:r>
-        <w:t xml:space="preserve">A form does not need to be created to be accessed. If the form does not exist, the value returned will be 0. This is sufficient for any form that does not access another form such as the W-2 or 1099-INT. If a form </w:t>
-      </w:r>
-      <w:r>
         <w:lastRenderedPageBreak/>
-        <w:t xml:space="preserve">does exist, its </w:t>
+        <w:t xml:space="preserve">A form does not need to be created to be accessed. If the form does not exist, the value returned will be 0. This is sufficient for any form that does not access another form such as the W-2 or 1099-INT. If a form does exist, its </w:t>
       </w:r>
       <w:proofErr w:type="gramStart"/>
       <w:r>
@@ -6640,19 +6919,55 @@
       <w:r>
         <w:t xml:space="preserve">A form can be accessed by </w:t>
       </w:r>
+      <w:proofErr w:type="spellStart"/>
       <w:proofErr w:type="gramStart"/>
       <w:r>
         <w:rPr>
           <w:rStyle w:val="SourceCodechar"/>
         </w:rPr>
-        <w:t>Forms.getValue(</w:t>
+        <w:t>Forms.getValue</w:t>
+      </w:r>
+      <w:proofErr w:type="spellEnd"/>
+      <w:r>
+        <w:rPr>
+          <w:rStyle w:val="SourceCodechar"/>
+        </w:rPr>
+        <w:t>(</w:t>
       </w:r>
       <w:proofErr w:type="gramEnd"/>
       <w:r>
         <w:rPr>
           <w:rStyle w:val="SourceCodechar"/>
         </w:rPr>
-        <w:t>“formname”, “lineno”)</w:t>
+        <w:t>“</w:t>
+      </w:r>
+      <w:proofErr w:type="spellStart"/>
+      <w:r>
+        <w:rPr>
+          <w:rStyle w:val="SourceCodechar"/>
+        </w:rPr>
+        <w:t>formname</w:t>
+      </w:r>
+      <w:proofErr w:type="spellEnd"/>
+      <w:r>
+        <w:rPr>
+          <w:rStyle w:val="SourceCodechar"/>
+        </w:rPr>
+        <w:t>”, “</w:t>
+      </w:r>
+      <w:proofErr w:type="spellStart"/>
+      <w:r>
+        <w:rPr>
+          <w:rStyle w:val="SourceCodechar"/>
+        </w:rPr>
+        <w:t>lineno</w:t>
+      </w:r>
+      <w:proofErr w:type="spellEnd"/>
+      <w:r>
+        <w:rPr>
+          <w:rStyle w:val="SourceCodechar"/>
+        </w:rPr>
+        <w:t>”)</w:t>
       </w:r>
       <w:r>
         <w:t>. This will create the form if it does not exist, and it will calculate it if it has not been calculated. This is how most forms are accessed, and it automatically creates a dependency chain. If a form needs a value from another form, that form will be created and calculated before the value is returned.</w:t>
@@ -6741,15 +7056,19 @@
       <w:r>
         <w:t xml:space="preserve"> Tools is “</w:t>
       </w:r>
+      <w:proofErr w:type="spellStart"/>
       <w:r>
         <w:t>TAXTools</w:t>
       </w:r>
+      <w:proofErr w:type="spellEnd"/>
       <w:r>
         <w:t>”. Therefore, you will frequently see the name “</w:t>
       </w:r>
+      <w:proofErr w:type="spellStart"/>
       <w:r>
         <w:t>TAXTools</w:t>
       </w:r>
+      <w:proofErr w:type="spellEnd"/>
       <w:r>
         <w:t xml:space="preserve">” used to refer to the Tax </w:t>
       </w:r>
@@ -6767,9 +7086,11 @@
       <w:r>
         <w:t xml:space="preserve">Source code version control for </w:t>
       </w:r>
+      <w:proofErr w:type="spellStart"/>
       <w:r>
         <w:t>TAXTools</w:t>
       </w:r>
+      <w:proofErr w:type="spellEnd"/>
       <w:r>
         <w:t xml:space="preserve"> is implemented using Git and GitHub. Git is a distributed version control system originally developed for the Linux kernel, but </w:t>
       </w:r>
@@ -6884,166 +7205,174 @@
         <w:rPr>
           <w:rStyle w:val="SourceCodechar"/>
         </w:rPr>
+        <w:t>.</w:t>
+      </w:r>
+      <w:proofErr w:type="spellStart"/>
+      <w:r>
+        <w:rPr>
+          <w:rStyle w:val="SourceCodechar"/>
+        </w:rPr>
+        <w:t>git</w:t>
+      </w:r>
+      <w:proofErr w:type="spellEnd"/>
+      <w:r>
+        <w:t xml:space="preserve">” at the top of the source directory. This is where Git </w:t>
+      </w:r>
+      <w:r>
+        <w:t>stores</w:t>
+      </w:r>
+      <w:r>
+        <w:t xml:space="preserve"> all the information it needs to track the changes to the source code.</w:t>
+      </w:r>
+    </w:p>
+    <w:p>
+      <w:pPr>
+        <w:pStyle w:val="Body-Text"/>
+      </w:pPr>
+      <w:r>
+        <w:t>Since Git is a distributed source management system, a</w:t>
+      </w:r>
+      <w:r>
+        <w:t xml:space="preserve"> project can h</w:t>
+      </w:r>
+      <w:r>
+        <w:t>ave any number of repositories. T</w:t>
+      </w:r>
+      <w:r>
+        <w:t>ypically, each developer has a copy</w:t>
+      </w:r>
+      <w:r>
+        <w:t xml:space="preserve"> on their system. In addition</w:t>
+      </w:r>
+      <w:r>
+        <w:t>,</w:t>
+      </w:r>
+      <w:r>
+        <w:t xml:space="preserve"> there may be one repository that is considered the “main” repository where changes are collected and other repositories can be synchronized to keep up with the changes that have been made by others.</w:t>
+      </w:r>
+    </w:p>
+    <w:p>
+      <w:pPr>
+        <w:pStyle w:val="Body-Text"/>
+      </w:pPr>
+      <w:r>
+        <w:t xml:space="preserve">This is the case for </w:t>
+      </w:r>
+      <w:r>
+        <w:t xml:space="preserve">the Tax </w:t>
+      </w:r>
+      <w:r>
+        <w:t>Analysis</w:t>
+      </w:r>
+      <w:r>
+        <w:t xml:space="preserve"> Tools</w:t>
+      </w:r>
+      <w:r>
+        <w:t xml:space="preserve">. The main repository is hosted on GitHub at </w:t>
+      </w:r>
+      <w:r>
+        <w:rPr>
+          <w:rStyle w:val="SourceCodechar"/>
+        </w:rPr>
+        <w:t>github.com/bb3413/</w:t>
+      </w:r>
+      <w:r>
+        <w:rPr>
+          <w:rStyle w:val="SourceCodechar"/>
+        </w:rPr>
+        <w:t>TAXTools</w:t>
+      </w:r>
+      <w:r>
+        <w:rPr>
+          <w:rStyle w:val="SourceCodechar"/>
+        </w:rPr>
         <w:t>.git</w:t>
       </w:r>
       <w:r>
-        <w:t xml:space="preserve">” at the top of the source directory. This is where Git </w:t>
-      </w:r>
-      <w:r>
-        <w:t>stores</w:t>
-      </w:r>
-      <w:r>
-        <w:t xml:space="preserve"> all the information it needs to track the changes to the source code.</w:t>
-      </w:r>
-    </w:p>
-    <w:p>
-      <w:pPr>
-        <w:pStyle w:val="Body-Text"/>
-      </w:pPr>
-      <w:r>
-        <w:t>Since Git is a distributed source management system, a</w:t>
-      </w:r>
-      <w:r>
-        <w:t xml:space="preserve"> project can h</w:t>
-      </w:r>
-      <w:r>
-        <w:t>ave any number of repositories. T</w:t>
-      </w:r>
-      <w:r>
-        <w:t>ypically, each developer has a copy</w:t>
-      </w:r>
-      <w:r>
-        <w:t xml:space="preserve"> on their system. In addition</w:t>
+        <w:t>, and each developer has a local copy of the repository.</w:t>
+      </w:r>
+      <w:r>
+        <w:t xml:space="preserve"> </w:t>
+      </w:r>
+      <w:r>
+        <w:t xml:space="preserve">To work on </w:t>
+      </w:r>
+      <w:r>
+        <w:t xml:space="preserve">the Tax </w:t>
+      </w:r>
+      <w:r>
+        <w:t>Analysis</w:t>
+      </w:r>
+      <w:r>
+        <w:t xml:space="preserve"> Tools</w:t>
+      </w:r>
+      <w:r>
+        <w:t xml:space="preserve">, you start by </w:t>
+      </w:r>
+      <w:r>
+        <w:t xml:space="preserve">cloning </w:t>
+      </w:r>
+      <w:r>
+        <w:t>the</w:t>
+      </w:r>
+      <w:r>
+        <w:t xml:space="preserve"> repository</w:t>
+      </w:r>
+      <w:r>
+        <w:t xml:space="preserve"> on GitHub, which </w:t>
+      </w:r>
+      <w:r>
+        <w:t>create</w:t>
+      </w:r>
+      <w:r>
+        <w:rPr>
+          <w:bCs/>
+        </w:rPr>
+        <w:t>s</w:t>
+      </w:r>
+      <w:r>
+        <w:t xml:space="preserve"> a local copy that you can use to do your work. By keeping this local copy synchronized with the </w:t>
+      </w:r>
+      <w:r>
+        <w:t>main</w:t>
+      </w:r>
+      <w:r>
+        <w:t xml:space="preserve"> repository stored in GitHub, you’re able to get the latest changes</w:t>
+      </w:r>
+      <w:r>
+        <w:t xml:space="preserve"> from the main repository</w:t>
+      </w:r>
+      <w:r>
+        <w:t xml:space="preserve"> and push your updates</w:t>
+      </w:r>
+      <w:r>
+        <w:t xml:space="preserve"> back to the main repository</w:t>
+      </w:r>
+      <w:r>
+        <w:t xml:space="preserve"> so others can </w:t>
+      </w:r>
+      <w:r>
+        <w:t>use</w:t>
+      </w:r>
+      <w:r>
+        <w:t xml:space="preserve"> them.</w:t>
+      </w:r>
+      <w:r>
+        <w:t xml:space="preserve"> To</w:t>
+      </w:r>
+      <w:r>
+        <w:t xml:space="preserve"> </w:t>
+      </w:r>
+      <w:r>
+        <w:t>“clone”</w:t>
+      </w:r>
+      <w:r>
+        <w:t xml:space="preserve"> of the official repository</w:t>
       </w:r>
       <w:r>
         <w:t>,</w:t>
       </w:r>
       <w:r>
-        <w:t xml:space="preserve"> there may be one repository that is considered the “main” repository where changes are collected and other repositories can be synchronized to keep up with the changes that have been made by others.</w:t>
-      </w:r>
-    </w:p>
-    <w:p>
-      <w:pPr>
-        <w:pStyle w:val="Body-Text"/>
-      </w:pPr>
-      <w:r>
-        <w:t xml:space="preserve">This is the case for </w:t>
-      </w:r>
-      <w:r>
-        <w:t xml:space="preserve">the Tax </w:t>
-      </w:r>
-      <w:r>
-        <w:t>Analysis</w:t>
-      </w:r>
-      <w:r>
-        <w:t xml:space="preserve"> Tools</w:t>
-      </w:r>
-      <w:r>
-        <w:t xml:space="preserve">. The main repository is hosted on GitHub at </w:t>
-      </w:r>
-      <w:r>
-        <w:rPr>
-          <w:rStyle w:val="SourceCodechar"/>
-        </w:rPr>
-        <w:t>github.com/bb3413/</w:t>
-      </w:r>
-      <w:r>
-        <w:rPr>
-          <w:rStyle w:val="SourceCodechar"/>
-        </w:rPr>
-        <w:t>TAXTools</w:t>
-      </w:r>
-      <w:r>
-        <w:rPr>
-          <w:rStyle w:val="SourceCodechar"/>
-        </w:rPr>
-        <w:t>.git</w:t>
-      </w:r>
-      <w:r>
-        <w:t>, and each developer has a local copy of the repository.</w:t>
-      </w:r>
-      <w:r>
-        <w:t xml:space="preserve"> </w:t>
-      </w:r>
-      <w:r>
-        <w:t xml:space="preserve">To work on </w:t>
-      </w:r>
-      <w:r>
-        <w:t xml:space="preserve">the Tax </w:t>
-      </w:r>
-      <w:r>
-        <w:t>Analysis</w:t>
-      </w:r>
-      <w:r>
-        <w:t xml:space="preserve"> Tools</w:t>
-      </w:r>
-      <w:r>
-        <w:t xml:space="preserve">, you start by </w:t>
-      </w:r>
-      <w:r>
-        <w:t xml:space="preserve">cloning </w:t>
-      </w:r>
-      <w:r>
-        <w:t>the</w:t>
-      </w:r>
-      <w:r>
-        <w:t xml:space="preserve"> repository</w:t>
-      </w:r>
-      <w:r>
-        <w:t xml:space="preserve"> on GitHub, which </w:t>
-      </w:r>
-      <w:r>
-        <w:t>create</w:t>
-      </w:r>
-      <w:r>
-        <w:rPr>
-          <w:bCs/>
-        </w:rPr>
-        <w:t>s</w:t>
-      </w:r>
-      <w:r>
-        <w:t xml:space="preserve"> a local copy that you can use to do your work. By keeping this local copy synchronized with the </w:t>
-      </w:r>
-      <w:r>
-        <w:t>main</w:t>
-      </w:r>
-      <w:r>
-        <w:t xml:space="preserve"> repository stored in GitHub, you’re able to get the latest changes</w:t>
-      </w:r>
-      <w:r>
-        <w:t xml:space="preserve"> from the main repository</w:t>
-      </w:r>
-      <w:r>
-        <w:t xml:space="preserve"> and push your updates</w:t>
-      </w:r>
-      <w:r>
-        <w:t xml:space="preserve"> back to the main repository</w:t>
-      </w:r>
-      <w:r>
-        <w:t xml:space="preserve"> so others can </w:t>
-      </w:r>
-      <w:r>
-        <w:t>use</w:t>
-      </w:r>
-      <w:r>
-        <w:t xml:space="preserve"> them.</w:t>
-      </w:r>
-      <w:r>
-        <w:t xml:space="preserve"> To</w:t>
-      </w:r>
-      <w:r>
-        <w:t xml:space="preserve"> </w:t>
-      </w:r>
-      <w:r>
-        <w:t>“clone”</w:t>
-      </w:r>
-      <w:r>
-        <w:t xml:space="preserve"> of the official repository</w:t>
-      </w:r>
-      <w:r>
-        <w:t>,</w:t>
-      </w:r>
-      <w:r>
         <w:t xml:space="preserve"> us</w:t>
       </w:r>
       <w:r>
@@ -7066,10 +7395,12 @@
       <w:r>
         <w:t xml:space="preserve">$ </w:t>
       </w:r>
+      <w:proofErr w:type="spellStart"/>
       <w:proofErr w:type="gramStart"/>
       <w:r>
         <w:t>git</w:t>
       </w:r>
+      <w:proofErr w:type="spellEnd"/>
       <w:proofErr w:type="gramEnd"/>
       <w:r>
         <w:t xml:space="preserve"> clone </w:t>
@@ -7248,12 +7579,14 @@
       <w:r>
         <w:t xml:space="preserve">If you use this URL to write to the repository (for example, </w:t>
       </w:r>
+      <w:proofErr w:type="spellStart"/>
       <w:r>
         <w:rPr>
           <w:rStyle w:val="SourceCodechar"/>
         </w:rPr>
         <w:t>git</w:t>
       </w:r>
+      <w:proofErr w:type="spellEnd"/>
       <w:r>
         <w:t xml:space="preserve"> </w:t>
       </w:r>
@@ -7328,12 +7661,14 @@
       <w:r>
         <w:t xml:space="preserve">Execute the </w:t>
       </w:r>
+      <w:proofErr w:type="spellStart"/>
       <w:r>
         <w:rPr>
           <w:rStyle w:val="SourceCodechar"/>
         </w:rPr>
         <w:t>ssh-keygen</w:t>
       </w:r>
+      <w:proofErr w:type="spellEnd"/>
       <w:r>
         <w:t xml:space="preserve"> command and press enter to accept the default for all the questions. This will create a public (</w:t>
       </w:r>
@@ -7359,8 +7694,16 @@
         <w:rPr>
           <w:rStyle w:val="SourceCodechar"/>
         </w:rPr>
-        <w:t>$HOME/.ssh</w:t>
-      </w:r>
+        <w:t>$HOME/.</w:t>
+      </w:r>
+      <w:proofErr w:type="spellStart"/>
+      <w:r>
+        <w:rPr>
+          <w:rStyle w:val="SourceCodechar"/>
+        </w:rPr>
+        <w:t>ssh</w:t>
+      </w:r>
+      <w:proofErr w:type="spellEnd"/>
       <w:r>
         <w:t>.</w:t>
       </w:r>
@@ -7376,10 +7719,12 @@
       <w:r>
         <w:t xml:space="preserve">$ </w:t>
       </w:r>
+      <w:proofErr w:type="spellStart"/>
       <w:proofErr w:type="gramStart"/>
       <w:r>
         <w:t>ssh-keygen</w:t>
       </w:r>
+      <w:proofErr w:type="spellEnd"/>
       <w:proofErr w:type="gramEnd"/>
       <w:r>
         <w:t xml:space="preserve"> -t ed25519 –C “</w:t>
@@ -7408,7 +7753,15 @@
       </w:r>
       <w:proofErr w:type="gramEnd"/>
       <w:r>
-        <w:t xml:space="preserve"> $HOME/.ssh/id_</w:t>
+        <w:t xml:space="preserve"> $HOME/.</w:t>
+      </w:r>
+      <w:proofErr w:type="spellStart"/>
+      <w:r>
+        <w:t>ssh</w:t>
+      </w:r>
+      <w:proofErr w:type="spellEnd"/>
+      <w:r>
+        <w:t>/id_</w:t>
       </w:r>
       <w:r>
         <w:t xml:space="preserve"> </w:t>
@@ -8011,11 +8364,19 @@
       <w:r>
         <w:t xml:space="preserve">en using the command line (e.g., </w:t>
       </w:r>
+      <w:proofErr w:type="spellStart"/>
       <w:r>
         <w:rPr>
           <w:rStyle w:val="SourceCodechar"/>
         </w:rPr>
-        <w:t>git push</w:t>
+        <w:t>git</w:t>
+      </w:r>
+      <w:proofErr w:type="spellEnd"/>
+      <w:r>
+        <w:rPr>
+          <w:rStyle w:val="SourceCodechar"/>
+        </w:rPr>
+        <w:t xml:space="preserve"> push</w:t>
       </w:r>
       <w:r>
         <w:t xml:space="preserve"> command)</w:t>
@@ -8245,9 +8606,11 @@
       <w:r>
         <w:tab/>
       </w:r>
+      <w:proofErr w:type="spellStart"/>
       <w:r>
         <w:t>TAXTools</w:t>
       </w:r>
+      <w:proofErr w:type="spellEnd"/>
     </w:p>
     <w:p>
       <w:pPr>
@@ -8312,7 +8675,15 @@
         <w:spacing w:after="0"/>
       </w:pPr>
       <w:r>
-        <w:t>Add .gitignore:</w:t>
+        <w:t>Add .</w:t>
+      </w:r>
+      <w:proofErr w:type="spellStart"/>
+      <w:r>
+        <w:t>gitignore</w:t>
+      </w:r>
+      <w:proofErr w:type="spellEnd"/>
+      <w:r>
+        <w:t>:</w:t>
       </w:r>
       <w:r>
         <w:tab/>
@@ -8321,8 +8692,13 @@
         <w:tab/>
       </w:r>
       <w:r>
-        <w:t>No .gitignore</w:t>
-      </w:r>
+        <w:t>No .</w:t>
+      </w:r>
+      <w:proofErr w:type="spellStart"/>
+      <w:r>
+        <w:t>gitignore</w:t>
+      </w:r>
+      <w:proofErr w:type="spellEnd"/>
     </w:p>
     <w:p>
       <w:pPr>
@@ -8390,12 +8766,14 @@
       <w:r>
         <w:t>he </w:t>
       </w:r>
+      <w:proofErr w:type="spellStart"/>
       <w:r>
         <w:rPr>
           <w:rStyle w:val="SourceCodechar"/>
         </w:rPr>
         <w:t>git</w:t>
       </w:r>
+      <w:proofErr w:type="spellEnd"/>
       <w:r>
         <w:t xml:space="preserve"> </w:t>
       </w:r>
@@ -8454,8 +8832,16 @@
         <w:rPr>
           <w:rStyle w:val="SourceCodechar"/>
         </w:rPr>
-        <w:t>.git</w:t>
-      </w:r>
+        <w:t>.</w:t>
+      </w:r>
+      <w:proofErr w:type="spellStart"/>
+      <w:r>
+        <w:rPr>
+          <w:rStyle w:val="SourceCodechar"/>
+        </w:rPr>
+        <w:t>git</w:t>
+      </w:r>
+      <w:proofErr w:type="spellEnd"/>
       <w:r>
         <w:t xml:space="preserve">. This is </w:t>
       </w:r>
@@ -8470,14 +8856,17 @@
       <w:r>
         <w:t xml:space="preserve">$ </w:t>
       </w:r>
+      <w:proofErr w:type="spellStart"/>
       <w:proofErr w:type="gramStart"/>
       <w:r>
         <w:t>cd</w:t>
       </w:r>
+      <w:proofErr w:type="spellEnd"/>
       <w:proofErr w:type="gramEnd"/>
       <w:r>
         <w:t xml:space="preserve"> </w:t>
       </w:r>
+      <w:proofErr w:type="spellStart"/>
       <w:r>
         <w:rPr>
           <w:rStyle w:val="SourceCodenon-literal"/>
@@ -8490,6 +8879,7 @@
         </w:rPr>
         <w:t>Directory</w:t>
       </w:r>
+      <w:proofErr w:type="spellEnd"/>
     </w:p>
     <w:p>
       <w:pPr>
@@ -8498,10 +8888,12 @@
       <w:r>
         <w:t xml:space="preserve">$ </w:t>
       </w:r>
+      <w:proofErr w:type="spellStart"/>
       <w:proofErr w:type="gramStart"/>
       <w:r>
         <w:t>git</w:t>
       </w:r>
+      <w:proofErr w:type="spellEnd"/>
       <w:proofErr w:type="gramEnd"/>
       <w:r>
         <w:t xml:space="preserve"> init</w:t>
@@ -8529,8 +8921,16 @@
         <w:rPr>
           <w:rStyle w:val="SourceCodechar"/>
         </w:rPr>
-        <w:t>.gitignore</w:t>
-      </w:r>
+        <w:t>.</w:t>
+      </w:r>
+      <w:proofErr w:type="spellStart"/>
+      <w:r>
+        <w:rPr>
+          <w:rStyle w:val="SourceCodechar"/>
+        </w:rPr>
+        <w:t>gitignore</w:t>
+      </w:r>
+      <w:proofErr w:type="spellEnd"/>
       <w:r>
         <w:rPr>
           <w:lang w:eastAsia="ar-SA"/>
@@ -8557,8 +8957,13 @@
       </w:r>
       <w:proofErr w:type="gramEnd"/>
       <w:r>
-        <w:t xml:space="preserve"> &lt;&lt;-EOF &gt;&gt;.gitignore</w:t>
-      </w:r>
+        <w:t xml:space="preserve"> &lt;&lt;-EOF &gt;&gt;.</w:t>
+      </w:r>
+      <w:proofErr w:type="spellStart"/>
+      <w:r>
+        <w:t>gitignore</w:t>
+      </w:r>
+      <w:proofErr w:type="spellEnd"/>
     </w:p>
     <w:p>
       <w:pPr>
@@ -8568,8 +8973,13 @@
       <w:r>
         <w:t xml:space="preserve"># </w:t>
       </w:r>
-      <w:r>
-        <w:t>DreamWeaver status files</w:t>
+      <w:proofErr w:type="spellStart"/>
+      <w:r>
+        <w:t>DreamWeaver</w:t>
+      </w:r>
+      <w:proofErr w:type="spellEnd"/>
+      <w:r>
+        <w:t xml:space="preserve"> status files</w:t>
       </w:r>
     </w:p>
     <w:p>
@@ -8634,8 +9044,13 @@
         <w:pStyle w:val="SourceCode"/>
         <w:ind w:left="2160"/>
       </w:pPr>
-      <w:r>
-        <w:t>nodes_modules/</w:t>
+      <w:proofErr w:type="spellStart"/>
+      <w:r>
+        <w:t>nodes_modules</w:t>
+      </w:r>
+      <w:proofErr w:type="spellEnd"/>
+      <w:r>
+        <w:t>/</w:t>
       </w:r>
     </w:p>
     <w:p>
@@ -8658,9 +9073,11 @@
         <w:pStyle w:val="SourceCode"/>
         <w:ind w:left="2160"/>
       </w:pPr>
+      <w:proofErr w:type="spellStart"/>
       <w:r>
         <w:t>package.json</w:t>
       </w:r>
+      <w:proofErr w:type="spellEnd"/>
     </w:p>
     <w:p>
       <w:pPr>
@@ -8669,8 +9086,13 @@
       </w:pPr>
       <w:proofErr w:type="gramStart"/>
       <w:r>
-        <w:t>package-lock.json</w:t>
-      </w:r>
+        <w:t>package-</w:t>
+      </w:r>
+      <w:proofErr w:type="spellStart"/>
+      <w:r>
+        <w:t>lock.json</w:t>
+      </w:r>
+      <w:proofErr w:type="spellEnd"/>
       <w:proofErr w:type="gramEnd"/>
     </w:p>
     <w:p>
@@ -8685,7 +9107,15 @@
         <w:ind w:left="2160"/>
       </w:pPr>
       <w:r>
-        <w:t># ESLint configuration file</w:t>
+        <w:t xml:space="preserve"># </w:t>
+      </w:r>
+      <w:proofErr w:type="spellStart"/>
+      <w:r>
+        <w:t>ESLint</w:t>
+      </w:r>
+      <w:proofErr w:type="spellEnd"/>
+      <w:r>
+        <w:t xml:space="preserve"> configuration file</w:t>
       </w:r>
     </w:p>
     <w:p>
@@ -8693,9 +9123,11 @@
         <w:pStyle w:val="SourceCode"/>
         <w:ind w:left="2160"/>
       </w:pPr>
+      <w:proofErr w:type="spellStart"/>
       <w:r>
         <w:t>eslint.config.mjs</w:t>
       </w:r>
+      <w:proofErr w:type="spellEnd"/>
     </w:p>
     <w:p>
       <w:pPr>
@@ -8727,12 +9159,14 @@
       <w:r>
         <w:t xml:space="preserve">files to the repository. The </w:t>
       </w:r>
+      <w:proofErr w:type="spellStart"/>
       <w:r>
         <w:rPr>
           <w:rStyle w:val="SourceCodechar"/>
         </w:rPr>
         <w:t>git</w:t>
       </w:r>
+      <w:proofErr w:type="spellEnd"/>
       <w:r>
         <w:t xml:space="preserve"> </w:t>
       </w:r>
@@ -8795,10 +9229,12 @@
       <w:r>
         <w:t xml:space="preserve">$ </w:t>
       </w:r>
+      <w:proofErr w:type="spellStart"/>
       <w:proofErr w:type="gramStart"/>
       <w:r>
         <w:t>git</w:t>
       </w:r>
+      <w:proofErr w:type="spellEnd"/>
       <w:proofErr w:type="gramEnd"/>
       <w:r>
         <w:t xml:space="preserve"> add .</w:t>
@@ -8811,10 +9247,12 @@
       <w:r>
         <w:t xml:space="preserve">$ </w:t>
       </w:r>
+      <w:proofErr w:type="spellStart"/>
       <w:proofErr w:type="gramStart"/>
       <w:r>
         <w:t>git</w:t>
       </w:r>
+      <w:proofErr w:type="spellEnd"/>
       <w:proofErr w:type="gramEnd"/>
       <w:r>
         <w:t xml:space="preserve"> commit –m “Initial commit.”</w:t>
@@ -8848,6 +9286,7 @@
         </w:rPr>
         <w:t xml:space="preserve">$ </w:t>
       </w:r>
+      <w:proofErr w:type="spellStart"/>
       <w:proofErr w:type="gramStart"/>
       <w:r>
         <w:rPr>
@@ -8856,6 +9295,7 @@
         </w:rPr>
         <w:t>git</w:t>
       </w:r>
+      <w:proofErr w:type="spellEnd"/>
       <w:proofErr w:type="gramEnd"/>
       <w:r>
         <w:rPr>
@@ -8904,14 +9344,17 @@
       <w:r>
         <w:t xml:space="preserve">$ </w:t>
       </w:r>
+      <w:proofErr w:type="spellStart"/>
       <w:proofErr w:type="gramStart"/>
       <w:r>
         <w:t>git</w:t>
       </w:r>
+      <w:proofErr w:type="spellEnd"/>
       <w:proofErr w:type="gramEnd"/>
       <w:r>
         <w:t xml:space="preserve"> tag </w:t>
       </w:r>
+      <w:proofErr w:type="spellStart"/>
       <w:r>
         <w:rPr>
           <w:rStyle w:val="SourceCodenon-literal"/>
@@ -8936,6 +9379,7 @@
         </w:rPr>
         <w:t>umber</w:t>
       </w:r>
+      <w:proofErr w:type="spellEnd"/>
       <w:r>
         <w:tab/>
         <w:t xml:space="preserve"># e.g., </w:t>
@@ -8987,12 +9431,14 @@
       <w:r>
         <w:t xml:space="preserve">The </w:t>
       </w:r>
+      <w:proofErr w:type="spellStart"/>
       <w:r>
         <w:rPr>
           <w:rStyle w:val="SourceCodechar"/>
         </w:rPr>
         <w:t>git</w:t>
       </w:r>
+      <w:proofErr w:type="spellEnd"/>
       <w:r>
         <w:t xml:space="preserve"> </w:t>
       </w:r>
@@ -9022,10 +9468,12 @@
       <w:r>
         <w:t xml:space="preserve">$ </w:t>
       </w:r>
+      <w:proofErr w:type="spellStart"/>
       <w:proofErr w:type="gramStart"/>
       <w:r>
         <w:t>git</w:t>
       </w:r>
+      <w:proofErr w:type="spellEnd"/>
       <w:proofErr w:type="gramEnd"/>
       <w:r>
         <w:t xml:space="preserve"> </w:t>
@@ -9050,19 +9498,29 @@
       <w:r>
         <w:t xml:space="preserve">$ </w:t>
       </w:r>
+      <w:proofErr w:type="spellStart"/>
       <w:proofErr w:type="gramStart"/>
       <w:r>
         <w:t>git</w:t>
       </w:r>
+      <w:proofErr w:type="spellEnd"/>
       <w:proofErr w:type="gramEnd"/>
       <w:r>
         <w:t xml:space="preserve"> </w:t>
       </w:r>
       <w:r>
-        <w:t>remote add origin</w:t>
-      </w:r>
-      <w:r>
-        <w:t xml:space="preserve">SSH </w:t>
+        <w:t xml:space="preserve">remote add </w:t>
+      </w:r>
+      <w:proofErr w:type="spellStart"/>
+      <w:r>
+        <w:t>origin</w:t>
+      </w:r>
+      <w:r>
+        <w:t>SSH</w:t>
+      </w:r>
+      <w:proofErr w:type="spellEnd"/>
+      <w:r>
+        <w:t xml:space="preserve"> </w:t>
       </w:r>
       <w:r>
         <w:t>git@github.com:bb3413/</w:t>
@@ -9081,20 +9539,27 @@
       <w:r>
         <w:t xml:space="preserve">$ </w:t>
       </w:r>
+      <w:proofErr w:type="spellStart"/>
       <w:proofErr w:type="gramStart"/>
       <w:r>
         <w:t>git</w:t>
       </w:r>
+      <w:proofErr w:type="spellEnd"/>
       <w:proofErr w:type="gramEnd"/>
       <w:r>
         <w:t xml:space="preserve"> </w:t>
       </w:r>
       <w:r>
-        <w:t>remote add origin</w:t>
+        <w:t xml:space="preserve">remote add </w:t>
+      </w:r>
+      <w:proofErr w:type="spellStart"/>
+      <w:r>
+        <w:t>origin</w:t>
       </w:r>
       <w:r>
         <w:t>HTML</w:t>
       </w:r>
+      <w:proofErr w:type="spellEnd"/>
       <w:r>
         <w:t xml:space="preserve"> </w:t>
       </w:r>
@@ -9211,12 +9676,14 @@
       <w:r>
         <w:t> </w:t>
       </w:r>
+      <w:proofErr w:type="spellStart"/>
       <w:r>
         <w:rPr>
           <w:rStyle w:val="SourceCodechar"/>
         </w:rPr>
         <w:t>git</w:t>
       </w:r>
+      <w:proofErr w:type="spellEnd"/>
       <w:r>
         <w:t xml:space="preserve"> </w:t>
       </w:r>
@@ -9229,12 +9696,14 @@
       <w:r>
         <w:t> and </w:t>
       </w:r>
+      <w:proofErr w:type="spellStart"/>
       <w:r>
         <w:rPr>
           <w:rStyle w:val="SourceCodechar"/>
         </w:rPr>
         <w:t>git</w:t>
       </w:r>
+      <w:proofErr w:type="spellEnd"/>
       <w:r>
         <w:t xml:space="preserve"> </w:t>
       </w:r>
@@ -9264,10 +9733,12 @@
       <w:r>
         <w:t xml:space="preserve">$ </w:t>
       </w:r>
+      <w:proofErr w:type="spellStart"/>
       <w:proofErr w:type="gramStart"/>
       <w:r>
         <w:t>git</w:t>
       </w:r>
+      <w:proofErr w:type="spellEnd"/>
       <w:proofErr w:type="gramEnd"/>
       <w:r>
         <w:t xml:space="preserve"> push –u origin main</w:t>
@@ -9280,10 +9751,12 @@
       <w:r>
         <w:t xml:space="preserve">$ </w:t>
       </w:r>
+      <w:proofErr w:type="spellStart"/>
       <w:proofErr w:type="gramStart"/>
       <w:r>
         <w:t>git</w:t>
       </w:r>
+      <w:proofErr w:type="spellEnd"/>
       <w:proofErr w:type="gramEnd"/>
       <w:r>
         <w:t xml:space="preserve"> push origin</w:t>
@@ -9321,10 +9794,12 @@
       <w:r>
         <w:t xml:space="preserve">$ </w:t>
       </w:r>
+      <w:proofErr w:type="spellStart"/>
       <w:proofErr w:type="gramStart"/>
       <w:r>
         <w:t>git</w:t>
       </w:r>
+      <w:proofErr w:type="spellEnd"/>
       <w:proofErr w:type="gramEnd"/>
       <w:r>
         <w:t xml:space="preserve"> branch develop</w:t>
@@ -9337,10 +9812,12 @@
       <w:r>
         <w:t xml:space="preserve">$ </w:t>
       </w:r>
+      <w:proofErr w:type="spellStart"/>
       <w:proofErr w:type="gramStart"/>
       <w:r>
         <w:t>git</w:t>
       </w:r>
+      <w:proofErr w:type="spellEnd"/>
       <w:proofErr w:type="gramEnd"/>
       <w:r>
         <w:t xml:space="preserve"> switch develop</w:t>
@@ -9378,10 +9855,12 @@
       <w:r>
         <w:t xml:space="preserve">$ </w:t>
       </w:r>
+      <w:proofErr w:type="spellStart"/>
       <w:proofErr w:type="gramStart"/>
       <w:r>
         <w:t>git</w:t>
       </w:r>
+      <w:proofErr w:type="spellEnd"/>
       <w:proofErr w:type="gramEnd"/>
       <w:r>
         <w:t xml:space="preserve"> add .</w:t>
@@ -9394,10 +9873,12 @@
       <w:r>
         <w:t xml:space="preserve">$ </w:t>
       </w:r>
+      <w:proofErr w:type="spellStart"/>
       <w:proofErr w:type="gramStart"/>
       <w:r>
         <w:t>git</w:t>
       </w:r>
+      <w:proofErr w:type="spellEnd"/>
       <w:proofErr w:type="gramEnd"/>
       <w:r>
         <w:t xml:space="preserve"> commit –m “Create new development version.”</w:t>
@@ -9417,7 +9898,15 @@
         </w:numPr>
       </w:pPr>
       <w:r>
-        <w:t>Push the development branch to GitGub.</w:t>
+        <w:t xml:space="preserve">Push the development branch to </w:t>
+      </w:r>
+      <w:proofErr w:type="spellStart"/>
+      <w:r>
+        <w:t>GitGub</w:t>
+      </w:r>
+      <w:proofErr w:type="spellEnd"/>
+      <w:r>
+        <w:t>.</w:t>
       </w:r>
       <w:r>
         <w:t xml:space="preserve"> T</w:t>
@@ -9490,10 +9979,12 @@
       <w:r>
         <w:t xml:space="preserve">$ </w:t>
       </w:r>
+      <w:proofErr w:type="spellStart"/>
       <w:proofErr w:type="gramStart"/>
       <w:r>
         <w:t>git</w:t>
       </w:r>
+      <w:proofErr w:type="spellEnd"/>
       <w:proofErr w:type="gramEnd"/>
       <w:r>
         <w:t xml:space="preserve"> push –u origin develop</w:t>
@@ -9614,21 +10105,25 @@
       <w:r>
         <w:t>The </w:t>
       </w:r>
+      <w:proofErr w:type="spellStart"/>
       <w:r>
         <w:rPr>
           <w:rStyle w:val="SourceCodechar"/>
         </w:rPr>
         <w:t>git</w:t>
       </w:r>
+      <w:proofErr w:type="spellEnd"/>
       <w:r>
         <w:t xml:space="preserve"> </w:t>
       </w:r>
+      <w:proofErr w:type="spellStart"/>
       <w:r>
         <w:rPr>
           <w:rStyle w:val="SourceCodechar"/>
         </w:rPr>
         <w:t>config</w:t>
       </w:r>
+      <w:proofErr w:type="spellEnd"/>
       <w:r>
         <w:t> command allows you to set Git configuration values</w:t>
       </w:r>
@@ -9720,8 +10215,16 @@
         <w:rPr>
           <w:rStyle w:val="SourceCodechar"/>
         </w:rPr>
-        <w:t>HOME/.gitconfig</w:t>
-      </w:r>
+        <w:t>HOME/.</w:t>
+      </w:r>
+      <w:proofErr w:type="spellStart"/>
+      <w:r>
+        <w:rPr>
+          <w:rStyle w:val="SourceCodechar"/>
+        </w:rPr>
+        <w:t>gitconfig</w:t>
+      </w:r>
+      <w:proofErr w:type="spellEnd"/>
       <w:r>
         <w:rPr>
           <w:lang w:eastAsia="ar-SA"/>
@@ -9751,14 +10254,30 @@
         <w:rPr>
           <w:rStyle w:val="SourceCodechar"/>
         </w:rPr>
-        <w:t>.git/</w:t>
-      </w:r>
+        <w:t>.</w:t>
+      </w:r>
+      <w:proofErr w:type="spellStart"/>
       <w:r>
         <w:rPr>
           <w:rStyle w:val="SourceCodechar"/>
         </w:rPr>
+        <w:t>git</w:t>
+      </w:r>
+      <w:proofErr w:type="spellEnd"/>
+      <w:r>
+        <w:rPr>
+          <w:rStyle w:val="SourceCodechar"/>
+        </w:rPr>
+        <w:t>/</w:t>
+      </w:r>
+      <w:proofErr w:type="spellStart"/>
+      <w:r>
+        <w:rPr>
+          <w:rStyle w:val="SourceCodechar"/>
+        </w:rPr>
         <w:t>config</w:t>
       </w:r>
+      <w:proofErr w:type="spellEnd"/>
       <w:r>
         <w:rPr>
           <w:lang w:eastAsia="ar-SA"/>
@@ -9795,6 +10314,7 @@
         </w:rPr>
         <w:t xml:space="preserve">$ </w:t>
       </w:r>
+      <w:proofErr w:type="spellStart"/>
       <w:proofErr w:type="gramStart"/>
       <w:r>
         <w:rPr>
@@ -9802,12 +10322,27 @@
         </w:rPr>
         <w:t>git</w:t>
       </w:r>
+      <w:proofErr w:type="spellEnd"/>
       <w:proofErr w:type="gramEnd"/>
       <w:r>
         <w:rPr>
           <w:lang w:eastAsia="ar-SA"/>
         </w:rPr>
-        <w:t xml:space="preserve"> config –-global user.name “</w:t>
+        <w:t xml:space="preserve"> </w:t>
+      </w:r>
+      <w:proofErr w:type="spellStart"/>
+      <w:r>
+        <w:rPr>
+          <w:lang w:eastAsia="ar-SA"/>
+        </w:rPr>
+        <w:t>config</w:t>
+      </w:r>
+      <w:proofErr w:type="spellEnd"/>
+      <w:r>
+        <w:rPr>
+          <w:lang w:eastAsia="ar-SA"/>
+        </w:rPr>
+        <w:t xml:space="preserve"> –-global user.name “</w:t>
       </w:r>
       <w:r>
         <w:rPr>
@@ -9841,6 +10376,7 @@
         </w:rPr>
         <w:t xml:space="preserve">$ </w:t>
       </w:r>
+      <w:proofErr w:type="spellStart"/>
       <w:proofErr w:type="gramStart"/>
       <w:r>
         <w:rPr>
@@ -9848,12 +10384,41 @@
         </w:rPr>
         <w:t>git</w:t>
       </w:r>
+      <w:proofErr w:type="spellEnd"/>
       <w:proofErr w:type="gramEnd"/>
       <w:r>
         <w:rPr>
           <w:lang w:eastAsia="ar-SA"/>
         </w:rPr>
-        <w:t xml:space="preserve"> config –-global user.email “</w:t>
+        <w:t xml:space="preserve"> </w:t>
+      </w:r>
+      <w:proofErr w:type="spellStart"/>
+      <w:r>
+        <w:rPr>
+          <w:lang w:eastAsia="ar-SA"/>
+        </w:rPr>
+        <w:t>config</w:t>
+      </w:r>
+      <w:proofErr w:type="spellEnd"/>
+      <w:r>
+        <w:rPr>
+          <w:lang w:eastAsia="ar-SA"/>
+        </w:rPr>
+        <w:t xml:space="preserve"> –-global </w:t>
+      </w:r>
+      <w:proofErr w:type="spellStart"/>
+      <w:r>
+        <w:rPr>
+          <w:lang w:eastAsia="ar-SA"/>
+        </w:rPr>
+        <w:t>user.email</w:t>
+      </w:r>
+      <w:proofErr w:type="spellEnd"/>
+      <w:r>
+        <w:rPr>
+          <w:lang w:eastAsia="ar-SA"/>
+        </w:rPr>
+        <w:t xml:space="preserve"> “</w:t>
       </w:r>
       <w:r>
         <w:rPr>
@@ -9929,6 +10494,7 @@
         </w:rPr>
         <w:t xml:space="preserve">$ </w:t>
       </w:r>
+      <w:proofErr w:type="spellStart"/>
       <w:proofErr w:type="gramStart"/>
       <w:r>
         <w:rPr>
@@ -9936,12 +10502,41 @@
         </w:rPr>
         <w:t>git</w:t>
       </w:r>
+      <w:proofErr w:type="spellEnd"/>
       <w:proofErr w:type="gramEnd"/>
       <w:r>
         <w:rPr>
           <w:lang w:eastAsia="ar-SA"/>
         </w:rPr>
-        <w:t xml:space="preserve"> config --global init.defaultBranch </w:t>
+        <w:t xml:space="preserve"> </w:t>
+      </w:r>
+      <w:proofErr w:type="spellStart"/>
+      <w:r>
+        <w:rPr>
+          <w:lang w:eastAsia="ar-SA"/>
+        </w:rPr>
+        <w:t>config</w:t>
+      </w:r>
+      <w:proofErr w:type="spellEnd"/>
+      <w:r>
+        <w:rPr>
+          <w:lang w:eastAsia="ar-SA"/>
+        </w:rPr>
+        <w:t xml:space="preserve"> --global </w:t>
+      </w:r>
+      <w:proofErr w:type="spellStart"/>
+      <w:r>
+        <w:rPr>
+          <w:lang w:eastAsia="ar-SA"/>
+        </w:rPr>
+        <w:t>init.defaultBranch</w:t>
+      </w:r>
+      <w:proofErr w:type="spellEnd"/>
+      <w:r>
+        <w:rPr>
+          <w:lang w:eastAsia="ar-SA"/>
+        </w:rPr>
+        <w:t xml:space="preserve"> </w:t>
       </w:r>
       <w:r>
         <w:rPr>
@@ -10027,6 +10622,7 @@
         </w:rPr>
         <w:t xml:space="preserve">$ </w:t>
       </w:r>
+      <w:proofErr w:type="spellStart"/>
       <w:proofErr w:type="gramStart"/>
       <w:r>
         <w:rPr>
@@ -10034,12 +10630,41 @@
         </w:rPr>
         <w:t>git</w:t>
       </w:r>
+      <w:proofErr w:type="spellEnd"/>
       <w:proofErr w:type="gramEnd"/>
       <w:r>
         <w:rPr>
           <w:lang w:eastAsia="ar-SA"/>
         </w:rPr>
-        <w:t xml:space="preserve"> config --global --add safe.directory </w:t>
+        <w:t xml:space="preserve"> </w:t>
+      </w:r>
+      <w:proofErr w:type="spellStart"/>
+      <w:r>
+        <w:rPr>
+          <w:lang w:eastAsia="ar-SA"/>
+        </w:rPr>
+        <w:t>config</w:t>
+      </w:r>
+      <w:proofErr w:type="spellEnd"/>
+      <w:r>
+        <w:rPr>
+          <w:lang w:eastAsia="ar-SA"/>
+        </w:rPr>
+        <w:t xml:space="preserve"> --global --add </w:t>
+      </w:r>
+      <w:proofErr w:type="spellStart"/>
+      <w:r>
+        <w:rPr>
+          <w:lang w:eastAsia="ar-SA"/>
+        </w:rPr>
+        <w:t>safe.directory</w:t>
+      </w:r>
+      <w:proofErr w:type="spellEnd"/>
+      <w:r>
+        <w:rPr>
+          <w:lang w:eastAsia="ar-SA"/>
+        </w:rPr>
+        <w:t xml:space="preserve"> </w:t>
       </w:r>
       <w:r>
         <w:rPr>
@@ -10060,8 +10685,37 @@
         <w:rPr>
           <w:lang w:eastAsia="ar-SA"/>
         </w:rPr>
-        <w:t>'/mnt/g/My Drive/Documents/VSCode/</w:t>
-      </w:r>
+        <w:t>'/</w:t>
+      </w:r>
+      <w:proofErr w:type="spellStart"/>
+      <w:r>
+        <w:rPr>
+          <w:lang w:eastAsia="ar-SA"/>
+        </w:rPr>
+        <w:t>mnt</w:t>
+      </w:r>
+      <w:proofErr w:type="spellEnd"/>
+      <w:r>
+        <w:rPr>
+          <w:lang w:eastAsia="ar-SA"/>
+        </w:rPr>
+        <w:t>/g/My Drive/Documents/</w:t>
+      </w:r>
+      <w:proofErr w:type="spellStart"/>
+      <w:r>
+        <w:rPr>
+          <w:lang w:eastAsia="ar-SA"/>
+        </w:rPr>
+        <w:t>VSCode</w:t>
+      </w:r>
+      <w:proofErr w:type="spellEnd"/>
+      <w:r>
+        <w:rPr>
+          <w:lang w:eastAsia="ar-SA"/>
+        </w:rPr>
+        <w:t>/</w:t>
+      </w:r>
+      <w:proofErr w:type="spellStart"/>
       <w:r>
         <w:rPr>
           <w:lang w:eastAsia="ar-SA"/>
@@ -10072,7 +10726,14 @@
         <w:rPr>
           <w:lang w:eastAsia="ar-SA"/>
         </w:rPr>
-        <w:t>Dev'</w:t>
+        <w:t>Dev</w:t>
+      </w:r>
+      <w:proofErr w:type="spellEnd"/>
+      <w:r>
+        <w:rPr>
+          <w:lang w:eastAsia="ar-SA"/>
+        </w:rPr>
+        <w:t>'</w:t>
       </w:r>
     </w:p>
     <w:p>
@@ -10213,12 +10874,14 @@
         </w:rPr>
         <w:t>Git command to clone the repository. This will create a subdirectory named “</w:t>
       </w:r>
+      <w:proofErr w:type="spellStart"/>
       <w:r>
         <w:rPr>
           <w:lang w:eastAsia="ar-SA"/>
         </w:rPr>
         <w:t>TAXTools</w:t>
       </w:r>
+      <w:proofErr w:type="spellEnd"/>
       <w:r>
         <w:rPr>
           <w:lang w:eastAsia="ar-SA"/>
@@ -10254,6 +10917,7 @@
         </w:rPr>
         <w:t xml:space="preserve">$ </w:t>
       </w:r>
+      <w:proofErr w:type="spellStart"/>
       <w:proofErr w:type="gramStart"/>
       <w:r>
         <w:rPr>
@@ -10261,6 +10925,7 @@
         </w:rPr>
         <w:t>cd</w:t>
       </w:r>
+      <w:proofErr w:type="spellEnd"/>
       <w:proofErr w:type="gramEnd"/>
       <w:r>
         <w:rPr>
@@ -10294,6 +10959,7 @@
         </w:rPr>
         <w:t xml:space="preserve">$ </w:t>
       </w:r>
+      <w:proofErr w:type="spellStart"/>
       <w:proofErr w:type="gramStart"/>
       <w:r>
         <w:rPr>
@@ -10301,6 +10967,7 @@
         </w:rPr>
         <w:t>git</w:t>
       </w:r>
+      <w:proofErr w:type="spellEnd"/>
       <w:proofErr w:type="gramEnd"/>
       <w:r>
         <w:rPr>
@@ -10521,12 +11188,14 @@
         </w:rPr>
         <w:t xml:space="preserve"> local repository with the files on the remote repository, use the </w:t>
       </w:r>
+      <w:proofErr w:type="spellStart"/>
       <w:r>
         <w:rPr>
           <w:rStyle w:val="SourceCodechar"/>
         </w:rPr>
         <w:t>git</w:t>
       </w:r>
+      <w:proofErr w:type="spellEnd"/>
       <w:r>
         <w:rPr>
           <w:lang w:eastAsia="ar-SA"/>
@@ -10553,10 +11222,12 @@
       <w:r>
         <w:t xml:space="preserve">$ </w:t>
       </w:r>
+      <w:proofErr w:type="spellStart"/>
       <w:proofErr w:type="gramStart"/>
       <w:r>
         <w:t>git</w:t>
       </w:r>
+      <w:proofErr w:type="spellEnd"/>
       <w:proofErr w:type="gramEnd"/>
       <w:r>
         <w:t xml:space="preserve"> switch </w:t>
@@ -10582,10 +11253,12 @@
       <w:r>
         <w:t xml:space="preserve">$ </w:t>
       </w:r>
+      <w:proofErr w:type="spellStart"/>
       <w:proofErr w:type="gramStart"/>
       <w:r>
         <w:t>git</w:t>
       </w:r>
+      <w:proofErr w:type="spellEnd"/>
       <w:proofErr w:type="gramEnd"/>
       <w:r>
         <w:t xml:space="preserve"> pull</w:t>
@@ -10634,10 +11307,12 @@
       <w:r>
         <w:t xml:space="preserve">$ </w:t>
       </w:r>
+      <w:proofErr w:type="spellStart"/>
       <w:proofErr w:type="gramStart"/>
       <w:r>
         <w:t>git</w:t>
       </w:r>
+      <w:proofErr w:type="spellEnd"/>
       <w:proofErr w:type="gramEnd"/>
       <w:r>
         <w:t xml:space="preserve"> status</w:t>
@@ -10657,10 +11332,12 @@
       <w:r>
         <w:t xml:space="preserve">$ </w:t>
       </w:r>
+      <w:proofErr w:type="spellStart"/>
       <w:proofErr w:type="gramStart"/>
       <w:r>
         <w:t>git</w:t>
       </w:r>
+      <w:proofErr w:type="spellEnd"/>
       <w:proofErr w:type="gramEnd"/>
       <w:r>
         <w:t xml:space="preserve"> show</w:t>
@@ -10683,10 +11360,12 @@
       <w:r>
         <w:t xml:space="preserve">$ </w:t>
       </w:r>
+      <w:proofErr w:type="spellStart"/>
       <w:proofErr w:type="gramStart"/>
       <w:r>
         <w:t>git</w:t>
       </w:r>
+      <w:proofErr w:type="spellEnd"/>
       <w:proofErr w:type="gramEnd"/>
       <w:r>
         <w:t xml:space="preserve"> log</w:t>
@@ -10721,10 +11400,12 @@
       <w:r>
         <w:t xml:space="preserve">$ </w:t>
       </w:r>
+      <w:proofErr w:type="spellStart"/>
       <w:proofErr w:type="gramStart"/>
       <w:r>
         <w:t>git</w:t>
       </w:r>
+      <w:proofErr w:type="spellEnd"/>
       <w:proofErr w:type="gramEnd"/>
       <w:r>
         <w:t xml:space="preserve"> diff</w:t>
@@ -10755,12 +11436,14 @@
       <w:r>
         <w:t xml:space="preserve">ou can use </w:t>
       </w:r>
+      <w:proofErr w:type="spellStart"/>
       <w:r>
         <w:rPr>
           <w:rStyle w:val="SourceCodechar"/>
         </w:rPr>
         <w:t>git</w:t>
       </w:r>
+      <w:proofErr w:type="spellEnd"/>
       <w:r>
         <w:t xml:space="preserve"> </w:t>
       </w:r>
@@ -10781,10 +11464,12 @@
       <w:r>
         <w:t xml:space="preserve">$ </w:t>
       </w:r>
+      <w:proofErr w:type="spellStart"/>
       <w:proofErr w:type="gramStart"/>
       <w:r>
         <w:t>cd</w:t>
       </w:r>
+      <w:proofErr w:type="spellEnd"/>
       <w:proofErr w:type="gramEnd"/>
       <w:r>
         <w:t xml:space="preserve"> $TAXTOOLS</w:t>
@@ -10797,10 +11482,12 @@
       <w:r>
         <w:t xml:space="preserve">$ </w:t>
       </w:r>
+      <w:proofErr w:type="spellStart"/>
       <w:proofErr w:type="gramStart"/>
       <w:r>
         <w:t>git</w:t>
       </w:r>
+      <w:proofErr w:type="spellEnd"/>
       <w:proofErr w:type="gramEnd"/>
       <w:r>
         <w:t xml:space="preserve"> status</w:t>
@@ -10818,12 +11505,14 @@
       <w:r>
         <w:t xml:space="preserve">From the files that are listed, if they are already being tracked by Git, then you can use the </w:t>
       </w:r>
+      <w:proofErr w:type="spellStart"/>
       <w:r>
         <w:rPr>
           <w:rStyle w:val="SourceCodechar"/>
         </w:rPr>
         <w:t>git</w:t>
       </w:r>
+      <w:proofErr w:type="spellEnd"/>
       <w:r>
         <w:t xml:space="preserve"> </w:t>
       </w:r>
@@ -10850,10 +11539,12 @@
       <w:r>
         <w:t xml:space="preserve">$ </w:t>
       </w:r>
+      <w:proofErr w:type="spellStart"/>
       <w:proofErr w:type="gramStart"/>
       <w:r>
         <w:t>cd</w:t>
       </w:r>
+      <w:proofErr w:type="spellEnd"/>
       <w:proofErr w:type="gramEnd"/>
       <w:r>
         <w:t xml:space="preserve"> </w:t>
@@ -10872,10 +11563,12 @@
       <w:r>
         <w:t xml:space="preserve">$ </w:t>
       </w:r>
+      <w:proofErr w:type="spellStart"/>
       <w:proofErr w:type="gramStart"/>
       <w:r>
         <w:t>git</w:t>
       </w:r>
+      <w:proofErr w:type="spellEnd"/>
       <w:proofErr w:type="gramEnd"/>
       <w:r>
         <w:t xml:space="preserve"> diff </w:t>
@@ -10916,10 +11609,12 @@
       <w:r>
         <w:t xml:space="preserve">$ </w:t>
       </w:r>
+      <w:proofErr w:type="spellStart"/>
       <w:proofErr w:type="gramStart"/>
       <w:r>
         <w:t>cd</w:t>
       </w:r>
+      <w:proofErr w:type="spellEnd"/>
       <w:proofErr w:type="gramEnd"/>
       <w:r>
         <w:t xml:space="preserve"> $TAXTOOLS</w:t>
@@ -10932,10 +11627,12 @@
       <w:r>
         <w:t xml:space="preserve">$ </w:t>
       </w:r>
+      <w:proofErr w:type="spellStart"/>
       <w:proofErr w:type="gramStart"/>
       <w:r>
         <w:t>git</w:t>
       </w:r>
+      <w:proofErr w:type="spellEnd"/>
       <w:proofErr w:type="gramEnd"/>
       <w:r>
         <w:t xml:space="preserve"> add .</w:t>
@@ -10948,10 +11645,12 @@
       <w:r>
         <w:t xml:space="preserve">$ </w:t>
       </w:r>
+      <w:proofErr w:type="spellStart"/>
       <w:proofErr w:type="gramStart"/>
       <w:r>
         <w:t>git</w:t>
       </w:r>
+      <w:proofErr w:type="spellEnd"/>
       <w:proofErr w:type="gramEnd"/>
       <w:r>
         <w:t xml:space="preserve"> commit –m “</w:t>
@@ -10987,10 +11686,12 @@
       <w:r>
         <w:t xml:space="preserve">$ </w:t>
       </w:r>
+      <w:proofErr w:type="spellStart"/>
       <w:proofErr w:type="gramStart"/>
       <w:r>
         <w:t>git</w:t>
       </w:r>
+      <w:proofErr w:type="spellEnd"/>
       <w:proofErr w:type="gramEnd"/>
       <w:r>
         <w:t xml:space="preserve"> commit –a –m “</w:t>
@@ -11025,10 +11726,12 @@
       <w:r>
         <w:t xml:space="preserve">$ </w:t>
       </w:r>
+      <w:proofErr w:type="spellStart"/>
       <w:proofErr w:type="gramStart"/>
       <w:r>
         <w:t>git</w:t>
       </w:r>
+      <w:proofErr w:type="spellEnd"/>
       <w:proofErr w:type="gramEnd"/>
       <w:r>
         <w:t xml:space="preserve"> push</w:t>
@@ -11169,10 +11872,12 @@
       <w:r>
         <w:t xml:space="preserve">$ </w:t>
       </w:r>
+      <w:proofErr w:type="spellStart"/>
       <w:proofErr w:type="gramStart"/>
       <w:r>
         <w:t>git</w:t>
       </w:r>
+      <w:proofErr w:type="spellEnd"/>
       <w:proofErr w:type="gramEnd"/>
       <w:r>
         <w:t xml:space="preserve"> status</w:t>
@@ -11247,10 +11952,12 @@
       <w:r>
         <w:t xml:space="preserve">$ </w:t>
       </w:r>
+      <w:proofErr w:type="spellStart"/>
       <w:proofErr w:type="gramStart"/>
       <w:r>
         <w:t>git</w:t>
       </w:r>
+      <w:proofErr w:type="spellEnd"/>
       <w:proofErr w:type="gramEnd"/>
       <w:r>
         <w:t xml:space="preserve"> </w:t>
@@ -11275,10 +11982,12 @@
       <w:r>
         <w:t xml:space="preserve">$ </w:t>
       </w:r>
+      <w:proofErr w:type="spellStart"/>
       <w:proofErr w:type="gramStart"/>
       <w:r>
         <w:t>git</w:t>
       </w:r>
+      <w:proofErr w:type="spellEnd"/>
       <w:proofErr w:type="gramEnd"/>
       <w:r>
         <w:t xml:space="preserve"> pull</w:t>
@@ -11359,12 +12068,14 @@
       <w:r>
         <w:t xml:space="preserve"> </w:t>
       </w:r>
+      <w:proofErr w:type="spellStart"/>
       <w:r>
         <w:rPr>
           <w:rStyle w:val="SourceCodechar"/>
         </w:rPr>
         <w:t>git</w:t>
       </w:r>
+      <w:proofErr w:type="spellEnd"/>
       <w:r>
         <w:t xml:space="preserve"> </w:t>
       </w:r>
@@ -11380,12 +12091,14 @@
       <w:r>
         <w:t xml:space="preserve"> The </w:t>
       </w:r>
+      <w:proofErr w:type="spellStart"/>
       <w:r>
         <w:rPr>
           <w:rStyle w:val="SourceCodechar"/>
         </w:rPr>
         <w:t>git</w:t>
       </w:r>
+      <w:proofErr w:type="spellEnd"/>
       <w:r>
         <w:t xml:space="preserve"> </w:t>
       </w:r>
@@ -11404,12 +12117,14 @@
       <w:r>
         <w:t xml:space="preserve"> </w:t>
       </w:r>
+      <w:proofErr w:type="spellStart"/>
       <w:r>
         <w:rPr>
           <w:rStyle w:val="SourceCodechar"/>
         </w:rPr>
         <w:t>git</w:t>
       </w:r>
+      <w:proofErr w:type="spellEnd"/>
       <w:r>
         <w:t xml:space="preserve"> </w:t>
       </w:r>
@@ -11445,10 +12160,12 @@
       <w:r>
         <w:t xml:space="preserve">$ </w:t>
       </w:r>
+      <w:proofErr w:type="spellStart"/>
       <w:proofErr w:type="gramStart"/>
       <w:r>
         <w:t>git</w:t>
       </w:r>
+      <w:proofErr w:type="spellEnd"/>
       <w:proofErr w:type="gramEnd"/>
       <w:r>
         <w:t xml:space="preserve"> branch</w:t>
@@ -11471,20 +12188,24 @@
       <w:r>
         <w:t xml:space="preserve">$ </w:t>
       </w:r>
+      <w:proofErr w:type="spellStart"/>
       <w:proofErr w:type="gramStart"/>
       <w:r>
         <w:t>git</w:t>
       </w:r>
+      <w:proofErr w:type="spellEnd"/>
       <w:proofErr w:type="gramEnd"/>
       <w:r>
         <w:t xml:space="preserve"> branch </w:t>
       </w:r>
+      <w:proofErr w:type="spellStart"/>
       <w:r>
         <w:rPr>
           <w:rStyle w:val="SourceCodenon-literal"/>
         </w:rPr>
         <w:t>branch</w:t>
       </w:r>
+      <w:proofErr w:type="spellEnd"/>
       <w:r>
         <w:tab/>
       </w:r>
@@ -11500,10 +12221,12 @@
       <w:r>
         <w:t xml:space="preserve">$ </w:t>
       </w:r>
+      <w:proofErr w:type="spellStart"/>
       <w:proofErr w:type="gramStart"/>
       <w:r>
         <w:t>git</w:t>
       </w:r>
+      <w:proofErr w:type="spellEnd"/>
       <w:proofErr w:type="gramEnd"/>
       <w:r>
         <w:t xml:space="preserve"> branch -d </w:t>
@@ -11526,10 +12249,12 @@
       <w:r>
         <w:t xml:space="preserve">$ </w:t>
       </w:r>
+      <w:proofErr w:type="spellStart"/>
       <w:proofErr w:type="gramStart"/>
       <w:r>
         <w:t>git</w:t>
       </w:r>
+      <w:proofErr w:type="spellEnd"/>
       <w:proofErr w:type="gramEnd"/>
       <w:r>
         <w:t xml:space="preserve"> branch -r</w:t>
@@ -11549,10 +12274,12 @@
       <w:r>
         <w:t xml:space="preserve">$ </w:t>
       </w:r>
+      <w:proofErr w:type="spellStart"/>
       <w:proofErr w:type="gramStart"/>
       <w:r>
         <w:t>git</w:t>
       </w:r>
+      <w:proofErr w:type="spellEnd"/>
       <w:proofErr w:type="gramEnd"/>
       <w:r>
         <w:t xml:space="preserve"> checkout </w:t>
@@ -11580,10 +12307,12 @@
       <w:r>
         <w:t xml:space="preserve">$ </w:t>
       </w:r>
+      <w:proofErr w:type="spellStart"/>
       <w:proofErr w:type="gramStart"/>
       <w:r>
         <w:t>git</w:t>
       </w:r>
+      <w:proofErr w:type="spellEnd"/>
       <w:proofErr w:type="gramEnd"/>
       <w:r>
         <w:t xml:space="preserve"> checkout -b </w:t>
@@ -11614,10 +12343,12 @@
       <w:r>
         <w:t xml:space="preserve">$ </w:t>
       </w:r>
+      <w:proofErr w:type="spellStart"/>
       <w:proofErr w:type="gramStart"/>
       <w:r>
         <w:t>git</w:t>
       </w:r>
+      <w:proofErr w:type="spellEnd"/>
       <w:proofErr w:type="gramEnd"/>
       <w:r>
         <w:t xml:space="preserve"> switch </w:t>
@@ -11645,10 +12376,12 @@
       <w:r>
         <w:t xml:space="preserve">$ </w:t>
       </w:r>
+      <w:proofErr w:type="spellStart"/>
       <w:proofErr w:type="gramStart"/>
       <w:r>
         <w:t>git</w:t>
       </w:r>
+      <w:proofErr w:type="spellEnd"/>
       <w:proofErr w:type="gramEnd"/>
       <w:r>
         <w:t xml:space="preserve"> switch -c </w:t>
@@ -11733,20 +12466,24 @@
       <w:r>
         <w:t xml:space="preserve">$ </w:t>
       </w:r>
+      <w:proofErr w:type="spellStart"/>
       <w:proofErr w:type="gramStart"/>
       <w:r>
         <w:t>git</w:t>
       </w:r>
+      <w:proofErr w:type="spellEnd"/>
       <w:proofErr w:type="gramEnd"/>
       <w:r>
         <w:t xml:space="preserve"> branch </w:t>
       </w:r>
+      <w:proofErr w:type="spellStart"/>
       <w:r>
         <w:rPr>
           <w:rStyle w:val="SourceCodenon-literal"/>
         </w:rPr>
         <w:t>branch</w:t>
       </w:r>
+      <w:proofErr w:type="spellEnd"/>
       <w:r>
         <w:tab/>
       </w:r>
@@ -11765,10 +12502,12 @@
       <w:r>
         <w:t xml:space="preserve">$ </w:t>
       </w:r>
+      <w:proofErr w:type="spellStart"/>
       <w:proofErr w:type="gramStart"/>
       <w:r>
         <w:t>git</w:t>
       </w:r>
+      <w:proofErr w:type="spellEnd"/>
       <w:proofErr w:type="gramEnd"/>
       <w:r>
         <w:t xml:space="preserve"> switch </w:t>
@@ -11806,10 +12545,12 @@
       <w:r>
         <w:t xml:space="preserve">$ </w:t>
       </w:r>
+      <w:proofErr w:type="spellStart"/>
       <w:proofErr w:type="gramStart"/>
       <w:r>
         <w:t>git</w:t>
       </w:r>
+      <w:proofErr w:type="spellEnd"/>
       <w:proofErr w:type="gramEnd"/>
       <w:r>
         <w:t xml:space="preserve"> checkout -b </w:t>
@@ -11851,12 +12592,14 @@
         </w:rPr>
         <w:t xml:space="preserve">Set the default location for </w:t>
       </w:r>
+      <w:proofErr w:type="spellStart"/>
       <w:r>
         <w:rPr>
           <w:rStyle w:val="SourceCodechar"/>
         </w:rPr>
         <w:t>git</w:t>
       </w:r>
+      <w:proofErr w:type="spellEnd"/>
       <w:r>
         <w:rPr>
           <w:rStyle w:val="SourceCodenon-literal"/>
@@ -11892,10 +12635,12 @@
       <w:r>
         <w:t xml:space="preserve">$ </w:t>
       </w:r>
+      <w:proofErr w:type="spellStart"/>
       <w:proofErr w:type="gramStart"/>
       <w:r>
         <w:t>git</w:t>
       </w:r>
+      <w:proofErr w:type="spellEnd"/>
       <w:proofErr w:type="gramEnd"/>
       <w:r>
         <w:t xml:space="preserve"> branch –set-upstream-to=develop </w:t>
@@ -11936,12 +12681,14 @@
         </w:rPr>
         <w:t xml:space="preserve">Set the default behavior for handling merge conflicts when you do a </w:t>
       </w:r>
+      <w:proofErr w:type="spellStart"/>
       <w:r>
         <w:rPr>
           <w:rStyle w:val="SourceCodechar"/>
         </w:rPr>
         <w:t>git</w:t>
       </w:r>
+      <w:proofErr w:type="spellEnd"/>
       <w:r>
         <w:rPr>
           <w:rStyle w:val="SourceCodenon-literal"/>
@@ -11974,13 +12721,31 @@
       <w:r>
         <w:t xml:space="preserve">$ </w:t>
       </w:r>
+      <w:proofErr w:type="spellStart"/>
       <w:proofErr w:type="gramStart"/>
       <w:r>
         <w:t>git</w:t>
       </w:r>
+      <w:proofErr w:type="spellEnd"/>
       <w:proofErr w:type="gramEnd"/>
       <w:r>
-        <w:t xml:space="preserve"> config pull.rebase false</w:t>
+        <w:t xml:space="preserve"> </w:t>
+      </w:r>
+      <w:proofErr w:type="spellStart"/>
+      <w:r>
+        <w:t>config</w:t>
+      </w:r>
+      <w:proofErr w:type="spellEnd"/>
+      <w:r>
+        <w:t xml:space="preserve"> </w:t>
+      </w:r>
+      <w:proofErr w:type="spellStart"/>
+      <w:r>
+        <w:t>pull.rebase</w:t>
+      </w:r>
+      <w:proofErr w:type="spellEnd"/>
+      <w:r>
+        <w:t xml:space="preserve"> false</w:t>
       </w:r>
     </w:p>
     <w:p>
@@ -12143,10 +12908,12 @@
       <w:r>
         <w:t xml:space="preserve">$ </w:t>
       </w:r>
+      <w:proofErr w:type="spellStart"/>
       <w:proofErr w:type="gramStart"/>
       <w:r>
         <w:t>git</w:t>
       </w:r>
+      <w:proofErr w:type="spellEnd"/>
       <w:proofErr w:type="gramEnd"/>
       <w:r>
         <w:t xml:space="preserve"> add </w:t>
@@ -12199,10 +12966,12 @@
       <w:r>
         <w:t xml:space="preserve">$ </w:t>
       </w:r>
+      <w:proofErr w:type="spellStart"/>
       <w:proofErr w:type="gramStart"/>
       <w:r>
         <w:t>git</w:t>
       </w:r>
+      <w:proofErr w:type="spellEnd"/>
       <w:proofErr w:type="gramEnd"/>
       <w:r>
         <w:t xml:space="preserve"> commit –m “</w:t>
@@ -12240,48 +13009,56 @@
         </w:rPr>
         <w:t xml:space="preserve">The </w:t>
       </w:r>
+      <w:proofErr w:type="spellStart"/>
       <w:r>
         <w:rPr>
           <w:rStyle w:val="SourceCodechar"/>
         </w:rPr>
         <w:t>git</w:t>
       </w:r>
+      <w:proofErr w:type="spellEnd"/>
       <w:r>
         <w:rPr>
           <w:lang w:eastAsia="ar-SA"/>
         </w:rPr>
         <w:t xml:space="preserve"> </w:t>
       </w:r>
+      <w:proofErr w:type="spellStart"/>
       <w:r>
         <w:rPr>
           <w:rStyle w:val="SourceCodechar"/>
         </w:rPr>
         <w:t>rm</w:t>
       </w:r>
+      <w:proofErr w:type="spellEnd"/>
       <w:r>
         <w:rPr>
           <w:lang w:eastAsia="ar-SA"/>
         </w:rPr>
         <w:t xml:space="preserve"> command deletes a file from the working directory and adds the change to the staging area, so after executing the </w:t>
       </w:r>
+      <w:proofErr w:type="spellStart"/>
       <w:r>
         <w:rPr>
           <w:rStyle w:val="SourceCodechar"/>
         </w:rPr>
         <w:t>git</w:t>
       </w:r>
+      <w:proofErr w:type="spellEnd"/>
       <w:r>
         <w:rPr>
           <w:lang w:eastAsia="ar-SA"/>
         </w:rPr>
         <w:t xml:space="preserve"> </w:t>
       </w:r>
+      <w:proofErr w:type="spellStart"/>
       <w:r>
         <w:rPr>
           <w:rStyle w:val="SourceCodechar"/>
         </w:rPr>
         <w:t>rm</w:t>
       </w:r>
+      <w:proofErr w:type="spellEnd"/>
       <w:r>
         <w:rPr>
           <w:lang w:eastAsia="ar-SA"/>
@@ -12296,14 +13073,17 @@
       <w:r>
         <w:t xml:space="preserve">$ </w:t>
       </w:r>
+      <w:proofErr w:type="spellStart"/>
       <w:proofErr w:type="gramStart"/>
       <w:r>
         <w:t>git</w:t>
       </w:r>
+      <w:proofErr w:type="spellEnd"/>
       <w:proofErr w:type="gramEnd"/>
       <w:r>
         <w:t xml:space="preserve"> </w:t>
       </w:r>
+      <w:proofErr w:type="spellStart"/>
       <w:r>
         <w:rPr>
           <w:rStyle w:val="SourceCodechar"/>
@@ -12311,6 +13091,7 @@
         </w:rPr>
         <w:t>rm</w:t>
       </w:r>
+      <w:proofErr w:type="spellEnd"/>
       <w:r>
         <w:t xml:space="preserve"> </w:t>
       </w:r>
@@ -12328,10 +13109,12 @@
       <w:r>
         <w:t xml:space="preserve">$ </w:t>
       </w:r>
+      <w:proofErr w:type="spellStart"/>
       <w:proofErr w:type="gramStart"/>
       <w:r>
         <w:t>git</w:t>
       </w:r>
+      <w:proofErr w:type="spellEnd"/>
       <w:proofErr w:type="gramEnd"/>
       <w:r>
         <w:t xml:space="preserve"> commit –m “</w:t>
@@ -12410,10 +13193,12 @@
       <w:r>
         <w:t xml:space="preserve">$ </w:t>
       </w:r>
+      <w:proofErr w:type="spellStart"/>
       <w:proofErr w:type="gramStart"/>
       <w:r>
         <w:t>git</w:t>
       </w:r>
+      <w:proofErr w:type="spellEnd"/>
       <w:proofErr w:type="gramEnd"/>
       <w:r>
         <w:t xml:space="preserve"> add </w:t>
@@ -12472,10 +13257,12 @@
       <w:r>
         <w:t xml:space="preserve">$ </w:t>
       </w:r>
+      <w:proofErr w:type="spellStart"/>
       <w:proofErr w:type="gramStart"/>
       <w:r>
         <w:t>git</w:t>
       </w:r>
+      <w:proofErr w:type="spellEnd"/>
       <w:proofErr w:type="gramEnd"/>
       <w:r>
         <w:t xml:space="preserve"> commit –m “</w:t>
@@ -12511,12 +13298,14 @@
         </w:rPr>
         <w:t xml:space="preserve">To discard a change to a file in the working directory before it has been staged use the </w:t>
       </w:r>
+      <w:proofErr w:type="spellStart"/>
       <w:r>
         <w:rPr>
           <w:rStyle w:val="SourceCodechar"/>
         </w:rPr>
         <w:t>git</w:t>
       </w:r>
+      <w:proofErr w:type="spellEnd"/>
       <w:r>
         <w:rPr>
           <w:lang w:eastAsia="ar-SA"/>
@@ -12552,6 +13341,7 @@
         </w:rPr>
         <w:t xml:space="preserve">$ </w:t>
       </w:r>
+      <w:proofErr w:type="spellStart"/>
       <w:proofErr w:type="gramStart"/>
       <w:r>
         <w:rPr>
@@ -12559,6 +13349,7 @@
         </w:rPr>
         <w:t>git</w:t>
       </w:r>
+      <w:proofErr w:type="spellEnd"/>
       <w:proofErr w:type="gramEnd"/>
       <w:r>
         <w:rPr>
@@ -12599,10 +13390,12 @@
       <w:r>
         <w:t xml:space="preserve">$ </w:t>
       </w:r>
+      <w:proofErr w:type="spellStart"/>
       <w:proofErr w:type="gramStart"/>
       <w:r>
         <w:t>git</w:t>
       </w:r>
+      <w:proofErr w:type="spellEnd"/>
       <w:proofErr w:type="gramEnd"/>
       <w:r>
         <w:t xml:space="preserve"> restore .</w:t>
@@ -12698,12 +13491,14 @@
         </w:rPr>
         <w:t xml:space="preserve">Use the </w:t>
       </w:r>
+      <w:proofErr w:type="spellStart"/>
       <w:r>
         <w:rPr>
           <w:rStyle w:val="SourceCodechar"/>
         </w:rPr>
         <w:t>git</w:t>
       </w:r>
+      <w:proofErr w:type="spellEnd"/>
       <w:r>
         <w:rPr>
           <w:lang w:eastAsia="ar-SA"/>
@@ -12726,12 +13521,14 @@
       <w:r>
         <w:t xml:space="preserve">If more than one file is changed, you can specify all the names to the </w:t>
       </w:r>
+      <w:proofErr w:type="spellStart"/>
       <w:r>
         <w:rPr>
           <w:rStyle w:val="SourceCodechar"/>
         </w:rPr>
         <w:t>git</w:t>
       </w:r>
+      <w:proofErr w:type="spellEnd"/>
       <w:r>
         <w:t xml:space="preserve"> </w:t>
       </w:r>
@@ -12761,10 +13558,12 @@
       <w:r>
         <w:t xml:space="preserve">$ </w:t>
       </w:r>
+      <w:proofErr w:type="spellStart"/>
       <w:proofErr w:type="gramStart"/>
       <w:r>
         <w:t>git</w:t>
       </w:r>
+      <w:proofErr w:type="spellEnd"/>
       <w:proofErr w:type="gramEnd"/>
       <w:r>
         <w:t xml:space="preserve"> add </w:t>
@@ -12811,12 +13610,14 @@
       <w:r>
         <w:t xml:space="preserve"> of the </w:t>
       </w:r>
+      <w:proofErr w:type="spellStart"/>
       <w:r>
         <w:rPr>
           <w:rStyle w:val="SourceCodechar"/>
         </w:rPr>
         <w:t>git</w:t>
       </w:r>
+      <w:proofErr w:type="spellEnd"/>
       <w:r>
         <w:t xml:space="preserve"> </w:t>
       </w:r>
@@ -12829,12 +13630,14 @@
       <w:r>
         <w:t xml:space="preserve"> command, you could also use the </w:t>
       </w:r>
+      <w:proofErr w:type="spellStart"/>
       <w:r>
         <w:rPr>
           <w:rStyle w:val="SourceCodechar"/>
         </w:rPr>
         <w:t>git</w:t>
       </w:r>
+      <w:proofErr w:type="spellEnd"/>
       <w:r>
         <w:t xml:space="preserve"> </w:t>
       </w:r>
@@ -12889,10 +13692,12 @@
       <w:r>
         <w:t xml:space="preserve">$ </w:t>
       </w:r>
+      <w:proofErr w:type="spellStart"/>
       <w:proofErr w:type="gramStart"/>
       <w:r>
         <w:t>git</w:t>
       </w:r>
+      <w:proofErr w:type="spellEnd"/>
       <w:proofErr w:type="gramEnd"/>
       <w:r>
         <w:t xml:space="preserve"> reset </w:t>
@@ -12927,52 +13732,56 @@
         </w:rPr>
         <w:t xml:space="preserve"># </w:t>
       </w:r>
+      <w:proofErr w:type="spellStart"/>
       <w:r>
         <w:rPr>
           <w:rStyle w:val="SourceCodenon-literal"/>
           <w:rFonts w:ascii="Courier New" w:hAnsi="Courier New"/>
           <w:i w:val="0"/>
         </w:rPr>
-        <w:t>Unstage a file</w:t>
-      </w:r>
-    </w:p>
-    <w:p>
-      <w:pPr>
-        <w:pStyle w:val="SourceCode"/>
-      </w:pPr>
+        <w:t>Unstage</w:t>
+      </w:r>
+      <w:proofErr w:type="spellEnd"/>
       <w:r>
         <w:rPr>
           <w:rStyle w:val="SourceCodenon-literal"/>
           <w:rFonts w:ascii="Courier New" w:hAnsi="Courier New"/>
           <w:i w:val="0"/>
         </w:rPr>
-        <w:t xml:space="preserve">$ </w:t>
-      </w:r>
-      <w:proofErr w:type="gramStart"/>
+        <w:t xml:space="preserve"> a file</w:t>
+      </w:r>
+    </w:p>
+    <w:p>
+      <w:pPr>
+        <w:pStyle w:val="SourceCode"/>
+      </w:pPr>
       <w:r>
         <w:rPr>
           <w:rStyle w:val="SourceCodenon-literal"/>
           <w:rFonts w:ascii="Courier New" w:hAnsi="Courier New"/>
           <w:i w:val="0"/>
         </w:rPr>
-        <w:t>git</w:t>
-      </w:r>
-      <w:proofErr w:type="gramEnd"/>
+        <w:t xml:space="preserve">$ </w:t>
+      </w:r>
+      <w:proofErr w:type="spellStart"/>
+      <w:proofErr w:type="gramStart"/>
       <w:r>
         <w:rPr>
           <w:rStyle w:val="SourceCodenon-literal"/>
           <w:rFonts w:ascii="Courier New" w:hAnsi="Courier New"/>
           <w:i w:val="0"/>
         </w:rPr>
-        <w:t xml:space="preserve"> reset</w:t>
-      </w:r>
+        <w:t>git</w:t>
+      </w:r>
+      <w:proofErr w:type="spellEnd"/>
+      <w:proofErr w:type="gramEnd"/>
       <w:r>
         <w:rPr>
           <w:rStyle w:val="SourceCodenon-literal"/>
           <w:rFonts w:ascii="Courier New" w:hAnsi="Courier New"/>
           <w:i w:val="0"/>
         </w:rPr>
-        <w:tab/>
+        <w:t xml:space="preserve"> reset</w:t>
       </w:r>
       <w:r>
         <w:rPr>
@@ -12989,7 +13798,33 @@
           <w:i w:val="0"/>
         </w:rPr>
         <w:tab/>
-        <w:t># Unstage everything</w:t>
+      </w:r>
+      <w:r>
+        <w:rPr>
+          <w:rStyle w:val="SourceCodenon-literal"/>
+          <w:rFonts w:ascii="Courier New" w:hAnsi="Courier New"/>
+          <w:i w:val="0"/>
+        </w:rPr>
+        <w:tab/>
+        <w:t xml:space="preserve"># </w:t>
+      </w:r>
+      <w:proofErr w:type="spellStart"/>
+      <w:r>
+        <w:rPr>
+          <w:rStyle w:val="SourceCodenon-literal"/>
+          <w:rFonts w:ascii="Courier New" w:hAnsi="Courier New"/>
+          <w:i w:val="0"/>
+        </w:rPr>
+        <w:t>Unstage</w:t>
+      </w:r>
+      <w:proofErr w:type="spellEnd"/>
+      <w:r>
+        <w:rPr>
+          <w:rStyle w:val="SourceCodenon-literal"/>
+          <w:rFonts w:ascii="Courier New" w:hAnsi="Courier New"/>
+          <w:i w:val="0"/>
+        </w:rPr>
+        <w:t xml:space="preserve"> everything</w:t>
       </w:r>
     </w:p>
     <w:p>
@@ -13018,12 +13853,14 @@
         </w:rPr>
         <w:t xml:space="preserve">The </w:t>
       </w:r>
+      <w:proofErr w:type="spellStart"/>
       <w:r>
         <w:rPr>
           <w:rStyle w:val="SourceCodechar"/>
         </w:rPr>
         <w:t>git</w:t>
       </w:r>
+      <w:proofErr w:type="spellEnd"/>
       <w:r>
         <w:rPr>
           <w:lang w:eastAsia="ar-SA"/>
@@ -13050,10 +13887,12 @@
       <w:r>
         <w:t xml:space="preserve">$ </w:t>
       </w:r>
+      <w:proofErr w:type="spellStart"/>
       <w:proofErr w:type="gramStart"/>
       <w:r>
         <w:t>git</w:t>
       </w:r>
+      <w:proofErr w:type="spellEnd"/>
       <w:proofErr w:type="gramEnd"/>
       <w:r>
         <w:t xml:space="preserve"> commit –m “</w:t>
@@ -13089,6 +13928,7 @@
         </w:rPr>
         <w:t xml:space="preserve">$ </w:t>
       </w:r>
+      <w:proofErr w:type="spellStart"/>
       <w:proofErr w:type="gramStart"/>
       <w:r>
         <w:rPr>
@@ -13096,6 +13936,7 @@
         </w:rPr>
         <w:t>git</w:t>
       </w:r>
+      <w:proofErr w:type="spellEnd"/>
       <w:proofErr w:type="gramEnd"/>
       <w:r>
         <w:rPr>
@@ -13226,12 +14067,14 @@
         </w:rPr>
         <w:t xml:space="preserve"> you can use the </w:t>
       </w:r>
+      <w:proofErr w:type="spellStart"/>
       <w:r>
         <w:rPr>
           <w:rStyle w:val="SourceCodechar"/>
         </w:rPr>
         <w:t>git</w:t>
       </w:r>
+      <w:proofErr w:type="spellEnd"/>
       <w:r>
         <w:t xml:space="preserve"> </w:t>
       </w:r>
@@ -13261,6 +14104,7 @@
         </w:rPr>
         <w:t xml:space="preserve">$ </w:t>
       </w:r>
+      <w:proofErr w:type="spellStart"/>
       <w:proofErr w:type="gramStart"/>
       <w:r>
         <w:rPr>
@@ -13268,6 +14112,7 @@
         </w:rPr>
         <w:t>git</w:t>
       </w:r>
+      <w:proofErr w:type="spellEnd"/>
       <w:proofErr w:type="gramEnd"/>
       <w:r>
         <w:rPr>
@@ -13332,14 +14177,17 @@
       <w:r>
         <w:t xml:space="preserve">$ </w:t>
       </w:r>
+      <w:proofErr w:type="spellStart"/>
       <w:proofErr w:type="gramStart"/>
       <w:r>
         <w:t>cd</w:t>
       </w:r>
+      <w:proofErr w:type="spellEnd"/>
       <w:proofErr w:type="gramEnd"/>
       <w:r>
         <w:t xml:space="preserve"> </w:t>
       </w:r>
+      <w:proofErr w:type="spellStart"/>
       <w:r>
         <w:rPr>
           <w:rStyle w:val="SourceCodenon-literal"/>
@@ -13352,6 +14200,7 @@
         </w:rPr>
         <w:t>Directory</w:t>
       </w:r>
+      <w:proofErr w:type="spellEnd"/>
     </w:p>
     <w:p>
       <w:pPr>
@@ -13360,10 +14209,12 @@
       <w:r>
         <w:t xml:space="preserve">$ </w:t>
       </w:r>
+      <w:proofErr w:type="spellStart"/>
       <w:proofErr w:type="gramStart"/>
       <w:r>
         <w:t>git</w:t>
       </w:r>
+      <w:proofErr w:type="spellEnd"/>
       <w:proofErr w:type="gramEnd"/>
       <w:r>
         <w:t xml:space="preserve"> pull</w:t>
@@ -13402,10 +14253,12 @@
       <w:r>
         <w:t xml:space="preserve">$ </w:t>
       </w:r>
+      <w:proofErr w:type="spellStart"/>
       <w:proofErr w:type="gramStart"/>
       <w:r>
         <w:t>git</w:t>
       </w:r>
+      <w:proofErr w:type="spellEnd"/>
       <w:proofErr w:type="gramEnd"/>
       <w:r>
         <w:t xml:space="preserve"> checkout develop</w:t>
@@ -13425,10 +14278,12 @@
       <w:r>
         <w:t xml:space="preserve">$ </w:t>
       </w:r>
+      <w:proofErr w:type="spellStart"/>
       <w:proofErr w:type="gramStart"/>
       <w:r>
         <w:t>git</w:t>
       </w:r>
+      <w:proofErr w:type="spellEnd"/>
       <w:proofErr w:type="gramEnd"/>
       <w:r>
         <w:t xml:space="preserve"> checkout –b </w:t>
@@ -13526,10 +14381,12 @@
       <w:r>
         <w:t xml:space="preserve">$ </w:t>
       </w:r>
+      <w:proofErr w:type="spellStart"/>
       <w:proofErr w:type="gramStart"/>
       <w:r>
         <w:t>git</w:t>
       </w:r>
+      <w:proofErr w:type="spellEnd"/>
       <w:proofErr w:type="gramEnd"/>
       <w:r>
         <w:t xml:space="preserve"> add .</w:t>
@@ -13547,10 +14404,12 @@
       <w:r>
         <w:t xml:space="preserve">$ </w:t>
       </w:r>
+      <w:proofErr w:type="spellStart"/>
       <w:proofErr w:type="gramStart"/>
       <w:r>
         <w:t>git</w:t>
       </w:r>
+      <w:proofErr w:type="spellEnd"/>
       <w:proofErr w:type="gramEnd"/>
       <w:r>
         <w:t xml:space="preserve"> diff –staged</w:t>
@@ -13564,10 +14423,12 @@
       <w:r>
         <w:t xml:space="preserve">$ </w:t>
       </w:r>
+      <w:proofErr w:type="spellStart"/>
       <w:proofErr w:type="gramStart"/>
       <w:r>
         <w:t>git</w:t>
       </w:r>
+      <w:proofErr w:type="spellEnd"/>
       <w:proofErr w:type="gramEnd"/>
       <w:r>
         <w:t xml:space="preserve"> commit –m “</w:t>
@@ -13606,10 +14467,12 @@
       <w:r>
         <w:t xml:space="preserve">$ </w:t>
       </w:r>
+      <w:proofErr w:type="spellStart"/>
       <w:proofErr w:type="gramStart"/>
       <w:r>
         <w:t>git</w:t>
       </w:r>
+      <w:proofErr w:type="spellEnd"/>
       <w:proofErr w:type="gramEnd"/>
       <w:r>
         <w:t xml:space="preserve"> checkout develop</w:t>
@@ -13629,10 +14492,12 @@
       <w:r>
         <w:t xml:space="preserve">$ </w:t>
       </w:r>
+      <w:proofErr w:type="spellStart"/>
       <w:proofErr w:type="gramStart"/>
       <w:r>
         <w:t>git</w:t>
       </w:r>
+      <w:proofErr w:type="spellEnd"/>
       <w:proofErr w:type="gramEnd"/>
       <w:r>
         <w:t xml:space="preserve"> merge </w:t>
@@ -13741,10 +14606,12 @@
       <w:r>
         <w:t xml:space="preserve">$ </w:t>
       </w:r>
+      <w:proofErr w:type="spellStart"/>
       <w:proofErr w:type="gramStart"/>
       <w:r>
         <w:t>git</w:t>
       </w:r>
+      <w:proofErr w:type="spellEnd"/>
       <w:proofErr w:type="gramEnd"/>
       <w:r>
         <w:t xml:space="preserve"> push</w:t>
@@ -13767,7 +14634,15 @@
         <w:t>Update the Web page with the new prototype version</w:t>
       </w:r>
       <w:r>
-        <w:t xml:space="preserve">. Open DreamWeaver and push </w:t>
+        <w:t xml:space="preserve">. Open </w:t>
+      </w:r>
+      <w:proofErr w:type="spellStart"/>
+      <w:r>
+        <w:t>DreamWeaver</w:t>
+      </w:r>
+      <w:proofErr w:type="spellEnd"/>
+      <w:r>
+        <w:t xml:space="preserve"> and push </w:t>
       </w:r>
       <w:r>
         <w:t xml:space="preserve">the </w:t>
@@ -13818,11 +14693,19 @@
       <w:r>
         <w:t xml:space="preserve"> The </w:t>
       </w:r>
+      <w:proofErr w:type="spellStart"/>
       <w:r>
         <w:rPr>
           <w:rStyle w:val="SourceCodechar"/>
         </w:rPr>
-        <w:t>git status</w:t>
+        <w:t>git</w:t>
+      </w:r>
+      <w:proofErr w:type="spellEnd"/>
+      <w:r>
+        <w:rPr>
+          <w:rStyle w:val="SourceCodechar"/>
+        </w:rPr>
+        <w:t xml:space="preserve"> status</w:t>
       </w:r>
       <w:r>
         <w:t xml:space="preserve"> command </w:t>
@@ -13853,10 +14736,12 @@
       <w:r>
         <w:t xml:space="preserve">$ </w:t>
       </w:r>
+      <w:proofErr w:type="spellStart"/>
       <w:proofErr w:type="gramStart"/>
       <w:r>
         <w:t>git</w:t>
       </w:r>
+      <w:proofErr w:type="spellEnd"/>
       <w:proofErr w:type="gramEnd"/>
       <w:r>
         <w:t xml:space="preserve"> </w:t>
@@ -13889,10 +14774,12 @@
       <w:r>
         <w:t xml:space="preserve">$ </w:t>
       </w:r>
+      <w:proofErr w:type="spellStart"/>
       <w:proofErr w:type="gramStart"/>
       <w:r>
         <w:t>git</w:t>
       </w:r>
+      <w:proofErr w:type="spellEnd"/>
       <w:proofErr w:type="gramEnd"/>
       <w:r>
         <w:t xml:space="preserve"> checkout main</w:t>
@@ -13905,10 +14792,12 @@
       <w:r>
         <w:t xml:space="preserve">$ </w:t>
       </w:r>
+      <w:proofErr w:type="spellStart"/>
       <w:proofErr w:type="gramStart"/>
       <w:r>
         <w:t>git</w:t>
       </w:r>
+      <w:proofErr w:type="spellEnd"/>
       <w:proofErr w:type="gramEnd"/>
       <w:r>
         <w:t xml:space="preserve"> pull</w:t>
@@ -14021,10 +14910,12 @@
       <w:r>
         <w:t xml:space="preserve">$ </w:t>
       </w:r>
+      <w:proofErr w:type="spellStart"/>
       <w:proofErr w:type="gramStart"/>
       <w:r>
         <w:t>git</w:t>
       </w:r>
+      <w:proofErr w:type="spellEnd"/>
       <w:proofErr w:type="gramEnd"/>
       <w:r>
         <w:t xml:space="preserve"> </w:t>
@@ -14072,10 +14963,12 @@
       <w:r>
         <w:t xml:space="preserve">$ </w:t>
       </w:r>
+      <w:proofErr w:type="spellStart"/>
       <w:proofErr w:type="gramStart"/>
       <w:r>
         <w:t>git</w:t>
       </w:r>
+      <w:proofErr w:type="spellEnd"/>
       <w:proofErr w:type="gramEnd"/>
       <w:r>
         <w:t xml:space="preserve"> push</w:t>
@@ -14179,12 +15072,14 @@
       <w:r>
         <w:t xml:space="preserve"> The </w:t>
       </w:r>
+      <w:proofErr w:type="spellStart"/>
       <w:r>
         <w:rPr>
           <w:rStyle w:val="SourceCodechar"/>
         </w:rPr>
         <w:t>git</w:t>
       </w:r>
+      <w:proofErr w:type="spellEnd"/>
       <w:r>
         <w:rPr>
           <w:lang w:eastAsia="ar-SA"/>
@@ -14229,10 +15124,12 @@
       <w:r>
         <w:t xml:space="preserve">$ </w:t>
       </w:r>
+      <w:proofErr w:type="spellStart"/>
       <w:proofErr w:type="gramStart"/>
       <w:r>
         <w:t>git</w:t>
       </w:r>
+      <w:proofErr w:type="spellEnd"/>
       <w:proofErr w:type="gramEnd"/>
       <w:r>
         <w:t xml:space="preserve"> </w:t>
@@ -14265,10 +15162,12 @@
       <w:r>
         <w:t xml:space="preserve">$ </w:t>
       </w:r>
+      <w:proofErr w:type="spellStart"/>
       <w:proofErr w:type="gramStart"/>
       <w:r>
         <w:t>git</w:t>
       </w:r>
+      <w:proofErr w:type="spellEnd"/>
       <w:proofErr w:type="gramEnd"/>
       <w:r>
         <w:t xml:space="preserve"> checkout develop</w:t>
@@ -14281,10 +15180,12 @@
       <w:r>
         <w:t xml:space="preserve">$ </w:t>
       </w:r>
+      <w:proofErr w:type="spellStart"/>
       <w:proofErr w:type="gramStart"/>
       <w:r>
         <w:t>git</w:t>
       </w:r>
+      <w:proofErr w:type="spellEnd"/>
       <w:proofErr w:type="gramEnd"/>
       <w:r>
         <w:t xml:space="preserve"> pull</w:t>
@@ -14324,10 +15225,12 @@
       <w:r>
         <w:t xml:space="preserve">$ </w:t>
       </w:r>
+      <w:proofErr w:type="spellStart"/>
       <w:proofErr w:type="gramStart"/>
       <w:r>
         <w:t>cd</w:t>
       </w:r>
+      <w:proofErr w:type="spellEnd"/>
       <w:proofErr w:type="gramEnd"/>
       <w:r>
         <w:t xml:space="preserve"> Version</w:t>
@@ -14348,10 +15251,12 @@
       <w:r>
         <w:t xml:space="preserve">$ </w:t>
       </w:r>
+      <w:proofErr w:type="spellStart"/>
       <w:proofErr w:type="gramStart"/>
       <w:r>
         <w:t>git</w:t>
       </w:r>
+      <w:proofErr w:type="spellEnd"/>
       <w:proofErr w:type="gramEnd"/>
       <w:r>
         <w:t xml:space="preserve"> commit </w:t>
@@ -14391,9 +15296,14 @@
       <w:r>
         <w:t xml:space="preserve">$ </w:t>
       </w:r>
+      <w:proofErr w:type="spellStart"/>
       <w:proofErr w:type="gramStart"/>
       <w:r>
-        <w:t>cd ..</w:t>
+        <w:t>cd</w:t>
+      </w:r>
+      <w:proofErr w:type="spellEnd"/>
+      <w:r>
+        <w:t xml:space="preserve"> ..</w:t>
       </w:r>
       <w:proofErr w:type="gramEnd"/>
     </w:p>
@@ -14404,10 +15314,12 @@
       <w:r>
         <w:t xml:space="preserve">$ </w:t>
       </w:r>
+      <w:proofErr w:type="spellStart"/>
       <w:proofErr w:type="gramStart"/>
       <w:r>
         <w:t>git</w:t>
       </w:r>
+      <w:proofErr w:type="spellEnd"/>
       <w:proofErr w:type="gramEnd"/>
       <w:r>
         <w:t xml:space="preserve"> push</w:t>
@@ -14438,10 +15350,12 @@
         <w:lastRenderedPageBreak/>
         <w:t xml:space="preserve">$ </w:t>
       </w:r>
+      <w:proofErr w:type="spellStart"/>
       <w:proofErr w:type="gramStart"/>
       <w:r>
         <w:t>git</w:t>
       </w:r>
+      <w:proofErr w:type="spellEnd"/>
       <w:proofErr w:type="gramEnd"/>
       <w:r>
         <w:t xml:space="preserve"> checkout main</w:t>
@@ -14454,10 +15368,12 @@
       <w:r>
         <w:t xml:space="preserve">$ </w:t>
       </w:r>
+      <w:proofErr w:type="spellStart"/>
       <w:proofErr w:type="gramStart"/>
       <w:r>
         <w:t>git</w:t>
       </w:r>
+      <w:proofErr w:type="spellEnd"/>
       <w:proofErr w:type="gramEnd"/>
       <w:r>
         <w:t xml:space="preserve"> pull</w:t>
@@ -14497,10 +15413,12 @@
       <w:r>
         <w:t xml:space="preserve">$ </w:t>
       </w:r>
+      <w:proofErr w:type="spellStart"/>
       <w:proofErr w:type="gramStart"/>
       <w:r>
         <w:t>git</w:t>
       </w:r>
+      <w:proofErr w:type="spellEnd"/>
       <w:proofErr w:type="gramEnd"/>
       <w:r>
         <w:t xml:space="preserve"> merge develop</w:t>
@@ -14513,10 +15431,12 @@
       <w:r>
         <w:t xml:space="preserve">$ </w:t>
       </w:r>
+      <w:proofErr w:type="spellStart"/>
       <w:proofErr w:type="gramStart"/>
       <w:r>
         <w:t>git</w:t>
       </w:r>
+      <w:proofErr w:type="spellEnd"/>
       <w:proofErr w:type="gramEnd"/>
       <w:r>
         <w:t xml:space="preserve"> commit –a –m </w:t>
@@ -14555,14 +15475,17 @@
       <w:r>
         <w:t xml:space="preserve">$ </w:t>
       </w:r>
+      <w:proofErr w:type="spellStart"/>
       <w:proofErr w:type="gramStart"/>
       <w:r>
         <w:t>git</w:t>
       </w:r>
+      <w:proofErr w:type="spellEnd"/>
       <w:proofErr w:type="gramEnd"/>
       <w:r>
         <w:t xml:space="preserve"> tag </w:t>
       </w:r>
+      <w:proofErr w:type="spellStart"/>
       <w:r>
         <w:rPr>
           <w:rStyle w:val="SourceCodenon-literal"/>
@@ -14587,6 +15510,7 @@
         </w:rPr>
         <w:t>umber</w:t>
       </w:r>
+      <w:proofErr w:type="spellEnd"/>
       <w:r>
         <w:rPr>
           <w:rStyle w:val="SourceCodenon-literal"/>
@@ -14623,10 +15547,12 @@
       <w:r>
         <w:t xml:space="preserve">$ </w:t>
       </w:r>
+      <w:proofErr w:type="spellStart"/>
       <w:proofErr w:type="gramStart"/>
       <w:r>
         <w:t>git</w:t>
       </w:r>
+      <w:proofErr w:type="spellEnd"/>
       <w:proofErr w:type="gramEnd"/>
       <w:r>
         <w:t xml:space="preserve"> push</w:t>
@@ -14649,10 +15575,12 @@
       <w:r>
         <w:t xml:space="preserve">$ </w:t>
       </w:r>
+      <w:proofErr w:type="spellStart"/>
       <w:proofErr w:type="gramStart"/>
       <w:r>
         <w:t>git</w:t>
       </w:r>
+      <w:proofErr w:type="spellEnd"/>
       <w:proofErr w:type="gramEnd"/>
       <w:r>
         <w:t xml:space="preserve"> push </w:t>
@@ -14724,10 +15652,12 @@
       <w:r>
         <w:t xml:space="preserve">$ </w:t>
       </w:r>
+      <w:proofErr w:type="spellStart"/>
       <w:proofErr w:type="gramStart"/>
       <w:r>
         <w:t>cd</w:t>
       </w:r>
+      <w:proofErr w:type="spellEnd"/>
       <w:proofErr w:type="gramEnd"/>
       <w:r>
         <w:t xml:space="preserve"> $TAXTOOLS</w:t>
@@ -14743,20 +15673,32 @@
       <w:r>
         <w:t xml:space="preserve">$ </w:t>
       </w:r>
+      <w:proofErr w:type="spellStart"/>
       <w:proofErr w:type="gramStart"/>
       <w:r>
         <w:t>rm</w:t>
       </w:r>
+      <w:proofErr w:type="spellEnd"/>
       <w:proofErr w:type="gramEnd"/>
       <w:r>
-        <w:t xml:space="preserve"> –rf </w:t>
-      </w:r>
+        <w:t xml:space="preserve"> –</w:t>
+      </w:r>
+      <w:proofErr w:type="spellStart"/>
+      <w:r>
+        <w:t>rf</w:t>
+      </w:r>
+      <w:proofErr w:type="spellEnd"/>
+      <w:r>
+        <w:t xml:space="preserve"> </w:t>
+      </w:r>
+      <w:proofErr w:type="spellStart"/>
       <w:r>
         <w:t>TAXTools</w:t>
       </w:r>
       <w:r>
         <w:t>New</w:t>
       </w:r>
+      <w:proofErr w:type="spellEnd"/>
     </w:p>
     <w:p>
       <w:pPr>
@@ -14765,12 +15707,22 @@
       <w:r>
         <w:t xml:space="preserve">$ </w:t>
       </w:r>
+      <w:proofErr w:type="spellStart"/>
       <w:r>
         <w:t>TAXTools</w:t>
       </w:r>
       <w:r>
-        <w:t>Dev/tools/UpdateRelease</w:t>
-      </w:r>
+        <w:t>Dev</w:t>
+      </w:r>
+      <w:proofErr w:type="spellEnd"/>
+      <w:r>
+        <w:t>/tools/</w:t>
+      </w:r>
+      <w:proofErr w:type="spellStart"/>
+      <w:r>
+        <w:t>UpdateRelease</w:t>
+      </w:r>
+      <w:proofErr w:type="spellEnd"/>
       <w:r>
         <w:tab/>
       </w:r>
@@ -14778,18 +15730,25 @@
         <w:tab/>
         <w:t xml:space="preserve"># Copy </w:t>
       </w:r>
+      <w:proofErr w:type="spellStart"/>
       <w:r>
         <w:t>TAXTools</w:t>
       </w:r>
       <w:r>
-        <w:t xml:space="preserve">Dev to </w:t>
-      </w:r>
+        <w:t>Dev</w:t>
+      </w:r>
+      <w:proofErr w:type="spellEnd"/>
+      <w:r>
+        <w:t xml:space="preserve"> to </w:t>
+      </w:r>
+      <w:proofErr w:type="spellStart"/>
       <w:r>
         <w:t>TAXTools</w:t>
       </w:r>
       <w:r>
         <w:t>New</w:t>
       </w:r>
+      <w:proofErr w:type="spellEnd"/>
     </w:p>
     <w:p>
       <w:pPr>
@@ -14798,26 +15757,32 @@
       <w:r>
         <w:t xml:space="preserve">$ </w:t>
       </w:r>
+      <w:proofErr w:type="spellStart"/>
       <w:proofErr w:type="gramStart"/>
       <w:r>
         <w:t>dircmp</w:t>
       </w:r>
+      <w:proofErr w:type="spellEnd"/>
       <w:proofErr w:type="gramEnd"/>
       <w:r>
         <w:t xml:space="preserve"> </w:t>
       </w:r>
+      <w:proofErr w:type="spellStart"/>
       <w:r>
         <w:t>TAXTools</w:t>
       </w:r>
+      <w:proofErr w:type="spellEnd"/>
       <w:r>
         <w:t xml:space="preserve"> </w:t>
       </w:r>
+      <w:proofErr w:type="spellStart"/>
       <w:r>
         <w:t>TAXTools</w:t>
       </w:r>
       <w:r>
         <w:t>New</w:t>
       </w:r>
+      <w:proofErr w:type="spellEnd"/>
       <w:r>
         <w:tab/>
       </w:r>
@@ -14849,17 +15814,24 @@
       <w:r>
         <w:t xml:space="preserve">replace the </w:t>
       </w:r>
+      <w:proofErr w:type="spellStart"/>
       <w:r>
         <w:t>TAXTools</w:t>
       </w:r>
+      <w:proofErr w:type="spellEnd"/>
       <w:r>
         <w:t xml:space="preserve"> directory with </w:t>
       </w:r>
+      <w:proofErr w:type="spellStart"/>
       <w:r>
         <w:t>TAXTools</w:t>
       </w:r>
       <w:r>
-        <w:t>New.</w:t>
+        <w:t>New</w:t>
+      </w:r>
+      <w:proofErr w:type="spellEnd"/>
+      <w:r>
+        <w:t>.</w:t>
       </w:r>
     </w:p>
     <w:p>
@@ -14872,20 +15844,28 @@
       <w:r>
         <w:t xml:space="preserve"> </w:t>
       </w:r>
+      <w:proofErr w:type="spellStart"/>
       <w:proofErr w:type="gramStart"/>
       <w:r>
         <w:t>mv</w:t>
       </w:r>
+      <w:proofErr w:type="spellEnd"/>
       <w:proofErr w:type="gramEnd"/>
       <w:r>
         <w:t xml:space="preserve"> </w:t>
       </w:r>
+      <w:proofErr w:type="spellStart"/>
       <w:r>
         <w:t>TAXTools</w:t>
       </w:r>
       <w:r>
-        <w:t xml:space="preserve">New </w:t>
-      </w:r>
+        <w:t>New</w:t>
+      </w:r>
+      <w:proofErr w:type="spellEnd"/>
+      <w:r>
+        <w:t xml:space="preserve"> </w:t>
+      </w:r>
+      <w:proofErr w:type="spellStart"/>
       <w:r>
         <w:t>TAXTools</w:t>
       </w:r>
@@ -14898,6 +15878,7 @@
         </w:rPr>
         <w:t>VersionNumber</w:t>
       </w:r>
+      <w:proofErr w:type="spellEnd"/>
     </w:p>
     <w:p>
       <w:pPr>
@@ -14915,13 +15896,21 @@
       </w:r>
       <w:proofErr w:type="gramEnd"/>
       <w:r>
-        <w:t xml:space="preserve"> –cv</w:t>
+        <w:t xml:space="preserve"> –</w:t>
+      </w:r>
+      <w:proofErr w:type="spellStart"/>
+      <w:r>
+        <w:t>cv</w:t>
       </w:r>
       <w:r>
         <w:t>z</w:t>
       </w:r>
       <w:r>
-        <w:t xml:space="preserve">f </w:t>
+        <w:t>f</w:t>
+      </w:r>
+      <w:proofErr w:type="spellEnd"/>
+      <w:r>
+        <w:t xml:space="preserve"> </w:t>
       </w:r>
       <w:r>
         <w:t>TAXTools</w:t>
@@ -14938,6 +15927,7 @@
       <w:r>
         <w:t xml:space="preserve">.tgz </w:t>
       </w:r>
+      <w:proofErr w:type="spellStart"/>
       <w:r>
         <w:t>TAXTools</w:t>
       </w:r>
@@ -14950,6 +15940,7 @@
         </w:rPr>
         <w:t>VersionNumber</w:t>
       </w:r>
+      <w:proofErr w:type="spellEnd"/>
     </w:p>
     <w:p>
       <w:pPr>
@@ -14981,9 +15972,11 @@
       <w:r>
         <w:t>.tgz $ARCHIVE/</w:t>
       </w:r>
+      <w:proofErr w:type="spellStart"/>
       <w:r>
         <w:t>TAXTools</w:t>
       </w:r>
+      <w:proofErr w:type="spellEnd"/>
     </w:p>
     <w:p>
       <w:pPr>
@@ -14992,17 +15985,29 @@
       <w:r>
         <w:t xml:space="preserve">$ </w:t>
       </w:r>
+      <w:proofErr w:type="spellStart"/>
       <w:proofErr w:type="gramStart"/>
       <w:r>
         <w:t>rm</w:t>
       </w:r>
+      <w:proofErr w:type="spellEnd"/>
       <w:proofErr w:type="gramEnd"/>
       <w:r>
-        <w:t xml:space="preserve"> –rf </w:t>
-      </w:r>
+        <w:t xml:space="preserve"> –</w:t>
+      </w:r>
+      <w:proofErr w:type="spellStart"/>
+      <w:r>
+        <w:t>rf</w:t>
+      </w:r>
+      <w:proofErr w:type="spellEnd"/>
+      <w:r>
+        <w:t xml:space="preserve"> </w:t>
+      </w:r>
+      <w:proofErr w:type="spellStart"/>
       <w:r>
         <w:t>TAXTools</w:t>
       </w:r>
+      <w:proofErr w:type="spellEnd"/>
       <w:r>
         <w:tab/>
       </w:r>
@@ -15024,14 +16029,17 @@
       <w:r>
         <w:t xml:space="preserve">$ </w:t>
       </w:r>
+      <w:proofErr w:type="spellStart"/>
       <w:proofErr w:type="gramStart"/>
       <w:r>
         <w:t>mv</w:t>
       </w:r>
+      <w:proofErr w:type="spellEnd"/>
       <w:proofErr w:type="gramEnd"/>
       <w:r>
         <w:t xml:space="preserve"> </w:t>
       </w:r>
+      <w:proofErr w:type="spellStart"/>
       <w:r>
         <w:t>TAXTools</w:t>
       </w:r>
@@ -15044,12 +16052,15 @@
         </w:rPr>
         <w:t>VersionNumber</w:t>
       </w:r>
+      <w:proofErr w:type="spellEnd"/>
       <w:r>
         <w:t xml:space="preserve"> </w:t>
       </w:r>
+      <w:proofErr w:type="spellStart"/>
       <w:r>
         <w:t>TAXTools</w:t>
       </w:r>
+      <w:proofErr w:type="spellEnd"/>
       <w:r>
         <w:tab/>
         <w:t># Replace with new files</w:t>
@@ -15092,8 +16103,13 @@
         <w:t xml:space="preserve">$ </w:t>
       </w:r>
       <w:r>
-        <w:t>Open DreamWeaver</w:t>
-      </w:r>
+        <w:t xml:space="preserve">Open </w:t>
+      </w:r>
+      <w:proofErr w:type="spellStart"/>
+      <w:r>
+        <w:t>DreamWeaver</w:t>
+      </w:r>
+      <w:proofErr w:type="spellEnd"/>
     </w:p>
     <w:p>
       <w:pPr>
@@ -15161,10 +16177,12 @@
       <w:r>
         <w:t xml:space="preserve">$ </w:t>
       </w:r>
+      <w:proofErr w:type="spellStart"/>
       <w:proofErr w:type="gramStart"/>
       <w:r>
         <w:t>cd</w:t>
       </w:r>
+      <w:proofErr w:type="spellEnd"/>
       <w:proofErr w:type="gramEnd"/>
       <w:r>
         <w:t xml:space="preserve"> $</w:t>
@@ -15180,10 +16198,12 @@
       <w:r>
         <w:t xml:space="preserve">$ </w:t>
       </w:r>
+      <w:proofErr w:type="spellStart"/>
       <w:proofErr w:type="gramStart"/>
       <w:r>
         <w:t>git</w:t>
       </w:r>
+      <w:proofErr w:type="spellEnd"/>
       <w:proofErr w:type="gramEnd"/>
       <w:r>
         <w:t xml:space="preserve"> checkout develop</w:t>
@@ -15196,10 +16216,12 @@
       <w:r>
         <w:t xml:space="preserve">$ </w:t>
       </w:r>
+      <w:proofErr w:type="spellStart"/>
       <w:proofErr w:type="gramStart"/>
       <w:r>
         <w:t>git</w:t>
       </w:r>
+      <w:proofErr w:type="spellEnd"/>
       <w:proofErr w:type="gramEnd"/>
       <w:r>
         <w:t xml:space="preserve"> pull</w:t>
@@ -15253,10 +16275,12 @@
       <w:r>
         <w:t xml:space="preserve">$ </w:t>
       </w:r>
+      <w:proofErr w:type="spellStart"/>
       <w:proofErr w:type="gramStart"/>
       <w:r>
         <w:t>git</w:t>
       </w:r>
+      <w:proofErr w:type="spellEnd"/>
       <w:proofErr w:type="gramEnd"/>
       <w:r>
         <w:t xml:space="preserve"> commit –a</w:t>
@@ -15278,10 +16302,12 @@
       <w:r>
         <w:t xml:space="preserve">$ </w:t>
       </w:r>
+      <w:proofErr w:type="spellStart"/>
       <w:proofErr w:type="gramStart"/>
       <w:r>
         <w:t>git</w:t>
       </w:r>
+      <w:proofErr w:type="spellEnd"/>
       <w:proofErr w:type="gramEnd"/>
       <w:r>
         <w:t xml:space="preserve"> push</w:t>
@@ -15295,10 +16321,12 @@
       <w:r>
         <w:t xml:space="preserve">Get a Past Version of </w:t>
       </w:r>
+      <w:proofErr w:type="spellStart"/>
       <w:r>
         <w:t>TAXTools</w:t>
       </w:r>
       <w:bookmarkEnd w:id="59"/>
+      <w:proofErr w:type="spellEnd"/>
     </w:p>
     <w:p>
       <w:pPr>
@@ -15317,12 +16345,14 @@
       <w:r>
         <w:t xml:space="preserve">You create a tag with the </w:t>
       </w:r>
+      <w:proofErr w:type="spellStart"/>
       <w:r>
         <w:rPr>
           <w:rStyle w:val="SourceCodechar"/>
         </w:rPr>
         <w:t>git</w:t>
       </w:r>
+      <w:proofErr w:type="spellEnd"/>
       <w:r>
         <w:t xml:space="preserve"> </w:t>
       </w:r>
@@ -15343,14 +16373,17 @@
       <w:r>
         <w:t xml:space="preserve">$ </w:t>
       </w:r>
+      <w:proofErr w:type="spellStart"/>
       <w:proofErr w:type="gramStart"/>
       <w:r>
         <w:t>git</w:t>
       </w:r>
+      <w:proofErr w:type="spellEnd"/>
       <w:proofErr w:type="gramEnd"/>
       <w:r>
         <w:t xml:space="preserve"> tag </w:t>
       </w:r>
+      <w:proofErr w:type="spellStart"/>
       <w:r>
         <w:rPr>
           <w:rStyle w:val="SourceCodenon-literal"/>
@@ -15375,6 +16408,7 @@
         </w:rPr>
         <w:t>umber</w:t>
       </w:r>
+      <w:proofErr w:type="spellEnd"/>
       <w:r>
         <w:rPr>
           <w:rStyle w:val="SourceCodenon-literal"/>
@@ -15404,10 +16438,12 @@
       <w:r>
         <w:t xml:space="preserve">$ </w:t>
       </w:r>
+      <w:proofErr w:type="spellStart"/>
       <w:proofErr w:type="gramStart"/>
       <w:r>
         <w:t>git</w:t>
       </w:r>
+      <w:proofErr w:type="spellEnd"/>
       <w:proofErr w:type="gramEnd"/>
       <w:r>
         <w:t xml:space="preserve"> push</w:t>
@@ -15430,10 +16466,12 @@
       <w:r>
         <w:t xml:space="preserve">$ </w:t>
       </w:r>
+      <w:proofErr w:type="spellStart"/>
       <w:proofErr w:type="gramStart"/>
       <w:r>
         <w:t>git</w:t>
       </w:r>
+      <w:proofErr w:type="spellEnd"/>
       <w:proofErr w:type="gramEnd"/>
       <w:r>
         <w:t xml:space="preserve"> push --tags</w:t>
@@ -15473,12 +16511,14 @@
       <w:r>
         <w:t xml:space="preserve">the </w:t>
       </w:r>
+      <w:proofErr w:type="spellStart"/>
       <w:r>
         <w:rPr>
           <w:rStyle w:val="SourceCodechar"/>
         </w:rPr>
         <w:t>git</w:t>
       </w:r>
+      <w:proofErr w:type="spellEnd"/>
       <w:r>
         <w:t xml:space="preserve"> </w:t>
       </w:r>
@@ -15505,10 +16545,12 @@
       <w:r>
         <w:t xml:space="preserve">$ </w:t>
       </w:r>
+      <w:proofErr w:type="spellStart"/>
       <w:proofErr w:type="gramStart"/>
       <w:r>
         <w:t>git</w:t>
       </w:r>
+      <w:proofErr w:type="spellEnd"/>
       <w:proofErr w:type="gramEnd"/>
       <w:r>
         <w:t xml:space="preserve"> tag </w:t>
@@ -15516,12 +16558,14 @@
       <w:r>
         <w:t xml:space="preserve">--delete </w:t>
       </w:r>
+      <w:proofErr w:type="spellStart"/>
       <w:r>
         <w:rPr>
           <w:rStyle w:val="SourceCodenon-literal"/>
         </w:rPr>
         <w:t>tagName</w:t>
       </w:r>
+      <w:proofErr w:type="spellEnd"/>
       <w:r>
         <w:rPr>
           <w:rStyle w:val="SourceCodenon-literal"/>
@@ -15551,10 +16595,12 @@
       <w:r>
         <w:t xml:space="preserve">$ </w:t>
       </w:r>
+      <w:proofErr w:type="spellStart"/>
       <w:proofErr w:type="gramStart"/>
       <w:r>
         <w:t>git</w:t>
       </w:r>
+      <w:proofErr w:type="spellEnd"/>
       <w:proofErr w:type="gramEnd"/>
       <w:r>
         <w:t xml:space="preserve"> push </w:t>
@@ -15565,12 +16611,14 @@
       <w:r>
         <w:t xml:space="preserve">--delete </w:t>
       </w:r>
+      <w:proofErr w:type="spellStart"/>
       <w:r>
         <w:rPr>
           <w:rStyle w:val="SourceCodenon-literal"/>
         </w:rPr>
         <w:t>tagName</w:t>
       </w:r>
+      <w:proofErr w:type="spellEnd"/>
       <w:r>
         <w:tab/>
       </w:r>
@@ -15678,10 +16726,12 @@
       <w:r>
         <w:t xml:space="preserve">$ </w:t>
       </w:r>
+      <w:proofErr w:type="spellStart"/>
       <w:proofErr w:type="gramStart"/>
       <w:r>
         <w:t>git</w:t>
       </w:r>
+      <w:proofErr w:type="spellEnd"/>
       <w:proofErr w:type="gramEnd"/>
       <w:r>
         <w:t xml:space="preserve"> help</w:t>
@@ -15725,6 +16775,7 @@
         </w:rPr>
         <w:t xml:space="preserve">$ </w:t>
       </w:r>
+      <w:proofErr w:type="spellStart"/>
       <w:proofErr w:type="gramStart"/>
       <w:r>
         <w:rPr>
@@ -15732,6 +16783,7 @@
         </w:rPr>
         <w:t>git</w:t>
       </w:r>
+      <w:proofErr w:type="spellEnd"/>
       <w:proofErr w:type="gramEnd"/>
       <w:r>
         <w:rPr>
@@ -15787,6 +16839,7 @@
         </w:rPr>
         <w:t xml:space="preserve">$ </w:t>
       </w:r>
+      <w:proofErr w:type="spellStart"/>
       <w:proofErr w:type="gramStart"/>
       <w:r>
         <w:rPr>
@@ -15794,6 +16847,7 @@
         </w:rPr>
         <w:t>git</w:t>
       </w:r>
+      <w:proofErr w:type="spellEnd"/>
       <w:proofErr w:type="gramEnd"/>
       <w:r>
         <w:rPr>
@@ -15846,6 +16900,7 @@
         </w:rPr>
         <w:t xml:space="preserve">$ </w:t>
       </w:r>
+      <w:proofErr w:type="spellStart"/>
       <w:proofErr w:type="gramStart"/>
       <w:r>
         <w:rPr>
@@ -15853,6 +16908,7 @@
         </w:rPr>
         <w:t>git</w:t>
       </w:r>
+      <w:proofErr w:type="spellEnd"/>
       <w:proofErr w:type="gramEnd"/>
       <w:r>
         <w:rPr>
@@ -16041,12 +17097,14 @@
       <w:r>
         <w:t xml:space="preserve">s any directory that has been initialized by Git using the </w:t>
       </w:r>
+      <w:proofErr w:type="spellStart"/>
       <w:r>
         <w:rPr>
           <w:rStyle w:val="SourceCodechar"/>
         </w:rPr>
         <w:t>git</w:t>
       </w:r>
+      <w:proofErr w:type="spellEnd"/>
       <w:r>
         <w:t xml:space="preserve"> </w:t>
       </w:r>
@@ -16071,8 +17129,16 @@
         <w:rPr>
           <w:rStyle w:val="SourceCodechar"/>
         </w:rPr>
-        <w:t>.git</w:t>
-      </w:r>
+        <w:t>.</w:t>
+      </w:r>
+      <w:proofErr w:type="spellStart"/>
+      <w:r>
+        <w:rPr>
+          <w:rStyle w:val="SourceCodechar"/>
+        </w:rPr>
+        <w:t>git</w:t>
+      </w:r>
+      <w:proofErr w:type="spellEnd"/>
       <w:r>
         <w:t xml:space="preserve"> where Git stores all the information it needs to track changes to the files in the directory.</w:t>
       </w:r>
@@ -16533,7 +17599,14 @@
       </w:r>
       <w:r>
         <w:tab/>
-        <w:t>Ubuntu (WSL)</w:t>
+      </w:r>
+      <w:proofErr w:type="spellStart"/>
+      <w:r>
+        <w:t>Ubuntu</w:t>
+      </w:r>
+      <w:proofErr w:type="spellEnd"/>
+      <w:r>
+        <w:t xml:space="preserve"> (WSL)</w:t>
       </w:r>
     </w:p>
     <w:p>
@@ -16585,8 +17658,30 @@
         <w:rPr>
           <w:rStyle w:val="SourceCodechar"/>
         </w:rPr>
-        <w:t>.vscode/settings.json</w:t>
-      </w:r>
+        <w:t>.</w:t>
+      </w:r>
+      <w:proofErr w:type="spellStart"/>
+      <w:r>
+        <w:rPr>
+          <w:rStyle w:val="SourceCodechar"/>
+        </w:rPr>
+        <w:t>vscode</w:t>
+      </w:r>
+      <w:proofErr w:type="spellEnd"/>
+      <w:r>
+        <w:rPr>
+          <w:rStyle w:val="SourceCodechar"/>
+        </w:rPr>
+        <w:t>/</w:t>
+      </w:r>
+      <w:proofErr w:type="spellStart"/>
+      <w:r>
+        <w:rPr>
+          <w:rStyle w:val="SourceCodechar"/>
+        </w:rPr>
+        <w:t>settings.json</w:t>
+      </w:r>
+      <w:proofErr w:type="spellEnd"/>
       <w:r>
         <w:t xml:space="preserve">. </w:t>
       </w:r>
@@ -16640,8 +17735,12 @@
       </w:r>
       <w:r>
         <w:tab/>
+      </w:r>
+      <w:proofErr w:type="spellStart"/>
+      <w:r>
         <w:t>Tabsize</w:t>
       </w:r>
+      <w:proofErr w:type="spellEnd"/>
       <w:r>
         <w:tab/>
       </w:r>
@@ -16793,7 +17892,21 @@
         <w:rPr>
           <w:lang w:eastAsia="ar-SA"/>
         </w:rPr>
-        <w:t>I use the following extensions. VS Code does not support printing, so you need to add an extension to provide the functionality. The Print extension adds print icons to the top banner of the editor panel. The ESLint and Prettier extensions are discussed below.</w:t>
+        <w:t xml:space="preserve">I use the following extensions. VS Code does not support printing, so you need to add an extension to provide the functionality. The Print extension adds print icons to the top banner of the editor panel. The </w:t>
+      </w:r>
+      <w:proofErr w:type="spellStart"/>
+      <w:r>
+        <w:rPr>
+          <w:lang w:eastAsia="ar-SA"/>
+        </w:rPr>
+        <w:t>ESLint</w:t>
+      </w:r>
+      <w:proofErr w:type="spellEnd"/>
+      <w:r>
+        <w:rPr>
+          <w:lang w:eastAsia="ar-SA"/>
+        </w:rPr>
+        <w:t xml:space="preserve"> and Prettier extensions are discussed below.</w:t>
       </w:r>
     </w:p>
     <w:p>
@@ -16820,9 +17933,11 @@
         <w:pStyle w:val="Hang-Medium"/>
         <w:spacing w:after="0"/>
       </w:pPr>
+      <w:proofErr w:type="spellStart"/>
       <w:r>
         <w:t>ESLint</w:t>
       </w:r>
+      <w:proofErr w:type="spellEnd"/>
     </w:p>
     <w:p>
       <w:pPr>
@@ -16844,9 +17959,11 @@
         <w:pStyle w:val="Hang-Medium"/>
         <w:spacing w:after="0"/>
       </w:pPr>
+      <w:proofErr w:type="spellStart"/>
       <w:r>
         <w:t>GitLens</w:t>
       </w:r>
+      <w:proofErr w:type="spellEnd"/>
     </w:p>
     <w:p>
       <w:pPr>
@@ -16890,7 +18007,15 @@
         <w:spacing w:after="0"/>
       </w:pPr>
       <w:r>
-        <w:t>Open in Browser (by TechER)</w:t>
+        <w:t xml:space="preserve">Open in Browser (by </w:t>
+      </w:r>
+      <w:proofErr w:type="spellStart"/>
+      <w:r>
+        <w:t>TechER</w:t>
+      </w:r>
+      <w:proofErr w:type="spellEnd"/>
+      <w:r>
+        <w:t>)</w:t>
       </w:r>
     </w:p>
     <w:p>
@@ -17066,12 +18191,12 @@
       <w:pPr>
         <w:pStyle w:val="Heading2"/>
       </w:pPr>
-      <w:bookmarkStart w:id="70" w:name="_Toc227669205"/>
-      <w:bookmarkStart w:id="71" w:name="_Toc239272868"/>
+      <w:bookmarkStart w:id="70" w:name="_Toc239272868"/>
+      <w:bookmarkStart w:id="71" w:name="_Toc227669205"/>
       <w:r>
         <w:t>Node and NPM</w:t>
       </w:r>
-      <w:bookmarkEnd w:id="71"/>
+      <w:bookmarkEnd w:id="70"/>
     </w:p>
     <w:p>
       <w:pPr>
@@ -17159,12 +18284,14 @@
       <w:r>
         <w:t xml:space="preserve">In a terminal window, initialize the package manager (NPM) for use with your project. This step only needs to be done once, so this step has already been done. This step creates the file </w:t>
       </w:r>
+      <w:proofErr w:type="spellStart"/>
       <w:r>
         <w:rPr>
           <w:rStyle w:val="SourceCodechar"/>
         </w:rPr>
         <w:t>package.json</w:t>
       </w:r>
+      <w:proofErr w:type="spellEnd"/>
       <w:r>
         <w:t>, which NPM uses to track which packages have been installed and their dependencies.</w:t>
       </w:r>
@@ -17176,14 +18303,17 @@
       <w:r>
         <w:t xml:space="preserve">$ </w:t>
       </w:r>
+      <w:proofErr w:type="spellStart"/>
       <w:proofErr w:type="gramStart"/>
       <w:r>
         <w:t>cd</w:t>
       </w:r>
+      <w:proofErr w:type="spellEnd"/>
       <w:proofErr w:type="gramEnd"/>
       <w:r>
         <w:t xml:space="preserve"> </w:t>
       </w:r>
+      <w:proofErr w:type="spellStart"/>
       <w:r>
         <w:rPr>
           <w:rStyle w:val="SourceCodenon-literal"/>
@@ -17196,6 +18326,7 @@
         </w:rPr>
         <w:t>Directory</w:t>
       </w:r>
+      <w:proofErr w:type="spellEnd"/>
     </w:p>
     <w:p>
       <w:pPr>
@@ -17204,10 +18335,12 @@
       <w:r>
         <w:t xml:space="preserve">$ </w:t>
       </w:r>
+      <w:proofErr w:type="spellStart"/>
       <w:proofErr w:type="gramStart"/>
       <w:r>
         <w:t>npm</w:t>
       </w:r>
+      <w:proofErr w:type="spellEnd"/>
       <w:proofErr w:type="gramEnd"/>
       <w:r>
         <w:t xml:space="preserve"> init -y</w:t>
@@ -17237,20 +18370,24 @@
       <w:r>
         <w:t xml:space="preserve">$ </w:t>
       </w:r>
+      <w:proofErr w:type="spellStart"/>
       <w:proofErr w:type="gramStart"/>
       <w:r>
         <w:t>npm</w:t>
       </w:r>
+      <w:proofErr w:type="spellEnd"/>
       <w:proofErr w:type="gramEnd"/>
       <w:r>
         <w:t xml:space="preserve"> install </w:t>
       </w:r>
+      <w:proofErr w:type="spellStart"/>
       <w:r>
         <w:rPr>
           <w:rStyle w:val="SourceCodenon-literal"/>
         </w:rPr>
         <w:t>packageName</w:t>
       </w:r>
+      <w:proofErr w:type="spellEnd"/>
     </w:p>
     <w:p>
       <w:pPr>
@@ -17259,10 +18396,12 @@
       <w:r>
         <w:t xml:space="preserve">$ </w:t>
       </w:r>
+      <w:proofErr w:type="spellStart"/>
       <w:proofErr w:type="gramStart"/>
       <w:r>
         <w:t>npm</w:t>
       </w:r>
+      <w:proofErr w:type="spellEnd"/>
       <w:proofErr w:type="gramEnd"/>
       <w:r>
         <w:t xml:space="preserve"> list</w:t>
@@ -17275,10 +18414,12 @@
       <w:r>
         <w:t xml:space="preserve">$ </w:t>
       </w:r>
+      <w:proofErr w:type="spellStart"/>
       <w:proofErr w:type="gramStart"/>
       <w:r>
         <w:t>npm</w:t>
       </w:r>
+      <w:proofErr w:type="spellEnd"/>
       <w:proofErr w:type="gramEnd"/>
       <w:r>
         <w:t xml:space="preserve"> outdated</w:t>
@@ -17299,20 +18440,24 @@
         <w:lastRenderedPageBreak/>
         <w:t xml:space="preserve">$ </w:t>
       </w:r>
+      <w:proofErr w:type="spellStart"/>
       <w:proofErr w:type="gramStart"/>
       <w:r>
         <w:t>npm</w:t>
       </w:r>
+      <w:proofErr w:type="spellEnd"/>
       <w:proofErr w:type="gramEnd"/>
       <w:r>
         <w:t xml:space="preserve"> uninstall </w:t>
       </w:r>
+      <w:proofErr w:type="spellStart"/>
       <w:r>
         <w:rPr>
           <w:rStyle w:val="SourceCodenon-literal"/>
         </w:rPr>
         <w:t>packageName</w:t>
       </w:r>
+      <w:proofErr w:type="spellEnd"/>
     </w:p>
     <w:p>
       <w:pPr>
@@ -17321,20 +18466,24 @@
       <w:r>
         <w:t xml:space="preserve">$ </w:t>
       </w:r>
+      <w:proofErr w:type="spellStart"/>
       <w:proofErr w:type="gramStart"/>
       <w:r>
         <w:t>npm</w:t>
       </w:r>
+      <w:proofErr w:type="spellEnd"/>
       <w:proofErr w:type="gramEnd"/>
       <w:r>
         <w:t xml:space="preserve"> update [</w:t>
       </w:r>
+      <w:proofErr w:type="spellStart"/>
       <w:r>
         <w:rPr>
           <w:rStyle w:val="SourceCodenon-literal"/>
         </w:rPr>
         <w:t>packageName</w:t>
       </w:r>
+      <w:proofErr w:type="spellEnd"/>
       <w:r>
         <w:t>]</w:t>
       </w:r>
@@ -17435,14 +18584,17 @@
       <w:r>
         <w:t xml:space="preserve">$ </w:t>
       </w:r>
+      <w:proofErr w:type="spellStart"/>
       <w:proofErr w:type="gramStart"/>
       <w:r>
         <w:t>cd</w:t>
       </w:r>
+      <w:proofErr w:type="spellEnd"/>
       <w:proofErr w:type="gramEnd"/>
       <w:r>
         <w:t xml:space="preserve"> </w:t>
       </w:r>
+      <w:proofErr w:type="spellStart"/>
       <w:r>
         <w:rPr>
           <w:rStyle w:val="SourceCodenon-literal"/>
@@ -17455,6 +18607,7 @@
         </w:rPr>
         <w:t>Directory</w:t>
       </w:r>
+      <w:proofErr w:type="spellEnd"/>
     </w:p>
     <w:p>
       <w:pPr>
@@ -17469,6 +18622,7 @@
         </w:rPr>
         <w:t xml:space="preserve">$ </w:t>
       </w:r>
+      <w:proofErr w:type="spellStart"/>
       <w:proofErr w:type="gramStart"/>
       <w:r>
         <w:rPr>
@@ -17476,6 +18630,7 @@
         </w:rPr>
         <w:t>npm</w:t>
       </w:r>
+      <w:proofErr w:type="spellEnd"/>
       <w:proofErr w:type="gramEnd"/>
       <w:r>
         <w:rPr>
@@ -17520,10 +18675,12 @@
       <w:r>
         <w:t xml:space="preserve">$ </w:t>
       </w:r>
+      <w:proofErr w:type="spellStart"/>
       <w:proofErr w:type="gramStart"/>
       <w:r>
         <w:t>npx</w:t>
       </w:r>
+      <w:proofErr w:type="spellEnd"/>
       <w:proofErr w:type="gramEnd"/>
       <w:r>
         <w:t xml:space="preserve"> prettier </w:t>
@@ -17668,37 +18825,61 @@
         <w:pStyle w:val="Heading3"/>
       </w:pPr>
       <w:bookmarkStart w:id="74" w:name="_Toc239272871"/>
+      <w:proofErr w:type="spellStart"/>
       <w:r>
         <w:t>ESLint</w:t>
       </w:r>
       <w:bookmarkEnd w:id="74"/>
-    </w:p>
-    <w:p>
-      <w:pPr>
-        <w:pStyle w:val="Body-Text"/>
-        <w:rPr>
-          <w:lang w:eastAsia="ar-SA"/>
-        </w:rPr>
-      </w:pPr>
-      <w:r>
-        <w:rPr>
-          <w:lang w:eastAsia="ar-SA"/>
-        </w:rPr>
-        <w:t>NOTE: This does not work when the source code is hosted on Google Drive. Clone a new repository on the local system and use ESLint there.</w:t>
-      </w:r>
-    </w:p>
-    <w:p>
-      <w:pPr>
-        <w:pStyle w:val="Body-Text"/>
-        <w:rPr>
-          <w:lang w:eastAsia="ar-SA"/>
-        </w:rPr>
-      </w:pPr>
-      <w:r>
-        <w:rPr>
-          <w:lang w:eastAsia="ar-SA"/>
-        </w:rPr>
-        <w:t xml:space="preserve">ESLint is the code checker used </w:t>
+      <w:proofErr w:type="spellEnd"/>
+    </w:p>
+    <w:p>
+      <w:pPr>
+        <w:pStyle w:val="Body-Text"/>
+        <w:rPr>
+          <w:lang w:eastAsia="ar-SA"/>
+        </w:rPr>
+      </w:pPr>
+      <w:r>
+        <w:rPr>
+          <w:lang w:eastAsia="ar-SA"/>
+        </w:rPr>
+        <w:t xml:space="preserve">NOTE: This does not work when the source code is hosted on Google Drive. Clone a new repository on the local system and use </w:t>
+      </w:r>
+      <w:proofErr w:type="spellStart"/>
+      <w:r>
+        <w:rPr>
+          <w:lang w:eastAsia="ar-SA"/>
+        </w:rPr>
+        <w:t>ESLint</w:t>
+      </w:r>
+      <w:proofErr w:type="spellEnd"/>
+      <w:r>
+        <w:rPr>
+          <w:lang w:eastAsia="ar-SA"/>
+        </w:rPr>
+        <w:t xml:space="preserve"> there.</w:t>
+      </w:r>
+    </w:p>
+    <w:p>
+      <w:pPr>
+        <w:pStyle w:val="Body-Text"/>
+        <w:rPr>
+          <w:lang w:eastAsia="ar-SA"/>
+        </w:rPr>
+      </w:pPr>
+      <w:proofErr w:type="spellStart"/>
+      <w:r>
+        <w:rPr>
+          <w:lang w:eastAsia="ar-SA"/>
+        </w:rPr>
+        <w:t>ESLint</w:t>
+      </w:r>
+      <w:proofErr w:type="spellEnd"/>
+      <w:r>
+        <w:rPr>
+          <w:lang w:eastAsia="ar-SA"/>
+        </w:rPr>
+        <w:t xml:space="preserve"> is the code checker used </w:t>
       </w:r>
       <w:r>
         <w:rPr>
@@ -17752,7 +18933,21 @@
         <w:rPr>
           <w:lang w:eastAsia="ar-SA"/>
         </w:rPr>
-        <w:t xml:space="preserve">Install the ESLint package. The </w:t>
+        <w:t xml:space="preserve">Install the </w:t>
+      </w:r>
+      <w:proofErr w:type="spellStart"/>
+      <w:r>
+        <w:rPr>
+          <w:lang w:eastAsia="ar-SA"/>
+        </w:rPr>
+        <w:t>ESLint</w:t>
+      </w:r>
+      <w:proofErr w:type="spellEnd"/>
+      <w:r>
+        <w:rPr>
+          <w:lang w:eastAsia="ar-SA"/>
+        </w:rPr>
+        <w:t xml:space="preserve"> package. The </w:t>
       </w:r>
       <w:r>
         <w:rPr>
@@ -17778,14 +18973,17 @@
       <w:r>
         <w:t xml:space="preserve">$ </w:t>
       </w:r>
+      <w:proofErr w:type="spellStart"/>
       <w:proofErr w:type="gramStart"/>
       <w:r>
         <w:t>cd</w:t>
       </w:r>
+      <w:proofErr w:type="spellEnd"/>
       <w:proofErr w:type="gramEnd"/>
       <w:r>
         <w:t xml:space="preserve"> </w:t>
       </w:r>
+      <w:proofErr w:type="spellStart"/>
       <w:r>
         <w:rPr>
           <w:rStyle w:val="SourceCodenon-literal"/>
@@ -17798,6 +18996,7 @@
         </w:rPr>
         <w:t>Directory</w:t>
       </w:r>
+      <w:proofErr w:type="spellEnd"/>
     </w:p>
     <w:p>
       <w:pPr>
@@ -17810,7 +19009,35 @@
         <w:rPr>
           <w:lang w:eastAsia="ar-SA"/>
         </w:rPr>
-        <w:t>$ npm install eslint -–save-dev</w:t>
+        <w:t xml:space="preserve">$ </w:t>
+      </w:r>
+      <w:proofErr w:type="spellStart"/>
+      <w:r>
+        <w:rPr>
+          <w:lang w:eastAsia="ar-SA"/>
+        </w:rPr>
+        <w:t>npm</w:t>
+      </w:r>
+      <w:proofErr w:type="spellEnd"/>
+      <w:r>
+        <w:rPr>
+          <w:lang w:eastAsia="ar-SA"/>
+        </w:rPr>
+        <w:t xml:space="preserve"> install </w:t>
+      </w:r>
+      <w:proofErr w:type="spellStart"/>
+      <w:r>
+        <w:rPr>
+          <w:lang w:eastAsia="ar-SA"/>
+        </w:rPr>
+        <w:t>eslint</w:t>
+      </w:r>
+      <w:proofErr w:type="spellEnd"/>
+      <w:r>
+        <w:rPr>
+          <w:lang w:eastAsia="ar-SA"/>
+        </w:rPr>
+        <w:t xml:space="preserve"> -–save-dev</w:t>
       </w:r>
     </w:p>
     <w:p>
@@ -17836,7 +19063,21 @@
         <w:rPr>
           <w:lang w:eastAsia="ar-SA"/>
         </w:rPr>
-        <w:t>Create a default configuration for ESLint.</w:t>
+        <w:t xml:space="preserve">Create a default configuration for </w:t>
+      </w:r>
+      <w:proofErr w:type="spellStart"/>
+      <w:r>
+        <w:rPr>
+          <w:lang w:eastAsia="ar-SA"/>
+        </w:rPr>
+        <w:t>ESLint</w:t>
+      </w:r>
+      <w:proofErr w:type="spellEnd"/>
+      <w:r>
+        <w:rPr>
+          <w:lang w:eastAsia="ar-SA"/>
+        </w:rPr>
+        <w:t>.</w:t>
       </w:r>
     </w:p>
     <w:p>
@@ -17850,7 +19091,35 @@
         <w:rPr>
           <w:lang w:eastAsia="ar-SA"/>
         </w:rPr>
-        <w:t>$ npx eslint –-init</w:t>
+        <w:t xml:space="preserve">$ </w:t>
+      </w:r>
+      <w:proofErr w:type="spellStart"/>
+      <w:r>
+        <w:rPr>
+          <w:lang w:eastAsia="ar-SA"/>
+        </w:rPr>
+        <w:t>npx</w:t>
+      </w:r>
+      <w:proofErr w:type="spellEnd"/>
+      <w:r>
+        <w:rPr>
+          <w:lang w:eastAsia="ar-SA"/>
+        </w:rPr>
+        <w:t xml:space="preserve"> </w:t>
+      </w:r>
+      <w:proofErr w:type="spellStart"/>
+      <w:r>
+        <w:rPr>
+          <w:lang w:eastAsia="ar-SA"/>
+        </w:rPr>
+        <w:t>eslint</w:t>
+      </w:r>
+      <w:proofErr w:type="spellEnd"/>
+      <w:r>
+        <w:rPr>
+          <w:lang w:eastAsia="ar-SA"/>
+        </w:rPr>
+        <w:t xml:space="preserve"> –-init</w:t>
       </w:r>
     </w:p>
     <w:p>
@@ -17876,7 +19145,21 @@
         <w:rPr>
           <w:lang w:eastAsia="ar-SA"/>
         </w:rPr>
-        <w:t>Run ESLint on a file.</w:t>
+        <w:t xml:space="preserve">Run </w:t>
+      </w:r>
+      <w:proofErr w:type="spellStart"/>
+      <w:r>
+        <w:rPr>
+          <w:lang w:eastAsia="ar-SA"/>
+        </w:rPr>
+        <w:t>ESLint</w:t>
+      </w:r>
+      <w:proofErr w:type="spellEnd"/>
+      <w:r>
+        <w:rPr>
+          <w:lang w:eastAsia="ar-SA"/>
+        </w:rPr>
+        <w:t xml:space="preserve"> on a file.</w:t>
       </w:r>
     </w:p>
     <w:p>
@@ -17887,7 +19170,23 @@
         </w:rPr>
       </w:pPr>
       <w:r>
-        <w:t xml:space="preserve">$ npx eslint </w:t>
+        <w:t xml:space="preserve">$ </w:t>
+      </w:r>
+      <w:proofErr w:type="spellStart"/>
+      <w:r>
+        <w:t>npx</w:t>
+      </w:r>
+      <w:proofErr w:type="spellEnd"/>
+      <w:r>
+        <w:t xml:space="preserve"> </w:t>
+      </w:r>
+      <w:proofErr w:type="spellStart"/>
+      <w:r>
+        <w:t>eslint</w:t>
+      </w:r>
+      <w:proofErr w:type="spellEnd"/>
+      <w:r>
+        <w:t xml:space="preserve"> </w:t>
       </w:r>
       <w:r>
         <w:rPr>
@@ -17901,7 +19200,7 @@
         <w:pStyle w:val="SourceCode"/>
       </w:pPr>
     </w:p>
-    <w:bookmarkEnd w:id="70"/>
+    <w:bookmarkEnd w:id="71"/>
     <w:p>
       <w:pPr>
         <w:pStyle w:val="Body-Text"/>
@@ -17911,7 +19210,15 @@
         </w:numPr>
       </w:pPr>
       <w:r>
-        <w:t>In VS Code, install the extension ESLint. Restart VS Code.</w:t>
+        <w:t xml:space="preserve">In VS Code, install the extension </w:t>
+      </w:r>
+      <w:proofErr w:type="spellStart"/>
+      <w:r>
+        <w:t>ESLint</w:t>
+      </w:r>
+      <w:proofErr w:type="spellEnd"/>
+      <w:r>
+        <w:t>. Restart VS Code.</w:t>
       </w:r>
     </w:p>
     <w:p>
@@ -18059,7 +19366,23 @@
         <w:t>Git will be install</w:t>
       </w:r>
       <w:r>
-        <w:t>ed at: C:/Users/&lt;UserName&gt;/AppData/Local/Programs/Git. Yo</w:t>
+        <w:t>ed at: C:/Users/&lt;</w:t>
+      </w:r>
+      <w:proofErr w:type="spellStart"/>
+      <w:r>
+        <w:t>UserName</w:t>
+      </w:r>
+      <w:proofErr w:type="spellEnd"/>
+      <w:r>
+        <w:t>&gt;/</w:t>
+      </w:r>
+      <w:proofErr w:type="spellStart"/>
+      <w:r>
+        <w:t>AppData</w:t>
+      </w:r>
+      <w:proofErr w:type="spellEnd"/>
+      <w:r>
+        <w:t>/Local/Programs/Git. Yo</w:t>
       </w:r>
       <w:r>
         <w:t>u may need to know this if one of the tools is not able to find the Git commands.</w:t>
@@ -18193,7 +19516,7 @@
         <w:szCs w:val="24"/>
         <w:lang w:eastAsia="en-US"/>
       </w:rPr>
-      <w:t>25</w:t>
+      <w:t>24</w:t>
     </w:r>
     <w:r>
       <w:rPr>
@@ -22172,7 +23495,7 @@
 </file>
 
 <file path=customXml/itemProps1.xml><?xml version="1.0" encoding="utf-8"?>
-<ds:datastoreItem xmlns:ds="http://schemas.openxmlformats.org/officeDocument/2006/customXml" ds:itemID="{6758F923-FFAF-4B99-932C-C78E81B1B59D}">
+<ds:datastoreItem xmlns:ds="http://schemas.openxmlformats.org/officeDocument/2006/customXml" ds:itemID="{26003B2F-202A-4D06-8F78-944A99B55F33}">
   <ds:schemaRefs>
     <ds:schemaRef ds:uri="http://schemas.openxmlformats.org/officeDocument/2006/bibliography"/>
   </ds:schemaRefs>
